--- a/Module_2_Oct_2026_v2/Oct13_session3_materials.docx
+++ b/Module_2_Oct_2026_v2/Oct13_session3_materials.docx
@@ -21,6 +21,7 @@
           <w:i w:val="false"/>
           <w:b w:val="false"/>
           <w:u w:val="none"/>
+          <w:strike w:val="false"/>
           <w:sz w:val="18"/>
           <w:szCs w:val="18"/>
           <w:color w:val="545860"/>
@@ -47,6 +48,7 @@
           <w:i w:val="false"/>
           <w:b w:val="true"/>
           <w:u w:val="none"/>
+          <w:strike w:val="false"/>
           <w:sz w:val="36"/>
           <w:szCs w:val="36"/>
           <w:color w:val="063360"/>
@@ -73,6 +75,7 @@
           <w:i w:val="true"/>
           <w:b w:val="false"/>
           <w:u w:val="none"/>
+          <w:strike w:val="false"/>
           <w:sz w:val="18"/>
           <w:szCs w:val="18"/>
           <w:color w:val="215A9E"/>
@@ -99,6 +102,7 @@
           <w:i w:val="false"/>
           <w:b w:val="false"/>
           <w:u w:val="none"/>
+          <w:strike w:val="false"/>
           <w:sz w:val="22"/>
           <w:szCs w:val="22"/>
           <w:color w:val="000000"/>
@@ -125,6 +129,7 @@
           <w:i w:val="false"/>
           <w:b w:val="true"/>
           <w:u w:val="none"/>
+          <w:strike w:val="false"/>
           <w:sz w:val="22"/>
           <w:szCs w:val="22"/>
           <w:color w:val="063360"/>
@@ -169,7 +174,6 @@
           </w:tcPr>
           <w:p>
             <w:pPr>
-              <w:pStyle w:val="Normal"/>
               <w:jc w:val="left"/>
               <w:pBdr>
                 <w:bottom w:val="none" w:sz="0" w:space="0" w:color="000000"/>
@@ -179,13 +183,24 @@
               </w:pBdr>
               <w:spacing w:after="80" w:before="80" w:line="240"/>
               <w:ind w:left="80" w:right="80" w:firstLine="0" w:firstLineChars="0"/>
+              <w:rPr>
+                <w:rFonts w:ascii="Arial" w:hAnsi="Arial" w:eastAsia="Arial" w:cs="Arial"/>
+                <w:i w:val="false"/>
+                <w:b w:val="true"/>
+                <w:u w:val="none"/>
+                <w:strike w:val="false"/>
+                <w:sz w:val="21"/>
+                <w:szCs w:val="21"/>
+                <w:color w:val="063360"/>
+              </w:rPr>
             </w:pPr>
             <w:r>
               <w:rPr>
-                <w:rFonts w:ascii="Arial" w:hAnsi="DejaVu Sans" w:eastAsia="DejaVu Sans" w:cs="DejaVu Sans"/>
+                <w:rFonts w:ascii="Arial" w:hAnsi="Arial" w:eastAsia="Arial" w:cs="Arial"/>
                 <w:i w:val="false"/>
                 <w:b w:val="true"/>
                 <w:u w:val="none"/>
+                <w:strike w:val="false"/>
                 <w:sz w:val="21"/>
                 <w:szCs w:val="21"/>
                 <w:color w:val="063360"/>
@@ -213,7 +228,6 @@
           </w:tcPr>
           <w:p>
             <w:pPr>
-              <w:pStyle w:val="Normal"/>
               <w:jc w:val="left"/>
               <w:pBdr>
                 <w:bottom w:val="none" w:sz="0" w:space="0" w:color="000000"/>
@@ -223,13 +237,24 @@
               </w:pBdr>
               <w:spacing w:after="80" w:before="80" w:line="240"/>
               <w:ind w:left="80" w:right="80" w:firstLine="0" w:firstLineChars="0"/>
+              <w:rPr>
+                <w:rFonts w:ascii="Arial" w:hAnsi="Arial" w:eastAsia="Arial" w:cs="Arial"/>
+                <w:i w:val="false"/>
+                <w:b w:val="true"/>
+                <w:u w:val="none"/>
+                <w:strike w:val="false"/>
+                <w:sz w:val="21"/>
+                <w:szCs w:val="21"/>
+                <w:color w:val="063360"/>
+              </w:rPr>
             </w:pPr>
             <w:r>
               <w:rPr>
-                <w:rFonts w:ascii="Arial" w:hAnsi="DejaVu Sans" w:eastAsia="DejaVu Sans" w:cs="DejaVu Sans"/>
+                <w:rFonts w:ascii="Arial" w:hAnsi="Arial" w:eastAsia="Arial" w:cs="Arial"/>
                 <w:i w:val="false"/>
                 <w:b w:val="true"/>
                 <w:u w:val="none"/>
+                <w:strike w:val="false"/>
                 <w:sz w:val="21"/>
                 <w:szCs w:val="21"/>
                 <w:color w:val="063360"/>
@@ -257,7 +282,6 @@
           </w:tcPr>
           <w:p>
             <w:pPr>
-              <w:pStyle w:val="Normal"/>
               <w:jc w:val="left"/>
               <w:pBdr>
                 <w:bottom w:val="none" w:sz="0" w:space="0" w:color="000000"/>
@@ -267,13 +291,24 @@
               </w:pBdr>
               <w:spacing w:after="80" w:before="80" w:line="240"/>
               <w:ind w:left="80" w:right="80" w:firstLine="0" w:firstLineChars="0"/>
+              <w:rPr>
+                <w:rFonts w:ascii="Arial" w:hAnsi="Arial" w:eastAsia="Arial" w:cs="Arial"/>
+                <w:i w:val="false"/>
+                <w:b w:val="true"/>
+                <w:u w:val="none"/>
+                <w:strike w:val="false"/>
+                <w:sz w:val="21"/>
+                <w:szCs w:val="21"/>
+                <w:color w:val="063360"/>
+              </w:rPr>
             </w:pPr>
             <w:r>
               <w:rPr>
-                <w:rFonts w:ascii="Arial" w:hAnsi="DejaVu Sans" w:eastAsia="DejaVu Sans" w:cs="DejaVu Sans"/>
+                <w:rFonts w:ascii="Arial" w:hAnsi="Arial" w:eastAsia="Arial" w:cs="Arial"/>
                 <w:i w:val="false"/>
                 <w:b w:val="true"/>
                 <w:u w:val="none"/>
+                <w:strike w:val="false"/>
                 <w:sz w:val="21"/>
                 <w:szCs w:val="21"/>
                 <w:color w:val="063360"/>
@@ -301,7 +336,6 @@
           </w:tcPr>
           <w:p>
             <w:pPr>
-              <w:pStyle w:val="Normal"/>
               <w:jc w:val="left"/>
               <w:pBdr>
                 <w:bottom w:val="none" w:sz="0" w:space="0" w:color="000000"/>
@@ -311,13 +345,24 @@
               </w:pBdr>
               <w:spacing w:after="80" w:before="80" w:line="240"/>
               <w:ind w:left="80" w:right="80" w:firstLine="0" w:firstLineChars="0"/>
+              <w:rPr>
+                <w:rFonts w:ascii="Arial" w:hAnsi="Arial" w:eastAsia="Arial" w:cs="Arial"/>
+                <w:i w:val="false"/>
+                <w:b w:val="true"/>
+                <w:u w:val="none"/>
+                <w:strike w:val="false"/>
+                <w:sz w:val="21"/>
+                <w:szCs w:val="21"/>
+                <w:color w:val="063360"/>
+              </w:rPr>
             </w:pPr>
             <w:r>
               <w:rPr>
-                <w:rFonts w:ascii="Arial" w:hAnsi="DejaVu Sans" w:eastAsia="DejaVu Sans" w:cs="DejaVu Sans"/>
+                <w:rFonts w:ascii="Arial" w:hAnsi="Arial" w:eastAsia="Arial" w:cs="Arial"/>
                 <w:i w:val="false"/>
                 <w:b w:val="true"/>
                 <w:u w:val="none"/>
+                <w:strike w:val="false"/>
                 <w:sz w:val="21"/>
                 <w:szCs w:val="21"/>
                 <w:color w:val="063360"/>
@@ -351,7 +396,6 @@
           </w:tcPr>
           <w:p>
             <w:pPr>
-              <w:pStyle w:val="Normal"/>
               <w:jc w:val="left"/>
               <w:pBdr>
                 <w:bottom w:val="none" w:sz="0" w:space="0" w:color="000000"/>
@@ -361,13 +405,24 @@
               </w:pBdr>
               <w:spacing w:after="80" w:before="80" w:line="240"/>
               <w:ind w:left="80" w:right="80" w:firstLine="0" w:firstLineChars="0"/>
+              <w:rPr>
+                <w:rFonts w:ascii="Arial" w:hAnsi="Arial" w:eastAsia="Arial" w:cs="Arial"/>
+                <w:i w:val="false"/>
+                <w:b w:val="false"/>
+                <w:u w:val="none"/>
+                <w:strike w:val="false"/>
+                <w:sz w:val="21"/>
+                <w:szCs w:val="21"/>
+                <w:color w:val="000000"/>
+              </w:rPr>
             </w:pPr>
             <w:r>
               <w:rPr>
-                <w:rFonts w:ascii="Arial" w:hAnsi="DejaVu Sans" w:eastAsia="DejaVu Sans" w:cs="DejaVu Sans"/>
-                <w:i w:val="false"/>
-                <w:b w:val="false"/>
-                <w:u w:val="none"/>
+                <w:rFonts w:ascii="Arial" w:hAnsi="Arial" w:eastAsia="Arial" w:cs="Arial"/>
+                <w:i w:val="false"/>
+                <w:b w:val="false"/>
+                <w:u w:val="none"/>
+                <w:strike w:val="false"/>
                 <w:sz w:val="21"/>
                 <w:szCs w:val="21"/>
                 <w:color w:val="000000"/>
@@ -395,7 +450,6 @@
           </w:tcPr>
           <w:p>
             <w:pPr>
-              <w:pStyle w:val="Normal"/>
               <w:jc w:val="left"/>
               <w:pBdr>
                 <w:bottom w:val="none" w:sz="0" w:space="0" w:color="000000"/>
@@ -405,13 +459,24 @@
               </w:pBdr>
               <w:spacing w:after="80" w:before="80" w:line="240"/>
               <w:ind w:left="80" w:right="80" w:firstLine="0" w:firstLineChars="0"/>
+              <w:rPr>
+                <w:rFonts w:ascii="Arial" w:hAnsi="Arial" w:eastAsia="Arial" w:cs="Arial"/>
+                <w:i w:val="false"/>
+                <w:b w:val="false"/>
+                <w:u w:val="none"/>
+                <w:strike w:val="false"/>
+                <w:sz w:val="21"/>
+                <w:szCs w:val="21"/>
+                <w:color w:val="000000"/>
+              </w:rPr>
             </w:pPr>
             <w:r>
               <w:rPr>
-                <w:rFonts w:ascii="Arial" w:hAnsi="DejaVu Sans" w:eastAsia="DejaVu Sans" w:cs="DejaVu Sans"/>
-                <w:i w:val="false"/>
-                <w:b w:val="false"/>
-                <w:u w:val="none"/>
+                <w:rFonts w:ascii="Arial" w:hAnsi="Arial" w:eastAsia="Arial" w:cs="Arial"/>
+                <w:i w:val="false"/>
+                <w:b w:val="false"/>
+                <w:u w:val="none"/>
+                <w:strike w:val="false"/>
                 <w:sz w:val="21"/>
                 <w:szCs w:val="21"/>
                 <w:color w:val="000000"/>
@@ -439,7 +504,6 @@
           </w:tcPr>
           <w:p>
             <w:pPr>
-              <w:pStyle w:val="Normal"/>
               <w:jc w:val="left"/>
               <w:pBdr>
                 <w:bottom w:val="none" w:sz="0" w:space="0" w:color="000000"/>
@@ -449,13 +513,24 @@
               </w:pBdr>
               <w:spacing w:after="80" w:before="80" w:line="240"/>
               <w:ind w:left="80" w:right="80" w:firstLine="0" w:firstLineChars="0"/>
+              <w:rPr>
+                <w:rFonts w:ascii="Arial" w:hAnsi="Arial" w:eastAsia="Arial" w:cs="Arial"/>
+                <w:i w:val="false"/>
+                <w:b w:val="false"/>
+                <w:u w:val="none"/>
+                <w:strike w:val="false"/>
+                <w:sz w:val="21"/>
+                <w:szCs w:val="21"/>
+                <w:color w:val="000000"/>
+              </w:rPr>
             </w:pPr>
             <w:r>
               <w:rPr>
-                <w:rFonts w:ascii="Arial" w:hAnsi="DejaVu Sans" w:eastAsia="DejaVu Sans" w:cs="DejaVu Sans"/>
-                <w:i w:val="false"/>
-                <w:b w:val="false"/>
-                <w:u w:val="none"/>
+                <w:rFonts w:ascii="Arial" w:hAnsi="Arial" w:eastAsia="Arial" w:cs="Arial"/>
+                <w:i w:val="false"/>
+                <w:b w:val="false"/>
+                <w:u w:val="none"/>
+                <w:strike w:val="false"/>
                 <w:sz w:val="21"/>
                 <w:szCs w:val="21"/>
                 <w:color w:val="000000"/>
@@ -483,7 +558,6 @@
           </w:tcPr>
           <w:p>
             <w:pPr>
-              <w:pStyle w:val="Normal"/>
               <w:jc w:val="left"/>
               <w:pBdr>
                 <w:bottom w:val="none" w:sz="0" w:space="0" w:color="000000"/>
@@ -493,13 +567,24 @@
               </w:pBdr>
               <w:spacing w:after="80" w:before="80" w:line="240"/>
               <w:ind w:left="80" w:right="80" w:firstLine="0" w:firstLineChars="0"/>
+              <w:rPr>
+                <w:rFonts w:ascii="Arial" w:hAnsi="Arial" w:eastAsia="Arial" w:cs="Arial"/>
+                <w:i w:val="false"/>
+                <w:b w:val="false"/>
+                <w:u w:val="none"/>
+                <w:strike w:val="false"/>
+                <w:sz w:val="21"/>
+                <w:szCs w:val="21"/>
+                <w:color w:val="000000"/>
+              </w:rPr>
             </w:pPr>
             <w:r>
               <w:rPr>
-                <w:rFonts w:ascii="Arial" w:hAnsi="DejaVu Sans" w:eastAsia="DejaVu Sans" w:cs="DejaVu Sans"/>
-                <w:i w:val="false"/>
-                <w:b w:val="false"/>
-                <w:u w:val="none"/>
+                <w:rFonts w:ascii="Arial" w:hAnsi="Arial" w:eastAsia="Arial" w:cs="Arial"/>
+                <w:i w:val="false"/>
+                <w:b w:val="false"/>
+                <w:u w:val="none"/>
+                <w:strike w:val="false"/>
                 <w:sz w:val="21"/>
                 <w:szCs w:val="21"/>
                 <w:color w:val="000000"/>
@@ -533,7 +618,6 @@
           </w:tcPr>
           <w:p>
             <w:pPr>
-              <w:pStyle w:val="Normal"/>
               <w:jc w:val="left"/>
               <w:pBdr>
                 <w:bottom w:val="none" w:sz="0" w:space="0" w:color="000000"/>
@@ -543,13 +627,24 @@
               </w:pBdr>
               <w:spacing w:after="80" w:before="80" w:line="240"/>
               <w:ind w:left="80" w:right="80" w:firstLine="0" w:firstLineChars="0"/>
+              <w:rPr>
+                <w:rFonts w:ascii="Arial" w:hAnsi="Arial" w:eastAsia="Arial" w:cs="Arial"/>
+                <w:i w:val="false"/>
+                <w:b w:val="false"/>
+                <w:u w:val="none"/>
+                <w:strike w:val="false"/>
+                <w:sz w:val="21"/>
+                <w:szCs w:val="21"/>
+                <w:color w:val="000000"/>
+              </w:rPr>
             </w:pPr>
             <w:r>
               <w:rPr>
-                <w:rFonts w:ascii="Arial" w:hAnsi="DejaVu Sans" w:eastAsia="DejaVu Sans" w:cs="DejaVu Sans"/>
-                <w:i w:val="false"/>
-                <w:b w:val="false"/>
-                <w:u w:val="none"/>
+                <w:rFonts w:ascii="Arial" w:hAnsi="Arial" w:eastAsia="Arial" w:cs="Arial"/>
+                <w:i w:val="false"/>
+                <w:b w:val="false"/>
+                <w:u w:val="none"/>
+                <w:strike w:val="false"/>
                 <w:sz w:val="21"/>
                 <w:szCs w:val="21"/>
                 <w:color w:val="000000"/>
@@ -577,7 +672,6 @@
           </w:tcPr>
           <w:p>
             <w:pPr>
-              <w:pStyle w:val="Normal"/>
               <w:jc w:val="left"/>
               <w:pBdr>
                 <w:bottom w:val="none" w:sz="0" w:space="0" w:color="000000"/>
@@ -587,13 +681,24 @@
               </w:pBdr>
               <w:spacing w:after="80" w:before="80" w:line="240"/>
               <w:ind w:left="80" w:right="80" w:firstLine="0" w:firstLineChars="0"/>
+              <w:rPr>
+                <w:rFonts w:ascii="Arial" w:hAnsi="Arial" w:eastAsia="Arial" w:cs="Arial"/>
+                <w:i w:val="false"/>
+                <w:b w:val="false"/>
+                <w:u w:val="none"/>
+                <w:strike w:val="false"/>
+                <w:sz w:val="21"/>
+                <w:szCs w:val="21"/>
+                <w:color w:val="000000"/>
+              </w:rPr>
             </w:pPr>
             <w:r>
               <w:rPr>
-                <w:rFonts w:ascii="Arial" w:hAnsi="DejaVu Sans" w:eastAsia="DejaVu Sans" w:cs="DejaVu Sans"/>
-                <w:i w:val="false"/>
-                <w:b w:val="false"/>
-                <w:u w:val="none"/>
+                <w:rFonts w:ascii="Arial" w:hAnsi="Arial" w:eastAsia="Arial" w:cs="Arial"/>
+                <w:i w:val="false"/>
+                <w:b w:val="false"/>
+                <w:u w:val="none"/>
+                <w:strike w:val="false"/>
                 <w:sz w:val="21"/>
                 <w:szCs w:val="21"/>
                 <w:color w:val="000000"/>
@@ -621,7 +726,6 @@
           </w:tcPr>
           <w:p>
             <w:pPr>
-              <w:pStyle w:val="Normal"/>
               <w:jc w:val="left"/>
               <w:pBdr>
                 <w:bottom w:val="none" w:sz="0" w:space="0" w:color="000000"/>
@@ -631,13 +735,24 @@
               </w:pBdr>
               <w:spacing w:after="80" w:before="80" w:line="240"/>
               <w:ind w:left="80" w:right="80" w:firstLine="0" w:firstLineChars="0"/>
+              <w:rPr>
+                <w:rFonts w:ascii="Arial" w:hAnsi="Arial" w:eastAsia="Arial" w:cs="Arial"/>
+                <w:i w:val="false"/>
+                <w:b w:val="false"/>
+                <w:u w:val="none"/>
+                <w:strike w:val="false"/>
+                <w:sz w:val="21"/>
+                <w:szCs w:val="21"/>
+                <w:color w:val="000000"/>
+              </w:rPr>
             </w:pPr>
             <w:r>
               <w:rPr>
-                <w:rFonts w:ascii="Arial" w:hAnsi="DejaVu Sans" w:eastAsia="DejaVu Sans" w:cs="DejaVu Sans"/>
-                <w:i w:val="false"/>
-                <w:b w:val="false"/>
-                <w:u w:val="none"/>
+                <w:rFonts w:ascii="Arial" w:hAnsi="Arial" w:eastAsia="Arial" w:cs="Arial"/>
+                <w:i w:val="false"/>
+                <w:b w:val="false"/>
+                <w:u w:val="none"/>
+                <w:strike w:val="false"/>
                 <w:sz w:val="21"/>
                 <w:szCs w:val="21"/>
                 <w:color w:val="000000"/>
@@ -665,7 +780,6 @@
           </w:tcPr>
           <w:p>
             <w:pPr>
-              <w:pStyle w:val="Normal"/>
               <w:jc w:val="left"/>
               <w:pBdr>
                 <w:bottom w:val="none" w:sz="0" w:space="0" w:color="000000"/>
@@ -675,13 +789,24 @@
               </w:pBdr>
               <w:spacing w:after="80" w:before="80" w:line="240"/>
               <w:ind w:left="80" w:right="80" w:firstLine="0" w:firstLineChars="0"/>
+              <w:rPr>
+                <w:rFonts w:ascii="Arial" w:hAnsi="Arial" w:eastAsia="Arial" w:cs="Arial"/>
+                <w:i w:val="false"/>
+                <w:b w:val="false"/>
+                <w:u w:val="none"/>
+                <w:strike w:val="false"/>
+                <w:sz w:val="21"/>
+                <w:szCs w:val="21"/>
+                <w:color w:val="000000"/>
+              </w:rPr>
             </w:pPr>
             <w:r>
               <w:rPr>
-                <w:rFonts w:ascii="Arial" w:hAnsi="DejaVu Sans" w:eastAsia="DejaVu Sans" w:cs="DejaVu Sans"/>
-                <w:i w:val="false"/>
-                <w:b w:val="false"/>
-                <w:u w:val="none"/>
+                <w:rFonts w:ascii="Arial" w:hAnsi="Arial" w:eastAsia="Arial" w:cs="Arial"/>
+                <w:i w:val="false"/>
+                <w:b w:val="false"/>
+                <w:u w:val="none"/>
+                <w:strike w:val="false"/>
                 <w:sz w:val="21"/>
                 <w:szCs w:val="21"/>
                 <w:color w:val="000000"/>
@@ -715,7 +840,6 @@
           </w:tcPr>
           <w:p>
             <w:pPr>
-              <w:pStyle w:val="Normal"/>
               <w:jc w:val="left"/>
               <w:pBdr>
                 <w:bottom w:val="none" w:sz="0" w:space="0" w:color="000000"/>
@@ -725,13 +849,24 @@
               </w:pBdr>
               <w:spacing w:after="80" w:before="80" w:line="240"/>
               <w:ind w:left="80" w:right="80" w:firstLine="0" w:firstLineChars="0"/>
+              <w:rPr>
+                <w:rFonts w:ascii="Arial" w:hAnsi="Arial" w:eastAsia="Arial" w:cs="Arial"/>
+                <w:i w:val="false"/>
+                <w:b w:val="false"/>
+                <w:u w:val="none"/>
+                <w:strike w:val="false"/>
+                <w:sz w:val="21"/>
+                <w:szCs w:val="21"/>
+                <w:color w:val="000000"/>
+              </w:rPr>
             </w:pPr>
             <w:r>
               <w:rPr>
-                <w:rFonts w:ascii="Arial" w:hAnsi="DejaVu Sans" w:eastAsia="DejaVu Sans" w:cs="DejaVu Sans"/>
-                <w:i w:val="false"/>
-                <w:b w:val="false"/>
-                <w:u w:val="none"/>
+                <w:rFonts w:ascii="Arial" w:hAnsi="Arial" w:eastAsia="Arial" w:cs="Arial"/>
+                <w:i w:val="false"/>
+                <w:b w:val="false"/>
+                <w:u w:val="none"/>
+                <w:strike w:val="false"/>
                 <w:sz w:val="21"/>
                 <w:szCs w:val="21"/>
                 <w:color w:val="000000"/>
@@ -759,7 +894,6 @@
           </w:tcPr>
           <w:p>
             <w:pPr>
-              <w:pStyle w:val="Normal"/>
               <w:jc w:val="left"/>
               <w:pBdr>
                 <w:bottom w:val="none" w:sz="0" w:space="0" w:color="000000"/>
@@ -769,13 +903,24 @@
               </w:pBdr>
               <w:spacing w:after="80" w:before="80" w:line="240"/>
               <w:ind w:left="80" w:right="80" w:firstLine="0" w:firstLineChars="0"/>
+              <w:rPr>
+                <w:rFonts w:ascii="Arial" w:hAnsi="Arial" w:eastAsia="Arial" w:cs="Arial"/>
+                <w:i w:val="false"/>
+                <w:b w:val="false"/>
+                <w:u w:val="none"/>
+                <w:strike w:val="false"/>
+                <w:sz w:val="21"/>
+                <w:szCs w:val="21"/>
+                <w:color w:val="000000"/>
+              </w:rPr>
             </w:pPr>
             <w:r>
               <w:rPr>
-                <w:rFonts w:ascii="Arial" w:hAnsi="DejaVu Sans" w:eastAsia="DejaVu Sans" w:cs="DejaVu Sans"/>
-                <w:i w:val="false"/>
-                <w:b w:val="false"/>
-                <w:u w:val="none"/>
+                <w:rFonts w:ascii="Arial" w:hAnsi="Arial" w:eastAsia="Arial" w:cs="Arial"/>
+                <w:i w:val="false"/>
+                <w:b w:val="false"/>
+                <w:u w:val="none"/>
+                <w:strike w:val="false"/>
                 <w:sz w:val="21"/>
                 <w:szCs w:val="21"/>
                 <w:color w:val="000000"/>
@@ -803,7 +948,6 @@
           </w:tcPr>
           <w:p>
             <w:pPr>
-              <w:pStyle w:val="Normal"/>
               <w:jc w:val="left"/>
               <w:pBdr>
                 <w:bottom w:val="none" w:sz="0" w:space="0" w:color="000000"/>
@@ -813,13 +957,24 @@
               </w:pBdr>
               <w:spacing w:after="80" w:before="80" w:line="240"/>
               <w:ind w:left="80" w:right="80" w:firstLine="0" w:firstLineChars="0"/>
+              <w:rPr>
+                <w:rFonts w:ascii="Arial" w:hAnsi="Arial" w:eastAsia="Arial" w:cs="Arial"/>
+                <w:i w:val="false"/>
+                <w:b w:val="false"/>
+                <w:u w:val="none"/>
+                <w:strike w:val="false"/>
+                <w:sz w:val="21"/>
+                <w:szCs w:val="21"/>
+                <w:color w:val="000000"/>
+              </w:rPr>
             </w:pPr>
             <w:r>
               <w:rPr>
-                <w:rFonts w:ascii="Arial" w:hAnsi="DejaVu Sans" w:eastAsia="DejaVu Sans" w:cs="DejaVu Sans"/>
-                <w:i w:val="false"/>
-                <w:b w:val="false"/>
-                <w:u w:val="none"/>
+                <w:rFonts w:ascii="Arial" w:hAnsi="Arial" w:eastAsia="Arial" w:cs="Arial"/>
+                <w:i w:val="false"/>
+                <w:b w:val="false"/>
+                <w:u w:val="none"/>
+                <w:strike w:val="false"/>
                 <w:sz w:val="21"/>
                 <w:szCs w:val="21"/>
                 <w:color w:val="000000"/>
@@ -847,7 +1002,6 @@
           </w:tcPr>
           <w:p>
             <w:pPr>
-              <w:pStyle w:val="Normal"/>
               <w:jc w:val="left"/>
               <w:pBdr>
                 <w:bottom w:val="none" w:sz="0" w:space="0" w:color="000000"/>
@@ -857,13 +1011,24 @@
               </w:pBdr>
               <w:spacing w:after="80" w:before="80" w:line="240"/>
               <w:ind w:left="80" w:right="80" w:firstLine="0" w:firstLineChars="0"/>
+              <w:rPr>
+                <w:rFonts w:ascii="Arial" w:hAnsi="Arial" w:eastAsia="Arial" w:cs="Arial"/>
+                <w:i w:val="false"/>
+                <w:b w:val="false"/>
+                <w:u w:val="none"/>
+                <w:strike w:val="false"/>
+                <w:sz w:val="21"/>
+                <w:szCs w:val="21"/>
+                <w:color w:val="000000"/>
+              </w:rPr>
             </w:pPr>
             <w:r>
               <w:rPr>
-                <w:rFonts w:ascii="Arial" w:hAnsi="DejaVu Sans" w:eastAsia="DejaVu Sans" w:cs="DejaVu Sans"/>
-                <w:i w:val="false"/>
-                <w:b w:val="false"/>
-                <w:u w:val="none"/>
+                <w:rFonts w:ascii="Arial" w:hAnsi="Arial" w:eastAsia="Arial" w:cs="Arial"/>
+                <w:i w:val="false"/>
+                <w:b w:val="false"/>
+                <w:u w:val="none"/>
+                <w:strike w:val="false"/>
                 <w:sz w:val="21"/>
                 <w:szCs w:val="21"/>
                 <w:color w:val="000000"/>
@@ -893,6 +1058,7 @@
           <w:i w:val="false"/>
           <w:b w:val="true"/>
           <w:u w:val="none"/>
+          <w:strike w:val="false"/>
           <w:sz w:val="22"/>
           <w:szCs w:val="22"/>
           <w:color w:val="063360"/>
@@ -937,7 +1103,6 @@
           </w:tcPr>
           <w:p>
             <w:pPr>
-              <w:pStyle w:val="Normal"/>
               <w:jc w:val="left"/>
               <w:pBdr>
                 <w:bottom w:val="none" w:sz="0" w:space="0" w:color="000000"/>
@@ -947,13 +1112,24 @@
               </w:pBdr>
               <w:spacing w:after="80" w:before="80" w:line="240"/>
               <w:ind w:left="80" w:right="80" w:firstLine="0" w:firstLineChars="0"/>
+              <w:rPr>
+                <w:rFonts w:ascii="Arial" w:hAnsi="Arial" w:eastAsia="Arial" w:cs="Arial"/>
+                <w:i w:val="false"/>
+                <w:b w:val="true"/>
+                <w:u w:val="none"/>
+                <w:strike w:val="false"/>
+                <w:sz w:val="21"/>
+                <w:szCs w:val="21"/>
+                <w:color w:val="063360"/>
+              </w:rPr>
             </w:pPr>
             <w:r>
               <w:rPr>
-                <w:rFonts w:ascii="Arial" w:hAnsi="DejaVu Sans" w:eastAsia="DejaVu Sans" w:cs="DejaVu Sans"/>
+                <w:rFonts w:ascii="Arial" w:hAnsi="Arial" w:eastAsia="Arial" w:cs="Arial"/>
                 <w:i w:val="false"/>
                 <w:b w:val="true"/>
                 <w:u w:val="none"/>
+                <w:strike w:val="false"/>
                 <w:sz w:val="21"/>
                 <w:szCs w:val="21"/>
                 <w:color w:val="063360"/>
@@ -981,7 +1157,6 @@
           </w:tcPr>
           <w:p>
             <w:pPr>
-              <w:pStyle w:val="Normal"/>
               <w:jc w:val="left"/>
               <w:pBdr>
                 <w:bottom w:val="none" w:sz="0" w:space="0" w:color="000000"/>
@@ -991,13 +1166,24 @@
               </w:pBdr>
               <w:spacing w:after="80" w:before="80" w:line="240"/>
               <w:ind w:left="80" w:right="80" w:firstLine="0" w:firstLineChars="0"/>
+              <w:rPr>
+                <w:rFonts w:ascii="Arial" w:hAnsi="Arial" w:eastAsia="Arial" w:cs="Arial"/>
+                <w:i w:val="false"/>
+                <w:b w:val="true"/>
+                <w:u w:val="none"/>
+                <w:strike w:val="false"/>
+                <w:sz w:val="21"/>
+                <w:szCs w:val="21"/>
+                <w:color w:val="063360"/>
+              </w:rPr>
             </w:pPr>
             <w:r>
               <w:rPr>
-                <w:rFonts w:ascii="Arial" w:hAnsi="DejaVu Sans" w:eastAsia="DejaVu Sans" w:cs="DejaVu Sans"/>
+                <w:rFonts w:ascii="Arial" w:hAnsi="Arial" w:eastAsia="Arial" w:cs="Arial"/>
                 <w:i w:val="false"/>
                 <w:b w:val="true"/>
                 <w:u w:val="none"/>
+                <w:strike w:val="false"/>
                 <w:sz w:val="21"/>
                 <w:szCs w:val="21"/>
                 <w:color w:val="063360"/>
@@ -1025,7 +1211,6 @@
           </w:tcPr>
           <w:p>
             <w:pPr>
-              <w:pStyle w:val="Normal"/>
               <w:jc w:val="left"/>
               <w:pBdr>
                 <w:bottom w:val="none" w:sz="0" w:space="0" w:color="000000"/>
@@ -1035,13 +1220,24 @@
               </w:pBdr>
               <w:spacing w:after="80" w:before="80" w:line="240"/>
               <w:ind w:left="80" w:right="80" w:firstLine="0" w:firstLineChars="0"/>
+              <w:rPr>
+                <w:rFonts w:ascii="Arial" w:hAnsi="Arial" w:eastAsia="Arial" w:cs="Arial"/>
+                <w:i w:val="false"/>
+                <w:b w:val="true"/>
+                <w:u w:val="none"/>
+                <w:strike w:val="false"/>
+                <w:sz w:val="21"/>
+                <w:szCs w:val="21"/>
+                <w:color w:val="063360"/>
+              </w:rPr>
             </w:pPr>
             <w:r>
               <w:rPr>
-                <w:rFonts w:ascii="Arial" w:hAnsi="DejaVu Sans" w:eastAsia="DejaVu Sans" w:cs="DejaVu Sans"/>
+                <w:rFonts w:ascii="Arial" w:hAnsi="Arial" w:eastAsia="Arial" w:cs="Arial"/>
                 <w:i w:val="false"/>
                 <w:b w:val="true"/>
                 <w:u w:val="none"/>
+                <w:strike w:val="false"/>
                 <w:sz w:val="21"/>
                 <w:szCs w:val="21"/>
                 <w:color w:val="063360"/>
@@ -1069,7 +1265,6 @@
           </w:tcPr>
           <w:p>
             <w:pPr>
-              <w:pStyle w:val="Normal"/>
               <w:jc w:val="left"/>
               <w:pBdr>
                 <w:bottom w:val="none" w:sz="0" w:space="0" w:color="000000"/>
@@ -1079,13 +1274,24 @@
               </w:pBdr>
               <w:spacing w:after="80" w:before="80" w:line="240"/>
               <w:ind w:left="80" w:right="80" w:firstLine="0" w:firstLineChars="0"/>
+              <w:rPr>
+                <w:rFonts w:ascii="Arial" w:hAnsi="Arial" w:eastAsia="Arial" w:cs="Arial"/>
+                <w:i w:val="false"/>
+                <w:b w:val="true"/>
+                <w:u w:val="none"/>
+                <w:strike w:val="false"/>
+                <w:sz w:val="21"/>
+                <w:szCs w:val="21"/>
+                <w:color w:val="063360"/>
+              </w:rPr>
             </w:pPr>
             <w:r>
               <w:rPr>
-                <w:rFonts w:ascii="Arial" w:hAnsi="DejaVu Sans" w:eastAsia="DejaVu Sans" w:cs="DejaVu Sans"/>
+                <w:rFonts w:ascii="Arial" w:hAnsi="Arial" w:eastAsia="Arial" w:cs="Arial"/>
                 <w:i w:val="false"/>
                 <w:b w:val="true"/>
                 <w:u w:val="none"/>
+                <w:strike w:val="false"/>
                 <w:sz w:val="21"/>
                 <w:szCs w:val="21"/>
                 <w:color w:val="063360"/>
@@ -1119,7 +1325,6 @@
           </w:tcPr>
           <w:p>
             <w:pPr>
-              <w:pStyle w:val="Normal"/>
               <w:jc w:val="left"/>
               <w:pBdr>
                 <w:bottom w:val="none" w:sz="0" w:space="0" w:color="000000"/>
@@ -1129,13 +1334,24 @@
               </w:pBdr>
               <w:spacing w:after="80" w:before="80" w:line="240"/>
               <w:ind w:left="80" w:right="80" w:firstLine="0" w:firstLineChars="0"/>
+              <w:rPr>
+                <w:rFonts w:ascii="Arial" w:hAnsi="Arial" w:eastAsia="Arial" w:cs="Arial"/>
+                <w:i w:val="false"/>
+                <w:b w:val="false"/>
+                <w:u w:val="none"/>
+                <w:strike w:val="false"/>
+                <w:sz w:val="21"/>
+                <w:szCs w:val="21"/>
+                <w:color w:val="000000"/>
+              </w:rPr>
             </w:pPr>
             <w:r>
               <w:rPr>
-                <w:rFonts w:ascii="Arial" w:hAnsi="DejaVu Sans" w:eastAsia="DejaVu Sans" w:cs="DejaVu Sans"/>
-                <w:i w:val="false"/>
-                <w:b w:val="false"/>
-                <w:u w:val="none"/>
+                <w:rFonts w:ascii="Arial" w:hAnsi="Arial" w:eastAsia="Arial" w:cs="Arial"/>
+                <w:i w:val="false"/>
+                <w:b w:val="false"/>
+                <w:u w:val="none"/>
+                <w:strike w:val="false"/>
                 <w:sz w:val="21"/>
                 <w:szCs w:val="21"/>
                 <w:color w:val="000000"/>
@@ -1163,7 +1379,6 @@
           </w:tcPr>
           <w:p>
             <w:pPr>
-              <w:pStyle w:val="Normal"/>
               <w:jc w:val="left"/>
               <w:pBdr>
                 <w:bottom w:val="none" w:sz="0" w:space="0" w:color="000000"/>
@@ -1173,13 +1388,24 @@
               </w:pBdr>
               <w:spacing w:after="80" w:before="80" w:line="240"/>
               <w:ind w:left="80" w:right="80" w:firstLine="0" w:firstLineChars="0"/>
+              <w:rPr>
+                <w:rFonts w:ascii="Arial" w:hAnsi="Arial" w:eastAsia="Arial" w:cs="Arial"/>
+                <w:i w:val="false"/>
+                <w:b w:val="false"/>
+                <w:u w:val="none"/>
+                <w:strike w:val="false"/>
+                <w:sz w:val="21"/>
+                <w:szCs w:val="21"/>
+                <w:color w:val="000000"/>
+              </w:rPr>
             </w:pPr>
             <w:r>
               <w:rPr>
-                <w:rFonts w:ascii="Arial" w:hAnsi="DejaVu Sans" w:eastAsia="DejaVu Sans" w:cs="DejaVu Sans"/>
-                <w:i w:val="false"/>
-                <w:b w:val="false"/>
-                <w:u w:val="none"/>
+                <w:rFonts w:ascii="Arial" w:hAnsi="Arial" w:eastAsia="Arial" w:cs="Arial"/>
+                <w:i w:val="false"/>
+                <w:b w:val="false"/>
+                <w:u w:val="none"/>
+                <w:strike w:val="false"/>
                 <w:sz w:val="21"/>
                 <w:szCs w:val="21"/>
                 <w:color w:val="000000"/>
@@ -1207,7 +1433,6 @@
           </w:tcPr>
           <w:p>
             <w:pPr>
-              <w:pStyle w:val="Normal"/>
               <w:jc w:val="left"/>
               <w:pBdr>
                 <w:bottom w:val="none" w:sz="0" w:space="0" w:color="000000"/>
@@ -1217,13 +1442,24 @@
               </w:pBdr>
               <w:spacing w:after="80" w:before="80" w:line="240"/>
               <w:ind w:left="80" w:right="80" w:firstLine="0" w:firstLineChars="0"/>
+              <w:rPr>
+                <w:rFonts w:ascii="Arial" w:hAnsi="Arial" w:eastAsia="Arial" w:cs="Arial"/>
+                <w:i w:val="false"/>
+                <w:b w:val="false"/>
+                <w:u w:val="none"/>
+                <w:strike w:val="false"/>
+                <w:sz w:val="21"/>
+                <w:szCs w:val="21"/>
+                <w:color w:val="000000"/>
+              </w:rPr>
             </w:pPr>
             <w:r>
               <w:rPr>
-                <w:rFonts w:ascii="Arial" w:hAnsi="DejaVu Sans" w:eastAsia="DejaVu Sans" w:cs="DejaVu Sans"/>
-                <w:i w:val="false"/>
-                <w:b w:val="false"/>
-                <w:u w:val="none"/>
+                <w:rFonts w:ascii="Arial" w:hAnsi="Arial" w:eastAsia="Arial" w:cs="Arial"/>
+                <w:i w:val="false"/>
+                <w:b w:val="false"/>
+                <w:u w:val="none"/>
+                <w:strike w:val="false"/>
                 <w:sz w:val="21"/>
                 <w:szCs w:val="21"/>
                 <w:color w:val="000000"/>
@@ -1251,7 +1487,6 @@
           </w:tcPr>
           <w:p>
             <w:pPr>
-              <w:pStyle w:val="Normal"/>
               <w:jc w:val="left"/>
               <w:pBdr>
                 <w:bottom w:val="none" w:sz="0" w:space="0" w:color="000000"/>
@@ -1261,13 +1496,24 @@
               </w:pBdr>
               <w:spacing w:after="80" w:before="80" w:line="240"/>
               <w:ind w:left="80" w:right="80" w:firstLine="0" w:firstLineChars="0"/>
+              <w:rPr>
+                <w:rFonts w:ascii="Arial" w:hAnsi="Arial" w:eastAsia="Arial" w:cs="Arial"/>
+                <w:i w:val="false"/>
+                <w:b w:val="false"/>
+                <w:u w:val="none"/>
+                <w:strike w:val="false"/>
+                <w:sz w:val="21"/>
+                <w:szCs w:val="21"/>
+                <w:color w:val="000000"/>
+              </w:rPr>
             </w:pPr>
             <w:r>
               <w:rPr>
-                <w:rFonts w:ascii="Arial" w:hAnsi="DejaVu Sans" w:eastAsia="DejaVu Sans" w:cs="DejaVu Sans"/>
-                <w:i w:val="false"/>
-                <w:b w:val="false"/>
-                <w:u w:val="none"/>
+                <w:rFonts w:ascii="Arial" w:hAnsi="Arial" w:eastAsia="Arial" w:cs="Arial"/>
+                <w:i w:val="false"/>
+                <w:b w:val="false"/>
+                <w:u w:val="none"/>
+                <w:strike w:val="false"/>
                 <w:sz w:val="21"/>
                 <w:szCs w:val="21"/>
                 <w:color w:val="000000"/>
@@ -1301,7 +1547,6 @@
           </w:tcPr>
           <w:p>
             <w:pPr>
-              <w:pStyle w:val="Normal"/>
               <w:jc w:val="left"/>
               <w:pBdr>
                 <w:bottom w:val="none" w:sz="0" w:space="0" w:color="000000"/>
@@ -1311,13 +1556,24 @@
               </w:pBdr>
               <w:spacing w:after="80" w:before="80" w:line="240"/>
               <w:ind w:left="80" w:right="80" w:firstLine="0" w:firstLineChars="0"/>
+              <w:rPr>
+                <w:rFonts w:ascii="Arial" w:hAnsi="Arial" w:eastAsia="Arial" w:cs="Arial"/>
+                <w:i w:val="false"/>
+                <w:b w:val="false"/>
+                <w:u w:val="none"/>
+                <w:strike w:val="false"/>
+                <w:sz w:val="21"/>
+                <w:szCs w:val="21"/>
+                <w:color w:val="000000"/>
+              </w:rPr>
             </w:pPr>
             <w:r>
               <w:rPr>
-                <w:rFonts w:ascii="Arial" w:hAnsi="DejaVu Sans" w:eastAsia="DejaVu Sans" w:cs="DejaVu Sans"/>
-                <w:i w:val="false"/>
-                <w:b w:val="false"/>
-                <w:u w:val="none"/>
+                <w:rFonts w:ascii="Arial" w:hAnsi="Arial" w:eastAsia="Arial" w:cs="Arial"/>
+                <w:i w:val="false"/>
+                <w:b w:val="false"/>
+                <w:u w:val="none"/>
+                <w:strike w:val="false"/>
                 <w:sz w:val="21"/>
                 <w:szCs w:val="21"/>
                 <w:color w:val="000000"/>
@@ -1345,7 +1601,6 @@
           </w:tcPr>
           <w:p>
             <w:pPr>
-              <w:pStyle w:val="Normal"/>
               <w:jc w:val="left"/>
               <w:pBdr>
                 <w:bottom w:val="none" w:sz="0" w:space="0" w:color="000000"/>
@@ -1355,13 +1610,24 @@
               </w:pBdr>
               <w:spacing w:after="80" w:before="80" w:line="240"/>
               <w:ind w:left="80" w:right="80" w:firstLine="0" w:firstLineChars="0"/>
+              <w:rPr>
+                <w:rFonts w:ascii="Arial" w:hAnsi="Arial" w:eastAsia="Arial" w:cs="Arial"/>
+                <w:i w:val="false"/>
+                <w:b w:val="false"/>
+                <w:u w:val="none"/>
+                <w:strike w:val="false"/>
+                <w:sz w:val="21"/>
+                <w:szCs w:val="21"/>
+                <w:color w:val="000000"/>
+              </w:rPr>
             </w:pPr>
             <w:r>
               <w:rPr>
-                <w:rFonts w:ascii="Arial" w:hAnsi="DejaVu Sans" w:eastAsia="DejaVu Sans" w:cs="DejaVu Sans"/>
-                <w:i w:val="false"/>
-                <w:b w:val="false"/>
-                <w:u w:val="none"/>
+                <w:rFonts w:ascii="Arial" w:hAnsi="Arial" w:eastAsia="Arial" w:cs="Arial"/>
+                <w:i w:val="false"/>
+                <w:b w:val="false"/>
+                <w:u w:val="none"/>
+                <w:strike w:val="false"/>
                 <w:sz w:val="21"/>
                 <w:szCs w:val="21"/>
                 <w:color w:val="000000"/>
@@ -1389,7 +1655,6 @@
           </w:tcPr>
           <w:p>
             <w:pPr>
-              <w:pStyle w:val="Normal"/>
               <w:jc w:val="left"/>
               <w:pBdr>
                 <w:bottom w:val="none" w:sz="0" w:space="0" w:color="000000"/>
@@ -1399,13 +1664,24 @@
               </w:pBdr>
               <w:spacing w:after="80" w:before="80" w:line="240"/>
               <w:ind w:left="80" w:right="80" w:firstLine="0" w:firstLineChars="0"/>
+              <w:rPr>
+                <w:rFonts w:ascii="Arial" w:hAnsi="Arial" w:eastAsia="Arial" w:cs="Arial"/>
+                <w:i w:val="false"/>
+                <w:b w:val="false"/>
+                <w:u w:val="none"/>
+                <w:strike w:val="false"/>
+                <w:sz w:val="21"/>
+                <w:szCs w:val="21"/>
+                <w:color w:val="000000"/>
+              </w:rPr>
             </w:pPr>
             <w:r>
               <w:rPr>
-                <w:rFonts w:ascii="Arial" w:hAnsi="DejaVu Sans" w:eastAsia="DejaVu Sans" w:cs="DejaVu Sans"/>
-                <w:i w:val="false"/>
-                <w:b w:val="false"/>
-                <w:u w:val="none"/>
+                <w:rFonts w:ascii="Arial" w:hAnsi="Arial" w:eastAsia="Arial" w:cs="Arial"/>
+                <w:i w:val="false"/>
+                <w:b w:val="false"/>
+                <w:u w:val="none"/>
+                <w:strike w:val="false"/>
                 <w:sz w:val="21"/>
                 <w:szCs w:val="21"/>
                 <w:color w:val="000000"/>
@@ -1433,7 +1709,6 @@
           </w:tcPr>
           <w:p>
             <w:pPr>
-              <w:pStyle w:val="Normal"/>
               <w:jc w:val="left"/>
               <w:pBdr>
                 <w:bottom w:val="none" w:sz="0" w:space="0" w:color="000000"/>
@@ -1443,13 +1718,24 @@
               </w:pBdr>
               <w:spacing w:after="80" w:before="80" w:line="240"/>
               <w:ind w:left="80" w:right="80" w:firstLine="0" w:firstLineChars="0"/>
+              <w:rPr>
+                <w:rFonts w:ascii="Arial" w:hAnsi="Arial" w:eastAsia="Arial" w:cs="Arial"/>
+                <w:i w:val="false"/>
+                <w:b w:val="false"/>
+                <w:u w:val="none"/>
+                <w:strike w:val="false"/>
+                <w:sz w:val="21"/>
+                <w:szCs w:val="21"/>
+                <w:color w:val="000000"/>
+              </w:rPr>
             </w:pPr>
             <w:r>
               <w:rPr>
-                <w:rFonts w:ascii="Arial" w:hAnsi="DejaVu Sans" w:eastAsia="DejaVu Sans" w:cs="DejaVu Sans"/>
-                <w:i w:val="false"/>
-                <w:b w:val="false"/>
-                <w:u w:val="none"/>
+                <w:rFonts w:ascii="Arial" w:hAnsi="Arial" w:eastAsia="Arial" w:cs="Arial"/>
+                <w:i w:val="false"/>
+                <w:b w:val="false"/>
+                <w:u w:val="none"/>
+                <w:strike w:val="false"/>
                 <w:sz w:val="21"/>
                 <w:szCs w:val="21"/>
                 <w:color w:val="000000"/>
@@ -1483,7 +1769,6 @@
           </w:tcPr>
           <w:p>
             <w:pPr>
-              <w:pStyle w:val="Normal"/>
               <w:jc w:val="left"/>
               <w:pBdr>
                 <w:bottom w:val="none" w:sz="0" w:space="0" w:color="000000"/>
@@ -1493,13 +1778,24 @@
               </w:pBdr>
               <w:spacing w:after="80" w:before="80" w:line="240"/>
               <w:ind w:left="80" w:right="80" w:firstLine="0" w:firstLineChars="0"/>
+              <w:rPr>
+                <w:rFonts w:ascii="Arial" w:hAnsi="Arial" w:eastAsia="Arial" w:cs="Arial"/>
+                <w:i w:val="false"/>
+                <w:b w:val="false"/>
+                <w:u w:val="none"/>
+                <w:strike w:val="false"/>
+                <w:sz w:val="21"/>
+                <w:szCs w:val="21"/>
+                <w:color w:val="000000"/>
+              </w:rPr>
             </w:pPr>
             <w:r>
               <w:rPr>
-                <w:rFonts w:ascii="Arial" w:hAnsi="DejaVu Sans" w:eastAsia="DejaVu Sans" w:cs="DejaVu Sans"/>
-                <w:i w:val="false"/>
-                <w:b w:val="false"/>
-                <w:u w:val="none"/>
+                <w:rFonts w:ascii="Arial" w:hAnsi="Arial" w:eastAsia="Arial" w:cs="Arial"/>
+                <w:i w:val="false"/>
+                <w:b w:val="false"/>
+                <w:u w:val="none"/>
+                <w:strike w:val="false"/>
                 <w:sz w:val="21"/>
                 <w:szCs w:val="21"/>
                 <w:color w:val="000000"/>
@@ -1527,7 +1823,6 @@
           </w:tcPr>
           <w:p>
             <w:pPr>
-              <w:pStyle w:val="Normal"/>
               <w:jc w:val="left"/>
               <w:pBdr>
                 <w:bottom w:val="none" w:sz="0" w:space="0" w:color="000000"/>
@@ -1537,13 +1832,24 @@
               </w:pBdr>
               <w:spacing w:after="80" w:before="80" w:line="240"/>
               <w:ind w:left="80" w:right="80" w:firstLine="0" w:firstLineChars="0"/>
+              <w:rPr>
+                <w:rFonts w:ascii="Arial" w:hAnsi="Arial" w:eastAsia="Arial" w:cs="Arial"/>
+                <w:i w:val="false"/>
+                <w:b w:val="false"/>
+                <w:u w:val="none"/>
+                <w:strike w:val="false"/>
+                <w:sz w:val="21"/>
+                <w:szCs w:val="21"/>
+                <w:color w:val="000000"/>
+              </w:rPr>
             </w:pPr>
             <w:r>
               <w:rPr>
-                <w:rFonts w:ascii="Arial" w:hAnsi="DejaVu Sans" w:eastAsia="DejaVu Sans" w:cs="DejaVu Sans"/>
-                <w:i w:val="false"/>
-                <w:b w:val="false"/>
-                <w:u w:val="none"/>
+                <w:rFonts w:ascii="Arial" w:hAnsi="Arial" w:eastAsia="Arial" w:cs="Arial"/>
+                <w:i w:val="false"/>
+                <w:b w:val="false"/>
+                <w:u w:val="none"/>
+                <w:strike w:val="false"/>
                 <w:sz w:val="21"/>
                 <w:szCs w:val="21"/>
                 <w:color w:val="000000"/>
@@ -1571,7 +1877,6 @@
           </w:tcPr>
           <w:p>
             <w:pPr>
-              <w:pStyle w:val="Normal"/>
               <w:jc w:val="left"/>
               <w:pBdr>
                 <w:bottom w:val="none" w:sz="0" w:space="0" w:color="000000"/>
@@ -1581,13 +1886,24 @@
               </w:pBdr>
               <w:spacing w:after="80" w:before="80" w:line="240"/>
               <w:ind w:left="80" w:right="80" w:firstLine="0" w:firstLineChars="0"/>
+              <w:rPr>
+                <w:rFonts w:ascii="Arial" w:hAnsi="Arial" w:eastAsia="Arial" w:cs="Arial"/>
+                <w:i w:val="false"/>
+                <w:b w:val="false"/>
+                <w:u w:val="none"/>
+                <w:strike w:val="false"/>
+                <w:sz w:val="21"/>
+                <w:szCs w:val="21"/>
+                <w:color w:val="000000"/>
+              </w:rPr>
             </w:pPr>
             <w:r>
               <w:rPr>
-                <w:rFonts w:ascii="Arial" w:hAnsi="DejaVu Sans" w:eastAsia="DejaVu Sans" w:cs="DejaVu Sans"/>
-                <w:i w:val="false"/>
-                <w:b w:val="false"/>
-                <w:u w:val="none"/>
+                <w:rFonts w:ascii="Arial" w:hAnsi="Arial" w:eastAsia="Arial" w:cs="Arial"/>
+                <w:i w:val="false"/>
+                <w:b w:val="false"/>
+                <w:u w:val="none"/>
+                <w:strike w:val="false"/>
                 <w:sz w:val="21"/>
                 <w:szCs w:val="21"/>
                 <w:color w:val="000000"/>
@@ -1615,7 +1931,6 @@
           </w:tcPr>
           <w:p>
             <w:pPr>
-              <w:pStyle w:val="Normal"/>
               <w:jc w:val="left"/>
               <w:pBdr>
                 <w:bottom w:val="none" w:sz="0" w:space="0" w:color="000000"/>
@@ -1625,13 +1940,24 @@
               </w:pBdr>
               <w:spacing w:after="80" w:before="80" w:line="240"/>
               <w:ind w:left="80" w:right="80" w:firstLine="0" w:firstLineChars="0"/>
+              <w:rPr>
+                <w:rFonts w:ascii="Arial" w:hAnsi="Arial" w:eastAsia="Arial" w:cs="Arial"/>
+                <w:i w:val="false"/>
+                <w:b w:val="false"/>
+                <w:u w:val="none"/>
+                <w:strike w:val="false"/>
+                <w:sz w:val="21"/>
+                <w:szCs w:val="21"/>
+                <w:color w:val="000000"/>
+              </w:rPr>
             </w:pPr>
             <w:r>
               <w:rPr>
-                <w:rFonts w:ascii="Arial" w:hAnsi="DejaVu Sans" w:eastAsia="DejaVu Sans" w:cs="DejaVu Sans"/>
-                <w:i w:val="false"/>
-                <w:b w:val="false"/>
-                <w:u w:val="none"/>
+                <w:rFonts w:ascii="Arial" w:hAnsi="Arial" w:eastAsia="Arial" w:cs="Arial"/>
+                <w:i w:val="false"/>
+                <w:b w:val="false"/>
+                <w:u w:val="none"/>
+                <w:strike w:val="false"/>
                 <w:sz w:val="21"/>
                 <w:szCs w:val="21"/>
                 <w:color w:val="000000"/>
@@ -1665,7 +1991,6 @@
           </w:tcPr>
           <w:p>
             <w:pPr>
-              <w:pStyle w:val="Normal"/>
               <w:jc w:val="left"/>
               <w:pBdr>
                 <w:bottom w:val="none" w:sz="0" w:space="0" w:color="000000"/>
@@ -1675,13 +2000,24 @@
               </w:pBdr>
               <w:spacing w:after="80" w:before="80" w:line="240"/>
               <w:ind w:left="80" w:right="80" w:firstLine="0" w:firstLineChars="0"/>
+              <w:rPr>
+                <w:rFonts w:ascii="Arial" w:hAnsi="Arial" w:eastAsia="Arial" w:cs="Arial"/>
+                <w:i w:val="false"/>
+                <w:b w:val="false"/>
+                <w:u w:val="none"/>
+                <w:strike w:val="false"/>
+                <w:sz w:val="21"/>
+                <w:szCs w:val="21"/>
+                <w:color w:val="000000"/>
+              </w:rPr>
             </w:pPr>
             <w:r>
               <w:rPr>
-                <w:rFonts w:ascii="Arial" w:hAnsi="DejaVu Sans" w:eastAsia="DejaVu Sans" w:cs="DejaVu Sans"/>
-                <w:i w:val="false"/>
-                <w:b w:val="false"/>
-                <w:u w:val="none"/>
+                <w:rFonts w:ascii="Arial" w:hAnsi="Arial" w:eastAsia="Arial" w:cs="Arial"/>
+                <w:i w:val="false"/>
+                <w:b w:val="false"/>
+                <w:u w:val="none"/>
+                <w:strike w:val="false"/>
                 <w:sz w:val="21"/>
                 <w:szCs w:val="21"/>
                 <w:color w:val="000000"/>
@@ -1709,7 +2045,6 @@
           </w:tcPr>
           <w:p>
             <w:pPr>
-              <w:pStyle w:val="Normal"/>
               <w:jc w:val="left"/>
               <w:pBdr>
                 <w:bottom w:val="none" w:sz="0" w:space="0" w:color="000000"/>
@@ -1719,13 +2054,24 @@
               </w:pBdr>
               <w:spacing w:after="80" w:before="80" w:line="240"/>
               <w:ind w:left="80" w:right="80" w:firstLine="0" w:firstLineChars="0"/>
+              <w:rPr>
+                <w:rFonts w:ascii="Arial" w:hAnsi="Arial" w:eastAsia="Arial" w:cs="Arial"/>
+                <w:i w:val="false"/>
+                <w:b w:val="false"/>
+                <w:u w:val="none"/>
+                <w:strike w:val="false"/>
+                <w:sz w:val="21"/>
+                <w:szCs w:val="21"/>
+                <w:color w:val="000000"/>
+              </w:rPr>
             </w:pPr>
             <w:r>
               <w:rPr>
-                <w:rFonts w:ascii="Arial" w:hAnsi="DejaVu Sans" w:eastAsia="DejaVu Sans" w:cs="DejaVu Sans"/>
-                <w:i w:val="false"/>
-                <w:b w:val="false"/>
-                <w:u w:val="none"/>
+                <w:rFonts w:ascii="Arial" w:hAnsi="Arial" w:eastAsia="Arial" w:cs="Arial"/>
+                <w:i w:val="false"/>
+                <w:b w:val="false"/>
+                <w:u w:val="none"/>
+                <w:strike w:val="false"/>
                 <w:sz w:val="21"/>
                 <w:szCs w:val="21"/>
                 <w:color w:val="000000"/>
@@ -1753,7 +2099,6 @@
           </w:tcPr>
           <w:p>
             <w:pPr>
-              <w:pStyle w:val="Normal"/>
               <w:jc w:val="left"/>
               <w:pBdr>
                 <w:bottom w:val="none" w:sz="0" w:space="0" w:color="000000"/>
@@ -1763,13 +2108,24 @@
               </w:pBdr>
               <w:spacing w:after="80" w:before="80" w:line="240"/>
               <w:ind w:left="80" w:right="80" w:firstLine="0" w:firstLineChars="0"/>
+              <w:rPr>
+                <w:rFonts w:ascii="Arial" w:hAnsi="Arial" w:eastAsia="Arial" w:cs="Arial"/>
+                <w:i w:val="false"/>
+                <w:b w:val="false"/>
+                <w:u w:val="none"/>
+                <w:strike w:val="false"/>
+                <w:sz w:val="21"/>
+                <w:szCs w:val="21"/>
+                <w:color w:val="000000"/>
+              </w:rPr>
             </w:pPr>
             <w:r>
               <w:rPr>
-                <w:rFonts w:ascii="Arial" w:hAnsi="DejaVu Sans" w:eastAsia="DejaVu Sans" w:cs="DejaVu Sans"/>
-                <w:i w:val="false"/>
-                <w:b w:val="false"/>
-                <w:u w:val="none"/>
+                <w:rFonts w:ascii="Arial" w:hAnsi="Arial" w:eastAsia="Arial" w:cs="Arial"/>
+                <w:i w:val="false"/>
+                <w:b w:val="false"/>
+                <w:u w:val="none"/>
+                <w:strike w:val="false"/>
                 <w:sz w:val="21"/>
                 <w:szCs w:val="21"/>
                 <w:color w:val="000000"/>
@@ -1797,7 +2153,6 @@
           </w:tcPr>
           <w:p>
             <w:pPr>
-              <w:pStyle w:val="Normal"/>
               <w:jc w:val="left"/>
               <w:pBdr>
                 <w:bottom w:val="none" w:sz="0" w:space="0" w:color="000000"/>
@@ -1807,13 +2162,24 @@
               </w:pBdr>
               <w:spacing w:after="80" w:before="80" w:line="240"/>
               <w:ind w:left="80" w:right="80" w:firstLine="0" w:firstLineChars="0"/>
+              <w:rPr>
+                <w:rFonts w:ascii="Arial" w:hAnsi="Arial" w:eastAsia="Arial" w:cs="Arial"/>
+                <w:i w:val="false"/>
+                <w:b w:val="false"/>
+                <w:u w:val="none"/>
+                <w:strike w:val="false"/>
+                <w:sz w:val="21"/>
+                <w:szCs w:val="21"/>
+                <w:color w:val="000000"/>
+              </w:rPr>
             </w:pPr>
             <w:r>
               <w:rPr>
-                <w:rFonts w:ascii="Arial" w:hAnsi="DejaVu Sans" w:eastAsia="DejaVu Sans" w:cs="DejaVu Sans"/>
-                <w:i w:val="false"/>
-                <w:b w:val="false"/>
-                <w:u w:val="none"/>
+                <w:rFonts w:ascii="Arial" w:hAnsi="Arial" w:eastAsia="Arial" w:cs="Arial"/>
+                <w:i w:val="false"/>
+                <w:b w:val="false"/>
+                <w:u w:val="none"/>
+                <w:strike w:val="false"/>
                 <w:sz w:val="21"/>
                 <w:szCs w:val="21"/>
                 <w:color w:val="000000"/>
@@ -1843,6 +2209,7 @@
           <w:i w:val="true"/>
           <w:b w:val="false"/>
           <w:u w:val="none"/>
+          <w:strike w:val="false"/>
           <w:sz w:val="17"/>
           <w:szCs w:val="17"/>
           <w:color w:val="545860"/>
@@ -1869,6 +2236,7 @@
           <w:i w:val="false"/>
           <w:b w:val="true"/>
           <w:u w:val="none"/>
+          <w:strike w:val="false"/>
           <w:sz w:val="26"/>
           <w:szCs w:val="26"/>
           <w:color w:val="215A9E"/>
@@ -1912,7 +2280,6 @@
           </w:tcPr>
           <w:p>
             <w:pPr>
-              <w:pStyle w:val="Normal"/>
               <w:jc w:val="left"/>
               <w:pBdr>
                 <w:bottom w:val="none" w:sz="0" w:space="0" w:color="000000"/>
@@ -1922,13 +2289,24 @@
               </w:pBdr>
               <w:spacing w:after="80" w:before="80" w:line="240"/>
               <w:ind w:left="80" w:right="80" w:firstLine="0" w:firstLineChars="0"/>
+              <w:rPr>
+                <w:rFonts w:ascii="Arial" w:hAnsi="Arial" w:eastAsia="Arial" w:cs="Arial"/>
+                <w:i w:val="false"/>
+                <w:b w:val="true"/>
+                <w:u w:val="none"/>
+                <w:strike w:val="false"/>
+                <w:sz w:val="21"/>
+                <w:szCs w:val="21"/>
+                <w:color w:val="063360"/>
+              </w:rPr>
             </w:pPr>
             <w:r>
               <w:rPr>
-                <w:rFonts w:ascii="Arial" w:hAnsi="DejaVu Sans" w:eastAsia="DejaVu Sans" w:cs="DejaVu Sans"/>
+                <w:rFonts w:ascii="Arial" w:hAnsi="Arial" w:eastAsia="Arial" w:cs="Arial"/>
                 <w:i w:val="false"/>
                 <w:b w:val="true"/>
                 <w:u w:val="none"/>
+                <w:strike w:val="false"/>
                 <w:sz w:val="21"/>
                 <w:szCs w:val="21"/>
                 <w:color w:val="063360"/>
@@ -1956,7 +2334,6 @@
           </w:tcPr>
           <w:p>
             <w:pPr>
-              <w:pStyle w:val="Normal"/>
               <w:jc w:val="left"/>
               <w:pBdr>
                 <w:bottom w:val="none" w:sz="0" w:space="0" w:color="000000"/>
@@ -1966,13 +2343,24 @@
               </w:pBdr>
               <w:spacing w:after="80" w:before="80" w:line="240"/>
               <w:ind w:left="80" w:right="80" w:firstLine="0" w:firstLineChars="0"/>
+              <w:rPr>
+                <w:rFonts w:ascii="Arial" w:hAnsi="Arial" w:eastAsia="Arial" w:cs="Arial"/>
+                <w:i w:val="false"/>
+                <w:b w:val="true"/>
+                <w:u w:val="none"/>
+                <w:strike w:val="false"/>
+                <w:sz w:val="21"/>
+                <w:szCs w:val="21"/>
+                <w:color w:val="063360"/>
+              </w:rPr>
             </w:pPr>
             <w:r>
               <w:rPr>
-                <w:rFonts w:ascii="Arial" w:hAnsi="DejaVu Sans" w:eastAsia="DejaVu Sans" w:cs="DejaVu Sans"/>
+                <w:rFonts w:ascii="Arial" w:hAnsi="Arial" w:eastAsia="Arial" w:cs="Arial"/>
                 <w:i w:val="false"/>
                 <w:b w:val="true"/>
                 <w:u w:val="none"/>
+                <w:strike w:val="false"/>
                 <w:sz w:val="21"/>
                 <w:szCs w:val="21"/>
                 <w:color w:val="063360"/>
@@ -2000,7 +2388,6 @@
           </w:tcPr>
           <w:p>
             <w:pPr>
-              <w:pStyle w:val="Normal"/>
               <w:jc w:val="left"/>
               <w:pBdr>
                 <w:bottom w:val="none" w:sz="0" w:space="0" w:color="000000"/>
@@ -2010,13 +2397,24 @@
               </w:pBdr>
               <w:spacing w:after="80" w:before="80" w:line="240"/>
               <w:ind w:left="80" w:right="80" w:firstLine="0" w:firstLineChars="0"/>
+              <w:rPr>
+                <w:rFonts w:ascii="Arial" w:hAnsi="Arial" w:eastAsia="Arial" w:cs="Arial"/>
+                <w:i w:val="false"/>
+                <w:b w:val="true"/>
+                <w:u w:val="none"/>
+                <w:strike w:val="false"/>
+                <w:sz w:val="21"/>
+                <w:szCs w:val="21"/>
+                <w:color w:val="063360"/>
+              </w:rPr>
             </w:pPr>
             <w:r>
               <w:rPr>
-                <w:rFonts w:ascii="Arial" w:hAnsi="DejaVu Sans" w:eastAsia="DejaVu Sans" w:cs="DejaVu Sans"/>
+                <w:rFonts w:ascii="Arial" w:hAnsi="Arial" w:eastAsia="Arial" w:cs="Arial"/>
                 <w:i w:val="false"/>
                 <w:b w:val="true"/>
                 <w:u w:val="none"/>
+                <w:strike w:val="false"/>
                 <w:sz w:val="21"/>
                 <w:szCs w:val="21"/>
                 <w:color w:val="063360"/>
@@ -2050,7 +2448,6 @@
           </w:tcPr>
           <w:p>
             <w:pPr>
-              <w:pStyle w:val="Normal"/>
               <w:jc w:val="left"/>
               <w:pBdr>
                 <w:bottom w:val="none" w:sz="0" w:space="0" w:color="000000"/>
@@ -2060,13 +2457,24 @@
               </w:pBdr>
               <w:spacing w:after="80" w:before="80" w:line="240"/>
               <w:ind w:left="80" w:right="80" w:firstLine="0" w:firstLineChars="0"/>
+              <w:rPr>
+                <w:rFonts w:ascii="Arial" w:hAnsi="Arial" w:eastAsia="Arial" w:cs="Arial"/>
+                <w:i w:val="false"/>
+                <w:b w:val="false"/>
+                <w:u w:val="none"/>
+                <w:strike w:val="false"/>
+                <w:sz w:val="21"/>
+                <w:szCs w:val="21"/>
+                <w:color w:val="000000"/>
+              </w:rPr>
             </w:pPr>
             <w:r>
               <w:rPr>
-                <w:rFonts w:ascii="Arial" w:hAnsi="DejaVu Sans" w:eastAsia="DejaVu Sans" w:cs="DejaVu Sans"/>
-                <w:i w:val="false"/>
-                <w:b w:val="false"/>
-                <w:u w:val="none"/>
+                <w:rFonts w:ascii="Arial" w:hAnsi="Arial" w:eastAsia="Arial" w:cs="Arial"/>
+                <w:i w:val="false"/>
+                <w:b w:val="false"/>
+                <w:u w:val="none"/>
+                <w:strike w:val="false"/>
                 <w:sz w:val="21"/>
                 <w:szCs w:val="21"/>
                 <w:color w:val="000000"/>
@@ -2094,7 +2502,6 @@
           </w:tcPr>
           <w:p>
             <w:pPr>
-              <w:pStyle w:val="Normal"/>
               <w:jc w:val="left"/>
               <w:pBdr>
                 <w:bottom w:val="none" w:sz="0" w:space="0" w:color="000000"/>
@@ -2104,13 +2511,24 @@
               </w:pBdr>
               <w:spacing w:after="80" w:before="80" w:line="240"/>
               <w:ind w:left="80" w:right="80" w:firstLine="0" w:firstLineChars="0"/>
+              <w:rPr>
+                <w:rFonts w:ascii="Arial" w:hAnsi="Arial" w:eastAsia="Arial" w:cs="Arial"/>
+                <w:i w:val="false"/>
+                <w:b w:val="false"/>
+                <w:u w:val="none"/>
+                <w:strike w:val="false"/>
+                <w:sz w:val="21"/>
+                <w:szCs w:val="21"/>
+                <w:color w:val="000000"/>
+              </w:rPr>
             </w:pPr>
             <w:r>
               <w:rPr>
-                <w:rFonts w:ascii="Arial" w:hAnsi="DejaVu Sans" w:eastAsia="DejaVu Sans" w:cs="DejaVu Sans"/>
-                <w:i w:val="false"/>
-                <w:b w:val="false"/>
-                <w:u w:val="none"/>
+                <w:rFonts w:ascii="Arial" w:hAnsi="Arial" w:eastAsia="Arial" w:cs="Arial"/>
+                <w:i w:val="false"/>
+                <w:b w:val="false"/>
+                <w:u w:val="none"/>
+                <w:strike w:val="false"/>
                 <w:sz w:val="21"/>
                 <w:szCs w:val="21"/>
                 <w:color w:val="000000"/>
@@ -2138,7 +2556,6 @@
           </w:tcPr>
           <w:p>
             <w:pPr>
-              <w:pStyle w:val="Normal"/>
               <w:jc w:val="left"/>
               <w:pBdr>
                 <w:bottom w:val="none" w:sz="0" w:space="0" w:color="000000"/>
@@ -2148,13 +2565,24 @@
               </w:pBdr>
               <w:spacing w:after="80" w:before="80" w:line="240"/>
               <w:ind w:left="80" w:right="80" w:firstLine="0" w:firstLineChars="0"/>
+              <w:rPr>
+                <w:rFonts w:ascii="Arial" w:hAnsi="Arial" w:eastAsia="Arial" w:cs="Arial"/>
+                <w:i w:val="false"/>
+                <w:b w:val="false"/>
+                <w:u w:val="none"/>
+                <w:strike w:val="false"/>
+                <w:sz w:val="21"/>
+                <w:szCs w:val="21"/>
+                <w:color w:val="000000"/>
+              </w:rPr>
             </w:pPr>
             <w:r>
               <w:rPr>
-                <w:rFonts w:ascii="Arial" w:hAnsi="DejaVu Sans" w:eastAsia="DejaVu Sans" w:cs="DejaVu Sans"/>
-                <w:i w:val="false"/>
-                <w:b w:val="false"/>
-                <w:u w:val="none"/>
+                <w:rFonts w:ascii="Arial" w:hAnsi="Arial" w:eastAsia="Arial" w:cs="Arial"/>
+                <w:i w:val="false"/>
+                <w:b w:val="false"/>
+                <w:u w:val="none"/>
+                <w:strike w:val="false"/>
                 <w:sz w:val="21"/>
                 <w:szCs w:val="21"/>
                 <w:color w:val="000000"/>
@@ -2188,7 +2616,6 @@
           </w:tcPr>
           <w:p>
             <w:pPr>
-              <w:pStyle w:val="Normal"/>
               <w:jc w:val="left"/>
               <w:pBdr>
                 <w:bottom w:val="none" w:sz="0" w:space="0" w:color="000000"/>
@@ -2198,13 +2625,24 @@
               </w:pBdr>
               <w:spacing w:after="80" w:before="80" w:line="240"/>
               <w:ind w:left="80" w:right="80" w:firstLine="0" w:firstLineChars="0"/>
+              <w:rPr>
+                <w:rFonts w:ascii="Arial" w:hAnsi="Arial" w:eastAsia="Arial" w:cs="Arial"/>
+                <w:i w:val="false"/>
+                <w:b w:val="false"/>
+                <w:u w:val="none"/>
+                <w:strike w:val="false"/>
+                <w:sz w:val="21"/>
+                <w:szCs w:val="21"/>
+                <w:color w:val="000000"/>
+              </w:rPr>
             </w:pPr>
             <w:r>
               <w:rPr>
-                <w:rFonts w:ascii="Arial" w:hAnsi="DejaVu Sans" w:eastAsia="DejaVu Sans" w:cs="DejaVu Sans"/>
-                <w:i w:val="false"/>
-                <w:b w:val="false"/>
-                <w:u w:val="none"/>
+                <w:rFonts w:ascii="Arial" w:hAnsi="Arial" w:eastAsia="Arial" w:cs="Arial"/>
+                <w:i w:val="false"/>
+                <w:b w:val="false"/>
+                <w:u w:val="none"/>
+                <w:strike w:val="false"/>
                 <w:sz w:val="21"/>
                 <w:szCs w:val="21"/>
                 <w:color w:val="000000"/>
@@ -2232,7 +2670,6 @@
           </w:tcPr>
           <w:p>
             <w:pPr>
-              <w:pStyle w:val="Normal"/>
               <w:jc w:val="left"/>
               <w:pBdr>
                 <w:bottom w:val="none" w:sz="0" w:space="0" w:color="000000"/>
@@ -2242,13 +2679,24 @@
               </w:pBdr>
               <w:spacing w:after="80" w:before="80" w:line="240"/>
               <w:ind w:left="80" w:right="80" w:firstLine="0" w:firstLineChars="0"/>
+              <w:rPr>
+                <w:rFonts w:ascii="Arial" w:hAnsi="Arial" w:eastAsia="Arial" w:cs="Arial"/>
+                <w:i w:val="false"/>
+                <w:b w:val="false"/>
+                <w:u w:val="none"/>
+                <w:strike w:val="false"/>
+                <w:sz w:val="21"/>
+                <w:szCs w:val="21"/>
+                <w:color w:val="000000"/>
+              </w:rPr>
             </w:pPr>
             <w:r>
               <w:rPr>
-                <w:rFonts w:ascii="Arial" w:hAnsi="DejaVu Sans" w:eastAsia="DejaVu Sans" w:cs="DejaVu Sans"/>
-                <w:i w:val="false"/>
-                <w:b w:val="false"/>
-                <w:u w:val="none"/>
+                <w:rFonts w:ascii="Arial" w:hAnsi="Arial" w:eastAsia="Arial" w:cs="Arial"/>
+                <w:i w:val="false"/>
+                <w:b w:val="false"/>
+                <w:u w:val="none"/>
+                <w:strike w:val="false"/>
                 <w:sz w:val="21"/>
                 <w:szCs w:val="21"/>
                 <w:color w:val="000000"/>
@@ -2276,7 +2724,6 @@
           </w:tcPr>
           <w:p>
             <w:pPr>
-              <w:pStyle w:val="Normal"/>
               <w:jc w:val="left"/>
               <w:pBdr>
                 <w:bottom w:val="none" w:sz="0" w:space="0" w:color="000000"/>
@@ -2286,13 +2733,24 @@
               </w:pBdr>
               <w:spacing w:after="80" w:before="80" w:line="240"/>
               <w:ind w:left="80" w:right="80" w:firstLine="0" w:firstLineChars="0"/>
+              <w:rPr>
+                <w:rFonts w:ascii="Arial" w:hAnsi="Arial" w:eastAsia="Arial" w:cs="Arial"/>
+                <w:i w:val="false"/>
+                <w:b w:val="false"/>
+                <w:u w:val="none"/>
+                <w:strike w:val="false"/>
+                <w:sz w:val="21"/>
+                <w:szCs w:val="21"/>
+                <w:color w:val="000000"/>
+              </w:rPr>
             </w:pPr>
             <w:r>
               <w:rPr>
-                <w:rFonts w:ascii="Arial" w:hAnsi="DejaVu Sans" w:eastAsia="DejaVu Sans" w:cs="DejaVu Sans"/>
-                <w:i w:val="false"/>
-                <w:b w:val="false"/>
-                <w:u w:val="none"/>
+                <w:rFonts w:ascii="Arial" w:hAnsi="Arial" w:eastAsia="Arial" w:cs="Arial"/>
+                <w:i w:val="false"/>
+                <w:b w:val="false"/>
+                <w:u w:val="none"/>
+                <w:strike w:val="false"/>
                 <w:sz w:val="21"/>
                 <w:szCs w:val="21"/>
                 <w:color w:val="000000"/>
@@ -2326,7 +2784,6 @@
           </w:tcPr>
           <w:p>
             <w:pPr>
-              <w:pStyle w:val="Normal"/>
               <w:jc w:val="left"/>
               <w:pBdr>
                 <w:bottom w:val="none" w:sz="0" w:space="0" w:color="000000"/>
@@ -2336,13 +2793,24 @@
               </w:pBdr>
               <w:spacing w:after="80" w:before="80" w:line="240"/>
               <w:ind w:left="80" w:right="80" w:firstLine="0" w:firstLineChars="0"/>
+              <w:rPr>
+                <w:rFonts w:ascii="Arial" w:hAnsi="Arial" w:eastAsia="Arial" w:cs="Arial"/>
+                <w:i w:val="false"/>
+                <w:b w:val="false"/>
+                <w:u w:val="none"/>
+                <w:strike w:val="false"/>
+                <w:sz w:val="21"/>
+                <w:szCs w:val="21"/>
+                <w:color w:val="000000"/>
+              </w:rPr>
             </w:pPr>
             <w:r>
               <w:rPr>
-                <w:rFonts w:ascii="Arial" w:hAnsi="DejaVu Sans" w:eastAsia="DejaVu Sans" w:cs="DejaVu Sans"/>
-                <w:i w:val="false"/>
-                <w:b w:val="false"/>
-                <w:u w:val="none"/>
+                <w:rFonts w:ascii="Arial" w:hAnsi="Arial" w:eastAsia="Arial" w:cs="Arial"/>
+                <w:i w:val="false"/>
+                <w:b w:val="false"/>
+                <w:u w:val="none"/>
+                <w:strike w:val="false"/>
                 <w:sz w:val="21"/>
                 <w:szCs w:val="21"/>
                 <w:color w:val="000000"/>
@@ -2370,7 +2838,6 @@
           </w:tcPr>
           <w:p>
             <w:pPr>
-              <w:pStyle w:val="Normal"/>
               <w:jc w:val="left"/>
               <w:pBdr>
                 <w:bottom w:val="none" w:sz="0" w:space="0" w:color="000000"/>
@@ -2380,13 +2847,24 @@
               </w:pBdr>
               <w:spacing w:after="80" w:before="80" w:line="240"/>
               <w:ind w:left="80" w:right="80" w:firstLine="0" w:firstLineChars="0"/>
+              <w:rPr>
+                <w:rFonts w:ascii="Arial" w:hAnsi="Arial" w:eastAsia="Arial" w:cs="Arial"/>
+                <w:i w:val="false"/>
+                <w:b w:val="false"/>
+                <w:u w:val="none"/>
+                <w:strike w:val="false"/>
+                <w:sz w:val="21"/>
+                <w:szCs w:val="21"/>
+                <w:color w:val="000000"/>
+              </w:rPr>
             </w:pPr>
             <w:r>
               <w:rPr>
-                <w:rFonts w:ascii="Arial" w:hAnsi="DejaVu Sans" w:eastAsia="DejaVu Sans" w:cs="DejaVu Sans"/>
-                <w:i w:val="false"/>
-                <w:b w:val="false"/>
-                <w:u w:val="none"/>
+                <w:rFonts w:ascii="Arial" w:hAnsi="Arial" w:eastAsia="Arial" w:cs="Arial"/>
+                <w:i w:val="false"/>
+                <w:b w:val="false"/>
+                <w:u w:val="none"/>
+                <w:strike w:val="false"/>
                 <w:sz w:val="21"/>
                 <w:szCs w:val="21"/>
                 <w:color w:val="000000"/>
@@ -2414,7 +2892,6 @@
           </w:tcPr>
           <w:p>
             <w:pPr>
-              <w:pStyle w:val="Normal"/>
               <w:jc w:val="left"/>
               <w:pBdr>
                 <w:bottom w:val="none" w:sz="0" w:space="0" w:color="000000"/>
@@ -2424,13 +2901,24 @@
               </w:pBdr>
               <w:spacing w:after="80" w:before="80" w:line="240"/>
               <w:ind w:left="80" w:right="80" w:firstLine="0" w:firstLineChars="0"/>
+              <w:rPr>
+                <w:rFonts w:ascii="Arial" w:hAnsi="Arial" w:eastAsia="Arial" w:cs="Arial"/>
+                <w:i w:val="false"/>
+                <w:b w:val="false"/>
+                <w:u w:val="none"/>
+                <w:strike w:val="false"/>
+                <w:sz w:val="21"/>
+                <w:szCs w:val="21"/>
+                <w:color w:val="000000"/>
+              </w:rPr>
             </w:pPr>
             <w:r>
               <w:rPr>
-                <w:rFonts w:ascii="Arial" w:hAnsi="DejaVu Sans" w:eastAsia="DejaVu Sans" w:cs="DejaVu Sans"/>
-                <w:i w:val="false"/>
-                <w:b w:val="false"/>
-                <w:u w:val="none"/>
+                <w:rFonts w:ascii="Arial" w:hAnsi="Arial" w:eastAsia="Arial" w:cs="Arial"/>
+                <w:i w:val="false"/>
+                <w:b w:val="false"/>
+                <w:u w:val="none"/>
+                <w:strike w:val="false"/>
                 <w:sz w:val="21"/>
                 <w:szCs w:val="21"/>
                 <w:color w:val="000000"/>
@@ -2460,6 +2948,7 @@
           <w:i w:val="false"/>
           <w:b w:val="false"/>
           <w:u w:val="none"/>
+          <w:strike w:val="false"/>
           <w:sz w:val="22"/>
           <w:szCs w:val="22"/>
           <w:color w:val="000000"/>
@@ -2486,6 +2975,7 @@
           <w:i w:val="false"/>
           <w:b w:val="false"/>
           <w:u w:val="none"/>
+          <w:strike w:val="false"/>
           <w:sz w:val="22"/>
           <w:szCs w:val="22"/>
           <w:color w:val="000000"/>
@@ -2512,6 +3002,7 @@
           <w:i w:val="false"/>
           <w:b w:val="false"/>
           <w:u w:val="none"/>
+          <w:strike w:val="false"/>
           <w:sz w:val="22"/>
           <w:szCs w:val="22"/>
           <w:color w:val="B5BEC9"/>
@@ -2538,6 +3029,7 @@
           <w:i w:val="false"/>
           <w:b w:val="false"/>
           <w:u w:val="none"/>
+          <w:strike w:val="false"/>
           <w:sz w:val="22"/>
           <w:szCs w:val="22"/>
           <w:color w:val="B5BEC9"/>
@@ -2570,6 +3062,7 @@
           <w:i w:val="false"/>
           <w:b w:val="false"/>
           <w:u w:val="none"/>
+          <w:strike w:val="false"/>
           <w:sz w:val="18"/>
           <w:szCs w:val="18"/>
           <w:color w:val="545860"/>
@@ -2596,6 +3089,7 @@
           <w:i w:val="false"/>
           <w:b w:val="true"/>
           <w:u w:val="none"/>
+          <w:strike w:val="false"/>
           <w:sz w:val="36"/>
           <w:szCs w:val="36"/>
           <w:color w:val="063360"/>
@@ -2622,6 +3116,7 @@
           <w:i w:val="true"/>
           <w:b w:val="false"/>
           <w:u w:val="none"/>
+          <w:strike w:val="false"/>
           <w:sz w:val="18"/>
           <w:szCs w:val="18"/>
           <w:color w:val="215A9E"/>
@@ -2648,6 +3143,7 @@
           <w:i w:val="false"/>
           <w:b w:val="false"/>
           <w:u w:val="none"/>
+          <w:strike w:val="false"/>
           <w:sz w:val="22"/>
           <w:szCs w:val="22"/>
           <w:color w:val="000000"/>
@@ -2691,7 +3187,6 @@
           </w:tcPr>
           <w:p>
             <w:pPr>
-              <w:pStyle w:val="Normal"/>
               <w:jc w:val="left"/>
               <w:pBdr>
                 <w:bottom w:val="none" w:sz="0" w:space="0" w:color="000000"/>
@@ -2701,13 +3196,24 @@
               </w:pBdr>
               <w:spacing w:after="80" w:before="80" w:line="240"/>
               <w:ind w:left="80" w:right="80" w:firstLine="0" w:firstLineChars="0"/>
+              <w:rPr>
+                <w:rFonts w:ascii="Arial" w:hAnsi="Arial" w:eastAsia="Arial" w:cs="Arial"/>
+                <w:i w:val="false"/>
+                <w:b w:val="true"/>
+                <w:u w:val="none"/>
+                <w:strike w:val="false"/>
+                <w:sz w:val="21"/>
+                <w:szCs w:val="21"/>
+                <w:color w:val="063360"/>
+              </w:rPr>
             </w:pPr>
             <w:r>
               <w:rPr>
-                <w:rFonts w:ascii="Arial" w:hAnsi="DejaVu Sans" w:eastAsia="DejaVu Sans" w:cs="DejaVu Sans"/>
+                <w:rFonts w:ascii="Arial" w:hAnsi="Arial" w:eastAsia="Arial" w:cs="Arial"/>
                 <w:i w:val="false"/>
                 <w:b w:val="true"/>
                 <w:u w:val="none"/>
+                <w:strike w:val="false"/>
                 <w:sz w:val="21"/>
                 <w:szCs w:val="21"/>
                 <w:color w:val="063360"/>
@@ -2735,7 +3241,6 @@
           </w:tcPr>
           <w:p>
             <w:pPr>
-              <w:pStyle w:val="Normal"/>
               <w:jc w:val="left"/>
               <w:pBdr>
                 <w:bottom w:val="none" w:sz="0" w:space="0" w:color="000000"/>
@@ -2745,13 +3250,24 @@
               </w:pBdr>
               <w:spacing w:after="80" w:before="80" w:line="240"/>
               <w:ind w:left="80" w:right="80" w:firstLine="0" w:firstLineChars="0"/>
+              <w:rPr>
+                <w:rFonts w:ascii="Arial" w:hAnsi="Arial" w:eastAsia="Arial" w:cs="Arial"/>
+                <w:i w:val="false"/>
+                <w:b w:val="true"/>
+                <w:u w:val="none"/>
+                <w:strike w:val="false"/>
+                <w:sz w:val="21"/>
+                <w:szCs w:val="21"/>
+                <w:color w:val="063360"/>
+              </w:rPr>
             </w:pPr>
             <w:r>
               <w:rPr>
-                <w:rFonts w:ascii="Arial" w:hAnsi="DejaVu Sans" w:eastAsia="DejaVu Sans" w:cs="DejaVu Sans"/>
+                <w:rFonts w:ascii="Arial" w:hAnsi="Arial" w:eastAsia="Arial" w:cs="Arial"/>
                 <w:i w:val="false"/>
                 <w:b w:val="true"/>
                 <w:u w:val="none"/>
+                <w:strike w:val="false"/>
                 <w:sz w:val="21"/>
                 <w:szCs w:val="21"/>
                 <w:color w:val="063360"/>
@@ -2779,7 +3295,6 @@
           </w:tcPr>
           <w:p>
             <w:pPr>
-              <w:pStyle w:val="Normal"/>
               <w:jc w:val="left"/>
               <w:pBdr>
                 <w:bottom w:val="none" w:sz="0" w:space="0" w:color="000000"/>
@@ -2789,13 +3304,24 @@
               </w:pBdr>
               <w:spacing w:after="80" w:before="80" w:line="240"/>
               <w:ind w:left="80" w:right="80" w:firstLine="0" w:firstLineChars="0"/>
+              <w:rPr>
+                <w:rFonts w:ascii="Arial" w:hAnsi="Arial" w:eastAsia="Arial" w:cs="Arial"/>
+                <w:i w:val="false"/>
+                <w:b w:val="true"/>
+                <w:u w:val="none"/>
+                <w:strike w:val="false"/>
+                <w:sz w:val="21"/>
+                <w:szCs w:val="21"/>
+                <w:color w:val="063360"/>
+              </w:rPr>
             </w:pPr>
             <w:r>
               <w:rPr>
-                <w:rFonts w:ascii="Arial" w:hAnsi="DejaVu Sans" w:eastAsia="DejaVu Sans" w:cs="DejaVu Sans"/>
+                <w:rFonts w:ascii="Arial" w:hAnsi="Arial" w:eastAsia="Arial" w:cs="Arial"/>
                 <w:i w:val="false"/>
                 <w:b w:val="true"/>
                 <w:u w:val="none"/>
+                <w:strike w:val="false"/>
                 <w:sz w:val="21"/>
                 <w:szCs w:val="21"/>
                 <w:color w:val="063360"/>
@@ -2829,7 +3355,6 @@
           </w:tcPr>
           <w:p>
             <w:pPr>
-              <w:pStyle w:val="Normal"/>
               <w:jc w:val="left"/>
               <w:pBdr>
                 <w:bottom w:val="none" w:sz="0" w:space="0" w:color="000000"/>
@@ -2839,13 +3364,24 @@
               </w:pBdr>
               <w:spacing w:after="80" w:before="80" w:line="240"/>
               <w:ind w:left="80" w:right="80" w:firstLine="0" w:firstLineChars="0"/>
+              <w:rPr>
+                <w:rFonts w:ascii="Arial" w:hAnsi="Arial" w:eastAsia="Arial" w:cs="Arial"/>
+                <w:i w:val="false"/>
+                <w:b w:val="false"/>
+                <w:u w:val="none"/>
+                <w:strike w:val="false"/>
+                <w:sz w:val="21"/>
+                <w:szCs w:val="21"/>
+                <w:color w:val="000000"/>
+              </w:rPr>
             </w:pPr>
             <w:r>
               <w:rPr>
-                <w:rFonts w:ascii="Arial" w:hAnsi="DejaVu Sans" w:eastAsia="DejaVu Sans" w:cs="DejaVu Sans"/>
-                <w:i w:val="false"/>
-                <w:b w:val="false"/>
-                <w:u w:val="none"/>
+                <w:rFonts w:ascii="Arial" w:hAnsi="Arial" w:eastAsia="Arial" w:cs="Arial"/>
+                <w:i w:val="false"/>
+                <w:b w:val="false"/>
+                <w:u w:val="none"/>
+                <w:strike w:val="false"/>
                 <w:sz w:val="21"/>
                 <w:szCs w:val="21"/>
                 <w:color w:val="000000"/>
@@ -2873,7 +3409,6 @@
           </w:tcPr>
           <w:p>
             <w:pPr>
-              <w:pStyle w:val="Normal"/>
               <w:jc w:val="left"/>
               <w:pBdr>
                 <w:bottom w:val="none" w:sz="0" w:space="0" w:color="000000"/>
@@ -2883,13 +3418,24 @@
               </w:pBdr>
               <w:spacing w:after="80" w:before="80" w:line="240"/>
               <w:ind w:left="80" w:right="80" w:firstLine="0" w:firstLineChars="0"/>
+              <w:rPr>
+                <w:rFonts w:ascii="Arial" w:hAnsi="Arial" w:eastAsia="Arial" w:cs="Arial"/>
+                <w:i w:val="false"/>
+                <w:b w:val="false"/>
+                <w:u w:val="none"/>
+                <w:strike w:val="false"/>
+                <w:sz w:val="21"/>
+                <w:szCs w:val="21"/>
+                <w:color w:val="000000"/>
+              </w:rPr>
             </w:pPr>
             <w:r>
               <w:rPr>
-                <w:rFonts w:ascii="Arial" w:hAnsi="DejaVu Sans" w:eastAsia="DejaVu Sans" w:cs="DejaVu Sans"/>
-                <w:i w:val="false"/>
-                <w:b w:val="false"/>
-                <w:u w:val="none"/>
+                <w:rFonts w:ascii="Arial" w:hAnsi="Arial" w:eastAsia="Arial" w:cs="Arial"/>
+                <w:i w:val="false"/>
+                <w:b w:val="false"/>
+                <w:u w:val="none"/>
+                <w:strike w:val="false"/>
                 <w:sz w:val="21"/>
                 <w:szCs w:val="21"/>
                 <w:color w:val="000000"/>
@@ -2917,7 +3463,6 @@
           </w:tcPr>
           <w:p>
             <w:pPr>
-              <w:pStyle w:val="Normal"/>
               <w:jc w:val="left"/>
               <w:pBdr>
                 <w:bottom w:val="none" w:sz="0" w:space="0" w:color="000000"/>
@@ -2927,13 +3472,24 @@
               </w:pBdr>
               <w:spacing w:after="80" w:before="80" w:line="240"/>
               <w:ind w:left="80" w:right="80" w:firstLine="0" w:firstLineChars="0"/>
+              <w:rPr>
+                <w:rFonts w:ascii="Arial" w:hAnsi="Arial" w:eastAsia="Arial" w:cs="Arial"/>
+                <w:i w:val="false"/>
+                <w:b w:val="false"/>
+                <w:u w:val="none"/>
+                <w:strike w:val="false"/>
+                <w:sz w:val="21"/>
+                <w:szCs w:val="21"/>
+                <w:color w:val="000000"/>
+              </w:rPr>
             </w:pPr>
             <w:r>
               <w:rPr>
-                <w:rFonts w:ascii="Arial" w:hAnsi="DejaVu Sans" w:eastAsia="DejaVu Sans" w:cs="DejaVu Sans"/>
-                <w:i w:val="false"/>
-                <w:b w:val="false"/>
-                <w:u w:val="none"/>
+                <w:rFonts w:ascii="Arial" w:hAnsi="Arial" w:eastAsia="Arial" w:cs="Arial"/>
+                <w:i w:val="false"/>
+                <w:b w:val="false"/>
+                <w:u w:val="none"/>
+                <w:strike w:val="false"/>
                 <w:sz w:val="21"/>
                 <w:szCs w:val="21"/>
                 <w:color w:val="000000"/>
@@ -2967,7 +3523,6 @@
           </w:tcPr>
           <w:p>
             <w:pPr>
-              <w:pStyle w:val="Normal"/>
               <w:jc w:val="left"/>
               <w:pBdr>
                 <w:bottom w:val="none" w:sz="0" w:space="0" w:color="000000"/>
@@ -2977,13 +3532,24 @@
               </w:pBdr>
               <w:spacing w:after="80" w:before="80" w:line="240"/>
               <w:ind w:left="80" w:right="80" w:firstLine="0" w:firstLineChars="0"/>
+              <w:rPr>
+                <w:rFonts w:ascii="Arial" w:hAnsi="Arial" w:eastAsia="Arial" w:cs="Arial"/>
+                <w:i w:val="false"/>
+                <w:b w:val="false"/>
+                <w:u w:val="none"/>
+                <w:strike w:val="false"/>
+                <w:sz w:val="21"/>
+                <w:szCs w:val="21"/>
+                <w:color w:val="000000"/>
+              </w:rPr>
             </w:pPr>
             <w:r>
               <w:rPr>
-                <w:rFonts w:ascii="Arial" w:hAnsi="DejaVu Sans" w:eastAsia="DejaVu Sans" w:cs="DejaVu Sans"/>
-                <w:i w:val="false"/>
-                <w:b w:val="false"/>
-                <w:u w:val="none"/>
+                <w:rFonts w:ascii="Arial" w:hAnsi="Arial" w:eastAsia="Arial" w:cs="Arial"/>
+                <w:i w:val="false"/>
+                <w:b w:val="false"/>
+                <w:u w:val="none"/>
+                <w:strike w:val="false"/>
                 <w:sz w:val="21"/>
                 <w:szCs w:val="21"/>
                 <w:color w:val="000000"/>
@@ -3011,7 +3577,6 @@
           </w:tcPr>
           <w:p>
             <w:pPr>
-              <w:pStyle w:val="Normal"/>
               <w:jc w:val="left"/>
               <w:pBdr>
                 <w:bottom w:val="none" w:sz="0" w:space="0" w:color="000000"/>
@@ -3021,13 +3586,24 @@
               </w:pBdr>
               <w:spacing w:after="80" w:before="80" w:line="240"/>
               <w:ind w:left="80" w:right="80" w:firstLine="0" w:firstLineChars="0"/>
+              <w:rPr>
+                <w:rFonts w:ascii="Arial" w:hAnsi="Arial" w:eastAsia="Arial" w:cs="Arial"/>
+                <w:i w:val="false"/>
+                <w:b w:val="false"/>
+                <w:u w:val="none"/>
+                <w:strike w:val="false"/>
+                <w:sz w:val="21"/>
+                <w:szCs w:val="21"/>
+                <w:color w:val="000000"/>
+              </w:rPr>
             </w:pPr>
             <w:r>
               <w:rPr>
-                <w:rFonts w:ascii="Arial" w:hAnsi="DejaVu Sans" w:eastAsia="DejaVu Sans" w:cs="DejaVu Sans"/>
-                <w:i w:val="false"/>
-                <w:b w:val="false"/>
-                <w:u w:val="none"/>
+                <w:rFonts w:ascii="Arial" w:hAnsi="Arial" w:eastAsia="Arial" w:cs="Arial"/>
+                <w:i w:val="false"/>
+                <w:b w:val="false"/>
+                <w:u w:val="none"/>
+                <w:strike w:val="false"/>
                 <w:sz w:val="21"/>
                 <w:szCs w:val="21"/>
                 <w:color w:val="000000"/>
@@ -3055,7 +3631,6 @@
           </w:tcPr>
           <w:p>
             <w:pPr>
-              <w:pStyle w:val="Normal"/>
               <w:jc w:val="left"/>
               <w:pBdr>
                 <w:bottom w:val="none" w:sz="0" w:space="0" w:color="000000"/>
@@ -3065,13 +3640,24 @@
               </w:pBdr>
               <w:spacing w:after="80" w:before="80" w:line="240"/>
               <w:ind w:left="80" w:right="80" w:firstLine="0" w:firstLineChars="0"/>
+              <w:rPr>
+                <w:rFonts w:ascii="Arial" w:hAnsi="Arial" w:eastAsia="Arial" w:cs="Arial"/>
+                <w:i w:val="false"/>
+                <w:b w:val="false"/>
+                <w:u w:val="none"/>
+                <w:strike w:val="false"/>
+                <w:sz w:val="21"/>
+                <w:szCs w:val="21"/>
+                <w:color w:val="000000"/>
+              </w:rPr>
             </w:pPr>
             <w:r>
               <w:rPr>
-                <w:rFonts w:ascii="Arial" w:hAnsi="DejaVu Sans" w:eastAsia="DejaVu Sans" w:cs="DejaVu Sans"/>
-                <w:i w:val="false"/>
-                <w:b w:val="false"/>
-                <w:u w:val="none"/>
+                <w:rFonts w:ascii="Arial" w:hAnsi="Arial" w:eastAsia="Arial" w:cs="Arial"/>
+                <w:i w:val="false"/>
+                <w:b w:val="false"/>
+                <w:u w:val="none"/>
+                <w:strike w:val="false"/>
                 <w:sz w:val="21"/>
                 <w:szCs w:val="21"/>
                 <w:color w:val="000000"/>
@@ -3105,7 +3691,6 @@
           </w:tcPr>
           <w:p>
             <w:pPr>
-              <w:pStyle w:val="Normal"/>
               <w:jc w:val="left"/>
               <w:pBdr>
                 <w:bottom w:val="none" w:sz="0" w:space="0" w:color="000000"/>
@@ -3115,13 +3700,24 @@
               </w:pBdr>
               <w:spacing w:after="80" w:before="80" w:line="240"/>
               <w:ind w:left="80" w:right="80" w:firstLine="0" w:firstLineChars="0"/>
+              <w:rPr>
+                <w:rFonts w:ascii="Arial" w:hAnsi="Arial" w:eastAsia="Arial" w:cs="Arial"/>
+                <w:i w:val="false"/>
+                <w:b w:val="false"/>
+                <w:u w:val="none"/>
+                <w:strike w:val="false"/>
+                <w:sz w:val="21"/>
+                <w:szCs w:val="21"/>
+                <w:color w:val="000000"/>
+              </w:rPr>
             </w:pPr>
             <w:r>
               <w:rPr>
-                <w:rFonts w:ascii="Arial" w:hAnsi="DejaVu Sans" w:eastAsia="DejaVu Sans" w:cs="DejaVu Sans"/>
-                <w:i w:val="false"/>
-                <w:b w:val="false"/>
-                <w:u w:val="none"/>
+                <w:rFonts w:ascii="Arial" w:hAnsi="Arial" w:eastAsia="Arial" w:cs="Arial"/>
+                <w:i w:val="false"/>
+                <w:b w:val="false"/>
+                <w:u w:val="none"/>
+                <w:strike w:val="false"/>
                 <w:sz w:val="21"/>
                 <w:szCs w:val="21"/>
                 <w:color w:val="000000"/>
@@ -3149,7 +3745,6 @@
           </w:tcPr>
           <w:p>
             <w:pPr>
-              <w:pStyle w:val="Normal"/>
               <w:jc w:val="left"/>
               <w:pBdr>
                 <w:bottom w:val="none" w:sz="0" w:space="0" w:color="000000"/>
@@ -3159,13 +3754,24 @@
               </w:pBdr>
               <w:spacing w:after="80" w:before="80" w:line="240"/>
               <w:ind w:left="80" w:right="80" w:firstLine="0" w:firstLineChars="0"/>
+              <w:rPr>
+                <w:rFonts w:ascii="Arial" w:hAnsi="Arial" w:eastAsia="Arial" w:cs="Arial"/>
+                <w:i w:val="false"/>
+                <w:b w:val="false"/>
+                <w:u w:val="none"/>
+                <w:strike w:val="false"/>
+                <w:sz w:val="21"/>
+                <w:szCs w:val="21"/>
+                <w:color w:val="000000"/>
+              </w:rPr>
             </w:pPr>
             <w:r>
               <w:rPr>
-                <w:rFonts w:ascii="Arial" w:hAnsi="DejaVu Sans" w:eastAsia="DejaVu Sans" w:cs="DejaVu Sans"/>
-                <w:i w:val="false"/>
-                <w:b w:val="false"/>
-                <w:u w:val="none"/>
+                <w:rFonts w:ascii="Arial" w:hAnsi="Arial" w:eastAsia="Arial" w:cs="Arial"/>
+                <w:i w:val="false"/>
+                <w:b w:val="false"/>
+                <w:u w:val="none"/>
+                <w:strike w:val="false"/>
                 <w:sz w:val="21"/>
                 <w:szCs w:val="21"/>
                 <w:color w:val="000000"/>
@@ -3193,7 +3799,6 @@
           </w:tcPr>
           <w:p>
             <w:pPr>
-              <w:pStyle w:val="Normal"/>
               <w:jc w:val="left"/>
               <w:pBdr>
                 <w:bottom w:val="none" w:sz="0" w:space="0" w:color="000000"/>
@@ -3203,18 +3808,29 @@
               </w:pBdr>
               <w:spacing w:after="80" w:before="80" w:line="240"/>
               <w:ind w:left="80" w:right="80" w:firstLine="0" w:firstLineChars="0"/>
+              <w:rPr>
+                <w:rFonts w:ascii="Arial" w:hAnsi="Arial" w:eastAsia="Arial" w:cs="Arial"/>
+                <w:i w:val="false"/>
+                <w:b w:val="false"/>
+                <w:u w:val="none"/>
+                <w:strike w:val="false"/>
+                <w:sz w:val="21"/>
+                <w:szCs w:val="21"/>
+                <w:color w:val="000000"/>
+              </w:rPr>
             </w:pPr>
             <w:r>
               <w:rPr>
-                <w:rFonts w:ascii="Arial" w:hAnsi="DejaVu Sans" w:eastAsia="DejaVu Sans" w:cs="DejaVu Sans"/>
-                <w:i w:val="false"/>
-                <w:b w:val="false"/>
-                <w:u w:val="none"/>
-                <w:sz w:val="21"/>
-                <w:szCs w:val="21"/>
-                <w:color w:val="000000"/>
-              </w:rPr>
-              <w:t xml:space="preserve">yes (worst 0.12)</w:t>
+                <w:rFonts w:ascii="Arial" w:hAnsi="Arial" w:eastAsia="Arial" w:cs="Arial"/>
+                <w:i w:val="false"/>
+                <w:b w:val="false"/>
+                <w:u w:val="none"/>
+                <w:strike w:val="false"/>
+                <w:sz w:val="21"/>
+                <w:szCs w:val="21"/>
+                <w:color w:val="000000"/>
+              </w:rPr>
+              <w:t xml:space="preserve">partly: 2 of 6 over 0.1 (worst 0.17)</w:t>
             </w:r>
           </w:p>
         </w:tc>
@@ -3243,7 +3859,6 @@
           </w:tcPr>
           <w:p>
             <w:pPr>
-              <w:pStyle w:val="Normal"/>
               <w:jc w:val="left"/>
               <w:pBdr>
                 <w:bottom w:val="none" w:sz="0" w:space="0" w:color="000000"/>
@@ -3253,13 +3868,24 @@
               </w:pBdr>
               <w:spacing w:after="80" w:before="80" w:line="240"/>
               <w:ind w:left="80" w:right="80" w:firstLine="0" w:firstLineChars="0"/>
+              <w:rPr>
+                <w:rFonts w:ascii="Arial" w:hAnsi="Arial" w:eastAsia="Arial" w:cs="Arial"/>
+                <w:i w:val="false"/>
+                <w:b w:val="false"/>
+                <w:u w:val="none"/>
+                <w:strike w:val="false"/>
+                <w:sz w:val="21"/>
+                <w:szCs w:val="21"/>
+                <w:color w:val="000000"/>
+              </w:rPr>
             </w:pPr>
             <w:r>
               <w:rPr>
-                <w:rFonts w:ascii="Arial" w:hAnsi="DejaVu Sans" w:eastAsia="DejaVu Sans" w:cs="DejaVu Sans"/>
-                <w:i w:val="false"/>
-                <w:b w:val="false"/>
-                <w:u w:val="none"/>
+                <w:rFonts w:ascii="Arial" w:hAnsi="Arial" w:eastAsia="Arial" w:cs="Arial"/>
+                <w:i w:val="false"/>
+                <w:b w:val="false"/>
+                <w:u w:val="none"/>
+                <w:strike w:val="false"/>
                 <w:sz w:val="21"/>
                 <w:szCs w:val="21"/>
                 <w:color w:val="000000"/>
@@ -3287,7 +3913,6 @@
           </w:tcPr>
           <w:p>
             <w:pPr>
-              <w:pStyle w:val="Normal"/>
               <w:jc w:val="left"/>
               <w:pBdr>
                 <w:bottom w:val="none" w:sz="0" w:space="0" w:color="000000"/>
@@ -3297,13 +3922,24 @@
               </w:pBdr>
               <w:spacing w:after="80" w:before="80" w:line="240"/>
               <w:ind w:left="80" w:right="80" w:firstLine="0" w:firstLineChars="0"/>
+              <w:rPr>
+                <w:rFonts w:ascii="Arial" w:hAnsi="Arial" w:eastAsia="Arial" w:cs="Arial"/>
+                <w:i w:val="false"/>
+                <w:b w:val="false"/>
+                <w:u w:val="none"/>
+                <w:strike w:val="false"/>
+                <w:sz w:val="21"/>
+                <w:szCs w:val="21"/>
+                <w:color w:val="000000"/>
+              </w:rPr>
             </w:pPr>
             <w:r>
               <w:rPr>
-                <w:rFonts w:ascii="Arial" w:hAnsi="DejaVu Sans" w:eastAsia="DejaVu Sans" w:cs="DejaVu Sans"/>
-                <w:i w:val="false"/>
-                <w:b w:val="false"/>
-                <w:u w:val="none"/>
+                <w:rFonts w:ascii="Arial" w:hAnsi="Arial" w:eastAsia="Arial" w:cs="Arial"/>
+                <w:i w:val="false"/>
+                <w:b w:val="false"/>
+                <w:u w:val="none"/>
+                <w:strike w:val="false"/>
                 <w:sz w:val="21"/>
                 <w:szCs w:val="21"/>
                 <w:color w:val="000000"/>
@@ -3331,7 +3967,6 @@
           </w:tcPr>
           <w:p>
             <w:pPr>
-              <w:pStyle w:val="Normal"/>
               <w:jc w:val="left"/>
               <w:pBdr>
                 <w:bottom w:val="none" w:sz="0" w:space="0" w:color="000000"/>
@@ -3341,13 +3976,24 @@
               </w:pBdr>
               <w:spacing w:after="80" w:before="80" w:line="240"/>
               <w:ind w:left="80" w:right="80" w:firstLine="0" w:firstLineChars="0"/>
+              <w:rPr>
+                <w:rFonts w:ascii="Arial" w:hAnsi="Arial" w:eastAsia="Arial" w:cs="Arial"/>
+                <w:i w:val="false"/>
+                <w:b w:val="false"/>
+                <w:u w:val="none"/>
+                <w:strike w:val="false"/>
+                <w:sz w:val="21"/>
+                <w:szCs w:val="21"/>
+                <w:color w:val="000000"/>
+              </w:rPr>
             </w:pPr>
             <w:r>
               <w:rPr>
-                <w:rFonts w:ascii="Arial" w:hAnsi="DejaVu Sans" w:eastAsia="DejaVu Sans" w:cs="DejaVu Sans"/>
-                <w:i w:val="false"/>
-                <w:b w:val="false"/>
-                <w:u w:val="none"/>
+                <w:rFonts w:ascii="Arial" w:hAnsi="Arial" w:eastAsia="Arial" w:cs="Arial"/>
+                <w:i w:val="false"/>
+                <w:b w:val="false"/>
+                <w:u w:val="none"/>
+                <w:strike w:val="false"/>
                 <w:sz w:val="21"/>
                 <w:szCs w:val="21"/>
                 <w:color w:val="000000"/>
@@ -3381,7 +4027,6 @@
           </w:tcPr>
           <w:p>
             <w:pPr>
-              <w:pStyle w:val="Normal"/>
               <w:jc w:val="left"/>
               <w:pBdr>
                 <w:bottom w:val="none" w:sz="0" w:space="0" w:color="000000"/>
@@ -3391,13 +4036,24 @@
               </w:pBdr>
               <w:spacing w:after="80" w:before="80" w:line="240"/>
               <w:ind w:left="80" w:right="80" w:firstLine="0" w:firstLineChars="0"/>
+              <w:rPr>
+                <w:rFonts w:ascii="Arial" w:hAnsi="Arial" w:eastAsia="Arial" w:cs="Arial"/>
+                <w:i w:val="false"/>
+                <w:b w:val="false"/>
+                <w:u w:val="none"/>
+                <w:strike w:val="false"/>
+                <w:sz w:val="21"/>
+                <w:szCs w:val="21"/>
+                <w:color w:val="000000"/>
+              </w:rPr>
             </w:pPr>
             <w:r>
               <w:rPr>
-                <w:rFonts w:ascii="Arial" w:hAnsi="DejaVu Sans" w:eastAsia="DejaVu Sans" w:cs="DejaVu Sans"/>
-                <w:i w:val="false"/>
-                <w:b w:val="false"/>
-                <w:u w:val="none"/>
+                <w:rFonts w:ascii="Arial" w:hAnsi="Arial" w:eastAsia="Arial" w:cs="Arial"/>
+                <w:i w:val="false"/>
+                <w:b w:val="false"/>
+                <w:u w:val="none"/>
+                <w:strike w:val="false"/>
                 <w:sz w:val="21"/>
                 <w:szCs w:val="21"/>
                 <w:color w:val="000000"/>
@@ -3425,7 +4081,6 @@
           </w:tcPr>
           <w:p>
             <w:pPr>
-              <w:pStyle w:val="Normal"/>
               <w:jc w:val="left"/>
               <w:pBdr>
                 <w:bottom w:val="none" w:sz="0" w:space="0" w:color="000000"/>
@@ -3435,13 +4090,24 @@
               </w:pBdr>
               <w:spacing w:after="80" w:before="80" w:line="240"/>
               <w:ind w:left="80" w:right="80" w:firstLine="0" w:firstLineChars="0"/>
+              <w:rPr>
+                <w:rFonts w:ascii="Arial" w:hAnsi="Arial" w:eastAsia="Arial" w:cs="Arial"/>
+                <w:i w:val="false"/>
+                <w:b w:val="false"/>
+                <w:u w:val="none"/>
+                <w:strike w:val="false"/>
+                <w:sz w:val="21"/>
+                <w:szCs w:val="21"/>
+                <w:color w:val="000000"/>
+              </w:rPr>
             </w:pPr>
             <w:r>
               <w:rPr>
-                <w:rFonts w:ascii="Arial" w:hAnsi="DejaVu Sans" w:eastAsia="DejaVu Sans" w:cs="DejaVu Sans"/>
-                <w:i w:val="false"/>
-                <w:b w:val="false"/>
-                <w:u w:val="none"/>
+                <w:rFonts w:ascii="Arial" w:hAnsi="Arial" w:eastAsia="Arial" w:cs="Arial"/>
+                <w:i w:val="false"/>
+                <w:b w:val="false"/>
+                <w:u w:val="none"/>
+                <w:strike w:val="false"/>
                 <w:sz w:val="21"/>
                 <w:szCs w:val="21"/>
                 <w:color w:val="000000"/>
@@ -3469,7 +4135,6 @@
           </w:tcPr>
           <w:p>
             <w:pPr>
-              <w:pStyle w:val="Normal"/>
               <w:jc w:val="left"/>
               <w:pBdr>
                 <w:bottom w:val="none" w:sz="0" w:space="0" w:color="000000"/>
@@ -3479,13 +4144,24 @@
               </w:pBdr>
               <w:spacing w:after="80" w:before="80" w:line="240"/>
               <w:ind w:left="80" w:right="80" w:firstLine="0" w:firstLineChars="0"/>
+              <w:rPr>
+                <w:rFonts w:ascii="Arial" w:hAnsi="Arial" w:eastAsia="Arial" w:cs="Arial"/>
+                <w:i w:val="false"/>
+                <w:b w:val="false"/>
+                <w:u w:val="none"/>
+                <w:strike w:val="false"/>
+                <w:sz w:val="21"/>
+                <w:szCs w:val="21"/>
+                <w:color w:val="000000"/>
+              </w:rPr>
             </w:pPr>
             <w:r>
               <w:rPr>
-                <w:rFonts w:ascii="Arial" w:hAnsi="DejaVu Sans" w:eastAsia="DejaVu Sans" w:cs="DejaVu Sans"/>
-                <w:i w:val="false"/>
-                <w:b w:val="false"/>
-                <w:u w:val="none"/>
+                <w:rFonts w:ascii="Arial" w:hAnsi="Arial" w:eastAsia="Arial" w:cs="Arial"/>
+                <w:i w:val="false"/>
+                <w:b w:val="false"/>
+                <w:u w:val="none"/>
+                <w:strike w:val="false"/>
                 <w:sz w:val="21"/>
                 <w:szCs w:val="21"/>
                 <w:color w:val="000000"/>
@@ -3519,7 +4195,6 @@
           </w:tcPr>
           <w:p>
             <w:pPr>
-              <w:pStyle w:val="Normal"/>
               <w:jc w:val="left"/>
               <w:pBdr>
                 <w:bottom w:val="none" w:sz="0" w:space="0" w:color="000000"/>
@@ -3529,13 +4204,24 @@
               </w:pBdr>
               <w:spacing w:after="80" w:before="80" w:line="240"/>
               <w:ind w:left="80" w:right="80" w:firstLine="0" w:firstLineChars="0"/>
+              <w:rPr>
+                <w:rFonts w:ascii="Arial" w:hAnsi="Arial" w:eastAsia="Arial" w:cs="Arial"/>
+                <w:i w:val="false"/>
+                <w:b w:val="false"/>
+                <w:u w:val="none"/>
+                <w:strike w:val="false"/>
+                <w:sz w:val="21"/>
+                <w:szCs w:val="21"/>
+                <w:color w:val="000000"/>
+              </w:rPr>
             </w:pPr>
             <w:r>
               <w:rPr>
-                <w:rFonts w:ascii="Arial" w:hAnsi="DejaVu Sans" w:eastAsia="DejaVu Sans" w:cs="DejaVu Sans"/>
-                <w:i w:val="false"/>
-                <w:b w:val="false"/>
-                <w:u w:val="none"/>
+                <w:rFonts w:ascii="Arial" w:hAnsi="Arial" w:eastAsia="Arial" w:cs="Arial"/>
+                <w:i w:val="false"/>
+                <w:b w:val="false"/>
+                <w:u w:val="none"/>
+                <w:strike w:val="false"/>
                 <w:sz w:val="21"/>
                 <w:szCs w:val="21"/>
                 <w:color w:val="000000"/>
@@ -3563,7 +4249,6 @@
           </w:tcPr>
           <w:p>
             <w:pPr>
-              <w:pStyle w:val="Normal"/>
               <w:jc w:val="left"/>
               <w:pBdr>
                 <w:bottom w:val="none" w:sz="0" w:space="0" w:color="000000"/>
@@ -3573,13 +4258,24 @@
               </w:pBdr>
               <w:spacing w:after="80" w:before="80" w:line="240"/>
               <w:ind w:left="80" w:right="80" w:firstLine="0" w:firstLineChars="0"/>
+              <w:rPr>
+                <w:rFonts w:ascii="Arial" w:hAnsi="Arial" w:eastAsia="Arial" w:cs="Arial"/>
+                <w:i w:val="false"/>
+                <w:b w:val="false"/>
+                <w:u w:val="none"/>
+                <w:strike w:val="false"/>
+                <w:sz w:val="21"/>
+                <w:szCs w:val="21"/>
+                <w:color w:val="000000"/>
+              </w:rPr>
             </w:pPr>
             <w:r>
               <w:rPr>
-                <w:rFonts w:ascii="Arial" w:hAnsi="DejaVu Sans" w:eastAsia="DejaVu Sans" w:cs="DejaVu Sans"/>
-                <w:i w:val="false"/>
-                <w:b w:val="false"/>
-                <w:u w:val="none"/>
+                <w:rFonts w:ascii="Arial" w:hAnsi="Arial" w:eastAsia="Arial" w:cs="Arial"/>
+                <w:i w:val="false"/>
+                <w:b w:val="false"/>
+                <w:u w:val="none"/>
+                <w:strike w:val="false"/>
                 <w:sz w:val="21"/>
                 <w:szCs w:val="21"/>
                 <w:color w:val="000000"/>
@@ -3607,7 +4303,6 @@
           </w:tcPr>
           <w:p>
             <w:pPr>
-              <w:pStyle w:val="Normal"/>
               <w:jc w:val="left"/>
               <w:pBdr>
                 <w:bottom w:val="none" w:sz="0" w:space="0" w:color="000000"/>
@@ -3617,13 +4312,24 @@
               </w:pBdr>
               <w:spacing w:after="80" w:before="80" w:line="240"/>
               <w:ind w:left="80" w:right="80" w:firstLine="0" w:firstLineChars="0"/>
+              <w:rPr>
+                <w:rFonts w:ascii="Arial" w:hAnsi="Arial" w:eastAsia="Arial" w:cs="Arial"/>
+                <w:i w:val="false"/>
+                <w:b w:val="false"/>
+                <w:u w:val="none"/>
+                <w:strike w:val="false"/>
+                <w:sz w:val="21"/>
+                <w:szCs w:val="21"/>
+                <w:color w:val="000000"/>
+              </w:rPr>
             </w:pPr>
             <w:r>
               <w:rPr>
-                <w:rFonts w:ascii="Arial" w:hAnsi="DejaVu Sans" w:eastAsia="DejaVu Sans" w:cs="DejaVu Sans"/>
-                <w:i w:val="false"/>
-                <w:b w:val="false"/>
-                <w:u w:val="none"/>
+                <w:rFonts w:ascii="Arial" w:hAnsi="Arial" w:eastAsia="Arial" w:cs="Arial"/>
+                <w:i w:val="false"/>
+                <w:b w:val="false"/>
+                <w:u w:val="none"/>
+                <w:strike w:val="false"/>
                 <w:sz w:val="21"/>
                 <w:szCs w:val="21"/>
                 <w:color w:val="000000"/>
@@ -3657,7 +4363,6 @@
           </w:tcPr>
           <w:p>
             <w:pPr>
-              <w:pStyle w:val="Normal"/>
               <w:jc w:val="left"/>
               <w:pBdr>
                 <w:bottom w:val="none" w:sz="0" w:space="0" w:color="000000"/>
@@ -3667,13 +4372,24 @@
               </w:pBdr>
               <w:spacing w:after="80" w:before="80" w:line="240"/>
               <w:ind w:left="80" w:right="80" w:firstLine="0" w:firstLineChars="0"/>
+              <w:rPr>
+                <w:rFonts w:ascii="Arial" w:hAnsi="Arial" w:eastAsia="Arial" w:cs="Arial"/>
+                <w:i w:val="false"/>
+                <w:b w:val="false"/>
+                <w:u w:val="none"/>
+                <w:strike w:val="false"/>
+                <w:sz w:val="21"/>
+                <w:szCs w:val="21"/>
+                <w:color w:val="000000"/>
+              </w:rPr>
             </w:pPr>
             <w:r>
               <w:rPr>
-                <w:rFonts w:ascii="Arial" w:hAnsi="DejaVu Sans" w:eastAsia="DejaVu Sans" w:cs="DejaVu Sans"/>
-                <w:i w:val="false"/>
-                <w:b w:val="false"/>
-                <w:u w:val="none"/>
+                <w:rFonts w:ascii="Arial" w:hAnsi="Arial" w:eastAsia="Arial" w:cs="Arial"/>
+                <w:i w:val="false"/>
+                <w:b w:val="false"/>
+                <w:u w:val="none"/>
+                <w:strike w:val="false"/>
                 <w:sz w:val="21"/>
                 <w:szCs w:val="21"/>
                 <w:color w:val="000000"/>
@@ -3701,7 +4417,6 @@
           </w:tcPr>
           <w:p>
             <w:pPr>
-              <w:pStyle w:val="Normal"/>
               <w:jc w:val="left"/>
               <w:pBdr>
                 <w:bottom w:val="none" w:sz="0" w:space="0" w:color="000000"/>
@@ -3711,13 +4426,24 @@
               </w:pBdr>
               <w:spacing w:after="80" w:before="80" w:line="240"/>
               <w:ind w:left="80" w:right="80" w:firstLine="0" w:firstLineChars="0"/>
+              <w:rPr>
+                <w:rFonts w:ascii="Arial" w:hAnsi="Arial" w:eastAsia="Arial" w:cs="Arial"/>
+                <w:i w:val="false"/>
+                <w:b w:val="false"/>
+                <w:u w:val="none"/>
+                <w:strike w:val="false"/>
+                <w:sz w:val="21"/>
+                <w:szCs w:val="21"/>
+                <w:color w:val="000000"/>
+              </w:rPr>
             </w:pPr>
             <w:r>
               <w:rPr>
-                <w:rFonts w:ascii="Arial" w:hAnsi="DejaVu Sans" w:eastAsia="DejaVu Sans" w:cs="DejaVu Sans"/>
-                <w:i w:val="false"/>
-                <w:b w:val="false"/>
-                <w:u w:val="none"/>
+                <w:rFonts w:ascii="Arial" w:hAnsi="Arial" w:eastAsia="Arial" w:cs="Arial"/>
+                <w:i w:val="false"/>
+                <w:b w:val="false"/>
+                <w:u w:val="none"/>
+                <w:strike w:val="false"/>
                 <w:sz w:val="21"/>
                 <w:szCs w:val="21"/>
                 <w:color w:val="000000"/>
@@ -3745,7 +4471,6 @@
           </w:tcPr>
           <w:p>
             <w:pPr>
-              <w:pStyle w:val="Normal"/>
               <w:jc w:val="left"/>
               <w:pBdr>
                 <w:bottom w:val="none" w:sz="0" w:space="0" w:color="000000"/>
@@ -3755,13 +4480,24 @@
               </w:pBdr>
               <w:spacing w:after="80" w:before="80" w:line="240"/>
               <w:ind w:left="80" w:right="80" w:firstLine="0" w:firstLineChars="0"/>
+              <w:rPr>
+                <w:rFonts w:ascii="Arial" w:hAnsi="Arial" w:eastAsia="Arial" w:cs="Arial"/>
+                <w:i w:val="false"/>
+                <w:b w:val="false"/>
+                <w:u w:val="none"/>
+                <w:strike w:val="false"/>
+                <w:sz w:val="21"/>
+                <w:szCs w:val="21"/>
+                <w:color w:val="000000"/>
+              </w:rPr>
             </w:pPr>
             <w:r>
               <w:rPr>
-                <w:rFonts w:ascii="Arial" w:hAnsi="DejaVu Sans" w:eastAsia="DejaVu Sans" w:cs="DejaVu Sans"/>
-                <w:i w:val="false"/>
-                <w:b w:val="false"/>
-                <w:u w:val="none"/>
+                <w:rFonts w:ascii="Arial" w:hAnsi="Arial" w:eastAsia="Arial" w:cs="Arial"/>
+                <w:i w:val="false"/>
+                <w:b w:val="false"/>
+                <w:u w:val="none"/>
+                <w:strike w:val="false"/>
                 <w:sz w:val="21"/>
                 <w:szCs w:val="21"/>
                 <w:color w:val="000000"/>
@@ -3791,6 +4527,7 @@
           <w:i w:val="true"/>
           <w:b w:val="false"/>
           <w:u w:val="none"/>
+          <w:strike w:val="false"/>
           <w:sz w:val="17"/>
           <w:szCs w:val="17"/>
           <w:color w:val="545860"/>
@@ -3817,6 +4554,7 @@
           <w:i w:val="false"/>
           <w:b w:val="true"/>
           <w:u w:val="none"/>
+          <w:strike w:val="false"/>
           <w:sz w:val="26"/>
           <w:szCs w:val="26"/>
           <w:color w:val="215A9E"/>
@@ -3843,6 +4581,7 @@
           <w:i w:val="false"/>
           <w:b w:val="false"/>
           <w:u w:val="none"/>
+          <w:strike w:val="false"/>
           <w:sz w:val="22"/>
           <w:szCs w:val="22"/>
           <w:color w:val="000000"/>
@@ -3869,6 +4608,7 @@
           <w:i w:val="false"/>
           <w:b w:val="false"/>
           <w:u w:val="none"/>
+          <w:strike w:val="false"/>
           <w:sz w:val="22"/>
           <w:szCs w:val="22"/>
           <w:color w:val="B5BEC9"/>
@@ -3895,6 +4635,7 @@
           <w:i w:val="false"/>
           <w:b w:val="false"/>
           <w:u w:val="none"/>
+          <w:strike w:val="false"/>
           <w:sz w:val="22"/>
           <w:szCs w:val="22"/>
           <w:color w:val="000000"/>
@@ -3921,6 +4662,7 @@
           <w:i w:val="false"/>
           <w:b w:val="false"/>
           <w:u w:val="none"/>
+          <w:strike w:val="false"/>
           <w:sz w:val="22"/>
           <w:szCs w:val="22"/>
           <w:color w:val="B5BEC9"/>
@@ -3947,11 +4689,12 @@
           <w:i w:val="false"/>
           <w:b w:val="false"/>
           <w:u w:val="none"/>
+          <w:strike w:val="false"/>
           <w:sz w:val="22"/>
           <w:szCs w:val="22"/>
           <w:color w:val="000000"/>
         </w:rPr>
-        <w:t xml:space="preserve">3. Case 2 is the only one whose central estimate clears its rule. Does that change your answer?</w:t>
+        <w:t xml:space="preserve">3. Case 2's changes estimate clears its rule by more than Case 1's does (5% against 1%). Does that change your answer?</w:t>
       </w:r>
     </w:p>
     <w:p>
@@ -3973,6 +4716,7 @@
           <w:i w:val="false"/>
           <w:b w:val="false"/>
           <w:u w:val="none"/>
+          <w:strike w:val="false"/>
           <w:sz w:val="22"/>
           <w:szCs w:val="22"/>
           <w:color w:val="B5BEC9"/>
@@ -3999,6 +4743,7 @@
           <w:i w:val="false"/>
           <w:b w:val="false"/>
           <w:u w:val="none"/>
+          <w:strike w:val="false"/>
           <w:sz w:val="22"/>
           <w:szCs w:val="22"/>
           <w:color w:val="000000"/>
@@ -4025,6 +4770,7 @@
           <w:i w:val="false"/>
           <w:b w:val="false"/>
           <w:u w:val="none"/>
+          <w:strike w:val="false"/>
           <w:sz w:val="22"/>
           <w:szCs w:val="22"/>
           <w:color w:val="000000"/>
@@ -4057,6 +4803,7 @@
           <w:i w:val="false"/>
           <w:b w:val="false"/>
           <w:u w:val="none"/>
+          <w:strike w:val="false"/>
           <w:sz w:val="18"/>
           <w:szCs w:val="18"/>
           <w:color w:val="545860"/>
@@ -4083,6 +4830,7 @@
           <w:i w:val="false"/>
           <w:b w:val="true"/>
           <w:u w:val="none"/>
+          <w:strike w:val="false"/>
           <w:sz w:val="36"/>
           <w:szCs w:val="36"/>
           <w:color w:val="063360"/>
@@ -4109,6 +4857,7 @@
           <w:i w:val="true"/>
           <w:b w:val="false"/>
           <w:u w:val="none"/>
+          <w:strike w:val="false"/>
           <w:sz w:val="18"/>
           <w:szCs w:val="18"/>
           <w:color w:val="215A9E"/>
@@ -4135,6 +4884,7 @@
           <w:i w:val="false"/>
           <w:b w:val="true"/>
           <w:u w:val="none"/>
+          <w:strike w:val="false"/>
           <w:sz w:val="22"/>
           <w:szCs w:val="22"/>
           <w:color w:val="000000"/>
@@ -4161,6 +4911,7 @@
           <w:i w:val="true"/>
           <w:b w:val="false"/>
           <w:u w:val="none"/>
+          <w:strike w:val="false"/>
           <w:sz w:val="22"/>
           <w:szCs w:val="22"/>
           <w:color w:val="000000"/>
@@ -4187,6 +4938,7 @@
           <w:i w:val="false"/>
           <w:b w:val="true"/>
           <w:u w:val="none"/>
+          <w:strike w:val="false"/>
           <w:sz w:val="26"/>
           <w:szCs w:val="26"/>
           <w:color w:val="215A9E"/>
@@ -4213,6 +4965,7 @@
           <w:i w:val="false"/>
           <w:b w:val="false"/>
           <w:u w:val="none"/>
+          <w:strike w:val="false"/>
           <w:sz w:val="22"/>
           <w:szCs w:val="22"/>
           <w:color w:val="000000"/>
@@ -4239,6 +4992,7 @@
           <w:i w:val="false"/>
           <w:b w:val="false"/>
           <w:u w:val="none"/>
+          <w:strike w:val="false"/>
           <w:sz w:val="22"/>
           <w:szCs w:val="22"/>
           <w:color w:val="000000"/>
@@ -4265,6 +5019,7 @@
           <w:i w:val="false"/>
           <w:b w:val="true"/>
           <w:u w:val="none"/>
+          <w:strike w:val="false"/>
           <w:sz w:val="22"/>
           <w:szCs w:val="22"/>
           <w:color w:val="000000"/>
@@ -4291,6 +5046,7 @@
           <w:i w:val="false"/>
           <w:b w:val="false"/>
           <w:u w:val="none"/>
+          <w:strike w:val="false"/>
           <w:sz w:val="22"/>
           <w:szCs w:val="22"/>
           <w:color w:val="B5BEC9"/>
@@ -4317,6 +5073,7 @@
           <w:i w:val="false"/>
           <w:b w:val="false"/>
           <w:u w:val="none"/>
+          <w:strike w:val="false"/>
           <w:sz w:val="22"/>
           <w:szCs w:val="22"/>
           <w:color w:val="B5BEC9"/>
@@ -4343,89 +5100,12 @@
           <w:i w:val="false"/>
           <w:b w:val="false"/>
           <w:u w:val="none"/>
+          <w:strike w:val="false"/>
           <w:sz w:val="22"/>
           <w:szCs w:val="22"/>
           <w:color w:val="B5BEC9"/>
         </w:rPr>
         <w:t xml:space="preserve">____________________________________________________________________________</w:t>
-      </w:r>
-    </w:p>
-    <w:p>
-      <w:pPr>
-        <w:pStyle w:val="Normal"/>
-        <w:jc w:val="left"/>
-        <w:pBdr>
-          <w:bottom w:val="none" w:sz="0" w:space="0" w:color="000000"/>
-          <w:top w:val="none" w:sz="0" w:space="0" w:color="000000"/>
-          <w:left w:val="none" w:sz="0" w:space="0" w:color="000000"/>
-          <w:right w:val="none" w:sz="0" w:space="0" w:color="000000"/>
-        </w:pBdr>
-        <w:spacing w:after="60" w:before="0" w:line="240"/>
-        <w:ind w:left="0" w:right="0" w:firstLine="0" w:firstLineChars="0"/>
-      </w:pPr>
-      <w:r>
-        <w:rPr>
-          <w:rFonts w:ascii="Arial" w:hAnsi="Arial" w:eastAsia="Arial" w:cs="Arial"/>
-          <w:i w:val="false"/>
-          <w:b w:val="true"/>
-          <w:u w:val="none"/>
-          <w:sz w:val="26"/>
-          <w:szCs w:val="26"/>
-          <w:color w:val="215A9E"/>
-        </w:rPr>
-        <w:t xml:space="preserve">Then run this prompt instead, and compare</w:t>
-      </w:r>
-    </w:p>
-    <w:p>
-      <w:pPr>
-        <w:pStyle w:val="Normal"/>
-        <w:jc w:val="left"/>
-        <w:pBdr>
-          <w:bottom w:val="none" w:sz="0" w:space="0" w:color="000000"/>
-          <w:top w:val="none" w:sz="0" w:space="0" w:color="000000"/>
-          <w:left w:val="none" w:sz="0" w:space="0" w:color="000000"/>
-          <w:right w:val="none" w:sz="0" w:space="0" w:color="000000"/>
-        </w:pBdr>
-        <w:spacing w:after="80" w:before="0" w:line="240"/>
-        <w:ind w:left="0" w:right="0" w:firstLine="0" w:firstLineChars="0"/>
-      </w:pPr>
-      <w:r>
-        <w:rPr>
-          <w:rFonts w:ascii="Arial" w:hAnsi="Arial" w:eastAsia="Arial" w:cs="Arial"/>
-          <w:i w:val="true"/>
-          <w:b w:val="false"/>
-          <w:u w:val="none"/>
-          <w:sz w:val="22"/>
-          <w:szCs w:val="22"/>
-          <w:color w:val="000000"/>
-        </w:rPr>
-        <w:t xml:space="preserve">"Two matching studies. For each: how many treated units had no real lookalike; did the outcome's baseline balance; do levels and changes agree? Our decision rules are below. Ask me questions before you answer."</w:t>
-      </w:r>
-    </w:p>
-    <w:p>
-      <w:pPr>
-        <w:pStyle w:val="Normal"/>
-        <w:jc w:val="left"/>
-        <w:pBdr>
-          <w:bottom w:val="none" w:sz="0" w:space="0" w:color="000000"/>
-          <w:top w:val="none" w:sz="0" w:space="0" w:color="000000"/>
-          <w:left w:val="none" w:sz="0" w:space="0" w:color="000000"/>
-          <w:right w:val="none" w:sz="0" w:space="0" w:color="000000"/>
-        </w:pBdr>
-        <w:spacing w:after="80" w:before="0" w:line="240"/>
-        <w:ind w:left="0" w:right="0" w:firstLine="0" w:firstLineChars="0"/>
-      </w:pPr>
-      <w:r>
-        <w:rPr>
-          <w:rFonts w:ascii="Arial" w:hAnsi="Arial" w:eastAsia="Arial" w:cs="Arial"/>
-          <w:i w:val="false"/>
-          <w:b w:val="false"/>
-          <w:u w:val="none"/>
-          <w:sz w:val="22"/>
-          <w:szCs w:val="22"/>
-          <w:color w:val="000000"/>
-        </w:rPr>
-        <w:t xml:space="preserve">Run both, then compare: what did each get wrong, and what did each explain well? Then paste the second answer into a fresh chat and ask it to check for overstatement.</w:t>
       </w:r>
     </w:p>
     <w:p>
@@ -4453,6 +5133,7 @@
           <w:i w:val="false"/>
           <w:b w:val="false"/>
           <w:u w:val="none"/>
+          <w:strike w:val="false"/>
           <w:sz w:val="18"/>
           <w:szCs w:val="18"/>
           <w:color w:val="545860"/>
@@ -4479,6 +5160,552 @@
           <w:i w:val="false"/>
           <w:b w:val="true"/>
           <w:u w:val="none"/>
+          <w:strike w:val="false"/>
+          <w:sz w:val="36"/>
+          <w:szCs w:val="36"/>
+          <w:color w:val="063360"/>
+        </w:rPr>
+        <w:t xml:space="preserve">The same question, a better prompt</w:t>
+      </w:r>
+    </w:p>
+    <w:p>
+      <w:pPr>
+        <w:pStyle w:val="Normal"/>
+        <w:jc w:val="left"/>
+        <w:pBdr>
+          <w:bottom w:val="none" w:sz="0" w:space="0" w:color="000000"/>
+          <w:top w:val="none" w:sz="0" w:space="0" w:color="000000"/>
+          <w:left w:val="none" w:sz="0" w:space="0" w:color="000000"/>
+          <w:right w:val="none" w:sz="0" w:space="0" w:color="000000"/>
+        </w:pBdr>
+        <w:spacing w:after="160" w:before="0" w:line="240"/>
+        <w:ind w:left="0" w:right="0" w:firstLine="0" w:firstLineChars="0"/>
+      </w:pPr>
+      <w:r>
+        <w:rPr>
+          <w:rFonts w:ascii="Arial" w:hAnsi="Arial" w:eastAsia="Arial" w:cs="Arial"/>
+          <w:i w:val="true"/>
+          <w:b w:val="false"/>
+          <w:u w:val="none"/>
+          <w:strike w:val="false"/>
+          <w:sz w:val="18"/>
+          <w:szCs w:val="18"/>
+          <w:color w:val="215A9E"/>
+        </w:rPr>
+        <w:t xml:space="preserve">Print: 1 per group, cut into strips. Take-home: hand out after the debrief, since the prompt names the checks</w:t>
+      </w:r>
+    </w:p>
+    <w:tbl xmlns:a="http://schemas.openxmlformats.org/drawingml/2006/main" xmlns:pic="http://schemas.openxmlformats.org/drawingml/2006/picture">
+      <w:tblPr>
+        <w:tblLayout w:type="fixed"/>
+        <w:jc w:val="center"/>
+        <w:tblLook w:firstRow="1" w:lastRow="0" w:firstColumn="0" w:lastColumn="0" w:noHBand="0" w:noVBand="1"/>
+      </w:tblPr>
+      <w:tblGrid>
+        <w:gridCol w:w="9792"/>
+      </w:tblGrid>
+      <w:tr>
+        <w:trPr>
+          <w:trHeight w:val="2736" w:hRule="atLeast"/>
+        </w:trPr>
+        body1
+        <w:tc>
+          <w:tcPr>
+            <w:tcBorders>
+              <w:bottom w:val="dashed" w:sz="8" w:space="0" w:color="9AA8B8"/>
+              <w:top w:val="dashed" w:sz="8" w:space="0" w:color="9AA8B8"/>
+              <w:left w:val="dashed" w:sz="8" w:space="0" w:color="9AA8B8"/>
+              <w:right w:val="dashed" w:sz="8" w:space="0" w:color="9AA8B8"/>
+            </w:tcBorders>
+            <w:shd w:val="clear" w:color="auto" w:fill="FFFFFF"/>
+            <w:tcMar>
+              <w:top w:w="0" w:type="dxa"/>
+              <w:bottom w:w="0" w:type="dxa"/>
+              <w:left w:w="0" w:type="dxa"/>
+              <w:right w:w="0" w:type="dxa"/>
+            </w:tcMar>
+            <w:vAlign w:val="top"/>
+          </w:tcPr>
+          <w:p>
+            <w:pPr>
+              <w:jc w:val="left"/>
+              <w:pBdr>
+                <w:bottom w:val="none" w:sz="0" w:space="0" w:color="000000"/>
+                <w:top w:val="none" w:sz="0" w:space="0" w:color="000000"/>
+                <w:left w:val="none" w:sz="0" w:space="0" w:color="000000"/>
+                <w:right w:val="none" w:sz="0" w:space="0" w:color="000000"/>
+              </w:pBdr>
+              <w:spacing w:after="200" w:before="200" w:line="240"/>
+              <w:ind w:left="200" w:right="200" w:firstLine="0" w:firstLineChars="0"/>
+              <w:rPr>
+                <w:rFonts w:ascii="Arial" w:hAnsi="Arial" w:eastAsia="Arial" w:cs="Arial"/>
+                <w:i w:val="false"/>
+                <w:b w:val="false"/>
+                <w:u w:val="none"/>
+                <w:strike w:val="false"/>
+                <w:sz w:val="21"/>
+                <w:szCs w:val="21"/>
+                <w:color w:val="000000"/>
+              </w:rPr>
+            </w:pPr>
+            <w:r>
+              <w:rPr>
+                <w:rFonts w:ascii="Arial" w:hAnsi="Arial" w:eastAsia="Arial" w:cs="Arial"/>
+                <w:i w:val="false"/>
+                <w:b w:val="true"/>
+                <w:u w:val="none"/>
+                <w:strike w:val="false"/>
+                <w:sz w:val="22"/>
+                <w:szCs w:val="22"/>
+                <w:color w:val="063360"/>
+              </w:rPr>
+              <w:t xml:space="preserve">Take home: run this prompt too, and compare</w:t>
+            </w:r>
+            <w:r>
+              <w:rPr>
+                <w:rFonts w:ascii="Arial" w:hAnsi="Arial" w:eastAsia="Arial" w:cs="Arial"/>
+                <w:i w:val="false"/>
+                <w:b w:val="false"/>
+                <w:u w:val="none"/>
+                <w:strike w:val="false"/>
+                <w:sz w:val="21"/>
+                <w:szCs w:val="21"/>
+                <w:color w:val="000000"/>
+              </w:rPr>
+              <w:br/>
+            </w:r>
+            <w:r>
+              <w:rPr>
+                <w:rFonts w:ascii="Arial" w:hAnsi="Arial" w:eastAsia="Arial" w:cs="Arial"/>
+                <w:i w:val="false"/>
+                <w:b w:val="false"/>
+                <w:u w:val="none"/>
+                <w:strike w:val="false"/>
+                <w:sz w:val="21"/>
+                <w:szCs w:val="21"/>
+                <w:color w:val="000000"/>
+              </w:rPr>
+              <w:t xml:space="preserve">"Two matching studies. For each: how many treated units had no real lookalike; did the outcome's baseline balance; do levels and changes agree? Our decision rules are below. Ask me questions before you answer."</w:t>
+            </w:r>
+            <w:r>
+              <w:rPr>
+                <w:rFonts w:ascii="Arial" w:hAnsi="Arial" w:eastAsia="Arial" w:cs="Arial"/>
+                <w:i w:val="false"/>
+                <w:b w:val="false"/>
+                <w:u w:val="none"/>
+                <w:strike w:val="false"/>
+                <w:sz w:val="21"/>
+                <w:szCs w:val="21"/>
+                <w:color w:val="000000"/>
+              </w:rPr>
+              <w:br/>
+            </w:r>
+            <w:r>
+              <w:rPr>
+                <w:rFonts w:ascii="Arial" w:hAnsi="Arial" w:eastAsia="Arial" w:cs="Arial"/>
+                <w:i w:val="false"/>
+                <w:b w:val="false"/>
+                <w:u w:val="none"/>
+                <w:strike w:val="false"/>
+                <w:sz w:val="21"/>
+                <w:szCs w:val="21"/>
+                <w:color w:val="000000"/>
+              </w:rPr>
+              <w:t xml:space="preserve">Run both, then compare: what did each get wrong, and what did each explain well? Then paste the second answer into a fresh chat and ask it to check for overstatement.</w:t>
+            </w:r>
+          </w:p>
+        </w:tc>
+      </w:tr>
+      <w:tr>
+        <w:trPr>
+          <w:trHeight w:val="2736" w:hRule="atLeast"/>
+        </w:trPr>
+        body2
+        <w:tc>
+          <w:tcPr>
+            <w:tcBorders>
+              <w:bottom w:val="dashed" w:sz="8" w:space="0" w:color="9AA8B8"/>
+              <w:top w:val="dashed" w:sz="8" w:space="0" w:color="9AA8B8"/>
+              <w:left w:val="dashed" w:sz="8" w:space="0" w:color="9AA8B8"/>
+              <w:right w:val="dashed" w:sz="8" w:space="0" w:color="9AA8B8"/>
+            </w:tcBorders>
+            <w:shd w:val="clear" w:color="auto" w:fill="FFFFFF"/>
+            <w:tcMar>
+              <w:top w:w="0" w:type="dxa"/>
+              <w:bottom w:w="0" w:type="dxa"/>
+              <w:left w:w="0" w:type="dxa"/>
+              <w:right w:w="0" w:type="dxa"/>
+            </w:tcMar>
+            <w:vAlign w:val="top"/>
+          </w:tcPr>
+          <w:p>
+            <w:pPr>
+              <w:jc w:val="left"/>
+              <w:pBdr>
+                <w:bottom w:val="none" w:sz="0" w:space="0" w:color="000000"/>
+                <w:top w:val="none" w:sz="0" w:space="0" w:color="000000"/>
+                <w:left w:val="none" w:sz="0" w:space="0" w:color="000000"/>
+                <w:right w:val="none" w:sz="0" w:space="0" w:color="000000"/>
+              </w:pBdr>
+              <w:spacing w:after="200" w:before="200" w:line="240"/>
+              <w:ind w:left="200" w:right="200" w:firstLine="0" w:firstLineChars="0"/>
+              <w:rPr>
+                <w:rFonts w:ascii="Arial" w:hAnsi="Arial" w:eastAsia="Arial" w:cs="Arial"/>
+                <w:i w:val="false"/>
+                <w:b w:val="false"/>
+                <w:u w:val="none"/>
+                <w:strike w:val="false"/>
+                <w:sz w:val="21"/>
+                <w:szCs w:val="21"/>
+                <w:color w:val="000000"/>
+              </w:rPr>
+            </w:pPr>
+            <w:r>
+              <w:rPr>
+                <w:rFonts w:ascii="Arial" w:hAnsi="Arial" w:eastAsia="Arial" w:cs="Arial"/>
+                <w:i w:val="false"/>
+                <w:b w:val="true"/>
+                <w:u w:val="none"/>
+                <w:strike w:val="false"/>
+                <w:sz w:val="22"/>
+                <w:szCs w:val="22"/>
+                <w:color w:val="063360"/>
+              </w:rPr>
+              <w:t xml:space="preserve">Take home: run this prompt too, and compare</w:t>
+            </w:r>
+            <w:r>
+              <w:rPr>
+                <w:rFonts w:ascii="Arial" w:hAnsi="Arial" w:eastAsia="Arial" w:cs="Arial"/>
+                <w:i w:val="false"/>
+                <w:b w:val="false"/>
+                <w:u w:val="none"/>
+                <w:strike w:val="false"/>
+                <w:sz w:val="21"/>
+                <w:szCs w:val="21"/>
+                <w:color w:val="000000"/>
+              </w:rPr>
+              <w:br/>
+            </w:r>
+            <w:r>
+              <w:rPr>
+                <w:rFonts w:ascii="Arial" w:hAnsi="Arial" w:eastAsia="Arial" w:cs="Arial"/>
+                <w:i w:val="false"/>
+                <w:b w:val="false"/>
+                <w:u w:val="none"/>
+                <w:strike w:val="false"/>
+                <w:sz w:val="21"/>
+                <w:szCs w:val="21"/>
+                <w:color w:val="000000"/>
+              </w:rPr>
+              <w:t xml:space="preserve">"Two matching studies. For each: how many treated units had no real lookalike; did the outcome's baseline balance; do levels and changes agree? Our decision rules are below. Ask me questions before you answer."</w:t>
+            </w:r>
+            <w:r>
+              <w:rPr>
+                <w:rFonts w:ascii="Arial" w:hAnsi="Arial" w:eastAsia="Arial" w:cs="Arial"/>
+                <w:i w:val="false"/>
+                <w:b w:val="false"/>
+                <w:u w:val="none"/>
+                <w:strike w:val="false"/>
+                <w:sz w:val="21"/>
+                <w:szCs w:val="21"/>
+                <w:color w:val="000000"/>
+              </w:rPr>
+              <w:br/>
+            </w:r>
+            <w:r>
+              <w:rPr>
+                <w:rFonts w:ascii="Arial" w:hAnsi="Arial" w:eastAsia="Arial" w:cs="Arial"/>
+                <w:i w:val="false"/>
+                <w:b w:val="false"/>
+                <w:u w:val="none"/>
+                <w:strike w:val="false"/>
+                <w:sz w:val="21"/>
+                <w:szCs w:val="21"/>
+                <w:color w:val="000000"/>
+              </w:rPr>
+              <w:t xml:space="preserve">Run both, then compare: what did each get wrong, and what did each explain well? Then paste the second answer into a fresh chat and ask it to check for overstatement.</w:t>
+            </w:r>
+          </w:p>
+        </w:tc>
+      </w:tr>
+      <w:tr>
+        <w:trPr>
+          <w:trHeight w:val="2736" w:hRule="atLeast"/>
+        </w:trPr>
+        body3
+        <w:tc>
+          <w:tcPr>
+            <w:tcBorders>
+              <w:bottom w:val="dashed" w:sz="8" w:space="0" w:color="9AA8B8"/>
+              <w:top w:val="dashed" w:sz="8" w:space="0" w:color="9AA8B8"/>
+              <w:left w:val="dashed" w:sz="8" w:space="0" w:color="9AA8B8"/>
+              <w:right w:val="dashed" w:sz="8" w:space="0" w:color="9AA8B8"/>
+            </w:tcBorders>
+            <w:shd w:val="clear" w:color="auto" w:fill="FFFFFF"/>
+            <w:tcMar>
+              <w:top w:w="0" w:type="dxa"/>
+              <w:bottom w:w="0" w:type="dxa"/>
+              <w:left w:w="0" w:type="dxa"/>
+              <w:right w:w="0" w:type="dxa"/>
+            </w:tcMar>
+            <w:vAlign w:val="top"/>
+          </w:tcPr>
+          <w:p>
+            <w:pPr>
+              <w:jc w:val="left"/>
+              <w:pBdr>
+                <w:bottom w:val="none" w:sz="0" w:space="0" w:color="000000"/>
+                <w:top w:val="none" w:sz="0" w:space="0" w:color="000000"/>
+                <w:left w:val="none" w:sz="0" w:space="0" w:color="000000"/>
+                <w:right w:val="none" w:sz="0" w:space="0" w:color="000000"/>
+              </w:pBdr>
+              <w:spacing w:after="200" w:before="200" w:line="240"/>
+              <w:ind w:left="200" w:right="200" w:firstLine="0" w:firstLineChars="0"/>
+              <w:rPr>
+                <w:rFonts w:ascii="Arial" w:hAnsi="Arial" w:eastAsia="Arial" w:cs="Arial"/>
+                <w:i w:val="false"/>
+                <w:b w:val="false"/>
+                <w:u w:val="none"/>
+                <w:strike w:val="false"/>
+                <w:sz w:val="21"/>
+                <w:szCs w:val="21"/>
+                <w:color w:val="000000"/>
+              </w:rPr>
+            </w:pPr>
+            <w:r>
+              <w:rPr>
+                <w:rFonts w:ascii="Arial" w:hAnsi="Arial" w:eastAsia="Arial" w:cs="Arial"/>
+                <w:i w:val="false"/>
+                <w:b w:val="true"/>
+                <w:u w:val="none"/>
+                <w:strike w:val="false"/>
+                <w:sz w:val="22"/>
+                <w:szCs w:val="22"/>
+                <w:color w:val="063360"/>
+              </w:rPr>
+              <w:t xml:space="preserve">Take home: run this prompt too, and compare</w:t>
+            </w:r>
+            <w:r>
+              <w:rPr>
+                <w:rFonts w:ascii="Arial" w:hAnsi="Arial" w:eastAsia="Arial" w:cs="Arial"/>
+                <w:i w:val="false"/>
+                <w:b w:val="false"/>
+                <w:u w:val="none"/>
+                <w:strike w:val="false"/>
+                <w:sz w:val="21"/>
+                <w:szCs w:val="21"/>
+                <w:color w:val="000000"/>
+              </w:rPr>
+              <w:br/>
+            </w:r>
+            <w:r>
+              <w:rPr>
+                <w:rFonts w:ascii="Arial" w:hAnsi="Arial" w:eastAsia="Arial" w:cs="Arial"/>
+                <w:i w:val="false"/>
+                <w:b w:val="false"/>
+                <w:u w:val="none"/>
+                <w:strike w:val="false"/>
+                <w:sz w:val="21"/>
+                <w:szCs w:val="21"/>
+                <w:color w:val="000000"/>
+              </w:rPr>
+              <w:t xml:space="preserve">"Two matching studies. For each: how many treated units had no real lookalike; did the outcome's baseline balance; do levels and changes agree? Our decision rules are below. Ask me questions before you answer."</w:t>
+            </w:r>
+            <w:r>
+              <w:rPr>
+                <w:rFonts w:ascii="Arial" w:hAnsi="Arial" w:eastAsia="Arial" w:cs="Arial"/>
+                <w:i w:val="false"/>
+                <w:b w:val="false"/>
+                <w:u w:val="none"/>
+                <w:strike w:val="false"/>
+                <w:sz w:val="21"/>
+                <w:szCs w:val="21"/>
+                <w:color w:val="000000"/>
+              </w:rPr>
+              <w:br/>
+            </w:r>
+            <w:r>
+              <w:rPr>
+                <w:rFonts w:ascii="Arial" w:hAnsi="Arial" w:eastAsia="Arial" w:cs="Arial"/>
+                <w:i w:val="false"/>
+                <w:b w:val="false"/>
+                <w:u w:val="none"/>
+                <w:strike w:val="false"/>
+                <w:sz w:val="21"/>
+                <w:szCs w:val="21"/>
+                <w:color w:val="000000"/>
+              </w:rPr>
+              <w:t xml:space="preserve">Run both, then compare: what did each get wrong, and what did each explain well? Then paste the second answer into a fresh chat and ask it to check for overstatement.</w:t>
+            </w:r>
+          </w:p>
+        </w:tc>
+      </w:tr>
+      <w:tr>
+        <w:trPr>
+          <w:trHeight w:val="2736" w:hRule="atLeast"/>
+        </w:trPr>
+        body4
+        <w:tc>
+          <w:tcPr>
+            <w:tcBorders>
+              <w:bottom w:val="dashed" w:sz="8" w:space="0" w:color="9AA8B8"/>
+              <w:top w:val="dashed" w:sz="8" w:space="0" w:color="9AA8B8"/>
+              <w:left w:val="dashed" w:sz="8" w:space="0" w:color="9AA8B8"/>
+              <w:right w:val="dashed" w:sz="8" w:space="0" w:color="9AA8B8"/>
+            </w:tcBorders>
+            <w:shd w:val="clear" w:color="auto" w:fill="FFFFFF"/>
+            <w:tcMar>
+              <w:top w:w="0" w:type="dxa"/>
+              <w:bottom w:w="0" w:type="dxa"/>
+              <w:left w:w="0" w:type="dxa"/>
+              <w:right w:w="0" w:type="dxa"/>
+            </w:tcMar>
+            <w:vAlign w:val="top"/>
+          </w:tcPr>
+          <w:p>
+            <w:pPr>
+              <w:jc w:val="left"/>
+              <w:pBdr>
+                <w:bottom w:val="none" w:sz="0" w:space="0" w:color="000000"/>
+                <w:top w:val="none" w:sz="0" w:space="0" w:color="000000"/>
+                <w:left w:val="none" w:sz="0" w:space="0" w:color="000000"/>
+                <w:right w:val="none" w:sz="0" w:space="0" w:color="000000"/>
+              </w:pBdr>
+              <w:spacing w:after="200" w:before="200" w:line="240"/>
+              <w:ind w:left="200" w:right="200" w:firstLine="0" w:firstLineChars="0"/>
+              <w:rPr>
+                <w:rFonts w:ascii="Arial" w:hAnsi="Arial" w:eastAsia="Arial" w:cs="Arial"/>
+                <w:i w:val="false"/>
+                <w:b w:val="false"/>
+                <w:u w:val="none"/>
+                <w:strike w:val="false"/>
+                <w:sz w:val="21"/>
+                <w:szCs w:val="21"/>
+                <w:color w:val="000000"/>
+              </w:rPr>
+            </w:pPr>
+            <w:r>
+              <w:rPr>
+                <w:rFonts w:ascii="Arial" w:hAnsi="Arial" w:eastAsia="Arial" w:cs="Arial"/>
+                <w:i w:val="false"/>
+                <w:b w:val="true"/>
+                <w:u w:val="none"/>
+                <w:strike w:val="false"/>
+                <w:sz w:val="22"/>
+                <w:szCs w:val="22"/>
+                <w:color w:val="063360"/>
+              </w:rPr>
+              <w:t xml:space="preserve">Take home: run this prompt too, and compare</w:t>
+            </w:r>
+            <w:r>
+              <w:rPr>
+                <w:rFonts w:ascii="Arial" w:hAnsi="Arial" w:eastAsia="Arial" w:cs="Arial"/>
+                <w:i w:val="false"/>
+                <w:b w:val="false"/>
+                <w:u w:val="none"/>
+                <w:strike w:val="false"/>
+                <w:sz w:val="21"/>
+                <w:szCs w:val="21"/>
+                <w:color w:val="000000"/>
+              </w:rPr>
+              <w:br/>
+            </w:r>
+            <w:r>
+              <w:rPr>
+                <w:rFonts w:ascii="Arial" w:hAnsi="Arial" w:eastAsia="Arial" w:cs="Arial"/>
+                <w:i w:val="false"/>
+                <w:b w:val="false"/>
+                <w:u w:val="none"/>
+                <w:strike w:val="false"/>
+                <w:sz w:val="21"/>
+                <w:szCs w:val="21"/>
+                <w:color w:val="000000"/>
+              </w:rPr>
+              <w:t xml:space="preserve">"Two matching studies. For each: how many treated units had no real lookalike; did the outcome's baseline balance; do levels and changes agree? Our decision rules are below. Ask me questions before you answer."</w:t>
+            </w:r>
+            <w:r>
+              <w:rPr>
+                <w:rFonts w:ascii="Arial" w:hAnsi="Arial" w:eastAsia="Arial" w:cs="Arial"/>
+                <w:i w:val="false"/>
+                <w:b w:val="false"/>
+                <w:u w:val="none"/>
+                <w:strike w:val="false"/>
+                <w:sz w:val="21"/>
+                <w:szCs w:val="21"/>
+                <w:color w:val="000000"/>
+              </w:rPr>
+              <w:br/>
+            </w:r>
+            <w:r>
+              <w:rPr>
+                <w:rFonts w:ascii="Arial" w:hAnsi="Arial" w:eastAsia="Arial" w:cs="Arial"/>
+                <w:i w:val="false"/>
+                <w:b w:val="false"/>
+                <w:u w:val="none"/>
+                <w:strike w:val="false"/>
+                <w:sz w:val="21"/>
+                <w:szCs w:val="21"/>
+                <w:color w:val="000000"/>
+              </w:rPr>
+              <w:t xml:space="preserve">Run both, then compare: what did each get wrong, and what did each explain well? Then paste the second answer into a fresh chat and ask it to check for overstatement.</w:t>
+            </w:r>
+          </w:p>
+        </w:tc>
+      </w:tr>
+    </w:tbl>
+    <w:p>
+      <w:pPr/>
+      <w:r>
+        <w:br w:type="page"/>
+      </w:r>
+    </w:p>
+    <w:p>
+      <w:pPr>
+        <w:pStyle w:val="Normal"/>
+        <w:jc w:val="left"/>
+        <w:pBdr>
+          <w:bottom w:val="none" w:sz="0" w:space="0" w:color="000000"/>
+          <w:top w:val="none" w:sz="0" w:space="0" w:color="000000"/>
+          <w:left w:val="none" w:sz="0" w:space="0" w:color="000000"/>
+          <w:right w:val="none" w:sz="0" w:space="0" w:color="000000"/>
+        </w:pBdr>
+        <w:spacing w:after="0" w:before="0" w:line="240"/>
+        <w:ind w:left="0" w:right="0" w:firstLine="0" w:firstLineChars="0"/>
+      </w:pPr>
+      <w:r>
+        <w:rPr>
+          <w:rFonts w:ascii="Arial" w:hAnsi="Arial" w:eastAsia="Arial" w:cs="Arial"/>
+          <w:i w:val="false"/>
+          <w:b w:val="false"/>
+          <w:u w:val="none"/>
+          <w:strike w:val="false"/>
+          <w:sz w:val="18"/>
+          <w:szCs w:val="18"/>
+          <w:color w:val="545860"/>
+        </w:rPr>
+        <w:t xml:space="preserve">Module 2 · Day 2, Session 3 · Reading Matching Results</w:t>
+      </w:r>
+    </w:p>
+    <w:p>
+      <w:pPr>
+        <w:pStyle w:val="Normal"/>
+        <w:jc w:val="left"/>
+        <w:pBdr>
+          <w:bottom w:val="none" w:sz="0" w:space="0" w:color="000000"/>
+          <w:top w:val="none" w:sz="0" w:space="0" w:color="000000"/>
+          <w:left w:val="none" w:sz="0" w:space="0" w:color="000000"/>
+          <w:right w:val="none" w:sz="0" w:space="0" w:color="000000"/>
+        </w:pBdr>
+        <w:spacing w:after="40" w:before="0" w:line="240"/>
+        <w:ind w:left="0" w:right="0" w:firstLine="0" w:firstLineChars="0"/>
+      </w:pPr>
+      <w:r>
+        <w:rPr>
+          <w:rFonts w:ascii="Arial" w:hAnsi="Arial" w:eastAsia="Arial" w:cs="Arial"/>
+          <w:i w:val="false"/>
+          <w:b w:val="true"/>
+          <w:u w:val="none"/>
+          <w:strike w:val="false"/>
           <w:sz w:val="36"/>
           <w:szCs w:val="36"/>
           <w:color w:val="063360"/>
@@ -4505,6 +5732,7 @@
           <w:i w:val="true"/>
           <w:b w:val="false"/>
           <w:u w:val="none"/>
+          <w:strike w:val="false"/>
           <w:sz w:val="18"/>
           <w:szCs w:val="18"/>
           <w:color w:val="215A9E"/>
@@ -4546,7 +5774,6 @@
           </w:tcPr>
           <w:p>
             <w:pPr>
-              <w:pStyle w:val="Normal"/>
               <w:jc w:val="left"/>
               <w:pBdr>
                 <w:bottom w:val="none" w:sz="0" w:space="0" w:color="000000"/>
@@ -4556,6 +5783,16 @@
               </w:pBdr>
               <w:spacing w:after="200" w:before="200" w:line="240"/>
               <w:ind w:left="200" w:right="200" w:firstLine="0" w:firstLineChars="0"/>
+              <w:rPr>
+                <w:rFonts w:ascii="Arial" w:hAnsi="Arial" w:eastAsia="Arial" w:cs="Arial"/>
+                <w:i w:val="false"/>
+                <w:b w:val="false"/>
+                <w:u w:val="none"/>
+                <w:strike w:val="false"/>
+                <w:sz w:val="21"/>
+                <w:szCs w:val="21"/>
+                <w:color w:val="000000"/>
+              </w:rPr>
             </w:pPr>
             <w:r>
               <w:rPr>
@@ -4563,6 +5800,7 @@
                 <w:i w:val="false"/>
                 <w:b w:val="true"/>
                 <w:u w:val="none"/>
+                <w:strike w:val="false"/>
                 <w:sz w:val="22"/>
                 <w:szCs w:val="22"/>
                 <w:color w:val="063360"/>
@@ -4575,6 +5813,7 @@
                 <w:i w:val="false"/>
                 <w:b w:val="false"/>
                 <w:u w:val="none"/>
+                <w:strike w:val="false"/>
                 <w:sz w:val="21"/>
                 <w:szCs w:val="21"/>
                 <w:color w:val="000000"/>
@@ -4587,6 +5826,7 @@
                 <w:i w:val="false"/>
                 <w:b w:val="false"/>
                 <w:u w:val="none"/>
+                <w:strike w:val="false"/>
                 <w:sz w:val="21"/>
                 <w:szCs w:val="21"/>
                 <w:color w:val="000000"/>
@@ -4599,6 +5839,7 @@
                 <w:i w:val="false"/>
                 <w:b w:val="false"/>
                 <w:u w:val="none"/>
+                <w:strike w:val="false"/>
                 <w:sz w:val="21"/>
                 <w:szCs w:val="21"/>
                 <w:color w:val="000000"/>
@@ -4611,6 +5852,7 @@
                 <w:i w:val="false"/>
                 <w:b w:val="false"/>
                 <w:u w:val="none"/>
+                <w:strike w:val="false"/>
                 <w:sz w:val="21"/>
                 <w:szCs w:val="21"/>
                 <w:color w:val="000000"/>
@@ -4623,6 +5865,7 @@
                 <w:i w:val="false"/>
                 <w:b w:val="false"/>
                 <w:u w:val="none"/>
+                <w:strike w:val="false"/>
                 <w:sz w:val="21"/>
                 <w:szCs w:val="21"/>
                 <w:color w:val="000000"/>
@@ -4635,6 +5878,7 @@
                 <w:i w:val="false"/>
                 <w:b w:val="false"/>
                 <w:u w:val="none"/>
+                <w:strike w:val="false"/>
                 <w:sz w:val="21"/>
                 <w:szCs w:val="21"/>
                 <w:color w:val="000000"/>
@@ -4647,6 +5891,7 @@
                 <w:i w:val="false"/>
                 <w:b w:val="false"/>
                 <w:u w:val="none"/>
+                <w:strike w:val="false"/>
                 <w:sz w:val="21"/>
                 <w:szCs w:val="21"/>
                 <w:color w:val="000000"/>
@@ -4659,6 +5904,7 @@
                 <w:i w:val="false"/>
                 <w:b w:val="false"/>
                 <w:u w:val="none"/>
+                <w:strike w:val="false"/>
                 <w:sz w:val="21"/>
                 <w:szCs w:val="21"/>
                 <w:color w:val="000000"/>
@@ -4671,6 +5917,7 @@
                 <w:i w:val="false"/>
                 <w:b w:val="false"/>
                 <w:u w:val="none"/>
+                <w:strike w:val="false"/>
                 <w:sz w:val="21"/>
                 <w:szCs w:val="21"/>
                 <w:color w:val="000000"/>
@@ -4683,6 +5930,7 @@
                 <w:i w:val="false"/>
                 <w:b w:val="false"/>
                 <w:u w:val="none"/>
+                <w:strike w:val="false"/>
                 <w:sz w:val="21"/>
                 <w:szCs w:val="21"/>
                 <w:color w:val="000000"/>
@@ -4695,6 +5943,7 @@
                 <w:i w:val="false"/>
                 <w:b w:val="false"/>
                 <w:u w:val="none"/>
+                <w:strike w:val="false"/>
                 <w:sz w:val="21"/>
                 <w:szCs w:val="21"/>
                 <w:color w:val="000000"/>
@@ -4707,6 +5956,7 @@
                 <w:i w:val="false"/>
                 <w:b w:val="false"/>
                 <w:u w:val="none"/>
+                <w:strike w:val="false"/>
                 <w:sz w:val="21"/>
                 <w:szCs w:val="21"/>
                 <w:color w:val="000000"/>
@@ -4719,6 +5969,7 @@
                 <w:i w:val="false"/>
                 <w:b w:val="false"/>
                 <w:u w:val="none"/>
+                <w:strike w:val="false"/>
                 <w:sz w:val="21"/>
                 <w:szCs w:val="21"/>
                 <w:color w:val="000000"/>
@@ -4731,6 +5982,7 @@
                 <w:i w:val="false"/>
                 <w:b w:val="false"/>
                 <w:u w:val="none"/>
+                <w:strike w:val="false"/>
                 <w:sz w:val="21"/>
                 <w:szCs w:val="21"/>
                 <w:color w:val="000000"/>
@@ -4743,6 +5995,7 @@
                 <w:i w:val="false"/>
                 <w:b w:val="false"/>
                 <w:u w:val="none"/>
+                <w:strike w:val="false"/>
                 <w:sz w:val="21"/>
                 <w:szCs w:val="21"/>
                 <w:color w:val="000000"/>
@@ -4770,7 +6023,6 @@
           </w:tcPr>
           <w:p>
             <w:pPr>
-              <w:pStyle w:val="Normal"/>
               <w:jc w:val="left"/>
               <w:pBdr>
                 <w:bottom w:val="none" w:sz="0" w:space="0" w:color="000000"/>
@@ -4780,6 +6032,16 @@
               </w:pBdr>
               <w:spacing w:after="200" w:before="200" w:line="240"/>
               <w:ind w:left="200" w:right="200" w:firstLine="0" w:firstLineChars="0"/>
+              <w:rPr>
+                <w:rFonts w:ascii="Arial" w:hAnsi="Arial" w:eastAsia="Arial" w:cs="Arial"/>
+                <w:i w:val="false"/>
+                <w:b w:val="false"/>
+                <w:u w:val="none"/>
+                <w:strike w:val="false"/>
+                <w:sz w:val="21"/>
+                <w:szCs w:val="21"/>
+                <w:color w:val="000000"/>
+              </w:rPr>
             </w:pPr>
             <w:r>
               <w:rPr>
@@ -4787,6 +6049,7 @@
                 <w:i w:val="false"/>
                 <w:b w:val="true"/>
                 <w:u w:val="none"/>
+                <w:strike w:val="false"/>
                 <w:sz w:val="22"/>
                 <w:szCs w:val="22"/>
                 <w:color w:val="063360"/>
@@ -4799,6 +6062,7 @@
                 <w:i w:val="false"/>
                 <w:b w:val="false"/>
                 <w:u w:val="none"/>
+                <w:strike w:val="false"/>
                 <w:sz w:val="21"/>
                 <w:szCs w:val="21"/>
                 <w:color w:val="000000"/>
@@ -4811,6 +6075,7 @@
                 <w:i w:val="false"/>
                 <w:b w:val="false"/>
                 <w:u w:val="none"/>
+                <w:strike w:val="false"/>
                 <w:sz w:val="21"/>
                 <w:szCs w:val="21"/>
                 <w:color w:val="000000"/>
@@ -4823,6 +6088,7 @@
                 <w:i w:val="false"/>
                 <w:b w:val="false"/>
                 <w:u w:val="none"/>
+                <w:strike w:val="false"/>
                 <w:sz w:val="21"/>
                 <w:szCs w:val="21"/>
                 <w:color w:val="000000"/>
@@ -4835,6 +6101,7 @@
                 <w:i w:val="false"/>
                 <w:b w:val="false"/>
                 <w:u w:val="none"/>
+                <w:strike w:val="false"/>
                 <w:sz w:val="21"/>
                 <w:szCs w:val="21"/>
                 <w:color w:val="000000"/>
@@ -4847,6 +6114,7 @@
                 <w:i w:val="false"/>
                 <w:b w:val="false"/>
                 <w:u w:val="none"/>
+                <w:strike w:val="false"/>
                 <w:sz w:val="21"/>
                 <w:szCs w:val="21"/>
                 <w:color w:val="000000"/>
@@ -4859,6 +6127,7 @@
                 <w:i w:val="false"/>
                 <w:b w:val="false"/>
                 <w:u w:val="none"/>
+                <w:strike w:val="false"/>
                 <w:sz w:val="21"/>
                 <w:szCs w:val="21"/>
                 <w:color w:val="000000"/>
@@ -4871,6 +6140,7 @@
                 <w:i w:val="false"/>
                 <w:b w:val="false"/>
                 <w:u w:val="none"/>
+                <w:strike w:val="false"/>
                 <w:sz w:val="21"/>
                 <w:szCs w:val="21"/>
                 <w:color w:val="000000"/>
@@ -4883,6 +6153,7 @@
                 <w:i w:val="false"/>
                 <w:b w:val="false"/>
                 <w:u w:val="none"/>
+                <w:strike w:val="false"/>
                 <w:sz w:val="21"/>
                 <w:szCs w:val="21"/>
                 <w:color w:val="000000"/>
@@ -4895,6 +6166,7 @@
                 <w:i w:val="false"/>
                 <w:b w:val="false"/>
                 <w:u w:val="none"/>
+                <w:strike w:val="false"/>
                 <w:sz w:val="21"/>
                 <w:szCs w:val="21"/>
                 <w:color w:val="000000"/>
@@ -4907,6 +6179,7 @@
                 <w:i w:val="false"/>
                 <w:b w:val="false"/>
                 <w:u w:val="none"/>
+                <w:strike w:val="false"/>
                 <w:sz w:val="21"/>
                 <w:szCs w:val="21"/>
                 <w:color w:val="000000"/>
@@ -4919,6 +6192,7 @@
                 <w:i w:val="false"/>
                 <w:b w:val="false"/>
                 <w:u w:val="none"/>
+                <w:strike w:val="false"/>
                 <w:sz w:val="21"/>
                 <w:szCs w:val="21"/>
                 <w:color w:val="000000"/>
@@ -4931,6 +6205,7 @@
                 <w:i w:val="false"/>
                 <w:b w:val="false"/>
                 <w:u w:val="none"/>
+                <w:strike w:val="false"/>
                 <w:sz w:val="21"/>
                 <w:szCs w:val="21"/>
                 <w:color w:val="000000"/>
@@ -4943,6 +6218,7 @@
                 <w:i w:val="false"/>
                 <w:b w:val="false"/>
                 <w:u w:val="none"/>
+                <w:strike w:val="false"/>
                 <w:sz w:val="21"/>
                 <w:szCs w:val="21"/>
                 <w:color w:val="000000"/>
@@ -4955,6 +6231,7 @@
                 <w:i w:val="false"/>
                 <w:b w:val="false"/>
                 <w:u w:val="none"/>
+                <w:strike w:val="false"/>
                 <w:sz w:val="21"/>
                 <w:szCs w:val="21"/>
                 <w:color w:val="000000"/>
@@ -4967,6 +6244,7 @@
                 <w:i w:val="false"/>
                 <w:b w:val="false"/>
                 <w:u w:val="none"/>
+                <w:strike w:val="false"/>
                 <w:sz w:val="21"/>
                 <w:szCs w:val="21"/>
                 <w:color w:val="000000"/>
@@ -5000,7 +6278,6 @@
           </w:tcPr>
           <w:p>
             <w:pPr>
-              <w:pStyle w:val="Normal"/>
               <w:jc w:val="left"/>
               <w:pBdr>
                 <w:bottom w:val="none" w:sz="0" w:space="0" w:color="000000"/>
@@ -5010,6 +6287,16 @@
               </w:pBdr>
               <w:spacing w:after="200" w:before="200" w:line="240"/>
               <w:ind w:left="200" w:right="200" w:firstLine="0" w:firstLineChars="0"/>
+              <w:rPr>
+                <w:rFonts w:ascii="Arial" w:hAnsi="Arial" w:eastAsia="Arial" w:cs="Arial"/>
+                <w:i w:val="false"/>
+                <w:b w:val="false"/>
+                <w:u w:val="none"/>
+                <w:strike w:val="false"/>
+                <w:sz w:val="21"/>
+                <w:szCs w:val="21"/>
+                <w:color w:val="000000"/>
+              </w:rPr>
             </w:pPr>
             <w:r>
               <w:rPr>
@@ -5017,6 +6304,7 @@
                 <w:i w:val="false"/>
                 <w:b w:val="true"/>
                 <w:u w:val="none"/>
+                <w:strike w:val="false"/>
                 <w:sz w:val="22"/>
                 <w:szCs w:val="22"/>
                 <w:color w:val="063360"/>
@@ -5029,6 +6317,7 @@
                 <w:i w:val="false"/>
                 <w:b w:val="false"/>
                 <w:u w:val="none"/>
+                <w:strike w:val="false"/>
                 <w:sz w:val="21"/>
                 <w:szCs w:val="21"/>
                 <w:color w:val="000000"/>
@@ -5041,6 +6330,7 @@
                 <w:i w:val="false"/>
                 <w:b w:val="false"/>
                 <w:u w:val="none"/>
+                <w:strike w:val="false"/>
                 <w:sz w:val="21"/>
                 <w:szCs w:val="21"/>
                 <w:color w:val="000000"/>
@@ -5053,6 +6343,7 @@
                 <w:i w:val="false"/>
                 <w:b w:val="false"/>
                 <w:u w:val="none"/>
+                <w:strike w:val="false"/>
                 <w:sz w:val="21"/>
                 <w:szCs w:val="21"/>
                 <w:color w:val="000000"/>
@@ -5065,6 +6356,7 @@
                 <w:i w:val="false"/>
                 <w:b w:val="false"/>
                 <w:u w:val="none"/>
+                <w:strike w:val="false"/>
                 <w:sz w:val="21"/>
                 <w:szCs w:val="21"/>
                 <w:color w:val="000000"/>
@@ -5077,6 +6369,7 @@
                 <w:i w:val="false"/>
                 <w:b w:val="false"/>
                 <w:u w:val="none"/>
+                <w:strike w:val="false"/>
                 <w:sz w:val="21"/>
                 <w:szCs w:val="21"/>
                 <w:color w:val="000000"/>
@@ -5089,6 +6382,7 @@
                 <w:i w:val="false"/>
                 <w:b w:val="false"/>
                 <w:u w:val="none"/>
+                <w:strike w:val="false"/>
                 <w:sz w:val="21"/>
                 <w:szCs w:val="21"/>
                 <w:color w:val="000000"/>
@@ -5101,6 +6395,7 @@
                 <w:i w:val="false"/>
                 <w:b w:val="false"/>
                 <w:u w:val="none"/>
+                <w:strike w:val="false"/>
                 <w:sz w:val="21"/>
                 <w:szCs w:val="21"/>
                 <w:color w:val="000000"/>
@@ -5113,6 +6408,7 @@
                 <w:i w:val="false"/>
                 <w:b w:val="false"/>
                 <w:u w:val="none"/>
+                <w:strike w:val="false"/>
                 <w:sz w:val="21"/>
                 <w:szCs w:val="21"/>
                 <w:color w:val="000000"/>
@@ -5125,6 +6421,7 @@
                 <w:i w:val="false"/>
                 <w:b w:val="false"/>
                 <w:u w:val="none"/>
+                <w:strike w:val="false"/>
                 <w:sz w:val="21"/>
                 <w:szCs w:val="21"/>
                 <w:color w:val="000000"/>
@@ -5137,6 +6434,7 @@
                 <w:i w:val="false"/>
                 <w:b w:val="false"/>
                 <w:u w:val="none"/>
+                <w:strike w:val="false"/>
                 <w:sz w:val="21"/>
                 <w:szCs w:val="21"/>
                 <w:color w:val="000000"/>
@@ -5149,6 +6447,7 @@
                 <w:i w:val="false"/>
                 <w:b w:val="false"/>
                 <w:u w:val="none"/>
+                <w:strike w:val="false"/>
                 <w:sz w:val="21"/>
                 <w:szCs w:val="21"/>
                 <w:color w:val="000000"/>
@@ -5161,6 +6460,7 @@
                 <w:i w:val="false"/>
                 <w:b w:val="false"/>
                 <w:u w:val="none"/>
+                <w:strike w:val="false"/>
                 <w:sz w:val="21"/>
                 <w:szCs w:val="21"/>
                 <w:color w:val="000000"/>
@@ -5173,6 +6473,7 @@
                 <w:i w:val="false"/>
                 <w:b w:val="false"/>
                 <w:u w:val="none"/>
+                <w:strike w:val="false"/>
                 <w:sz w:val="21"/>
                 <w:szCs w:val="21"/>
                 <w:color w:val="000000"/>
@@ -5185,6 +6486,7 @@
                 <w:i w:val="false"/>
                 <w:b w:val="false"/>
                 <w:u w:val="none"/>
+                <w:strike w:val="false"/>
                 <w:sz w:val="21"/>
                 <w:szCs w:val="21"/>
                 <w:color w:val="000000"/>
@@ -5197,6 +6499,7 @@
                 <w:i w:val="false"/>
                 <w:b w:val="false"/>
                 <w:u w:val="none"/>
+                <w:strike w:val="false"/>
                 <w:sz w:val="21"/>
                 <w:szCs w:val="21"/>
                 <w:color w:val="000000"/>
@@ -5224,7 +6527,6 @@
           </w:tcPr>
           <w:p>
             <w:pPr>
-              <w:pStyle w:val="Normal"/>
               <w:jc w:val="left"/>
               <w:pBdr>
                 <w:bottom w:val="none" w:sz="0" w:space="0" w:color="000000"/>
@@ -5234,6 +6536,16 @@
               </w:pBdr>
               <w:spacing w:after="200" w:before="200" w:line="240"/>
               <w:ind w:left="200" w:right="200" w:firstLine="0" w:firstLineChars="0"/>
+              <w:rPr>
+                <w:rFonts w:ascii="Arial" w:hAnsi="Arial" w:eastAsia="Arial" w:cs="Arial"/>
+                <w:i w:val="false"/>
+                <w:b w:val="false"/>
+                <w:u w:val="none"/>
+                <w:strike w:val="false"/>
+                <w:sz w:val="21"/>
+                <w:szCs w:val="21"/>
+                <w:color w:val="000000"/>
+              </w:rPr>
             </w:pPr>
             <w:r>
               <w:rPr>
@@ -5241,6 +6553,7 @@
                 <w:i w:val="false"/>
                 <w:b w:val="true"/>
                 <w:u w:val="none"/>
+                <w:strike w:val="false"/>
                 <w:sz w:val="22"/>
                 <w:szCs w:val="22"/>
                 <w:color w:val="063360"/>
@@ -5253,6 +6566,7 @@
                 <w:i w:val="false"/>
                 <w:b w:val="false"/>
                 <w:u w:val="none"/>
+                <w:strike w:val="false"/>
                 <w:sz w:val="21"/>
                 <w:szCs w:val="21"/>
                 <w:color w:val="000000"/>
@@ -5265,6 +6579,7 @@
                 <w:i w:val="false"/>
                 <w:b w:val="false"/>
                 <w:u w:val="none"/>
+                <w:strike w:val="false"/>
                 <w:sz w:val="21"/>
                 <w:szCs w:val="21"/>
                 <w:color w:val="000000"/>
@@ -5277,6 +6592,7 @@
                 <w:i w:val="false"/>
                 <w:b w:val="false"/>
                 <w:u w:val="none"/>
+                <w:strike w:val="false"/>
                 <w:sz w:val="21"/>
                 <w:szCs w:val="21"/>
                 <w:color w:val="000000"/>
@@ -5289,6 +6605,7 @@
                 <w:i w:val="false"/>
                 <w:b w:val="false"/>
                 <w:u w:val="none"/>
+                <w:strike w:val="false"/>
                 <w:sz w:val="21"/>
                 <w:szCs w:val="21"/>
                 <w:color w:val="000000"/>
@@ -5301,6 +6618,7 @@
                 <w:i w:val="false"/>
                 <w:b w:val="false"/>
                 <w:u w:val="none"/>
+                <w:strike w:val="false"/>
                 <w:sz w:val="21"/>
                 <w:szCs w:val="21"/>
                 <w:color w:val="000000"/>
@@ -5313,6 +6631,7 @@
                 <w:i w:val="false"/>
                 <w:b w:val="false"/>
                 <w:u w:val="none"/>
+                <w:strike w:val="false"/>
                 <w:sz w:val="21"/>
                 <w:szCs w:val="21"/>
                 <w:color w:val="000000"/>
@@ -5325,6 +6644,7 @@
                 <w:i w:val="false"/>
                 <w:b w:val="false"/>
                 <w:u w:val="none"/>
+                <w:strike w:val="false"/>
                 <w:sz w:val="21"/>
                 <w:szCs w:val="21"/>
                 <w:color w:val="000000"/>
@@ -5337,6 +6657,7 @@
                 <w:i w:val="false"/>
                 <w:b w:val="false"/>
                 <w:u w:val="none"/>
+                <w:strike w:val="false"/>
                 <w:sz w:val="21"/>
                 <w:szCs w:val="21"/>
                 <w:color w:val="000000"/>
@@ -5349,6 +6670,7 @@
                 <w:i w:val="false"/>
                 <w:b w:val="false"/>
                 <w:u w:val="none"/>
+                <w:strike w:val="false"/>
                 <w:sz w:val="21"/>
                 <w:szCs w:val="21"/>
                 <w:color w:val="000000"/>
@@ -5361,6 +6683,7 @@
                 <w:i w:val="false"/>
                 <w:b w:val="false"/>
                 <w:u w:val="none"/>
+                <w:strike w:val="false"/>
                 <w:sz w:val="21"/>
                 <w:szCs w:val="21"/>
                 <w:color w:val="000000"/>
@@ -5373,6 +6696,7 @@
                 <w:i w:val="false"/>
                 <w:b w:val="false"/>
                 <w:u w:val="none"/>
+                <w:strike w:val="false"/>
                 <w:sz w:val="21"/>
                 <w:szCs w:val="21"/>
                 <w:color w:val="000000"/>
@@ -5385,6 +6709,7 @@
                 <w:i w:val="false"/>
                 <w:b w:val="false"/>
                 <w:u w:val="none"/>
+                <w:strike w:val="false"/>
                 <w:sz w:val="21"/>
                 <w:szCs w:val="21"/>
                 <w:color w:val="000000"/>
@@ -5397,6 +6722,7 @@
                 <w:i w:val="false"/>
                 <w:b w:val="false"/>
                 <w:u w:val="none"/>
+                <w:strike w:val="false"/>
                 <w:sz w:val="21"/>
                 <w:szCs w:val="21"/>
                 <w:color w:val="000000"/>
@@ -5409,6 +6735,7 @@
                 <w:i w:val="false"/>
                 <w:b w:val="false"/>
                 <w:u w:val="none"/>
+                <w:strike w:val="false"/>
                 <w:sz w:val="21"/>
                 <w:szCs w:val="21"/>
                 <w:color w:val="000000"/>
@@ -5421,6 +6748,7 @@
                 <w:i w:val="false"/>
                 <w:b w:val="false"/>
                 <w:u w:val="none"/>
+                <w:strike w:val="false"/>
                 <w:sz w:val="21"/>
                 <w:szCs w:val="21"/>
                 <w:color w:val="000000"/>
@@ -5454,7 +6782,6 @@
           </w:tcPr>
           <w:p>
             <w:pPr>
-              <w:pStyle w:val="Normal"/>
               <w:jc w:val="left"/>
               <w:pBdr>
                 <w:bottom w:val="none" w:sz="0" w:space="0" w:color="000000"/>
@@ -5464,6 +6791,16 @@
               </w:pBdr>
               <w:spacing w:after="200" w:before="200" w:line="240"/>
               <w:ind w:left="200" w:right="200" w:firstLine="0" w:firstLineChars="0"/>
+              <w:rPr>
+                <w:rFonts w:ascii="Arial" w:hAnsi="Arial" w:eastAsia="Arial" w:cs="Arial"/>
+                <w:i w:val="false"/>
+                <w:b w:val="false"/>
+                <w:u w:val="none"/>
+                <w:strike w:val="false"/>
+                <w:sz w:val="21"/>
+                <w:szCs w:val="21"/>
+                <w:color w:val="000000"/>
+              </w:rPr>
             </w:pPr>
             <w:r>
               <w:rPr>
@@ -5471,6 +6808,7 @@
                 <w:i w:val="false"/>
                 <w:b w:val="true"/>
                 <w:u w:val="none"/>
+                <w:strike w:val="false"/>
                 <w:sz w:val="22"/>
                 <w:szCs w:val="22"/>
                 <w:color w:val="063360"/>
@@ -5483,6 +6821,7 @@
                 <w:i w:val="false"/>
                 <w:b w:val="false"/>
                 <w:u w:val="none"/>
+                <w:strike w:val="false"/>
                 <w:sz w:val="21"/>
                 <w:szCs w:val="21"/>
                 <w:color w:val="000000"/>
@@ -5495,6 +6834,7 @@
                 <w:i w:val="false"/>
                 <w:b w:val="false"/>
                 <w:u w:val="none"/>
+                <w:strike w:val="false"/>
                 <w:sz w:val="21"/>
                 <w:szCs w:val="21"/>
                 <w:color w:val="000000"/>
@@ -5507,6 +6847,7 @@
                 <w:i w:val="false"/>
                 <w:b w:val="false"/>
                 <w:u w:val="none"/>
+                <w:strike w:val="false"/>
                 <w:sz w:val="21"/>
                 <w:szCs w:val="21"/>
                 <w:color w:val="000000"/>
@@ -5519,6 +6860,7 @@
                 <w:i w:val="false"/>
                 <w:b w:val="false"/>
                 <w:u w:val="none"/>
+                <w:strike w:val="false"/>
                 <w:sz w:val="21"/>
                 <w:szCs w:val="21"/>
                 <w:color w:val="000000"/>
@@ -5531,6 +6873,7 @@
                 <w:i w:val="false"/>
                 <w:b w:val="false"/>
                 <w:u w:val="none"/>
+                <w:strike w:val="false"/>
                 <w:sz w:val="21"/>
                 <w:szCs w:val="21"/>
                 <w:color w:val="000000"/>
@@ -5543,6 +6886,7 @@
                 <w:i w:val="false"/>
                 <w:b w:val="false"/>
                 <w:u w:val="none"/>
+                <w:strike w:val="false"/>
                 <w:sz w:val="21"/>
                 <w:szCs w:val="21"/>
                 <w:color w:val="000000"/>
@@ -5555,6 +6899,7 @@
                 <w:i w:val="false"/>
                 <w:b w:val="false"/>
                 <w:u w:val="none"/>
+                <w:strike w:val="false"/>
                 <w:sz w:val="21"/>
                 <w:szCs w:val="21"/>
                 <w:color w:val="000000"/>
@@ -5567,6 +6912,7 @@
                 <w:i w:val="false"/>
                 <w:b w:val="false"/>
                 <w:u w:val="none"/>
+                <w:strike w:val="false"/>
                 <w:sz w:val="21"/>
                 <w:szCs w:val="21"/>
                 <w:color w:val="000000"/>
@@ -5579,6 +6925,7 @@
                 <w:i w:val="false"/>
                 <w:b w:val="false"/>
                 <w:u w:val="none"/>
+                <w:strike w:val="false"/>
                 <w:sz w:val="21"/>
                 <w:szCs w:val="21"/>
                 <w:color w:val="000000"/>
@@ -5591,6 +6938,7 @@
                 <w:i w:val="false"/>
                 <w:b w:val="false"/>
                 <w:u w:val="none"/>
+                <w:strike w:val="false"/>
                 <w:sz w:val="21"/>
                 <w:szCs w:val="21"/>
                 <w:color w:val="000000"/>
@@ -5603,6 +6951,7 @@
                 <w:i w:val="false"/>
                 <w:b w:val="false"/>
                 <w:u w:val="none"/>
+                <w:strike w:val="false"/>
                 <w:sz w:val="21"/>
                 <w:szCs w:val="21"/>
                 <w:color w:val="000000"/>
@@ -5615,6 +6964,7 @@
                 <w:i w:val="false"/>
                 <w:b w:val="false"/>
                 <w:u w:val="none"/>
+                <w:strike w:val="false"/>
                 <w:sz w:val="21"/>
                 <w:szCs w:val="21"/>
                 <w:color w:val="000000"/>
@@ -5627,6 +6977,7 @@
                 <w:i w:val="false"/>
                 <w:b w:val="false"/>
                 <w:u w:val="none"/>
+                <w:strike w:val="false"/>
                 <w:sz w:val="21"/>
                 <w:szCs w:val="21"/>
                 <w:color w:val="000000"/>
@@ -5639,6 +6990,7 @@
                 <w:i w:val="false"/>
                 <w:b w:val="false"/>
                 <w:u w:val="none"/>
+                <w:strike w:val="false"/>
                 <w:sz w:val="21"/>
                 <w:szCs w:val="21"/>
                 <w:color w:val="000000"/>
@@ -5651,6 +7003,7 @@
                 <w:i w:val="false"/>
                 <w:b w:val="false"/>
                 <w:u w:val="none"/>
+                <w:strike w:val="false"/>
                 <w:sz w:val="21"/>
                 <w:szCs w:val="21"/>
                 <w:color w:val="000000"/>
@@ -5678,7 +7031,6 @@
           </w:tcPr>
           <w:p>
             <w:pPr>
-              <w:pStyle w:val="Normal"/>
               <w:jc w:val="left"/>
               <w:pBdr>
                 <w:bottom w:val="none" w:sz="0" w:space="0" w:color="000000"/>
@@ -5688,6 +7040,16 @@
               </w:pBdr>
               <w:spacing w:after="200" w:before="200" w:line="240"/>
               <w:ind w:left="200" w:right="200" w:firstLine="0" w:firstLineChars="0"/>
+              <w:rPr>
+                <w:rFonts w:ascii="Arial" w:hAnsi="Arial" w:eastAsia="Arial" w:cs="Arial"/>
+                <w:i w:val="false"/>
+                <w:b w:val="false"/>
+                <w:u w:val="none"/>
+                <w:strike w:val="false"/>
+                <w:sz w:val="21"/>
+                <w:szCs w:val="21"/>
+                <w:color w:val="000000"/>
+              </w:rPr>
             </w:pPr>
             <w:r>
               <w:rPr>
@@ -5695,6 +7057,7 @@
                 <w:i w:val="false"/>
                 <w:b w:val="true"/>
                 <w:u w:val="none"/>
+                <w:strike w:val="false"/>
                 <w:sz w:val="22"/>
                 <w:szCs w:val="22"/>
                 <w:color w:val="063360"/>
@@ -5707,6 +7070,7 @@
                 <w:i w:val="false"/>
                 <w:b w:val="false"/>
                 <w:u w:val="none"/>
+                <w:strike w:val="false"/>
                 <w:sz w:val="21"/>
                 <w:szCs w:val="21"/>
                 <w:color w:val="000000"/>
@@ -5719,6 +7083,7 @@
                 <w:i w:val="false"/>
                 <w:b w:val="false"/>
                 <w:u w:val="none"/>
+                <w:strike w:val="false"/>
                 <w:sz w:val="21"/>
                 <w:szCs w:val="21"/>
                 <w:color w:val="000000"/>
@@ -5731,6 +7096,7 @@
                 <w:i w:val="false"/>
                 <w:b w:val="false"/>
                 <w:u w:val="none"/>
+                <w:strike w:val="false"/>
                 <w:sz w:val="21"/>
                 <w:szCs w:val="21"/>
                 <w:color w:val="000000"/>
@@ -5743,6 +7109,7 @@
                 <w:i w:val="false"/>
                 <w:b w:val="false"/>
                 <w:u w:val="none"/>
+                <w:strike w:val="false"/>
                 <w:sz w:val="21"/>
                 <w:szCs w:val="21"/>
                 <w:color w:val="000000"/>
@@ -5755,6 +7122,7 @@
                 <w:i w:val="false"/>
                 <w:b w:val="false"/>
                 <w:u w:val="none"/>
+                <w:strike w:val="false"/>
                 <w:sz w:val="21"/>
                 <w:szCs w:val="21"/>
                 <w:color w:val="000000"/>
@@ -5767,6 +7135,7 @@
                 <w:i w:val="false"/>
                 <w:b w:val="false"/>
                 <w:u w:val="none"/>
+                <w:strike w:val="false"/>
                 <w:sz w:val="21"/>
                 <w:szCs w:val="21"/>
                 <w:color w:val="000000"/>
@@ -5779,6 +7148,7 @@
                 <w:i w:val="false"/>
                 <w:b w:val="false"/>
                 <w:u w:val="none"/>
+                <w:strike w:val="false"/>
                 <w:sz w:val="21"/>
                 <w:szCs w:val="21"/>
                 <w:color w:val="000000"/>
@@ -5791,6 +7161,7 @@
                 <w:i w:val="false"/>
                 <w:b w:val="false"/>
                 <w:u w:val="none"/>
+                <w:strike w:val="false"/>
                 <w:sz w:val="21"/>
                 <w:szCs w:val="21"/>
                 <w:color w:val="000000"/>
@@ -5803,6 +7174,7 @@
                 <w:i w:val="false"/>
                 <w:b w:val="false"/>
                 <w:u w:val="none"/>
+                <w:strike w:val="false"/>
                 <w:sz w:val="21"/>
                 <w:szCs w:val="21"/>
                 <w:color w:val="000000"/>
@@ -5815,6 +7187,7 @@
                 <w:i w:val="false"/>
                 <w:b w:val="false"/>
                 <w:u w:val="none"/>
+                <w:strike w:val="false"/>
                 <w:sz w:val="21"/>
                 <w:szCs w:val="21"/>
                 <w:color w:val="000000"/>
@@ -5827,6 +7200,7 @@
                 <w:i w:val="false"/>
                 <w:b w:val="false"/>
                 <w:u w:val="none"/>
+                <w:strike w:val="false"/>
                 <w:sz w:val="21"/>
                 <w:szCs w:val="21"/>
                 <w:color w:val="000000"/>
@@ -5839,6 +7213,7 @@
                 <w:i w:val="false"/>
                 <w:b w:val="false"/>
                 <w:u w:val="none"/>
+                <w:strike w:val="false"/>
                 <w:sz w:val="21"/>
                 <w:szCs w:val="21"/>
                 <w:color w:val="000000"/>
@@ -5851,6 +7226,7 @@
                 <w:i w:val="false"/>
                 <w:b w:val="false"/>
                 <w:u w:val="none"/>
+                <w:strike w:val="false"/>
                 <w:sz w:val="21"/>
                 <w:szCs w:val="21"/>
                 <w:color w:val="000000"/>
@@ -5863,6 +7239,7 @@
                 <w:i w:val="false"/>
                 <w:b w:val="false"/>
                 <w:u w:val="none"/>
+                <w:strike w:val="false"/>
                 <w:sz w:val="21"/>
                 <w:szCs w:val="21"/>
                 <w:color w:val="000000"/>
@@ -5875,6 +7252,7 @@
                 <w:i w:val="false"/>
                 <w:b w:val="false"/>
                 <w:u w:val="none"/>
+                <w:strike w:val="false"/>
                 <w:sz w:val="21"/>
                 <w:szCs w:val="21"/>
                 <w:color w:val="000000"/>
@@ -5910,6 +7288,7 @@
           <w:i w:val="false"/>
           <w:b w:val="false"/>
           <w:u w:val="none"/>
+          <w:strike w:val="false"/>
           <w:sz w:val="18"/>
           <w:szCs w:val="18"/>
           <w:color w:val="545860"/>
@@ -5936,6 +7315,7 @@
           <w:i w:val="false"/>
           <w:b w:val="true"/>
           <w:u w:val="none"/>
+          <w:strike w:val="false"/>
           <w:sz w:val="36"/>
           <w:szCs w:val="36"/>
           <w:color w:val="063360"/>
@@ -5962,6 +7342,7 @@
           <w:i w:val="true"/>
           <w:b w:val="false"/>
           <w:u w:val="none"/>
+          <w:strike w:val="false"/>
           <w:sz w:val="18"/>
           <w:szCs w:val="18"/>
           <w:color w:val="215A9E"/>
@@ -5988,6 +7369,7 @@
           <w:i w:val="false"/>
           <w:b w:val="true"/>
           <w:u w:val="none"/>
+          <w:strike w:val="false"/>
           <w:sz w:val="26"/>
           <w:szCs w:val="26"/>
           <w:color w:val="215A9E"/>
@@ -6014,6 +7396,7 @@
           <w:i w:val="false"/>
           <w:b w:val="false"/>
           <w:u w:val="none"/>
+          <w:strike w:val="false"/>
           <w:sz w:val="22"/>
           <w:szCs w:val="22"/>
           <w:color w:val="000000"/>
@@ -6040,6 +7423,7 @@
           <w:i w:val="false"/>
           <w:b w:val="true"/>
           <w:u w:val="none"/>
+          <w:strike w:val="false"/>
           <w:sz w:val="26"/>
           <w:szCs w:val="26"/>
           <w:color w:val="215A9E"/>
@@ -6066,6 +7450,7 @@
           <w:i w:val="false"/>
           <w:b w:val="false"/>
           <w:u w:val="none"/>
+          <w:strike w:val="false"/>
           <w:sz w:val="22"/>
           <w:szCs w:val="22"/>
           <w:color w:val="000000"/>
@@ -6092,11 +7477,66 @@
           <w:i w:val="false"/>
           <w:b w:val="false"/>
           <w:u w:val="none"/>
+          <w:strike w:val="false"/>
           <w:sz w:val="22"/>
           <w:szCs w:val="22"/>
           <w:color w:val="000000"/>
         </w:rPr>
         <w:t xml:space="preserve">For the question to Case 2's evaluator, the sharpest is: did the outcome's own baseline balance, and did you compare levels or changes?</w:t>
+      </w:r>
+    </w:p>
+    <w:p>
+      <w:pPr>
+        <w:pStyle w:val="Normal"/>
+        <w:jc w:val="left"/>
+        <w:pBdr>
+          <w:bottom w:val="none" w:sz="0" w:space="0" w:color="000000"/>
+          <w:top w:val="none" w:sz="0" w:space="0" w:color="000000"/>
+          <w:left w:val="none" w:sz="0" w:space="0" w:color="000000"/>
+          <w:right w:val="none" w:sz="0" w:space="0" w:color="000000"/>
+        </w:pBdr>
+        <w:spacing w:after="80" w:before="0" w:line="240"/>
+        <w:ind w:left="0" w:right="0" w:firstLine="0" w:firstLineChars="0"/>
+      </w:pPr>
+      <w:r>
+        <w:rPr>
+          <w:rFonts w:ascii="Arial" w:hAnsi="Arial" w:eastAsia="Arial" w:cs="Arial"/>
+          <w:i w:val="false"/>
+          <w:b w:val="false"/>
+          <w:u w:val="none"/>
+          <w:strike w:val="false"/>
+          <w:sz w:val="22"/>
+          <w:szCs w:val="22"/>
+          <w:color w:val="000000"/>
+        </w:rPr>
+        <w:t xml:space="preserve">Question 3: both changes estimates clear their rule, Case 2's by 5% and Case 1's by 1%. The bigger margin does not rescue Case 2: its least generous end is short of the rule and its pairs did not start level.</w:t>
+      </w:r>
+    </w:p>
+    <w:p>
+      <w:pPr>
+        <w:pStyle w:val="Normal"/>
+        <w:jc w:val="left"/>
+        <w:pBdr>
+          <w:bottom w:val="none" w:sz="0" w:space="0" w:color="000000"/>
+          <w:top w:val="none" w:sz="0" w:space="0" w:color="000000"/>
+          <w:left w:val="none" w:sz="0" w:space="0" w:color="000000"/>
+          <w:right w:val="none" w:sz="0" w:space="0" w:color="000000"/>
+        </w:pBdr>
+        <w:spacing w:after="80" w:before="0" w:line="240"/>
+        <w:ind w:left="0" w:right="0" w:firstLine="0" w:firstLineChars="0"/>
+      </w:pPr>
+      <w:r>
+        <w:rPr>
+          <w:rFonts w:ascii="Arial" w:hAnsi="Arial" w:eastAsia="Arial" w:cs="Arial"/>
+          <w:i w:val="false"/>
+          <w:b w:val="false"/>
+          <w:u w:val="none"/>
+          <w:strike w:val="false"/>
+          <w:sz w:val="22"/>
+          <w:szCs w:val="22"/>
+          <w:color w:val="000000"/>
+        </w:rPr>
+        <w:t xml:space="preserve">Suggested verdicts. Case 1: act with conditions (a sound study whose interval straddles the rule; ask whether the answer holds on a different list). Case 2: send back (ask what happens without the segments that have no lookalike, and for the outcome's baseline).</w:t>
       </w:r>
     </w:p>
     <w:p>
@@ -6118,6 +7558,7 @@
           <w:i w:val="false"/>
           <w:b w:val="true"/>
           <w:u w:val="none"/>
+          <w:strike w:val="false"/>
           <w:sz w:val="26"/>
           <w:szCs w:val="26"/>
           <w:color w:val="215A9E"/>
@@ -6144,18 +7585,19 @@
           <w:i w:val="false"/>
           <w:b w:val="false"/>
           <w:u w:val="none"/>
+          <w:strike w:val="false"/>
           <w:sz w:val="22"/>
           <w:szCs w:val="22"/>
           <w:color w:val="000000"/>
         </w:rPr>
-        <w:t xml:space="preserve">Case 1 is reported accurately, including the interval that straddles the rule. Three false assurances in Case 2: "similarly strong, every segment matched" hides the 13 segments with no real lookalike; "comfortably exceeding" holds only for the changes estimate, the levels estimate does not clear 2.0 and the interval dips to 1.32; "should be scaled" rests on the first two and is stated most confidently. The model repeated the study's own summary of itself, and that summary was the misleading part.</w:t>
+        <w:t xml:space="preserve">Case 1 is reported accurately, including the interval that straddles the rule. Three false assurances in Case 2: "similarly strong, every segment matched" hides the 13 segments with no real lookalike; "comfortably exceeding" holds only for the changes estimate, the levels estimate does not clear 2.0 and the interval dips to 1.32; "should be scaled" rests on the first two and is stated most confidently. The model had the details in front of it and still went with the headline. Check its summary against the table you gave it.</w:t>
       </w:r>
     </w:p>
-    <w:sectPr w:officer="true">
-      <w:pgMar w:header="720" w:bottom="1008" w:top="1008" w:right="1152" w:left="1152" w:footer="720" w:gutter="720"/>
+    <w:sectPr>
+      <w:pgMar w:header="708" w:bottom="1008" w:top="1008" w:right="1152" w:left="1152" w:footer="708" w:gutter="0"/>
       <w:pgSz w:h="16838" w:w="11906" w:orient="portrait"/>
+      <w:type w:val="continuous"/>
       <w:cols/>
-      <w:type w:val="continuous"/>
     </w:sectPr>
   </w:body>
 </w:document>

--- a/Module_2_Oct_2026_v2/Oct13_session3_materials.docx
+++ b/Module_2_Oct_2026_v2/Oct13_session3_materials.docx
@@ -154,7 +154,6 @@
           <w:trHeight w:val="360" w:hRule="auto"/>
           <w:tblHeader/>
         </w:trPr>
-        header1
         <w:tc>
           <w:tcPr>
             <w:tcBorders>
@@ -174,6 +173,7 @@
           </w:tcPr>
           <w:p>
             <w:pPr>
+              <w:pStyle w:val="Normal"/>
               <w:jc w:val="left"/>
               <w:pBdr>
                 <w:bottom w:val="none" w:sz="0" w:space="0" w:color="000000"/>
@@ -228,6 +228,7 @@
           </w:tcPr>
           <w:p>
             <w:pPr>
+              <w:pStyle w:val="Normal"/>
               <w:jc w:val="left"/>
               <w:pBdr>
                 <w:bottom w:val="none" w:sz="0" w:space="0" w:color="000000"/>
@@ -282,6 +283,7 @@
           </w:tcPr>
           <w:p>
             <w:pPr>
+              <w:pStyle w:val="Normal"/>
               <w:jc w:val="left"/>
               <w:pBdr>
                 <w:bottom w:val="none" w:sz="0" w:space="0" w:color="000000"/>
@@ -336,6 +338,7 @@
           </w:tcPr>
           <w:p>
             <w:pPr>
+              <w:pStyle w:val="Normal"/>
               <w:jc w:val="left"/>
               <w:pBdr>
                 <w:bottom w:val="none" w:sz="0" w:space="0" w:color="000000"/>
@@ -376,7 +379,6 @@
         <w:trPr>
           <w:trHeight w:val="360" w:hRule="auto"/>
         </w:trPr>
-        body1
         <w:tc>
           <w:tcPr>
             <w:tcBorders>
@@ -396,6 +398,7 @@
           </w:tcPr>
           <w:p>
             <w:pPr>
+              <w:pStyle w:val="Normal"/>
               <w:jc w:val="left"/>
               <w:pBdr>
                 <w:bottom w:val="none" w:sz="0" w:space="0" w:color="000000"/>
@@ -450,6 +453,7 @@
           </w:tcPr>
           <w:p>
             <w:pPr>
+              <w:pStyle w:val="Normal"/>
               <w:jc w:val="left"/>
               <w:pBdr>
                 <w:bottom w:val="none" w:sz="0" w:space="0" w:color="000000"/>
@@ -504,6 +508,7 @@
           </w:tcPr>
           <w:p>
             <w:pPr>
+              <w:pStyle w:val="Normal"/>
               <w:jc w:val="left"/>
               <w:pBdr>
                 <w:bottom w:val="none" w:sz="0" w:space="0" w:color="000000"/>
@@ -558,6 +563,7 @@
           </w:tcPr>
           <w:p>
             <w:pPr>
+              <w:pStyle w:val="Normal"/>
               <w:jc w:val="left"/>
               <w:pBdr>
                 <w:bottom w:val="none" w:sz="0" w:space="0" w:color="000000"/>
@@ -598,7 +604,6 @@
         <w:trPr>
           <w:trHeight w:val="360" w:hRule="auto"/>
         </w:trPr>
-        body2
         <w:tc>
           <w:tcPr>
             <w:tcBorders>
@@ -618,6 +623,7 @@
           </w:tcPr>
           <w:p>
             <w:pPr>
+              <w:pStyle w:val="Normal"/>
               <w:jc w:val="left"/>
               <w:pBdr>
                 <w:bottom w:val="none" w:sz="0" w:space="0" w:color="000000"/>
@@ -672,6 +678,7 @@
           </w:tcPr>
           <w:p>
             <w:pPr>
+              <w:pStyle w:val="Normal"/>
               <w:jc w:val="left"/>
               <w:pBdr>
                 <w:bottom w:val="none" w:sz="0" w:space="0" w:color="000000"/>
@@ -726,6 +733,7 @@
           </w:tcPr>
           <w:p>
             <w:pPr>
+              <w:pStyle w:val="Normal"/>
               <w:jc w:val="left"/>
               <w:pBdr>
                 <w:bottom w:val="none" w:sz="0" w:space="0" w:color="000000"/>
@@ -780,6 +788,7 @@
           </w:tcPr>
           <w:p>
             <w:pPr>
+              <w:pStyle w:val="Normal"/>
               <w:jc w:val="left"/>
               <w:pBdr>
                 <w:bottom w:val="none" w:sz="0" w:space="0" w:color="000000"/>
@@ -820,7 +829,6 @@
         <w:trPr>
           <w:trHeight w:val="360" w:hRule="auto"/>
         </w:trPr>
-        body3
         <w:tc>
           <w:tcPr>
             <w:tcBorders>
@@ -840,6 +848,7 @@
           </w:tcPr>
           <w:p>
             <w:pPr>
+              <w:pStyle w:val="Normal"/>
               <w:jc w:val="left"/>
               <w:pBdr>
                 <w:bottom w:val="none" w:sz="0" w:space="0" w:color="000000"/>
@@ -894,6 +903,7 @@
           </w:tcPr>
           <w:p>
             <w:pPr>
+              <w:pStyle w:val="Normal"/>
               <w:jc w:val="left"/>
               <w:pBdr>
                 <w:bottom w:val="none" w:sz="0" w:space="0" w:color="000000"/>
@@ -948,6 +958,7 @@
           </w:tcPr>
           <w:p>
             <w:pPr>
+              <w:pStyle w:val="Normal"/>
               <w:jc w:val="left"/>
               <w:pBdr>
                 <w:bottom w:val="none" w:sz="0" w:space="0" w:color="000000"/>
@@ -1002,6 +1013,7 @@
           </w:tcPr>
           <w:p>
             <w:pPr>
+              <w:pStyle w:val="Normal"/>
               <w:jc w:val="left"/>
               <w:pBdr>
                 <w:bottom w:val="none" w:sz="0" w:space="0" w:color="000000"/>
@@ -1083,7 +1095,6 @@
           <w:trHeight w:val="360" w:hRule="auto"/>
           <w:tblHeader/>
         </w:trPr>
-        header1
         <w:tc>
           <w:tcPr>
             <w:tcBorders>
@@ -1103,6 +1114,7 @@
           </w:tcPr>
           <w:p>
             <w:pPr>
+              <w:pStyle w:val="Normal"/>
               <w:jc w:val="left"/>
               <w:pBdr>
                 <w:bottom w:val="none" w:sz="0" w:space="0" w:color="000000"/>
@@ -1157,6 +1169,7 @@
           </w:tcPr>
           <w:p>
             <w:pPr>
+              <w:pStyle w:val="Normal"/>
               <w:jc w:val="left"/>
               <w:pBdr>
                 <w:bottom w:val="none" w:sz="0" w:space="0" w:color="000000"/>
@@ -1211,6 +1224,7 @@
           </w:tcPr>
           <w:p>
             <w:pPr>
+              <w:pStyle w:val="Normal"/>
               <w:jc w:val="left"/>
               <w:pBdr>
                 <w:bottom w:val="none" w:sz="0" w:space="0" w:color="000000"/>
@@ -1265,6 +1279,7 @@
           </w:tcPr>
           <w:p>
             <w:pPr>
+              <w:pStyle w:val="Normal"/>
               <w:jc w:val="left"/>
               <w:pBdr>
                 <w:bottom w:val="none" w:sz="0" w:space="0" w:color="000000"/>
@@ -1305,7 +1320,6 @@
         <w:trPr>
           <w:trHeight w:val="360" w:hRule="auto"/>
         </w:trPr>
-        body1
         <w:tc>
           <w:tcPr>
             <w:tcBorders>
@@ -1325,6 +1339,7 @@
           </w:tcPr>
           <w:p>
             <w:pPr>
+              <w:pStyle w:val="Normal"/>
               <w:jc w:val="left"/>
               <w:pBdr>
                 <w:bottom w:val="none" w:sz="0" w:space="0" w:color="000000"/>
@@ -1379,6 +1394,7 @@
           </w:tcPr>
           <w:p>
             <w:pPr>
+              <w:pStyle w:val="Normal"/>
               <w:jc w:val="left"/>
               <w:pBdr>
                 <w:bottom w:val="none" w:sz="0" w:space="0" w:color="000000"/>
@@ -1433,6 +1449,7 @@
           </w:tcPr>
           <w:p>
             <w:pPr>
+              <w:pStyle w:val="Normal"/>
               <w:jc w:val="left"/>
               <w:pBdr>
                 <w:bottom w:val="none" w:sz="0" w:space="0" w:color="000000"/>
@@ -1487,6 +1504,7 @@
           </w:tcPr>
           <w:p>
             <w:pPr>
+              <w:pStyle w:val="Normal"/>
               <w:jc w:val="left"/>
               <w:pBdr>
                 <w:bottom w:val="none" w:sz="0" w:space="0" w:color="000000"/>
@@ -1527,7 +1545,6 @@
         <w:trPr>
           <w:trHeight w:val="360" w:hRule="auto"/>
         </w:trPr>
-        body2
         <w:tc>
           <w:tcPr>
             <w:tcBorders>
@@ -1547,6 +1564,7 @@
           </w:tcPr>
           <w:p>
             <w:pPr>
+              <w:pStyle w:val="Normal"/>
               <w:jc w:val="left"/>
               <w:pBdr>
                 <w:bottom w:val="none" w:sz="0" w:space="0" w:color="000000"/>
@@ -1601,6 +1619,7 @@
           </w:tcPr>
           <w:p>
             <w:pPr>
+              <w:pStyle w:val="Normal"/>
               <w:jc w:val="left"/>
               <w:pBdr>
                 <w:bottom w:val="none" w:sz="0" w:space="0" w:color="000000"/>
@@ -1655,6 +1674,7 @@
           </w:tcPr>
           <w:p>
             <w:pPr>
+              <w:pStyle w:val="Normal"/>
               <w:jc w:val="left"/>
               <w:pBdr>
                 <w:bottom w:val="none" w:sz="0" w:space="0" w:color="000000"/>
@@ -1709,6 +1729,7 @@
           </w:tcPr>
           <w:p>
             <w:pPr>
+              <w:pStyle w:val="Normal"/>
               <w:jc w:val="left"/>
               <w:pBdr>
                 <w:bottom w:val="none" w:sz="0" w:space="0" w:color="000000"/>
@@ -1749,7 +1770,6 @@
         <w:trPr>
           <w:trHeight w:val="360" w:hRule="auto"/>
         </w:trPr>
-        body3
         <w:tc>
           <w:tcPr>
             <w:tcBorders>
@@ -1769,6 +1789,7 @@
           </w:tcPr>
           <w:p>
             <w:pPr>
+              <w:pStyle w:val="Normal"/>
               <w:jc w:val="left"/>
               <w:pBdr>
                 <w:bottom w:val="none" w:sz="0" w:space="0" w:color="000000"/>
@@ -1823,6 +1844,7 @@
           </w:tcPr>
           <w:p>
             <w:pPr>
+              <w:pStyle w:val="Normal"/>
               <w:jc w:val="left"/>
               <w:pBdr>
                 <w:bottom w:val="none" w:sz="0" w:space="0" w:color="000000"/>
@@ -1877,6 +1899,7 @@
           </w:tcPr>
           <w:p>
             <w:pPr>
+              <w:pStyle w:val="Normal"/>
               <w:jc w:val="left"/>
               <w:pBdr>
                 <w:bottom w:val="none" w:sz="0" w:space="0" w:color="000000"/>
@@ -1931,6 +1954,7 @@
           </w:tcPr>
           <w:p>
             <w:pPr>
+              <w:pStyle w:val="Normal"/>
               <w:jc w:val="left"/>
               <w:pBdr>
                 <w:bottom w:val="none" w:sz="0" w:space="0" w:color="000000"/>
@@ -1971,7 +1995,6 @@
         <w:trPr>
           <w:trHeight w:val="360" w:hRule="auto"/>
         </w:trPr>
-        body4
         <w:tc>
           <w:tcPr>
             <w:tcBorders>
@@ -1991,6 +2014,7 @@
           </w:tcPr>
           <w:p>
             <w:pPr>
+              <w:pStyle w:val="Normal"/>
               <w:jc w:val="left"/>
               <w:pBdr>
                 <w:bottom w:val="none" w:sz="0" w:space="0" w:color="000000"/>
@@ -2045,6 +2069,7 @@
           </w:tcPr>
           <w:p>
             <w:pPr>
+              <w:pStyle w:val="Normal"/>
               <w:jc w:val="left"/>
               <w:pBdr>
                 <w:bottom w:val="none" w:sz="0" w:space="0" w:color="000000"/>
@@ -2099,6 +2124,7 @@
           </w:tcPr>
           <w:p>
             <w:pPr>
+              <w:pStyle w:val="Normal"/>
               <w:jc w:val="left"/>
               <w:pBdr>
                 <w:bottom w:val="none" w:sz="0" w:space="0" w:color="000000"/>
@@ -2153,6 +2179,7 @@
           </w:tcPr>
           <w:p>
             <w:pPr>
+              <w:pStyle w:val="Normal"/>
               <w:jc w:val="left"/>
               <w:pBdr>
                 <w:bottom w:val="none" w:sz="0" w:space="0" w:color="000000"/>
@@ -2260,7 +2287,6 @@
           <w:trHeight w:val="360" w:hRule="auto"/>
           <w:tblHeader/>
         </w:trPr>
-        header1
         <w:tc>
           <w:tcPr>
             <w:tcBorders>
@@ -2280,6 +2306,7 @@
           </w:tcPr>
           <w:p>
             <w:pPr>
+              <w:pStyle w:val="Normal"/>
               <w:jc w:val="left"/>
               <w:pBdr>
                 <w:bottom w:val="none" w:sz="0" w:space="0" w:color="000000"/>
@@ -2334,6 +2361,7 @@
           </w:tcPr>
           <w:p>
             <w:pPr>
+              <w:pStyle w:val="Normal"/>
               <w:jc w:val="left"/>
               <w:pBdr>
                 <w:bottom w:val="none" w:sz="0" w:space="0" w:color="000000"/>
@@ -2388,6 +2416,7 @@
           </w:tcPr>
           <w:p>
             <w:pPr>
+              <w:pStyle w:val="Normal"/>
               <w:jc w:val="left"/>
               <w:pBdr>
                 <w:bottom w:val="none" w:sz="0" w:space="0" w:color="000000"/>
@@ -2428,7 +2457,6 @@
         <w:trPr>
           <w:trHeight w:val="576" w:hRule="atLeast"/>
         </w:trPr>
-        body1
         <w:tc>
           <w:tcPr>
             <w:tcBorders>
@@ -2448,6 +2476,7 @@
           </w:tcPr>
           <w:p>
             <w:pPr>
+              <w:pStyle w:val="Normal"/>
               <w:jc w:val="left"/>
               <w:pBdr>
                 <w:bottom w:val="none" w:sz="0" w:space="0" w:color="000000"/>
@@ -2502,6 +2531,7 @@
           </w:tcPr>
           <w:p>
             <w:pPr>
+              <w:pStyle w:val="Normal"/>
               <w:jc w:val="left"/>
               <w:pBdr>
                 <w:bottom w:val="none" w:sz="0" w:space="0" w:color="000000"/>
@@ -2556,6 +2586,7 @@
           </w:tcPr>
           <w:p>
             <w:pPr>
+              <w:pStyle w:val="Normal"/>
               <w:jc w:val="left"/>
               <w:pBdr>
                 <w:bottom w:val="none" w:sz="0" w:space="0" w:color="000000"/>
@@ -2596,7 +2627,6 @@
         <w:trPr>
           <w:trHeight w:val="576" w:hRule="atLeast"/>
         </w:trPr>
-        body2
         <w:tc>
           <w:tcPr>
             <w:tcBorders>
@@ -2616,6 +2646,7 @@
           </w:tcPr>
           <w:p>
             <w:pPr>
+              <w:pStyle w:val="Normal"/>
               <w:jc w:val="left"/>
               <w:pBdr>
                 <w:bottom w:val="none" w:sz="0" w:space="0" w:color="000000"/>
@@ -2670,6 +2701,7 @@
           </w:tcPr>
           <w:p>
             <w:pPr>
+              <w:pStyle w:val="Normal"/>
               <w:jc w:val="left"/>
               <w:pBdr>
                 <w:bottom w:val="none" w:sz="0" w:space="0" w:color="000000"/>
@@ -2724,6 +2756,7 @@
           </w:tcPr>
           <w:p>
             <w:pPr>
+              <w:pStyle w:val="Normal"/>
               <w:jc w:val="left"/>
               <w:pBdr>
                 <w:bottom w:val="none" w:sz="0" w:space="0" w:color="000000"/>
@@ -2764,7 +2797,6 @@
         <w:trPr>
           <w:trHeight w:val="576" w:hRule="atLeast"/>
         </w:trPr>
-        body3
         <w:tc>
           <w:tcPr>
             <w:tcBorders>
@@ -2784,6 +2816,7 @@
           </w:tcPr>
           <w:p>
             <w:pPr>
+              <w:pStyle w:val="Normal"/>
               <w:jc w:val="left"/>
               <w:pBdr>
                 <w:bottom w:val="none" w:sz="0" w:space="0" w:color="000000"/>
@@ -2838,6 +2871,7 @@
           </w:tcPr>
           <w:p>
             <w:pPr>
+              <w:pStyle w:val="Normal"/>
               <w:jc w:val="left"/>
               <w:pBdr>
                 <w:bottom w:val="none" w:sz="0" w:space="0" w:color="000000"/>
@@ -2892,6 +2926,7 @@
           </w:tcPr>
           <w:p>
             <w:pPr>
+              <w:pStyle w:val="Normal"/>
               <w:jc w:val="left"/>
               <w:pBdr>
                 <w:bottom w:val="none" w:sz="0" w:space="0" w:color="000000"/>
@@ -2980,7 +3015,7 @@
           <w:szCs w:val="22"/>
           <w:color w:val="000000"/>
         </w:rPr>
-        <w:t xml:space="preserve">One business is nobody's twin. Which one, and what happens to it?</w:t>
+        <w:t xml:space="preserve">One business that did not enrol is nobody's twin. Which business? What happens to that business in the analysis?</w:t>
       </w:r>
     </w:p>
     <w:p>
@@ -3148,7 +3183,7 @@
           <w:szCs w:val="22"/>
           <w:color w:val="000000"/>
         </w:rPr>
-        <w:t xml:space="preserve">Two matching studies, read side by side. The rules: GreenWaste must cut costs by at least 1,000 AED; cameras must avoid at least 2.0 injury collisions per segment.</w:t>
+        <w:t xml:space="preserve">Two matching studies, side by side. The decision rules: GreenWaste must cut costs by at least 1,000 AED; cameras must avoid at least 2.0 injury collisions per segment.</w:t>
       </w:r>
     </w:p>
     <w:tbl xmlns:a="http://schemas.openxmlformats.org/drawingml/2006/main" xmlns:pic="http://schemas.openxmlformats.org/drawingml/2006/picture">
@@ -3167,7 +3202,6 @@
           <w:trHeight w:val="360" w:hRule="auto"/>
           <w:tblHeader/>
         </w:trPr>
-        header1
         <w:tc>
           <w:tcPr>
             <w:tcBorders>
@@ -3187,6 +3221,7 @@
           </w:tcPr>
           <w:p>
             <w:pPr>
+              <w:pStyle w:val="Normal"/>
               <w:jc w:val="left"/>
               <w:pBdr>
                 <w:bottom w:val="none" w:sz="0" w:space="0" w:color="000000"/>
@@ -3241,6 +3276,7 @@
           </w:tcPr>
           <w:p>
             <w:pPr>
+              <w:pStyle w:val="Normal"/>
               <w:jc w:val="left"/>
               <w:pBdr>
                 <w:bottom w:val="none" w:sz="0" w:space="0" w:color="000000"/>
@@ -3295,6 +3331,7 @@
           </w:tcPr>
           <w:p>
             <w:pPr>
+              <w:pStyle w:val="Normal"/>
               <w:jc w:val="left"/>
               <w:pBdr>
                 <w:bottom w:val="none" w:sz="0" w:space="0" w:color="000000"/>
@@ -3335,7 +3372,6 @@
         <w:trPr>
           <w:trHeight w:val="360" w:hRule="auto"/>
         </w:trPr>
-        body1
         <w:tc>
           <w:tcPr>
             <w:tcBorders>
@@ -3355,6 +3391,7 @@
           </w:tcPr>
           <w:p>
             <w:pPr>
+              <w:pStyle w:val="Normal"/>
               <w:jc w:val="left"/>
               <w:pBdr>
                 <w:bottom w:val="none" w:sz="0" w:space="0" w:color="000000"/>
@@ -3386,7 +3423,7 @@
                 <w:szCs w:val="21"/>
                 <w:color w:val="000000"/>
               </w:rPr>
-              <w:t xml:space="preserve">Every treated unit had a real lookalike?</w:t>
+              <w:t xml:space="preserve">Did every treated unit find a close match?</w:t>
             </w:r>
           </w:p>
         </w:tc>
@@ -3409,6 +3446,7 @@
           </w:tcPr>
           <w:p>
             <w:pPr>
+              <w:pStyle w:val="Normal"/>
               <w:jc w:val="left"/>
               <w:pBdr>
                 <w:bottom w:val="none" w:sz="0" w:space="0" w:color="000000"/>
@@ -3463,6 +3501,7 @@
           </w:tcPr>
           <w:p>
             <w:pPr>
+              <w:pStyle w:val="Normal"/>
               <w:jc w:val="left"/>
               <w:pBdr>
                 <w:bottom w:val="none" w:sz="0" w:space="0" w:color="000000"/>
@@ -3503,7 +3542,6 @@
         <w:trPr>
           <w:trHeight w:val="360" w:hRule="auto"/>
         </w:trPr>
-        body2
         <w:tc>
           <w:tcPr>
             <w:tcBorders>
@@ -3523,6 +3561,7 @@
           </w:tcPr>
           <w:p>
             <w:pPr>
+              <w:pStyle w:val="Normal"/>
               <w:jc w:val="left"/>
               <w:pBdr>
                 <w:bottom w:val="none" w:sz="0" w:space="0" w:color="000000"/>
@@ -3554,7 +3593,7 @@
                 <w:szCs w:val="21"/>
                 <w:color w:val="000000"/>
               </w:rPr>
-              <w:t xml:space="preserve">Comparison units reused as twins</w:t>
+              <w:t xml:space="preserve">Comparison units used as twins (some used more than once)</w:t>
             </w:r>
           </w:p>
         </w:tc>
@@ -3577,6 +3616,7 @@
           </w:tcPr>
           <w:p>
             <w:pPr>
+              <w:pStyle w:val="Normal"/>
               <w:jc w:val="left"/>
               <w:pBdr>
                 <w:bottom w:val="none" w:sz="0" w:space="0" w:color="000000"/>
@@ -3631,6 +3671,7 @@
           </w:tcPr>
           <w:p>
             <w:pPr>
+              <w:pStyle w:val="Normal"/>
               <w:jc w:val="left"/>
               <w:pBdr>
                 <w:bottom w:val="none" w:sz="0" w:space="0" w:color="000000"/>
@@ -3671,7 +3712,6 @@
         <w:trPr>
           <w:trHeight w:val="360" w:hRule="auto"/>
         </w:trPr>
-        body3
         <w:tc>
           <w:tcPr>
             <w:tcBorders>
@@ -3691,6 +3731,7 @@
           </w:tcPr>
           <w:p>
             <w:pPr>
+              <w:pStyle w:val="Normal"/>
               <w:jc w:val="left"/>
               <w:pBdr>
                 <w:bottom w:val="none" w:sz="0" w:space="0" w:color="000000"/>
@@ -3745,6 +3786,7 @@
           </w:tcPr>
           <w:p>
             <w:pPr>
+              <w:pStyle w:val="Normal"/>
               <w:jc w:val="left"/>
               <w:pBdr>
                 <w:bottom w:val="none" w:sz="0" w:space="0" w:color="000000"/>
@@ -3776,7 +3818,7 @@
                 <w:szCs w:val="21"/>
                 <w:color w:val="000000"/>
               </w:rPr>
-              <w:t xml:space="preserve">yes (worst 0.04)</w:t>
+              <w:t xml:space="preserve">yes (largest difference 0.04)</w:t>
             </w:r>
           </w:p>
         </w:tc>
@@ -3799,6 +3841,7 @@
           </w:tcPr>
           <w:p>
             <w:pPr>
+              <w:pStyle w:val="Normal"/>
               <w:jc w:val="left"/>
               <w:pBdr>
                 <w:bottom w:val="none" w:sz="0" w:space="0" w:color="000000"/>
@@ -3830,7 +3873,7 @@
                 <w:szCs w:val="21"/>
                 <w:color w:val="000000"/>
               </w:rPr>
-              <w:t xml:space="preserve">partly: 2 of 6 over 0.1 (worst 0.17)</w:t>
+              <w:t xml:space="preserve">partly: 2 of 6 over 0.1 (largest difference 0.17)</w:t>
             </w:r>
           </w:p>
         </w:tc>
@@ -3839,7 +3882,6 @@
         <w:trPr>
           <w:trHeight w:val="360" w:hRule="auto"/>
         </w:trPr>
-        body4
         <w:tc>
           <w:tcPr>
             <w:tcBorders>
@@ -3859,6 +3901,7 @@
           </w:tcPr>
           <w:p>
             <w:pPr>
+              <w:pStyle w:val="Normal"/>
               <w:jc w:val="left"/>
               <w:pBdr>
                 <w:bottom w:val="none" w:sz="0" w:space="0" w:color="000000"/>
@@ -3890,7 +3933,7 @@
                 <w:szCs w:val="21"/>
                 <w:color w:val="000000"/>
               </w:rPr>
-              <w:t xml:space="preserve">Outcome's own baseline balanced?</w:t>
+              <w:t xml:space="preserve">Was the outcome similar before the programme?</w:t>
             </w:r>
           </w:p>
         </w:tc>
@@ -3913,6 +3956,7 @@
           </w:tcPr>
           <w:p>
             <w:pPr>
+              <w:pStyle w:val="Normal"/>
               <w:jc w:val="left"/>
               <w:pBdr>
                 <w:bottom w:val="none" w:sz="0" w:space="0" w:color="000000"/>
@@ -3967,6 +4011,7 @@
           </w:tcPr>
           <w:p>
             <w:pPr>
+              <w:pStyle w:val="Normal"/>
               <w:jc w:val="left"/>
               <w:pBdr>
                 <w:bottom w:val="none" w:sz="0" w:space="0" w:color="000000"/>
@@ -3998,7 +4043,7 @@
                 <w:szCs w:val="21"/>
                 <w:color w:val="000000"/>
               </w:rPr>
-              <w:t xml:space="preserve">no (std. diff 0.20)</w:t>
+              <w:t xml:space="preserve">no (standardised difference 0.20)</w:t>
             </w:r>
           </w:p>
         </w:tc>
@@ -4007,7 +4052,6 @@
         <w:trPr>
           <w:trHeight w:val="360" w:hRule="auto"/>
         </w:trPr>
-        body5
         <w:tc>
           <w:tcPr>
             <w:tcBorders>
@@ -4027,6 +4071,7 @@
           </w:tcPr>
           <w:p>
             <w:pPr>
+              <w:pStyle w:val="Normal"/>
               <w:jc w:val="left"/>
               <w:pBdr>
                 <w:bottom w:val="none" w:sz="0" w:space="0" w:color="000000"/>
@@ -4058,7 +4103,7 @@
                 <w:szCs w:val="21"/>
                 <w:color w:val="000000"/>
               </w:rPr>
-              <w:t xml:space="preserve">Estimate, follow-up levels</w:t>
+              <w:t xml:space="preserve">Estimate comparing outcomes after the programme</w:t>
             </w:r>
           </w:p>
         </w:tc>
@@ -4081,6 +4126,7 @@
           </w:tcPr>
           <w:p>
             <w:pPr>
+              <w:pStyle w:val="Normal"/>
               <w:jc w:val="left"/>
               <w:pBdr>
                 <w:bottom w:val="none" w:sz="0" w:space="0" w:color="000000"/>
@@ -4135,6 +4181,7 @@
           </w:tcPr>
           <w:p>
             <w:pPr>
+              <w:pStyle w:val="Normal"/>
               <w:jc w:val="left"/>
               <w:pBdr>
                 <w:bottom w:val="none" w:sz="0" w:space="0" w:color="000000"/>
@@ -4175,7 +4222,6 @@
         <w:trPr>
           <w:trHeight w:val="360" w:hRule="auto"/>
         </w:trPr>
-        body6
         <w:tc>
           <w:tcPr>
             <w:tcBorders>
@@ -4195,6 +4241,7 @@
           </w:tcPr>
           <w:p>
             <w:pPr>
+              <w:pStyle w:val="Normal"/>
               <w:jc w:val="left"/>
               <w:pBdr>
                 <w:bottom w:val="none" w:sz="0" w:space="0" w:color="000000"/>
@@ -4226,7 +4273,7 @@
                 <w:szCs w:val="21"/>
                 <w:color w:val="000000"/>
               </w:rPr>
-              <w:t xml:space="preserve">Estimate, changes</w:t>
+              <w:t xml:space="preserve">Estimate comparing changes (after minus before)</w:t>
             </w:r>
           </w:p>
         </w:tc>
@@ -4249,6 +4296,7 @@
           </w:tcPr>
           <w:p>
             <w:pPr>
+              <w:pStyle w:val="Normal"/>
               <w:jc w:val="left"/>
               <w:pBdr>
                 <w:bottom w:val="none" w:sz="0" w:space="0" w:color="000000"/>
@@ -4303,6 +4351,7 @@
           </w:tcPr>
           <w:p>
             <w:pPr>
+              <w:pStyle w:val="Normal"/>
               <w:jc w:val="left"/>
               <w:pBdr>
                 <w:bottom w:val="none" w:sz="0" w:space="0" w:color="000000"/>
@@ -4343,7 +4392,6 @@
         <w:trPr>
           <w:trHeight w:val="360" w:hRule="auto"/>
         </w:trPr>
-        body7
         <w:tc>
           <w:tcPr>
             <w:tcBorders>
@@ -4363,6 +4411,7 @@
           </w:tcPr>
           <w:p>
             <w:pPr>
+              <w:pStyle w:val="Normal"/>
               <w:jc w:val="left"/>
               <w:pBdr>
                 <w:bottom w:val="none" w:sz="0" w:space="0" w:color="000000"/>
@@ -4394,7 +4443,7 @@
                 <w:szCs w:val="21"/>
                 <w:color w:val="000000"/>
               </w:rPr>
-              <w:t xml:space="preserve">Least generous end vs the rule</w:t>
+              <w:t xml:space="preserve">Smallest effect in the 95% interval, against the rule</w:t>
             </w:r>
           </w:p>
         </w:tc>
@@ -4417,6 +4466,7 @@
           </w:tcPr>
           <w:p>
             <w:pPr>
+              <w:pStyle w:val="Normal"/>
               <w:jc w:val="left"/>
               <w:pBdr>
                 <w:bottom w:val="none" w:sz="0" w:space="0" w:color="000000"/>
@@ -4448,7 +4498,7 @@
                 <w:szCs w:val="21"/>
                 <w:color w:val="000000"/>
               </w:rPr>
-              <w:t xml:space="preserve">911 against 1,000: short</w:t>
+              <w:t xml:space="preserve">911 against 1,000: below the rule</w:t>
             </w:r>
           </w:p>
         </w:tc>
@@ -4471,6 +4521,7 @@
           </w:tcPr>
           <w:p>
             <w:pPr>
+              <w:pStyle w:val="Normal"/>
               <w:jc w:val="left"/>
               <w:pBdr>
                 <w:bottom w:val="none" w:sz="0" w:space="0" w:color="000000"/>
@@ -4502,7 +4553,7 @@
                 <w:szCs w:val="21"/>
                 <w:color w:val="000000"/>
               </w:rPr>
-              <w:t xml:space="preserve">1.32 against 2.0: short</w:t>
+              <w:t xml:space="preserve">1.32 against 2.0: below the rule</w:t>
             </w:r>
           </w:p>
         </w:tc>
@@ -4694,7 +4745,7 @@
           <w:szCs w:val="22"/>
           <w:color w:val="000000"/>
         </w:rPr>
-        <w:t xml:space="preserve">3. Case 2's changes estimate clears its rule by more than Case 1's does (5% against 1%). Does that change your answer?</w:t>
+        <w:t xml:space="preserve">3. Using changes, Case 2's estimate is 5% above its decision rule; Case 1's estimate is only 1% above its rule. Does that change your answer?</w:t>
       </w:r>
     </w:p>
     <w:p>
@@ -4748,7 +4799,7 @@
           <w:szCs w:val="22"/>
           <w:color w:val="000000"/>
         </w:rPr>
-        <w:t xml:space="preserve">Our verdict on Case 1:   Act  /  Act with conditions  /  Send back</w:t>
+        <w:t xml:space="preserve">Our verdict on Case 1:   Act  /  Act with conditions  /  Send back to the evaluator</w:t>
       </w:r>
     </w:p>
     <w:p>
@@ -4775,7 +4826,7 @@
           <w:szCs w:val="22"/>
           <w:color w:val="000000"/>
         </w:rPr>
-        <w:t xml:space="preserve">Our verdict on Case 2:   Act  /  Act with conditions  /  Send back</w:t>
+        <w:t xml:space="preserve">Our verdict on Case 2:   Act  /  Act with conditions  /  Send back to the evaluator</w:t>
       </w:r>
     </w:p>
     <w:p>
@@ -5024,7 +5075,7 @@
           <w:szCs w:val="22"/>
           <w:color w:val="000000"/>
         </w:rPr>
-        <w:t xml:space="preserve">Which sentences would you sign your name to? Underline them, and cross out the rest. Four minutes, in groups.</w:t>
+        <w:t xml:space="preserve">In groups (four minutes): underline each sentence you agree is correct. Cross out each sentence that is wrong or claims too much.</w:t>
       </w:r>
     </w:p>
     <w:p>
@@ -5208,7 +5259,6 @@
         <w:trPr>
           <w:trHeight w:val="2736" w:hRule="atLeast"/>
         </w:trPr>
-        body1
         <w:tc>
           <w:tcPr>
             <w:tcBorders>
@@ -5228,6 +5278,7 @@
           </w:tcPr>
           <w:p>
             <w:pPr>
+              <w:pStyle w:val="Normal"/>
               <w:jc w:val="left"/>
               <w:pBdr>
                 <w:bottom w:val="none" w:sz="0" w:space="0" w:color="000000"/>
@@ -5311,7 +5362,7 @@
                 <w:szCs w:val="21"/>
                 <w:color w:val="000000"/>
               </w:rPr>
-              <w:t xml:space="preserve">Run both, then compare: what did each get wrong, and what did each explain well? Then paste the second answer into a fresh chat and ask it to check for overstatement.</w:t>
+              <w:t xml:space="preserve">Run both prompts, then compare: what did each answer get wrong, and what did each answer explain well? Then paste the second answer into a new chat and ask the AI to check that answer for claims that go further than the evidence.</w:t>
             </w:r>
           </w:p>
         </w:tc>
@@ -5320,7 +5371,6 @@
         <w:trPr>
           <w:trHeight w:val="2736" w:hRule="atLeast"/>
         </w:trPr>
-        body2
         <w:tc>
           <w:tcPr>
             <w:tcBorders>
@@ -5340,6 +5390,7 @@
           </w:tcPr>
           <w:p>
             <w:pPr>
+              <w:pStyle w:val="Normal"/>
               <w:jc w:val="left"/>
               <w:pBdr>
                 <w:bottom w:val="none" w:sz="0" w:space="0" w:color="000000"/>
@@ -5423,7 +5474,7 @@
                 <w:szCs w:val="21"/>
                 <w:color w:val="000000"/>
               </w:rPr>
-              <w:t xml:space="preserve">Run both, then compare: what did each get wrong, and what did each explain well? Then paste the second answer into a fresh chat and ask it to check for overstatement.</w:t>
+              <w:t xml:space="preserve">Run both prompts, then compare: what did each answer get wrong, and what did each answer explain well? Then paste the second answer into a new chat and ask the AI to check that answer for claims that go further than the evidence.</w:t>
             </w:r>
           </w:p>
         </w:tc>
@@ -5432,7 +5483,6 @@
         <w:trPr>
           <w:trHeight w:val="2736" w:hRule="atLeast"/>
         </w:trPr>
-        body3
         <w:tc>
           <w:tcPr>
             <w:tcBorders>
@@ -5452,6 +5502,7 @@
           </w:tcPr>
           <w:p>
             <w:pPr>
+              <w:pStyle w:val="Normal"/>
               <w:jc w:val="left"/>
               <w:pBdr>
                 <w:bottom w:val="none" w:sz="0" w:space="0" w:color="000000"/>
@@ -5535,7 +5586,7 @@
                 <w:szCs w:val="21"/>
                 <w:color w:val="000000"/>
               </w:rPr>
-              <w:t xml:space="preserve">Run both, then compare: what did each get wrong, and what did each explain well? Then paste the second answer into a fresh chat and ask it to check for overstatement.</w:t>
+              <w:t xml:space="preserve">Run both prompts, then compare: what did each answer get wrong, and what did each answer explain well? Then paste the second answer into a new chat and ask the AI to check that answer for claims that go further than the evidence.</w:t>
             </w:r>
           </w:p>
         </w:tc>
@@ -5544,7 +5595,6 @@
         <w:trPr>
           <w:trHeight w:val="2736" w:hRule="atLeast"/>
         </w:trPr>
-        body4
         <w:tc>
           <w:tcPr>
             <w:tcBorders>
@@ -5564,6 +5614,7 @@
           </w:tcPr>
           <w:p>
             <w:pPr>
+              <w:pStyle w:val="Normal"/>
               <w:jc w:val="left"/>
               <w:pBdr>
                 <w:bottom w:val="none" w:sz="0" w:space="0" w:color="000000"/>
@@ -5647,7 +5698,7 @@
                 <w:szCs w:val="21"/>
                 <w:color w:val="000000"/>
               </w:rPr>
-              <w:t xml:space="preserve">Run both, then compare: what did each get wrong, and what did each explain well? Then paste the second answer into a fresh chat and ask it to check for overstatement.</w:t>
+              <w:t xml:space="preserve">Run both prompts, then compare: what did each answer get wrong, and what did each answer explain well? Then paste the second answer into a new chat and ask the AI to check that answer for claims that go further than the evidence.</w:t>
             </w:r>
           </w:p>
         </w:tc>
@@ -5754,7 +5805,6 @@
         <w:trPr>
           <w:trHeight w:val="3744" w:hRule="atLeast"/>
         </w:trPr>
-        body1
         <w:tc>
           <w:tcPr>
             <w:tcBorders>
@@ -5774,6 +5824,7 @@
           </w:tcPr>
           <w:p>
             <w:pPr>
+              <w:pStyle w:val="Normal"/>
               <w:jc w:val="left"/>
               <w:pBdr>
                 <w:bottom w:val="none" w:sz="0" w:space="0" w:color="000000"/>
@@ -5857,7 +5908,7 @@
                 <w:szCs w:val="21"/>
                 <w:color w:val="000000"/>
               </w:rPr>
-              <w:t xml:space="preserve">2. How many treated units had no real lookalike, and what happened to them?</w:t>
+              <w:t xml:space="preserve">2. How many treated units had no close match, and what happened to those units?</w:t>
             </w:r>
             <w:r>
               <w:rPr>
@@ -5883,7 +5934,7 @@
                 <w:szCs w:val="21"/>
                 <w:color w:val="000000"/>
               </w:rPr>
-              <w:t xml:space="preserve">3. Do the covariates balance, and does the outcome's baseline balance?</w:t>
+              <w:t xml:space="preserve">3. Are the matched groups similar on their characteristics? Was the outcome itself similar before the programme?</w:t>
             </w:r>
             <w:r>
               <w:rPr>
@@ -5974,7 +6025,7 @@
                 <w:szCs w:val="21"/>
                 <w:color w:val="000000"/>
               </w:rPr>
-              <w:t xml:space="preserve">On my desk, I will ask these about:</w:t>
+              <w:t xml:space="preserve">Back at work, I will ask these questions about:</w:t>
             </w:r>
             <w:r>
               <w:rPr>
@@ -6023,6 +6074,7 @@
           </w:tcPr>
           <w:p>
             <w:pPr>
+              <w:pStyle w:val="Normal"/>
               <w:jc w:val="left"/>
               <w:pBdr>
                 <w:bottom w:val="none" w:sz="0" w:space="0" w:color="000000"/>
@@ -6106,7 +6158,7 @@
                 <w:szCs w:val="21"/>
                 <w:color w:val="000000"/>
               </w:rPr>
-              <w:t xml:space="preserve">2. How many treated units had no real lookalike, and what happened to them?</w:t>
+              <w:t xml:space="preserve">2. How many treated units had no close match, and what happened to those units?</w:t>
             </w:r>
             <w:r>
               <w:rPr>
@@ -6132,7 +6184,7 @@
                 <w:szCs w:val="21"/>
                 <w:color w:val="000000"/>
               </w:rPr>
-              <w:t xml:space="preserve">3. Do the covariates balance, and does the outcome's baseline balance?</w:t>
+              <w:t xml:space="preserve">3. Are the matched groups similar on their characteristics? Was the outcome itself similar before the programme?</w:t>
             </w:r>
             <w:r>
               <w:rPr>
@@ -6223,7 +6275,7 @@
                 <w:szCs w:val="21"/>
                 <w:color w:val="000000"/>
               </w:rPr>
-              <w:t xml:space="preserve">On my desk, I will ask these about:</w:t>
+              <w:t xml:space="preserve">Back at work, I will ask these questions about:</w:t>
             </w:r>
             <w:r>
               <w:rPr>
@@ -6258,7 +6310,6 @@
         <w:trPr>
           <w:trHeight w:val="3744" w:hRule="atLeast"/>
         </w:trPr>
-        body2
         <w:tc>
           <w:tcPr>
             <w:tcBorders>
@@ -6278,6 +6329,7 @@
           </w:tcPr>
           <w:p>
             <w:pPr>
+              <w:pStyle w:val="Normal"/>
               <w:jc w:val="left"/>
               <w:pBdr>
                 <w:bottom w:val="none" w:sz="0" w:space="0" w:color="000000"/>
@@ -6361,7 +6413,7 @@
                 <w:szCs w:val="21"/>
                 <w:color w:val="000000"/>
               </w:rPr>
-              <w:t xml:space="preserve">2. How many treated units had no real lookalike, and what happened to them?</w:t>
+              <w:t xml:space="preserve">2. How many treated units had no close match, and what happened to those units?</w:t>
             </w:r>
             <w:r>
               <w:rPr>
@@ -6387,7 +6439,7 @@
                 <w:szCs w:val="21"/>
                 <w:color w:val="000000"/>
               </w:rPr>
-              <w:t xml:space="preserve">3. Do the covariates balance, and does the outcome's baseline balance?</w:t>
+              <w:t xml:space="preserve">3. Are the matched groups similar on their characteristics? Was the outcome itself similar before the programme?</w:t>
             </w:r>
             <w:r>
               <w:rPr>
@@ -6478,7 +6530,7 @@
                 <w:szCs w:val="21"/>
                 <w:color w:val="000000"/>
               </w:rPr>
-              <w:t xml:space="preserve">On my desk, I will ask these about:</w:t>
+              <w:t xml:space="preserve">Back at work, I will ask these questions about:</w:t>
             </w:r>
             <w:r>
               <w:rPr>
@@ -6527,6 +6579,7 @@
           </w:tcPr>
           <w:p>
             <w:pPr>
+              <w:pStyle w:val="Normal"/>
               <w:jc w:val="left"/>
               <w:pBdr>
                 <w:bottom w:val="none" w:sz="0" w:space="0" w:color="000000"/>
@@ -6610,7 +6663,7 @@
                 <w:szCs w:val="21"/>
                 <w:color w:val="000000"/>
               </w:rPr>
-              <w:t xml:space="preserve">2. How many treated units had no real lookalike, and what happened to them?</w:t>
+              <w:t xml:space="preserve">2. How many treated units had no close match, and what happened to those units?</w:t>
             </w:r>
             <w:r>
               <w:rPr>
@@ -6636,7 +6689,7 @@
                 <w:szCs w:val="21"/>
                 <w:color w:val="000000"/>
               </w:rPr>
-              <w:t xml:space="preserve">3. Do the covariates balance, and does the outcome's baseline balance?</w:t>
+              <w:t xml:space="preserve">3. Are the matched groups similar on their characteristics? Was the outcome itself similar before the programme?</w:t>
             </w:r>
             <w:r>
               <w:rPr>
@@ -6727,7 +6780,7 @@
                 <w:szCs w:val="21"/>
                 <w:color w:val="000000"/>
               </w:rPr>
-              <w:t xml:space="preserve">On my desk, I will ask these about:</w:t>
+              <w:t xml:space="preserve">Back at work, I will ask these questions about:</w:t>
             </w:r>
             <w:r>
               <w:rPr>
@@ -6762,7 +6815,6 @@
         <w:trPr>
           <w:trHeight w:val="3744" w:hRule="atLeast"/>
         </w:trPr>
-        body3
         <w:tc>
           <w:tcPr>
             <w:tcBorders>
@@ -6782,6 +6834,7 @@
           </w:tcPr>
           <w:p>
             <w:pPr>
+              <w:pStyle w:val="Normal"/>
               <w:jc w:val="left"/>
               <w:pBdr>
                 <w:bottom w:val="none" w:sz="0" w:space="0" w:color="000000"/>
@@ -6865,7 +6918,7 @@
                 <w:szCs w:val="21"/>
                 <w:color w:val="000000"/>
               </w:rPr>
-              <w:t xml:space="preserve">2. How many treated units had no real lookalike, and what happened to them?</w:t>
+              <w:t xml:space="preserve">2. How many treated units had no close match, and what happened to those units?</w:t>
             </w:r>
             <w:r>
               <w:rPr>
@@ -6891,7 +6944,7 @@
                 <w:szCs w:val="21"/>
                 <w:color w:val="000000"/>
               </w:rPr>
-              <w:t xml:space="preserve">3. Do the covariates balance, and does the outcome's baseline balance?</w:t>
+              <w:t xml:space="preserve">3. Are the matched groups similar on their characteristics? Was the outcome itself similar before the programme?</w:t>
             </w:r>
             <w:r>
               <w:rPr>
@@ -6982,7 +7035,7 @@
                 <w:szCs w:val="21"/>
                 <w:color w:val="000000"/>
               </w:rPr>
-              <w:t xml:space="preserve">On my desk, I will ask these about:</w:t>
+              <w:t xml:space="preserve">Back at work, I will ask these questions about:</w:t>
             </w:r>
             <w:r>
               <w:rPr>
@@ -7031,6 +7084,7 @@
           </w:tcPr>
           <w:p>
             <w:pPr>
+              <w:pStyle w:val="Normal"/>
               <w:jc w:val="left"/>
               <w:pBdr>
                 <w:bottom w:val="none" w:sz="0" w:space="0" w:color="000000"/>
@@ -7114,7 +7168,7 @@
                 <w:szCs w:val="21"/>
                 <w:color w:val="000000"/>
               </w:rPr>
-              <w:t xml:space="preserve">2. How many treated units had no real lookalike, and what happened to them?</w:t>
+              <w:t xml:space="preserve">2. How many treated units had no close match, and what happened to those units?</w:t>
             </w:r>
             <w:r>
               <w:rPr>
@@ -7140,7 +7194,7 @@
                 <w:szCs w:val="21"/>
                 <w:color w:val="000000"/>
               </w:rPr>
-              <w:t xml:space="preserve">3. Do the covariates balance, and does the outcome's baseline balance?</w:t>
+              <w:t xml:space="preserve">3. Are the matched groups similar on their characteristics? Was the outcome itself similar before the programme?</w:t>
             </w:r>
             <w:r>
               <w:rPr>
@@ -7231,7 +7285,7 @@
                 <w:szCs w:val="21"/>
                 <w:color w:val="000000"/>
               </w:rPr>
-              <w:t xml:space="preserve">On my desk, I will ask these about:</w:t>
+              <w:t xml:space="preserve">Back at work, I will ask these questions about:</w:t>
             </w:r>
             <w:r>
               <w:rPr>

--- a/Module_2_Oct_2026_v2/Oct13_session3_materials.docx
+++ b/Module_2_Oct_2026_v2/Oct13_session3_materials.docx
@@ -21,7 +21,6 @@
           <w:i w:val="false"/>
           <w:b w:val="false"/>
           <w:u w:val="none"/>
-          <w:strike w:val="false"/>
           <w:sz w:val="18"/>
           <w:szCs w:val="18"/>
           <w:color w:val="545860"/>
@@ -48,7 +47,6 @@
           <w:i w:val="false"/>
           <w:b w:val="true"/>
           <w:u w:val="none"/>
-          <w:strike w:val="false"/>
           <w:sz w:val="36"/>
           <w:szCs w:val="36"/>
           <w:color w:val="063360"/>
@@ -75,12 +73,11 @@
           <w:i w:val="true"/>
           <w:b w:val="false"/>
           <w:u w:val="none"/>
-          <w:strike w:val="false"/>
           <w:sz w:val="18"/>
           <w:szCs w:val="18"/>
           <w:color w:val="215A9E"/>
         </w:rPr>
-        <w:t xml:space="preserve">Print: 1 per participant</w:t>
+        <w:t xml:space="preserve">Print: 1 per group (8); the profile cards on the next page are for the card or walking version</w:t>
       </w:r>
     </w:p>
     <w:p>
@@ -102,12 +99,11 @@
           <w:i w:val="false"/>
           <w:b w:val="false"/>
           <w:u w:val="none"/>
-          <w:strike w:val="false"/>
           <w:sz w:val="22"/>
           <w:szCs w:val="22"/>
           <w:color w:val="000000"/>
         </w:rPr>
-        <w:t xml:space="preserve">Three businesses that enrolled in GreenWaste and four that did not. Pair each enrolled business with its closest twin, matching on who they are (manager age and size), not on their cost. Then take the average cost difference across the three pairs.</w:t>
+        <w:t xml:space="preserve">As a group: three businesses that enrolled in GreenWaste and four that did not. Pair each enrolled business with its closest twin, matching on who they are (manager age and size), not on their cost. Then take the average cost difference across the three pairs. Your group reports one answer: the three pairs, the average, and the business that is nobody's twin.</w:t>
       </w:r>
     </w:p>
     <w:p>
@@ -129,7 +125,6 @@
           <w:i w:val="false"/>
           <w:b w:val="true"/>
           <w:u w:val="none"/>
-          <w:strike w:val="false"/>
           <w:sz w:val="22"/>
           <w:szCs w:val="22"/>
           <w:color w:val="063360"/>
@@ -154,6 +149,7 @@
           <w:trHeight w:val="360" w:hRule="auto"/>
           <w:tblHeader/>
         </w:trPr>
+        header1
         <w:tc>
           <w:tcPr>
             <w:tcBorders>
@@ -183,24 +179,13 @@
               </w:pBdr>
               <w:spacing w:after="80" w:before="80" w:line="240"/>
               <w:ind w:left="80" w:right="80" w:firstLine="0" w:firstLineChars="0"/>
-              <w:rPr>
-                <w:rFonts w:ascii="Arial" w:hAnsi="Arial" w:eastAsia="Arial" w:cs="Arial"/>
+            </w:pPr>
+            <w:r>
+              <w:rPr>
+                <w:rFonts w:ascii="Arial" w:hAnsi="DejaVu Sans" w:eastAsia="DejaVu Sans" w:cs="DejaVu Sans"/>
                 <w:i w:val="false"/>
                 <w:b w:val="true"/>
                 <w:u w:val="none"/>
-                <w:strike w:val="false"/>
-                <w:sz w:val="21"/>
-                <w:szCs w:val="21"/>
-                <w:color w:val="063360"/>
-              </w:rPr>
-            </w:pPr>
-            <w:r>
-              <w:rPr>
-                <w:rFonts w:ascii="Arial" w:hAnsi="Arial" w:eastAsia="Arial" w:cs="Arial"/>
-                <w:i w:val="false"/>
-                <w:b w:val="true"/>
-                <w:u w:val="none"/>
-                <w:strike w:val="false"/>
                 <w:sz w:val="21"/>
                 <w:szCs w:val="21"/>
                 <w:color w:val="063360"/>
@@ -238,24 +223,13 @@
               </w:pBdr>
               <w:spacing w:after="80" w:before="80" w:line="240"/>
               <w:ind w:left="80" w:right="80" w:firstLine="0" w:firstLineChars="0"/>
-              <w:rPr>
-                <w:rFonts w:ascii="Arial" w:hAnsi="Arial" w:eastAsia="Arial" w:cs="Arial"/>
+            </w:pPr>
+            <w:r>
+              <w:rPr>
+                <w:rFonts w:ascii="Arial" w:hAnsi="DejaVu Sans" w:eastAsia="DejaVu Sans" w:cs="DejaVu Sans"/>
                 <w:i w:val="false"/>
                 <w:b w:val="true"/>
                 <w:u w:val="none"/>
-                <w:strike w:val="false"/>
-                <w:sz w:val="21"/>
-                <w:szCs w:val="21"/>
-                <w:color w:val="063360"/>
-              </w:rPr>
-            </w:pPr>
-            <w:r>
-              <w:rPr>
-                <w:rFonts w:ascii="Arial" w:hAnsi="Arial" w:eastAsia="Arial" w:cs="Arial"/>
-                <w:i w:val="false"/>
-                <w:b w:val="true"/>
-                <w:u w:val="none"/>
-                <w:strike w:val="false"/>
                 <w:sz w:val="21"/>
                 <w:szCs w:val="21"/>
                 <w:color w:val="063360"/>
@@ -293,24 +267,13 @@
               </w:pBdr>
               <w:spacing w:after="80" w:before="80" w:line="240"/>
               <w:ind w:left="80" w:right="80" w:firstLine="0" w:firstLineChars="0"/>
-              <w:rPr>
-                <w:rFonts w:ascii="Arial" w:hAnsi="Arial" w:eastAsia="Arial" w:cs="Arial"/>
+            </w:pPr>
+            <w:r>
+              <w:rPr>
+                <w:rFonts w:ascii="Arial" w:hAnsi="DejaVu Sans" w:eastAsia="DejaVu Sans" w:cs="DejaVu Sans"/>
                 <w:i w:val="false"/>
                 <w:b w:val="true"/>
                 <w:u w:val="none"/>
-                <w:strike w:val="false"/>
-                <w:sz w:val="21"/>
-                <w:szCs w:val="21"/>
-                <w:color w:val="063360"/>
-              </w:rPr>
-            </w:pPr>
-            <w:r>
-              <w:rPr>
-                <w:rFonts w:ascii="Arial" w:hAnsi="Arial" w:eastAsia="Arial" w:cs="Arial"/>
-                <w:i w:val="false"/>
-                <w:b w:val="true"/>
-                <w:u w:val="none"/>
-                <w:strike w:val="false"/>
                 <w:sz w:val="21"/>
                 <w:szCs w:val="21"/>
                 <w:color w:val="063360"/>
@@ -348,24 +311,13 @@
               </w:pBdr>
               <w:spacing w:after="80" w:before="80" w:line="240"/>
               <w:ind w:left="80" w:right="80" w:firstLine="0" w:firstLineChars="0"/>
-              <w:rPr>
-                <w:rFonts w:ascii="Arial" w:hAnsi="Arial" w:eastAsia="Arial" w:cs="Arial"/>
+            </w:pPr>
+            <w:r>
+              <w:rPr>
+                <w:rFonts w:ascii="Arial" w:hAnsi="DejaVu Sans" w:eastAsia="DejaVu Sans" w:cs="DejaVu Sans"/>
                 <w:i w:val="false"/>
                 <w:b w:val="true"/>
                 <w:u w:val="none"/>
-                <w:strike w:val="false"/>
-                <w:sz w:val="21"/>
-                <w:szCs w:val="21"/>
-                <w:color w:val="063360"/>
-              </w:rPr>
-            </w:pPr>
-            <w:r>
-              <w:rPr>
-                <w:rFonts w:ascii="Arial" w:hAnsi="Arial" w:eastAsia="Arial" w:cs="Arial"/>
-                <w:i w:val="false"/>
-                <w:b w:val="true"/>
-                <w:u w:val="none"/>
-                <w:strike w:val="false"/>
                 <w:sz w:val="21"/>
                 <w:szCs w:val="21"/>
                 <w:color w:val="063360"/>
@@ -379,6 +331,7 @@
         <w:trPr>
           <w:trHeight w:val="360" w:hRule="auto"/>
         </w:trPr>
+        body1
         <w:tc>
           <w:tcPr>
             <w:tcBorders>
@@ -408,24 +361,13 @@
               </w:pBdr>
               <w:spacing w:after="80" w:before="80" w:line="240"/>
               <w:ind w:left="80" w:right="80" w:firstLine="0" w:firstLineChars="0"/>
-              <w:rPr>
-                <w:rFonts w:ascii="Arial" w:hAnsi="Arial" w:eastAsia="Arial" w:cs="Arial"/>
-                <w:i w:val="false"/>
-                <w:b w:val="false"/>
-                <w:u w:val="none"/>
-                <w:strike w:val="false"/>
-                <w:sz w:val="21"/>
-                <w:szCs w:val="21"/>
-                <w:color w:val="000000"/>
-              </w:rPr>
             </w:pPr>
             <w:r>
               <w:rPr>
-                <w:rFonts w:ascii="Arial" w:hAnsi="Arial" w:eastAsia="Arial" w:cs="Arial"/>
-                <w:i w:val="false"/>
-                <w:b w:val="false"/>
-                <w:u w:val="none"/>
-                <w:strike w:val="false"/>
+                <w:rFonts w:ascii="Arial" w:hAnsi="DejaVu Sans" w:eastAsia="DejaVu Sans" w:cs="DejaVu Sans"/>
+                <w:i w:val="false"/>
+                <w:b w:val="false"/>
+                <w:u w:val="none"/>
                 <w:sz w:val="21"/>
                 <w:szCs w:val="21"/>
                 <w:color w:val="000000"/>
@@ -463,24 +405,13 @@
               </w:pBdr>
               <w:spacing w:after="80" w:before="80" w:line="240"/>
               <w:ind w:left="80" w:right="80" w:firstLine="0" w:firstLineChars="0"/>
-              <w:rPr>
-                <w:rFonts w:ascii="Arial" w:hAnsi="Arial" w:eastAsia="Arial" w:cs="Arial"/>
-                <w:i w:val="false"/>
-                <w:b w:val="false"/>
-                <w:u w:val="none"/>
-                <w:strike w:val="false"/>
-                <w:sz w:val="21"/>
-                <w:szCs w:val="21"/>
-                <w:color w:val="000000"/>
-              </w:rPr>
             </w:pPr>
             <w:r>
               <w:rPr>
-                <w:rFonts w:ascii="Arial" w:hAnsi="Arial" w:eastAsia="Arial" w:cs="Arial"/>
-                <w:i w:val="false"/>
-                <w:b w:val="false"/>
-                <w:u w:val="none"/>
-                <w:strike w:val="false"/>
+                <w:rFonts w:ascii="Arial" w:hAnsi="DejaVu Sans" w:eastAsia="DejaVu Sans" w:cs="DejaVu Sans"/>
+                <w:i w:val="false"/>
+                <w:b w:val="false"/>
+                <w:u w:val="none"/>
                 <w:sz w:val="21"/>
                 <w:szCs w:val="21"/>
                 <w:color w:val="000000"/>
@@ -518,24 +449,13 @@
               </w:pBdr>
               <w:spacing w:after="80" w:before="80" w:line="240"/>
               <w:ind w:left="80" w:right="80" w:firstLine="0" w:firstLineChars="0"/>
-              <w:rPr>
-                <w:rFonts w:ascii="Arial" w:hAnsi="Arial" w:eastAsia="Arial" w:cs="Arial"/>
-                <w:i w:val="false"/>
-                <w:b w:val="false"/>
-                <w:u w:val="none"/>
-                <w:strike w:val="false"/>
-                <w:sz w:val="21"/>
-                <w:szCs w:val="21"/>
-                <w:color w:val="000000"/>
-              </w:rPr>
             </w:pPr>
             <w:r>
               <w:rPr>
-                <w:rFonts w:ascii="Arial" w:hAnsi="Arial" w:eastAsia="Arial" w:cs="Arial"/>
-                <w:i w:val="false"/>
-                <w:b w:val="false"/>
-                <w:u w:val="none"/>
-                <w:strike w:val="false"/>
+                <w:rFonts w:ascii="Arial" w:hAnsi="DejaVu Sans" w:eastAsia="DejaVu Sans" w:cs="DejaVu Sans"/>
+                <w:i w:val="false"/>
+                <w:b w:val="false"/>
+                <w:u w:val="none"/>
                 <w:sz w:val="21"/>
                 <w:szCs w:val="21"/>
                 <w:color w:val="000000"/>
@@ -573,24 +493,13 @@
               </w:pBdr>
               <w:spacing w:after="80" w:before="80" w:line="240"/>
               <w:ind w:left="80" w:right="80" w:firstLine="0" w:firstLineChars="0"/>
-              <w:rPr>
-                <w:rFonts w:ascii="Arial" w:hAnsi="Arial" w:eastAsia="Arial" w:cs="Arial"/>
-                <w:i w:val="false"/>
-                <w:b w:val="false"/>
-                <w:u w:val="none"/>
-                <w:strike w:val="false"/>
-                <w:sz w:val="21"/>
-                <w:szCs w:val="21"/>
-                <w:color w:val="000000"/>
-              </w:rPr>
             </w:pPr>
             <w:r>
               <w:rPr>
-                <w:rFonts w:ascii="Arial" w:hAnsi="Arial" w:eastAsia="Arial" w:cs="Arial"/>
-                <w:i w:val="false"/>
-                <w:b w:val="false"/>
-                <w:u w:val="none"/>
-                <w:strike w:val="false"/>
+                <w:rFonts w:ascii="Arial" w:hAnsi="DejaVu Sans" w:eastAsia="DejaVu Sans" w:cs="DejaVu Sans"/>
+                <w:i w:val="false"/>
+                <w:b w:val="false"/>
+                <w:u w:val="none"/>
                 <w:sz w:val="21"/>
                 <w:szCs w:val="21"/>
                 <w:color w:val="000000"/>
@@ -604,6 +513,7 @@
         <w:trPr>
           <w:trHeight w:val="360" w:hRule="auto"/>
         </w:trPr>
+        body2
         <w:tc>
           <w:tcPr>
             <w:tcBorders>
@@ -633,24 +543,13 @@
               </w:pBdr>
               <w:spacing w:after="80" w:before="80" w:line="240"/>
               <w:ind w:left="80" w:right="80" w:firstLine="0" w:firstLineChars="0"/>
-              <w:rPr>
-                <w:rFonts w:ascii="Arial" w:hAnsi="Arial" w:eastAsia="Arial" w:cs="Arial"/>
-                <w:i w:val="false"/>
-                <w:b w:val="false"/>
-                <w:u w:val="none"/>
-                <w:strike w:val="false"/>
-                <w:sz w:val="21"/>
-                <w:szCs w:val="21"/>
-                <w:color w:val="000000"/>
-              </w:rPr>
             </w:pPr>
             <w:r>
               <w:rPr>
-                <w:rFonts w:ascii="Arial" w:hAnsi="Arial" w:eastAsia="Arial" w:cs="Arial"/>
-                <w:i w:val="false"/>
-                <w:b w:val="false"/>
-                <w:u w:val="none"/>
-                <w:strike w:val="false"/>
+                <w:rFonts w:ascii="Arial" w:hAnsi="DejaVu Sans" w:eastAsia="DejaVu Sans" w:cs="DejaVu Sans"/>
+                <w:i w:val="false"/>
+                <w:b w:val="false"/>
+                <w:u w:val="none"/>
                 <w:sz w:val="21"/>
                 <w:szCs w:val="21"/>
                 <w:color w:val="000000"/>
@@ -688,24 +587,13 @@
               </w:pBdr>
               <w:spacing w:after="80" w:before="80" w:line="240"/>
               <w:ind w:left="80" w:right="80" w:firstLine="0" w:firstLineChars="0"/>
-              <w:rPr>
-                <w:rFonts w:ascii="Arial" w:hAnsi="Arial" w:eastAsia="Arial" w:cs="Arial"/>
-                <w:i w:val="false"/>
-                <w:b w:val="false"/>
-                <w:u w:val="none"/>
-                <w:strike w:val="false"/>
-                <w:sz w:val="21"/>
-                <w:szCs w:val="21"/>
-                <w:color w:val="000000"/>
-              </w:rPr>
             </w:pPr>
             <w:r>
               <w:rPr>
-                <w:rFonts w:ascii="Arial" w:hAnsi="Arial" w:eastAsia="Arial" w:cs="Arial"/>
-                <w:i w:val="false"/>
-                <w:b w:val="false"/>
-                <w:u w:val="none"/>
-                <w:strike w:val="false"/>
+                <w:rFonts w:ascii="Arial" w:hAnsi="DejaVu Sans" w:eastAsia="DejaVu Sans" w:cs="DejaVu Sans"/>
+                <w:i w:val="false"/>
+                <w:b w:val="false"/>
+                <w:u w:val="none"/>
                 <w:sz w:val="21"/>
                 <w:szCs w:val="21"/>
                 <w:color w:val="000000"/>
@@ -743,24 +631,13 @@
               </w:pBdr>
               <w:spacing w:after="80" w:before="80" w:line="240"/>
               <w:ind w:left="80" w:right="80" w:firstLine="0" w:firstLineChars="0"/>
-              <w:rPr>
-                <w:rFonts w:ascii="Arial" w:hAnsi="Arial" w:eastAsia="Arial" w:cs="Arial"/>
-                <w:i w:val="false"/>
-                <w:b w:val="false"/>
-                <w:u w:val="none"/>
-                <w:strike w:val="false"/>
-                <w:sz w:val="21"/>
-                <w:szCs w:val="21"/>
-                <w:color w:val="000000"/>
-              </w:rPr>
             </w:pPr>
             <w:r>
               <w:rPr>
-                <w:rFonts w:ascii="Arial" w:hAnsi="Arial" w:eastAsia="Arial" w:cs="Arial"/>
-                <w:i w:val="false"/>
-                <w:b w:val="false"/>
-                <w:u w:val="none"/>
-                <w:strike w:val="false"/>
+                <w:rFonts w:ascii="Arial" w:hAnsi="DejaVu Sans" w:eastAsia="DejaVu Sans" w:cs="DejaVu Sans"/>
+                <w:i w:val="false"/>
+                <w:b w:val="false"/>
+                <w:u w:val="none"/>
                 <w:sz w:val="21"/>
                 <w:szCs w:val="21"/>
                 <w:color w:val="000000"/>
@@ -798,24 +675,13 @@
               </w:pBdr>
               <w:spacing w:after="80" w:before="80" w:line="240"/>
               <w:ind w:left="80" w:right="80" w:firstLine="0" w:firstLineChars="0"/>
-              <w:rPr>
-                <w:rFonts w:ascii="Arial" w:hAnsi="Arial" w:eastAsia="Arial" w:cs="Arial"/>
-                <w:i w:val="false"/>
-                <w:b w:val="false"/>
-                <w:u w:val="none"/>
-                <w:strike w:val="false"/>
-                <w:sz w:val="21"/>
-                <w:szCs w:val="21"/>
-                <w:color w:val="000000"/>
-              </w:rPr>
             </w:pPr>
             <w:r>
               <w:rPr>
-                <w:rFonts w:ascii="Arial" w:hAnsi="Arial" w:eastAsia="Arial" w:cs="Arial"/>
-                <w:i w:val="false"/>
-                <w:b w:val="false"/>
-                <w:u w:val="none"/>
-                <w:strike w:val="false"/>
+                <w:rFonts w:ascii="Arial" w:hAnsi="DejaVu Sans" w:eastAsia="DejaVu Sans" w:cs="DejaVu Sans"/>
+                <w:i w:val="false"/>
+                <w:b w:val="false"/>
+                <w:u w:val="none"/>
                 <w:sz w:val="21"/>
                 <w:szCs w:val="21"/>
                 <w:color w:val="000000"/>
@@ -829,6 +695,7 @@
         <w:trPr>
           <w:trHeight w:val="360" w:hRule="auto"/>
         </w:trPr>
+        body3
         <w:tc>
           <w:tcPr>
             <w:tcBorders>
@@ -858,24 +725,13 @@
               </w:pBdr>
               <w:spacing w:after="80" w:before="80" w:line="240"/>
               <w:ind w:left="80" w:right="80" w:firstLine="0" w:firstLineChars="0"/>
-              <w:rPr>
-                <w:rFonts w:ascii="Arial" w:hAnsi="Arial" w:eastAsia="Arial" w:cs="Arial"/>
-                <w:i w:val="false"/>
-                <w:b w:val="false"/>
-                <w:u w:val="none"/>
-                <w:strike w:val="false"/>
-                <w:sz w:val="21"/>
-                <w:szCs w:val="21"/>
-                <w:color w:val="000000"/>
-              </w:rPr>
             </w:pPr>
             <w:r>
               <w:rPr>
-                <w:rFonts w:ascii="Arial" w:hAnsi="Arial" w:eastAsia="Arial" w:cs="Arial"/>
-                <w:i w:val="false"/>
-                <w:b w:val="false"/>
-                <w:u w:val="none"/>
-                <w:strike w:val="false"/>
+                <w:rFonts w:ascii="Arial" w:hAnsi="DejaVu Sans" w:eastAsia="DejaVu Sans" w:cs="DejaVu Sans"/>
+                <w:i w:val="false"/>
+                <w:b w:val="false"/>
+                <w:u w:val="none"/>
                 <w:sz w:val="21"/>
                 <w:szCs w:val="21"/>
                 <w:color w:val="000000"/>
@@ -913,24 +769,13 @@
               </w:pBdr>
               <w:spacing w:after="80" w:before="80" w:line="240"/>
               <w:ind w:left="80" w:right="80" w:firstLine="0" w:firstLineChars="0"/>
-              <w:rPr>
-                <w:rFonts w:ascii="Arial" w:hAnsi="Arial" w:eastAsia="Arial" w:cs="Arial"/>
-                <w:i w:val="false"/>
-                <w:b w:val="false"/>
-                <w:u w:val="none"/>
-                <w:strike w:val="false"/>
-                <w:sz w:val="21"/>
-                <w:szCs w:val="21"/>
-                <w:color w:val="000000"/>
-              </w:rPr>
             </w:pPr>
             <w:r>
               <w:rPr>
-                <w:rFonts w:ascii="Arial" w:hAnsi="Arial" w:eastAsia="Arial" w:cs="Arial"/>
-                <w:i w:val="false"/>
-                <w:b w:val="false"/>
-                <w:u w:val="none"/>
-                <w:strike w:val="false"/>
+                <w:rFonts w:ascii="Arial" w:hAnsi="DejaVu Sans" w:eastAsia="DejaVu Sans" w:cs="DejaVu Sans"/>
+                <w:i w:val="false"/>
+                <w:b w:val="false"/>
+                <w:u w:val="none"/>
                 <w:sz w:val="21"/>
                 <w:szCs w:val="21"/>
                 <w:color w:val="000000"/>
@@ -968,24 +813,13 @@
               </w:pBdr>
               <w:spacing w:after="80" w:before="80" w:line="240"/>
               <w:ind w:left="80" w:right="80" w:firstLine="0" w:firstLineChars="0"/>
-              <w:rPr>
-                <w:rFonts w:ascii="Arial" w:hAnsi="Arial" w:eastAsia="Arial" w:cs="Arial"/>
-                <w:i w:val="false"/>
-                <w:b w:val="false"/>
-                <w:u w:val="none"/>
-                <w:strike w:val="false"/>
-                <w:sz w:val="21"/>
-                <w:szCs w:val="21"/>
-                <w:color w:val="000000"/>
-              </w:rPr>
             </w:pPr>
             <w:r>
               <w:rPr>
-                <w:rFonts w:ascii="Arial" w:hAnsi="Arial" w:eastAsia="Arial" w:cs="Arial"/>
-                <w:i w:val="false"/>
-                <w:b w:val="false"/>
-                <w:u w:val="none"/>
-                <w:strike w:val="false"/>
+                <w:rFonts w:ascii="Arial" w:hAnsi="DejaVu Sans" w:eastAsia="DejaVu Sans" w:cs="DejaVu Sans"/>
+                <w:i w:val="false"/>
+                <w:b w:val="false"/>
+                <w:u w:val="none"/>
                 <w:sz w:val="21"/>
                 <w:szCs w:val="21"/>
                 <w:color w:val="000000"/>
@@ -1023,24 +857,13 @@
               </w:pBdr>
               <w:spacing w:after="80" w:before="80" w:line="240"/>
               <w:ind w:left="80" w:right="80" w:firstLine="0" w:firstLineChars="0"/>
-              <w:rPr>
-                <w:rFonts w:ascii="Arial" w:hAnsi="Arial" w:eastAsia="Arial" w:cs="Arial"/>
-                <w:i w:val="false"/>
-                <w:b w:val="false"/>
-                <w:u w:val="none"/>
-                <w:strike w:val="false"/>
-                <w:sz w:val="21"/>
-                <w:szCs w:val="21"/>
-                <w:color w:val="000000"/>
-              </w:rPr>
             </w:pPr>
             <w:r>
               <w:rPr>
-                <w:rFonts w:ascii="Arial" w:hAnsi="Arial" w:eastAsia="Arial" w:cs="Arial"/>
-                <w:i w:val="false"/>
-                <w:b w:val="false"/>
-                <w:u w:val="none"/>
-                <w:strike w:val="false"/>
+                <w:rFonts w:ascii="Arial" w:hAnsi="DejaVu Sans" w:eastAsia="DejaVu Sans" w:cs="DejaVu Sans"/>
+                <w:i w:val="false"/>
+                <w:b w:val="false"/>
+                <w:u w:val="none"/>
                 <w:sz w:val="21"/>
                 <w:szCs w:val="21"/>
                 <w:color w:val="000000"/>
@@ -1070,7 +893,6 @@
           <w:i w:val="false"/>
           <w:b w:val="true"/>
           <w:u w:val="none"/>
-          <w:strike w:val="false"/>
           <w:sz w:val="22"/>
           <w:szCs w:val="22"/>
           <w:color w:val="063360"/>
@@ -1095,6 +917,7 @@
           <w:trHeight w:val="360" w:hRule="auto"/>
           <w:tblHeader/>
         </w:trPr>
+        header1
         <w:tc>
           <w:tcPr>
             <w:tcBorders>
@@ -1124,24 +947,13 @@
               </w:pBdr>
               <w:spacing w:after="80" w:before="80" w:line="240"/>
               <w:ind w:left="80" w:right="80" w:firstLine="0" w:firstLineChars="0"/>
-              <w:rPr>
-                <w:rFonts w:ascii="Arial" w:hAnsi="Arial" w:eastAsia="Arial" w:cs="Arial"/>
+            </w:pPr>
+            <w:r>
+              <w:rPr>
+                <w:rFonts w:ascii="Arial" w:hAnsi="DejaVu Sans" w:eastAsia="DejaVu Sans" w:cs="DejaVu Sans"/>
                 <w:i w:val="false"/>
                 <w:b w:val="true"/>
                 <w:u w:val="none"/>
-                <w:strike w:val="false"/>
-                <w:sz w:val="21"/>
-                <w:szCs w:val="21"/>
-                <w:color w:val="063360"/>
-              </w:rPr>
-            </w:pPr>
-            <w:r>
-              <w:rPr>
-                <w:rFonts w:ascii="Arial" w:hAnsi="Arial" w:eastAsia="Arial" w:cs="Arial"/>
-                <w:i w:val="false"/>
-                <w:b w:val="true"/>
-                <w:u w:val="none"/>
-                <w:strike w:val="false"/>
                 <w:sz w:val="21"/>
                 <w:szCs w:val="21"/>
                 <w:color w:val="063360"/>
@@ -1179,24 +991,13 @@
               </w:pBdr>
               <w:spacing w:after="80" w:before="80" w:line="240"/>
               <w:ind w:left="80" w:right="80" w:firstLine="0" w:firstLineChars="0"/>
-              <w:rPr>
-                <w:rFonts w:ascii="Arial" w:hAnsi="Arial" w:eastAsia="Arial" w:cs="Arial"/>
+            </w:pPr>
+            <w:r>
+              <w:rPr>
+                <w:rFonts w:ascii="Arial" w:hAnsi="DejaVu Sans" w:eastAsia="DejaVu Sans" w:cs="DejaVu Sans"/>
                 <w:i w:val="false"/>
                 <w:b w:val="true"/>
                 <w:u w:val="none"/>
-                <w:strike w:val="false"/>
-                <w:sz w:val="21"/>
-                <w:szCs w:val="21"/>
-                <w:color w:val="063360"/>
-              </w:rPr>
-            </w:pPr>
-            <w:r>
-              <w:rPr>
-                <w:rFonts w:ascii="Arial" w:hAnsi="Arial" w:eastAsia="Arial" w:cs="Arial"/>
-                <w:i w:val="false"/>
-                <w:b w:val="true"/>
-                <w:u w:val="none"/>
-                <w:strike w:val="false"/>
                 <w:sz w:val="21"/>
                 <w:szCs w:val="21"/>
                 <w:color w:val="063360"/>
@@ -1234,24 +1035,13 @@
               </w:pBdr>
               <w:spacing w:after="80" w:before="80" w:line="240"/>
               <w:ind w:left="80" w:right="80" w:firstLine="0" w:firstLineChars="0"/>
-              <w:rPr>
-                <w:rFonts w:ascii="Arial" w:hAnsi="Arial" w:eastAsia="Arial" w:cs="Arial"/>
+            </w:pPr>
+            <w:r>
+              <w:rPr>
+                <w:rFonts w:ascii="Arial" w:hAnsi="DejaVu Sans" w:eastAsia="DejaVu Sans" w:cs="DejaVu Sans"/>
                 <w:i w:val="false"/>
                 <w:b w:val="true"/>
                 <w:u w:val="none"/>
-                <w:strike w:val="false"/>
-                <w:sz w:val="21"/>
-                <w:szCs w:val="21"/>
-                <w:color w:val="063360"/>
-              </w:rPr>
-            </w:pPr>
-            <w:r>
-              <w:rPr>
-                <w:rFonts w:ascii="Arial" w:hAnsi="Arial" w:eastAsia="Arial" w:cs="Arial"/>
-                <w:i w:val="false"/>
-                <w:b w:val="true"/>
-                <w:u w:val="none"/>
-                <w:strike w:val="false"/>
                 <w:sz w:val="21"/>
                 <w:szCs w:val="21"/>
                 <w:color w:val="063360"/>
@@ -1289,24 +1079,13 @@
               </w:pBdr>
               <w:spacing w:after="80" w:before="80" w:line="240"/>
               <w:ind w:left="80" w:right="80" w:firstLine="0" w:firstLineChars="0"/>
-              <w:rPr>
-                <w:rFonts w:ascii="Arial" w:hAnsi="Arial" w:eastAsia="Arial" w:cs="Arial"/>
+            </w:pPr>
+            <w:r>
+              <w:rPr>
+                <w:rFonts w:ascii="Arial" w:hAnsi="DejaVu Sans" w:eastAsia="DejaVu Sans" w:cs="DejaVu Sans"/>
                 <w:i w:val="false"/>
                 <w:b w:val="true"/>
                 <w:u w:val="none"/>
-                <w:strike w:val="false"/>
-                <w:sz w:val="21"/>
-                <w:szCs w:val="21"/>
-                <w:color w:val="063360"/>
-              </w:rPr>
-            </w:pPr>
-            <w:r>
-              <w:rPr>
-                <w:rFonts w:ascii="Arial" w:hAnsi="Arial" w:eastAsia="Arial" w:cs="Arial"/>
-                <w:i w:val="false"/>
-                <w:b w:val="true"/>
-                <w:u w:val="none"/>
-                <w:strike w:val="false"/>
                 <w:sz w:val="21"/>
                 <w:szCs w:val="21"/>
                 <w:color w:val="063360"/>
@@ -1320,6 +1099,7 @@
         <w:trPr>
           <w:trHeight w:val="360" w:hRule="auto"/>
         </w:trPr>
+        body1
         <w:tc>
           <w:tcPr>
             <w:tcBorders>
@@ -1349,24 +1129,13 @@
               </w:pBdr>
               <w:spacing w:after="80" w:before="80" w:line="240"/>
               <w:ind w:left="80" w:right="80" w:firstLine="0" w:firstLineChars="0"/>
-              <w:rPr>
-                <w:rFonts w:ascii="Arial" w:hAnsi="Arial" w:eastAsia="Arial" w:cs="Arial"/>
-                <w:i w:val="false"/>
-                <w:b w:val="false"/>
-                <w:u w:val="none"/>
-                <w:strike w:val="false"/>
-                <w:sz w:val="21"/>
-                <w:szCs w:val="21"/>
-                <w:color w:val="000000"/>
-              </w:rPr>
             </w:pPr>
             <w:r>
               <w:rPr>
-                <w:rFonts w:ascii="Arial" w:hAnsi="Arial" w:eastAsia="Arial" w:cs="Arial"/>
-                <w:i w:val="false"/>
-                <w:b w:val="false"/>
-                <w:u w:val="none"/>
-                <w:strike w:val="false"/>
+                <w:rFonts w:ascii="Arial" w:hAnsi="DejaVu Sans" w:eastAsia="DejaVu Sans" w:cs="DejaVu Sans"/>
+                <w:i w:val="false"/>
+                <w:b w:val="false"/>
+                <w:u w:val="none"/>
                 <w:sz w:val="21"/>
                 <w:szCs w:val="21"/>
                 <w:color w:val="000000"/>
@@ -1404,24 +1173,13 @@
               </w:pBdr>
               <w:spacing w:after="80" w:before="80" w:line="240"/>
               <w:ind w:left="80" w:right="80" w:firstLine="0" w:firstLineChars="0"/>
-              <w:rPr>
-                <w:rFonts w:ascii="Arial" w:hAnsi="Arial" w:eastAsia="Arial" w:cs="Arial"/>
-                <w:i w:val="false"/>
-                <w:b w:val="false"/>
-                <w:u w:val="none"/>
-                <w:strike w:val="false"/>
-                <w:sz w:val="21"/>
-                <w:szCs w:val="21"/>
-                <w:color w:val="000000"/>
-              </w:rPr>
             </w:pPr>
             <w:r>
               <w:rPr>
-                <w:rFonts w:ascii="Arial" w:hAnsi="Arial" w:eastAsia="Arial" w:cs="Arial"/>
-                <w:i w:val="false"/>
-                <w:b w:val="false"/>
-                <w:u w:val="none"/>
-                <w:strike w:val="false"/>
+                <w:rFonts w:ascii="Arial" w:hAnsi="DejaVu Sans" w:eastAsia="DejaVu Sans" w:cs="DejaVu Sans"/>
+                <w:i w:val="false"/>
+                <w:b w:val="false"/>
+                <w:u w:val="none"/>
                 <w:sz w:val="21"/>
                 <w:szCs w:val="21"/>
                 <w:color w:val="000000"/>
@@ -1459,24 +1217,13 @@
               </w:pBdr>
               <w:spacing w:after="80" w:before="80" w:line="240"/>
               <w:ind w:left="80" w:right="80" w:firstLine="0" w:firstLineChars="0"/>
-              <w:rPr>
-                <w:rFonts w:ascii="Arial" w:hAnsi="Arial" w:eastAsia="Arial" w:cs="Arial"/>
-                <w:i w:val="false"/>
-                <w:b w:val="false"/>
-                <w:u w:val="none"/>
-                <w:strike w:val="false"/>
-                <w:sz w:val="21"/>
-                <w:szCs w:val="21"/>
-                <w:color w:val="000000"/>
-              </w:rPr>
             </w:pPr>
             <w:r>
               <w:rPr>
-                <w:rFonts w:ascii="Arial" w:hAnsi="Arial" w:eastAsia="Arial" w:cs="Arial"/>
-                <w:i w:val="false"/>
-                <w:b w:val="false"/>
-                <w:u w:val="none"/>
-                <w:strike w:val="false"/>
+                <w:rFonts w:ascii="Arial" w:hAnsi="DejaVu Sans" w:eastAsia="DejaVu Sans" w:cs="DejaVu Sans"/>
+                <w:i w:val="false"/>
+                <w:b w:val="false"/>
+                <w:u w:val="none"/>
                 <w:sz w:val="21"/>
                 <w:szCs w:val="21"/>
                 <w:color w:val="000000"/>
@@ -1514,24 +1261,13 @@
               </w:pBdr>
               <w:spacing w:after="80" w:before="80" w:line="240"/>
               <w:ind w:left="80" w:right="80" w:firstLine="0" w:firstLineChars="0"/>
-              <w:rPr>
-                <w:rFonts w:ascii="Arial" w:hAnsi="Arial" w:eastAsia="Arial" w:cs="Arial"/>
-                <w:i w:val="false"/>
-                <w:b w:val="false"/>
-                <w:u w:val="none"/>
-                <w:strike w:val="false"/>
-                <w:sz w:val="21"/>
-                <w:szCs w:val="21"/>
-                <w:color w:val="000000"/>
-              </w:rPr>
             </w:pPr>
             <w:r>
               <w:rPr>
-                <w:rFonts w:ascii="Arial" w:hAnsi="Arial" w:eastAsia="Arial" w:cs="Arial"/>
-                <w:i w:val="false"/>
-                <w:b w:val="false"/>
-                <w:u w:val="none"/>
-                <w:strike w:val="false"/>
+                <w:rFonts w:ascii="Arial" w:hAnsi="DejaVu Sans" w:eastAsia="DejaVu Sans" w:cs="DejaVu Sans"/>
+                <w:i w:val="false"/>
+                <w:b w:val="false"/>
+                <w:u w:val="none"/>
                 <w:sz w:val="21"/>
                 <w:szCs w:val="21"/>
                 <w:color w:val="000000"/>
@@ -1545,6 +1281,7 @@
         <w:trPr>
           <w:trHeight w:val="360" w:hRule="auto"/>
         </w:trPr>
+        body2
         <w:tc>
           <w:tcPr>
             <w:tcBorders>
@@ -1574,24 +1311,13 @@
               </w:pBdr>
               <w:spacing w:after="80" w:before="80" w:line="240"/>
               <w:ind w:left="80" w:right="80" w:firstLine="0" w:firstLineChars="0"/>
-              <w:rPr>
-                <w:rFonts w:ascii="Arial" w:hAnsi="Arial" w:eastAsia="Arial" w:cs="Arial"/>
-                <w:i w:val="false"/>
-                <w:b w:val="false"/>
-                <w:u w:val="none"/>
-                <w:strike w:val="false"/>
-                <w:sz w:val="21"/>
-                <w:szCs w:val="21"/>
-                <w:color w:val="000000"/>
-              </w:rPr>
             </w:pPr>
             <w:r>
               <w:rPr>
-                <w:rFonts w:ascii="Arial" w:hAnsi="Arial" w:eastAsia="Arial" w:cs="Arial"/>
-                <w:i w:val="false"/>
-                <w:b w:val="false"/>
-                <w:u w:val="none"/>
-                <w:strike w:val="false"/>
+                <w:rFonts w:ascii="Arial" w:hAnsi="DejaVu Sans" w:eastAsia="DejaVu Sans" w:cs="DejaVu Sans"/>
+                <w:i w:val="false"/>
+                <w:b w:val="false"/>
+                <w:u w:val="none"/>
                 <w:sz w:val="21"/>
                 <w:szCs w:val="21"/>
                 <w:color w:val="000000"/>
@@ -1629,24 +1355,13 @@
               </w:pBdr>
               <w:spacing w:after="80" w:before="80" w:line="240"/>
               <w:ind w:left="80" w:right="80" w:firstLine="0" w:firstLineChars="0"/>
-              <w:rPr>
-                <w:rFonts w:ascii="Arial" w:hAnsi="Arial" w:eastAsia="Arial" w:cs="Arial"/>
-                <w:i w:val="false"/>
-                <w:b w:val="false"/>
-                <w:u w:val="none"/>
-                <w:strike w:val="false"/>
-                <w:sz w:val="21"/>
-                <w:szCs w:val="21"/>
-                <w:color w:val="000000"/>
-              </w:rPr>
             </w:pPr>
             <w:r>
               <w:rPr>
-                <w:rFonts w:ascii="Arial" w:hAnsi="Arial" w:eastAsia="Arial" w:cs="Arial"/>
-                <w:i w:val="false"/>
-                <w:b w:val="false"/>
-                <w:u w:val="none"/>
-                <w:strike w:val="false"/>
+                <w:rFonts w:ascii="Arial" w:hAnsi="DejaVu Sans" w:eastAsia="DejaVu Sans" w:cs="DejaVu Sans"/>
+                <w:i w:val="false"/>
+                <w:b w:val="false"/>
+                <w:u w:val="none"/>
                 <w:sz w:val="21"/>
                 <w:szCs w:val="21"/>
                 <w:color w:val="000000"/>
@@ -1684,24 +1399,13 @@
               </w:pBdr>
               <w:spacing w:after="80" w:before="80" w:line="240"/>
               <w:ind w:left="80" w:right="80" w:firstLine="0" w:firstLineChars="0"/>
-              <w:rPr>
-                <w:rFonts w:ascii="Arial" w:hAnsi="Arial" w:eastAsia="Arial" w:cs="Arial"/>
-                <w:i w:val="false"/>
-                <w:b w:val="false"/>
-                <w:u w:val="none"/>
-                <w:strike w:val="false"/>
-                <w:sz w:val="21"/>
-                <w:szCs w:val="21"/>
-                <w:color w:val="000000"/>
-              </w:rPr>
             </w:pPr>
             <w:r>
               <w:rPr>
-                <w:rFonts w:ascii="Arial" w:hAnsi="Arial" w:eastAsia="Arial" w:cs="Arial"/>
-                <w:i w:val="false"/>
-                <w:b w:val="false"/>
-                <w:u w:val="none"/>
-                <w:strike w:val="false"/>
+                <w:rFonts w:ascii="Arial" w:hAnsi="DejaVu Sans" w:eastAsia="DejaVu Sans" w:cs="DejaVu Sans"/>
+                <w:i w:val="false"/>
+                <w:b w:val="false"/>
+                <w:u w:val="none"/>
                 <w:sz w:val="21"/>
                 <w:szCs w:val="21"/>
                 <w:color w:val="000000"/>
@@ -1739,24 +1443,13 @@
               </w:pBdr>
               <w:spacing w:after="80" w:before="80" w:line="240"/>
               <w:ind w:left="80" w:right="80" w:firstLine="0" w:firstLineChars="0"/>
-              <w:rPr>
-                <w:rFonts w:ascii="Arial" w:hAnsi="Arial" w:eastAsia="Arial" w:cs="Arial"/>
-                <w:i w:val="false"/>
-                <w:b w:val="false"/>
-                <w:u w:val="none"/>
-                <w:strike w:val="false"/>
-                <w:sz w:val="21"/>
-                <w:szCs w:val="21"/>
-                <w:color w:val="000000"/>
-              </w:rPr>
             </w:pPr>
             <w:r>
               <w:rPr>
-                <w:rFonts w:ascii="Arial" w:hAnsi="Arial" w:eastAsia="Arial" w:cs="Arial"/>
-                <w:i w:val="false"/>
-                <w:b w:val="false"/>
-                <w:u w:val="none"/>
-                <w:strike w:val="false"/>
+                <w:rFonts w:ascii="Arial" w:hAnsi="DejaVu Sans" w:eastAsia="DejaVu Sans" w:cs="DejaVu Sans"/>
+                <w:i w:val="false"/>
+                <w:b w:val="false"/>
+                <w:u w:val="none"/>
                 <w:sz w:val="21"/>
                 <w:szCs w:val="21"/>
                 <w:color w:val="000000"/>
@@ -1770,6 +1463,7 @@
         <w:trPr>
           <w:trHeight w:val="360" w:hRule="auto"/>
         </w:trPr>
+        body3
         <w:tc>
           <w:tcPr>
             <w:tcBorders>
@@ -1799,24 +1493,13 @@
               </w:pBdr>
               <w:spacing w:after="80" w:before="80" w:line="240"/>
               <w:ind w:left="80" w:right="80" w:firstLine="0" w:firstLineChars="0"/>
-              <w:rPr>
-                <w:rFonts w:ascii="Arial" w:hAnsi="Arial" w:eastAsia="Arial" w:cs="Arial"/>
-                <w:i w:val="false"/>
-                <w:b w:val="false"/>
-                <w:u w:val="none"/>
-                <w:strike w:val="false"/>
-                <w:sz w:val="21"/>
-                <w:szCs w:val="21"/>
-                <w:color w:val="000000"/>
-              </w:rPr>
             </w:pPr>
             <w:r>
               <w:rPr>
-                <w:rFonts w:ascii="Arial" w:hAnsi="Arial" w:eastAsia="Arial" w:cs="Arial"/>
-                <w:i w:val="false"/>
-                <w:b w:val="false"/>
-                <w:u w:val="none"/>
-                <w:strike w:val="false"/>
+                <w:rFonts w:ascii="Arial" w:hAnsi="DejaVu Sans" w:eastAsia="DejaVu Sans" w:cs="DejaVu Sans"/>
+                <w:i w:val="false"/>
+                <w:b w:val="false"/>
+                <w:u w:val="none"/>
                 <w:sz w:val="21"/>
                 <w:szCs w:val="21"/>
                 <w:color w:val="000000"/>
@@ -1854,24 +1537,13 @@
               </w:pBdr>
               <w:spacing w:after="80" w:before="80" w:line="240"/>
               <w:ind w:left="80" w:right="80" w:firstLine="0" w:firstLineChars="0"/>
-              <w:rPr>
-                <w:rFonts w:ascii="Arial" w:hAnsi="Arial" w:eastAsia="Arial" w:cs="Arial"/>
-                <w:i w:val="false"/>
-                <w:b w:val="false"/>
-                <w:u w:val="none"/>
-                <w:strike w:val="false"/>
-                <w:sz w:val="21"/>
-                <w:szCs w:val="21"/>
-                <w:color w:val="000000"/>
-              </w:rPr>
             </w:pPr>
             <w:r>
               <w:rPr>
-                <w:rFonts w:ascii="Arial" w:hAnsi="Arial" w:eastAsia="Arial" w:cs="Arial"/>
-                <w:i w:val="false"/>
-                <w:b w:val="false"/>
-                <w:u w:val="none"/>
-                <w:strike w:val="false"/>
+                <w:rFonts w:ascii="Arial" w:hAnsi="DejaVu Sans" w:eastAsia="DejaVu Sans" w:cs="DejaVu Sans"/>
+                <w:i w:val="false"/>
+                <w:b w:val="false"/>
+                <w:u w:val="none"/>
                 <w:sz w:val="21"/>
                 <w:szCs w:val="21"/>
                 <w:color w:val="000000"/>
@@ -1909,24 +1581,13 @@
               </w:pBdr>
               <w:spacing w:after="80" w:before="80" w:line="240"/>
               <w:ind w:left="80" w:right="80" w:firstLine="0" w:firstLineChars="0"/>
-              <w:rPr>
-                <w:rFonts w:ascii="Arial" w:hAnsi="Arial" w:eastAsia="Arial" w:cs="Arial"/>
-                <w:i w:val="false"/>
-                <w:b w:val="false"/>
-                <w:u w:val="none"/>
-                <w:strike w:val="false"/>
-                <w:sz w:val="21"/>
-                <w:szCs w:val="21"/>
-                <w:color w:val="000000"/>
-              </w:rPr>
             </w:pPr>
             <w:r>
               <w:rPr>
-                <w:rFonts w:ascii="Arial" w:hAnsi="Arial" w:eastAsia="Arial" w:cs="Arial"/>
-                <w:i w:val="false"/>
-                <w:b w:val="false"/>
-                <w:u w:val="none"/>
-                <w:strike w:val="false"/>
+                <w:rFonts w:ascii="Arial" w:hAnsi="DejaVu Sans" w:eastAsia="DejaVu Sans" w:cs="DejaVu Sans"/>
+                <w:i w:val="false"/>
+                <w:b w:val="false"/>
+                <w:u w:val="none"/>
                 <w:sz w:val="21"/>
                 <w:szCs w:val="21"/>
                 <w:color w:val="000000"/>
@@ -1964,24 +1625,13 @@
               </w:pBdr>
               <w:spacing w:after="80" w:before="80" w:line="240"/>
               <w:ind w:left="80" w:right="80" w:firstLine="0" w:firstLineChars="0"/>
-              <w:rPr>
-                <w:rFonts w:ascii="Arial" w:hAnsi="Arial" w:eastAsia="Arial" w:cs="Arial"/>
-                <w:i w:val="false"/>
-                <w:b w:val="false"/>
-                <w:u w:val="none"/>
-                <w:strike w:val="false"/>
-                <w:sz w:val="21"/>
-                <w:szCs w:val="21"/>
-                <w:color w:val="000000"/>
-              </w:rPr>
             </w:pPr>
             <w:r>
               <w:rPr>
-                <w:rFonts w:ascii="Arial" w:hAnsi="Arial" w:eastAsia="Arial" w:cs="Arial"/>
-                <w:i w:val="false"/>
-                <w:b w:val="false"/>
-                <w:u w:val="none"/>
-                <w:strike w:val="false"/>
+                <w:rFonts w:ascii="Arial" w:hAnsi="DejaVu Sans" w:eastAsia="DejaVu Sans" w:cs="DejaVu Sans"/>
+                <w:i w:val="false"/>
+                <w:b w:val="false"/>
+                <w:u w:val="none"/>
                 <w:sz w:val="21"/>
                 <w:szCs w:val="21"/>
                 <w:color w:val="000000"/>
@@ -1995,6 +1645,7 @@
         <w:trPr>
           <w:trHeight w:val="360" w:hRule="auto"/>
         </w:trPr>
+        body4
         <w:tc>
           <w:tcPr>
             <w:tcBorders>
@@ -2024,24 +1675,13 @@
               </w:pBdr>
               <w:spacing w:after="80" w:before="80" w:line="240"/>
               <w:ind w:left="80" w:right="80" w:firstLine="0" w:firstLineChars="0"/>
-              <w:rPr>
-                <w:rFonts w:ascii="Arial" w:hAnsi="Arial" w:eastAsia="Arial" w:cs="Arial"/>
-                <w:i w:val="false"/>
-                <w:b w:val="false"/>
-                <w:u w:val="none"/>
-                <w:strike w:val="false"/>
-                <w:sz w:val="21"/>
-                <w:szCs w:val="21"/>
-                <w:color w:val="000000"/>
-              </w:rPr>
             </w:pPr>
             <w:r>
               <w:rPr>
-                <w:rFonts w:ascii="Arial" w:hAnsi="Arial" w:eastAsia="Arial" w:cs="Arial"/>
-                <w:i w:val="false"/>
-                <w:b w:val="false"/>
-                <w:u w:val="none"/>
-                <w:strike w:val="false"/>
+                <w:rFonts w:ascii="Arial" w:hAnsi="DejaVu Sans" w:eastAsia="DejaVu Sans" w:cs="DejaVu Sans"/>
+                <w:i w:val="false"/>
+                <w:b w:val="false"/>
+                <w:u w:val="none"/>
                 <w:sz w:val="21"/>
                 <w:szCs w:val="21"/>
                 <w:color w:val="000000"/>
@@ -2079,24 +1719,13 @@
               </w:pBdr>
               <w:spacing w:after="80" w:before="80" w:line="240"/>
               <w:ind w:left="80" w:right="80" w:firstLine="0" w:firstLineChars="0"/>
-              <w:rPr>
-                <w:rFonts w:ascii="Arial" w:hAnsi="Arial" w:eastAsia="Arial" w:cs="Arial"/>
-                <w:i w:val="false"/>
-                <w:b w:val="false"/>
-                <w:u w:val="none"/>
-                <w:strike w:val="false"/>
-                <w:sz w:val="21"/>
-                <w:szCs w:val="21"/>
-                <w:color w:val="000000"/>
-              </w:rPr>
             </w:pPr>
             <w:r>
               <w:rPr>
-                <w:rFonts w:ascii="Arial" w:hAnsi="Arial" w:eastAsia="Arial" w:cs="Arial"/>
-                <w:i w:val="false"/>
-                <w:b w:val="false"/>
-                <w:u w:val="none"/>
-                <w:strike w:val="false"/>
+                <w:rFonts w:ascii="Arial" w:hAnsi="DejaVu Sans" w:eastAsia="DejaVu Sans" w:cs="DejaVu Sans"/>
+                <w:i w:val="false"/>
+                <w:b w:val="false"/>
+                <w:u w:val="none"/>
                 <w:sz w:val="21"/>
                 <w:szCs w:val="21"/>
                 <w:color w:val="000000"/>
@@ -2134,24 +1763,13 @@
               </w:pBdr>
               <w:spacing w:after="80" w:before="80" w:line="240"/>
               <w:ind w:left="80" w:right="80" w:firstLine="0" w:firstLineChars="0"/>
-              <w:rPr>
-                <w:rFonts w:ascii="Arial" w:hAnsi="Arial" w:eastAsia="Arial" w:cs="Arial"/>
-                <w:i w:val="false"/>
-                <w:b w:val="false"/>
-                <w:u w:val="none"/>
-                <w:strike w:val="false"/>
-                <w:sz w:val="21"/>
-                <w:szCs w:val="21"/>
-                <w:color w:val="000000"/>
-              </w:rPr>
             </w:pPr>
             <w:r>
               <w:rPr>
-                <w:rFonts w:ascii="Arial" w:hAnsi="Arial" w:eastAsia="Arial" w:cs="Arial"/>
-                <w:i w:val="false"/>
-                <w:b w:val="false"/>
-                <w:u w:val="none"/>
-                <w:strike w:val="false"/>
+                <w:rFonts w:ascii="Arial" w:hAnsi="DejaVu Sans" w:eastAsia="DejaVu Sans" w:cs="DejaVu Sans"/>
+                <w:i w:val="false"/>
+                <w:b w:val="false"/>
+                <w:u w:val="none"/>
                 <w:sz w:val="21"/>
                 <w:szCs w:val="21"/>
                 <w:color w:val="000000"/>
@@ -2189,24 +1807,13 @@
               </w:pBdr>
               <w:spacing w:after="80" w:before="80" w:line="240"/>
               <w:ind w:left="80" w:right="80" w:firstLine="0" w:firstLineChars="0"/>
-              <w:rPr>
-                <w:rFonts w:ascii="Arial" w:hAnsi="Arial" w:eastAsia="Arial" w:cs="Arial"/>
-                <w:i w:val="false"/>
-                <w:b w:val="false"/>
-                <w:u w:val="none"/>
-                <w:strike w:val="false"/>
-                <w:sz w:val="21"/>
-                <w:szCs w:val="21"/>
-                <w:color w:val="000000"/>
-              </w:rPr>
             </w:pPr>
             <w:r>
               <w:rPr>
-                <w:rFonts w:ascii="Arial" w:hAnsi="Arial" w:eastAsia="Arial" w:cs="Arial"/>
-                <w:i w:val="false"/>
-                <w:b w:val="false"/>
-                <w:u w:val="none"/>
-                <w:strike w:val="false"/>
+                <w:rFonts w:ascii="Arial" w:hAnsi="DejaVu Sans" w:eastAsia="DejaVu Sans" w:cs="DejaVu Sans"/>
+                <w:i w:val="false"/>
+                <w:b w:val="false"/>
+                <w:u w:val="none"/>
                 <w:sz w:val="21"/>
                 <w:szCs w:val="21"/>
                 <w:color w:val="000000"/>
@@ -2236,7 +1843,6 @@
           <w:i w:val="true"/>
           <w:b w:val="false"/>
           <w:u w:val="none"/>
-          <w:strike w:val="false"/>
           <w:sz w:val="17"/>
           <w:szCs w:val="17"/>
           <w:color w:val="545860"/>
@@ -2263,7 +1869,6 @@
           <w:i w:val="false"/>
           <w:b w:val="true"/>
           <w:u w:val="none"/>
-          <w:strike w:val="false"/>
           <w:sz w:val="26"/>
           <w:szCs w:val="26"/>
           <w:color w:val="215A9E"/>
@@ -2287,6 +1892,7 @@
           <w:trHeight w:val="360" w:hRule="auto"/>
           <w:tblHeader/>
         </w:trPr>
+        header1
         <w:tc>
           <w:tcPr>
             <w:tcBorders>
@@ -2316,24 +1922,13 @@
               </w:pBdr>
               <w:spacing w:after="80" w:before="80" w:line="240"/>
               <w:ind w:left="80" w:right="80" w:firstLine="0" w:firstLineChars="0"/>
-              <w:rPr>
-                <w:rFonts w:ascii="Arial" w:hAnsi="Arial" w:eastAsia="Arial" w:cs="Arial"/>
+            </w:pPr>
+            <w:r>
+              <w:rPr>
+                <w:rFonts w:ascii="Arial" w:hAnsi="DejaVu Sans" w:eastAsia="DejaVu Sans" w:cs="DejaVu Sans"/>
                 <w:i w:val="false"/>
                 <w:b w:val="true"/>
                 <w:u w:val="none"/>
-                <w:strike w:val="false"/>
-                <w:sz w:val="21"/>
-                <w:szCs w:val="21"/>
-                <w:color w:val="063360"/>
-              </w:rPr>
-            </w:pPr>
-            <w:r>
-              <w:rPr>
-                <w:rFonts w:ascii="Arial" w:hAnsi="Arial" w:eastAsia="Arial" w:cs="Arial"/>
-                <w:i w:val="false"/>
-                <w:b w:val="true"/>
-                <w:u w:val="none"/>
-                <w:strike w:val="false"/>
                 <w:sz w:val="21"/>
                 <w:szCs w:val="21"/>
                 <w:color w:val="063360"/>
@@ -2371,24 +1966,13 @@
               </w:pBdr>
               <w:spacing w:after="80" w:before="80" w:line="240"/>
               <w:ind w:left="80" w:right="80" w:firstLine="0" w:firstLineChars="0"/>
-              <w:rPr>
-                <w:rFonts w:ascii="Arial" w:hAnsi="Arial" w:eastAsia="Arial" w:cs="Arial"/>
+            </w:pPr>
+            <w:r>
+              <w:rPr>
+                <w:rFonts w:ascii="Arial" w:hAnsi="DejaVu Sans" w:eastAsia="DejaVu Sans" w:cs="DejaVu Sans"/>
                 <w:i w:val="false"/>
                 <w:b w:val="true"/>
                 <w:u w:val="none"/>
-                <w:strike w:val="false"/>
-                <w:sz w:val="21"/>
-                <w:szCs w:val="21"/>
-                <w:color w:val="063360"/>
-              </w:rPr>
-            </w:pPr>
-            <w:r>
-              <w:rPr>
-                <w:rFonts w:ascii="Arial" w:hAnsi="Arial" w:eastAsia="Arial" w:cs="Arial"/>
-                <w:i w:val="false"/>
-                <w:b w:val="true"/>
-                <w:u w:val="none"/>
-                <w:strike w:val="false"/>
                 <w:sz w:val="21"/>
                 <w:szCs w:val="21"/>
                 <w:color w:val="063360"/>
@@ -2426,24 +2010,13 @@
               </w:pBdr>
               <w:spacing w:after="80" w:before="80" w:line="240"/>
               <w:ind w:left="80" w:right="80" w:firstLine="0" w:firstLineChars="0"/>
-              <w:rPr>
-                <w:rFonts w:ascii="Arial" w:hAnsi="Arial" w:eastAsia="Arial" w:cs="Arial"/>
+            </w:pPr>
+            <w:r>
+              <w:rPr>
+                <w:rFonts w:ascii="Arial" w:hAnsi="DejaVu Sans" w:eastAsia="DejaVu Sans" w:cs="DejaVu Sans"/>
                 <w:i w:val="false"/>
                 <w:b w:val="true"/>
                 <w:u w:val="none"/>
-                <w:strike w:val="false"/>
-                <w:sz w:val="21"/>
-                <w:szCs w:val="21"/>
-                <w:color w:val="063360"/>
-              </w:rPr>
-            </w:pPr>
-            <w:r>
-              <w:rPr>
-                <w:rFonts w:ascii="Arial" w:hAnsi="Arial" w:eastAsia="Arial" w:cs="Arial"/>
-                <w:i w:val="false"/>
-                <w:b w:val="true"/>
-                <w:u w:val="none"/>
-                <w:strike w:val="false"/>
                 <w:sz w:val="21"/>
                 <w:szCs w:val="21"/>
                 <w:color w:val="063360"/>
@@ -2457,6 +2030,7 @@
         <w:trPr>
           <w:trHeight w:val="576" w:hRule="atLeast"/>
         </w:trPr>
+        body1
         <w:tc>
           <w:tcPr>
             <w:tcBorders>
@@ -2486,24 +2060,13 @@
               </w:pBdr>
               <w:spacing w:after="80" w:before="80" w:line="240"/>
               <w:ind w:left="80" w:right="80" w:firstLine="0" w:firstLineChars="0"/>
-              <w:rPr>
-                <w:rFonts w:ascii="Arial" w:hAnsi="Arial" w:eastAsia="Arial" w:cs="Arial"/>
-                <w:i w:val="false"/>
-                <w:b w:val="false"/>
-                <w:u w:val="none"/>
-                <w:strike w:val="false"/>
-                <w:sz w:val="21"/>
-                <w:szCs w:val="21"/>
-                <w:color w:val="000000"/>
-              </w:rPr>
             </w:pPr>
             <w:r>
               <w:rPr>
-                <w:rFonts w:ascii="Arial" w:hAnsi="Arial" w:eastAsia="Arial" w:cs="Arial"/>
-                <w:i w:val="false"/>
-                <w:b w:val="false"/>
-                <w:u w:val="none"/>
-                <w:strike w:val="false"/>
+                <w:rFonts w:ascii="Arial" w:hAnsi="DejaVu Sans" w:eastAsia="DejaVu Sans" w:cs="DejaVu Sans"/>
+                <w:i w:val="false"/>
+                <w:b w:val="false"/>
+                <w:u w:val="none"/>
                 <w:sz w:val="21"/>
                 <w:szCs w:val="21"/>
                 <w:color w:val="000000"/>
@@ -2541,24 +2104,13 @@
               </w:pBdr>
               <w:spacing w:after="80" w:before="80" w:line="240"/>
               <w:ind w:left="80" w:right="80" w:firstLine="0" w:firstLineChars="0"/>
-              <w:rPr>
-                <w:rFonts w:ascii="Arial" w:hAnsi="Arial" w:eastAsia="Arial" w:cs="Arial"/>
-                <w:i w:val="false"/>
-                <w:b w:val="false"/>
-                <w:u w:val="none"/>
-                <w:strike w:val="false"/>
-                <w:sz w:val="21"/>
-                <w:szCs w:val="21"/>
-                <w:color w:val="000000"/>
-              </w:rPr>
             </w:pPr>
             <w:r>
               <w:rPr>
-                <w:rFonts w:ascii="Arial" w:hAnsi="Arial" w:eastAsia="Arial" w:cs="Arial"/>
-                <w:i w:val="false"/>
-                <w:b w:val="false"/>
-                <w:u w:val="none"/>
-                <w:strike w:val="false"/>
+                <w:rFonts w:ascii="Arial" w:hAnsi="DejaVu Sans" w:eastAsia="DejaVu Sans" w:cs="DejaVu Sans"/>
+                <w:i w:val="false"/>
+                <w:b w:val="false"/>
+                <w:u w:val="none"/>
                 <w:sz w:val="21"/>
                 <w:szCs w:val="21"/>
                 <w:color w:val="000000"/>
@@ -2596,24 +2148,13 @@
               </w:pBdr>
               <w:spacing w:after="80" w:before="80" w:line="240"/>
               <w:ind w:left="80" w:right="80" w:firstLine="0" w:firstLineChars="0"/>
-              <w:rPr>
-                <w:rFonts w:ascii="Arial" w:hAnsi="Arial" w:eastAsia="Arial" w:cs="Arial"/>
-                <w:i w:val="false"/>
-                <w:b w:val="false"/>
-                <w:u w:val="none"/>
-                <w:strike w:val="false"/>
-                <w:sz w:val="21"/>
-                <w:szCs w:val="21"/>
-                <w:color w:val="000000"/>
-              </w:rPr>
             </w:pPr>
             <w:r>
               <w:rPr>
-                <w:rFonts w:ascii="Arial" w:hAnsi="Arial" w:eastAsia="Arial" w:cs="Arial"/>
-                <w:i w:val="false"/>
-                <w:b w:val="false"/>
-                <w:u w:val="none"/>
-                <w:strike w:val="false"/>
+                <w:rFonts w:ascii="Arial" w:hAnsi="DejaVu Sans" w:eastAsia="DejaVu Sans" w:cs="DejaVu Sans"/>
+                <w:i w:val="false"/>
+                <w:b w:val="false"/>
+                <w:u w:val="none"/>
                 <w:sz w:val="21"/>
                 <w:szCs w:val="21"/>
                 <w:color w:val="000000"/>
@@ -2627,6 +2168,7 @@
         <w:trPr>
           <w:trHeight w:val="576" w:hRule="atLeast"/>
         </w:trPr>
+        body2
         <w:tc>
           <w:tcPr>
             <w:tcBorders>
@@ -2656,24 +2198,13 @@
               </w:pBdr>
               <w:spacing w:after="80" w:before="80" w:line="240"/>
               <w:ind w:left="80" w:right="80" w:firstLine="0" w:firstLineChars="0"/>
-              <w:rPr>
-                <w:rFonts w:ascii="Arial" w:hAnsi="Arial" w:eastAsia="Arial" w:cs="Arial"/>
-                <w:i w:val="false"/>
-                <w:b w:val="false"/>
-                <w:u w:val="none"/>
-                <w:strike w:val="false"/>
-                <w:sz w:val="21"/>
-                <w:szCs w:val="21"/>
-                <w:color w:val="000000"/>
-              </w:rPr>
             </w:pPr>
             <w:r>
               <w:rPr>
-                <w:rFonts w:ascii="Arial" w:hAnsi="Arial" w:eastAsia="Arial" w:cs="Arial"/>
-                <w:i w:val="false"/>
-                <w:b w:val="false"/>
-                <w:u w:val="none"/>
-                <w:strike w:val="false"/>
+                <w:rFonts w:ascii="Arial" w:hAnsi="DejaVu Sans" w:eastAsia="DejaVu Sans" w:cs="DejaVu Sans"/>
+                <w:i w:val="false"/>
+                <w:b w:val="false"/>
+                <w:u w:val="none"/>
                 <w:sz w:val="21"/>
                 <w:szCs w:val="21"/>
                 <w:color w:val="000000"/>
@@ -2711,24 +2242,13 @@
               </w:pBdr>
               <w:spacing w:after="80" w:before="80" w:line="240"/>
               <w:ind w:left="80" w:right="80" w:firstLine="0" w:firstLineChars="0"/>
-              <w:rPr>
-                <w:rFonts w:ascii="Arial" w:hAnsi="Arial" w:eastAsia="Arial" w:cs="Arial"/>
-                <w:i w:val="false"/>
-                <w:b w:val="false"/>
-                <w:u w:val="none"/>
-                <w:strike w:val="false"/>
-                <w:sz w:val="21"/>
-                <w:szCs w:val="21"/>
-                <w:color w:val="000000"/>
-              </w:rPr>
             </w:pPr>
             <w:r>
               <w:rPr>
-                <w:rFonts w:ascii="Arial" w:hAnsi="Arial" w:eastAsia="Arial" w:cs="Arial"/>
-                <w:i w:val="false"/>
-                <w:b w:val="false"/>
-                <w:u w:val="none"/>
-                <w:strike w:val="false"/>
+                <w:rFonts w:ascii="Arial" w:hAnsi="DejaVu Sans" w:eastAsia="DejaVu Sans" w:cs="DejaVu Sans"/>
+                <w:i w:val="false"/>
+                <w:b w:val="false"/>
+                <w:u w:val="none"/>
                 <w:sz w:val="21"/>
                 <w:szCs w:val="21"/>
                 <w:color w:val="000000"/>
@@ -2766,24 +2286,13 @@
               </w:pBdr>
               <w:spacing w:after="80" w:before="80" w:line="240"/>
               <w:ind w:left="80" w:right="80" w:firstLine="0" w:firstLineChars="0"/>
-              <w:rPr>
-                <w:rFonts w:ascii="Arial" w:hAnsi="Arial" w:eastAsia="Arial" w:cs="Arial"/>
-                <w:i w:val="false"/>
-                <w:b w:val="false"/>
-                <w:u w:val="none"/>
-                <w:strike w:val="false"/>
-                <w:sz w:val="21"/>
-                <w:szCs w:val="21"/>
-                <w:color w:val="000000"/>
-              </w:rPr>
             </w:pPr>
             <w:r>
               <w:rPr>
-                <w:rFonts w:ascii="Arial" w:hAnsi="Arial" w:eastAsia="Arial" w:cs="Arial"/>
-                <w:i w:val="false"/>
-                <w:b w:val="false"/>
-                <w:u w:val="none"/>
-                <w:strike w:val="false"/>
+                <w:rFonts w:ascii="Arial" w:hAnsi="DejaVu Sans" w:eastAsia="DejaVu Sans" w:cs="DejaVu Sans"/>
+                <w:i w:val="false"/>
+                <w:b w:val="false"/>
+                <w:u w:val="none"/>
                 <w:sz w:val="21"/>
                 <w:szCs w:val="21"/>
                 <w:color w:val="000000"/>
@@ -2797,6 +2306,7 @@
         <w:trPr>
           <w:trHeight w:val="576" w:hRule="atLeast"/>
         </w:trPr>
+        body3
         <w:tc>
           <w:tcPr>
             <w:tcBorders>
@@ -2826,24 +2336,13 @@
               </w:pBdr>
               <w:spacing w:after="80" w:before="80" w:line="240"/>
               <w:ind w:left="80" w:right="80" w:firstLine="0" w:firstLineChars="0"/>
-              <w:rPr>
-                <w:rFonts w:ascii="Arial" w:hAnsi="Arial" w:eastAsia="Arial" w:cs="Arial"/>
-                <w:i w:val="false"/>
-                <w:b w:val="false"/>
-                <w:u w:val="none"/>
-                <w:strike w:val="false"/>
-                <w:sz w:val="21"/>
-                <w:szCs w:val="21"/>
-                <w:color w:val="000000"/>
-              </w:rPr>
             </w:pPr>
             <w:r>
               <w:rPr>
-                <w:rFonts w:ascii="Arial" w:hAnsi="Arial" w:eastAsia="Arial" w:cs="Arial"/>
-                <w:i w:val="false"/>
-                <w:b w:val="false"/>
-                <w:u w:val="none"/>
-                <w:strike w:val="false"/>
+                <w:rFonts w:ascii="Arial" w:hAnsi="DejaVu Sans" w:eastAsia="DejaVu Sans" w:cs="DejaVu Sans"/>
+                <w:i w:val="false"/>
+                <w:b w:val="false"/>
+                <w:u w:val="none"/>
                 <w:sz w:val="21"/>
                 <w:szCs w:val="21"/>
                 <w:color w:val="000000"/>
@@ -2881,24 +2380,13 @@
               </w:pBdr>
               <w:spacing w:after="80" w:before="80" w:line="240"/>
               <w:ind w:left="80" w:right="80" w:firstLine="0" w:firstLineChars="0"/>
-              <w:rPr>
-                <w:rFonts w:ascii="Arial" w:hAnsi="Arial" w:eastAsia="Arial" w:cs="Arial"/>
-                <w:i w:val="false"/>
-                <w:b w:val="false"/>
-                <w:u w:val="none"/>
-                <w:strike w:val="false"/>
-                <w:sz w:val="21"/>
-                <w:szCs w:val="21"/>
-                <w:color w:val="000000"/>
-              </w:rPr>
             </w:pPr>
             <w:r>
               <w:rPr>
-                <w:rFonts w:ascii="Arial" w:hAnsi="Arial" w:eastAsia="Arial" w:cs="Arial"/>
-                <w:i w:val="false"/>
-                <w:b w:val="false"/>
-                <w:u w:val="none"/>
-                <w:strike w:val="false"/>
+                <w:rFonts w:ascii="Arial" w:hAnsi="DejaVu Sans" w:eastAsia="DejaVu Sans" w:cs="DejaVu Sans"/>
+                <w:i w:val="false"/>
+                <w:b w:val="false"/>
+                <w:u w:val="none"/>
                 <w:sz w:val="21"/>
                 <w:szCs w:val="21"/>
                 <w:color w:val="000000"/>
@@ -2936,24 +2424,13 @@
               </w:pBdr>
               <w:spacing w:after="80" w:before="80" w:line="240"/>
               <w:ind w:left="80" w:right="80" w:firstLine="0" w:firstLineChars="0"/>
-              <w:rPr>
-                <w:rFonts w:ascii="Arial" w:hAnsi="Arial" w:eastAsia="Arial" w:cs="Arial"/>
-                <w:i w:val="false"/>
-                <w:b w:val="false"/>
-                <w:u w:val="none"/>
-                <w:strike w:val="false"/>
-                <w:sz w:val="21"/>
-                <w:szCs w:val="21"/>
-                <w:color w:val="000000"/>
-              </w:rPr>
             </w:pPr>
             <w:r>
               <w:rPr>
-                <w:rFonts w:ascii="Arial" w:hAnsi="Arial" w:eastAsia="Arial" w:cs="Arial"/>
-                <w:i w:val="false"/>
-                <w:b w:val="false"/>
-                <w:u w:val="none"/>
-                <w:strike w:val="false"/>
+                <w:rFonts w:ascii="Arial" w:hAnsi="DejaVu Sans" w:eastAsia="DejaVu Sans" w:cs="DejaVu Sans"/>
+                <w:i w:val="false"/>
+                <w:b w:val="false"/>
+                <w:u w:val="none"/>
                 <w:sz w:val="21"/>
                 <w:szCs w:val="21"/>
                 <w:color w:val="000000"/>
@@ -2983,7 +2460,6 @@
           <w:i w:val="false"/>
           <w:b w:val="false"/>
           <w:u w:val="none"/>
-          <w:strike w:val="false"/>
           <w:sz w:val="22"/>
           <w:szCs w:val="22"/>
           <w:color w:val="000000"/>
@@ -3010,7 +2486,6 @@
           <w:i w:val="false"/>
           <w:b w:val="false"/>
           <w:u w:val="none"/>
-          <w:strike w:val="false"/>
           <w:sz w:val="22"/>
           <w:szCs w:val="22"/>
           <w:color w:val="000000"/>
@@ -3037,7 +2512,6 @@
           <w:i w:val="false"/>
           <w:b w:val="false"/>
           <w:u w:val="none"/>
-          <w:strike w:val="false"/>
           <w:sz w:val="22"/>
           <w:szCs w:val="22"/>
           <w:color w:val="B5BEC9"/>
@@ -3064,7 +2538,6 @@
           <w:i w:val="false"/>
           <w:b w:val="false"/>
           <w:u w:val="none"/>
-          <w:strike w:val="false"/>
           <w:sz w:val="22"/>
           <w:szCs w:val="22"/>
           <w:color w:val="B5BEC9"/>
@@ -3097,7 +2570,6 @@
           <w:i w:val="false"/>
           <w:b w:val="false"/>
           <w:u w:val="none"/>
-          <w:strike w:val="false"/>
           <w:sz w:val="18"/>
           <w:szCs w:val="18"/>
           <w:color w:val="545860"/>
@@ -3124,7 +2596,1259 @@
           <w:i w:val="false"/>
           <w:b w:val="true"/>
           <w:u w:val="none"/>
-          <w:strike w:val="false"/>
+          <w:sz w:val="36"/>
+          <w:szCs w:val="36"/>
+          <w:color w:val="063360"/>
+        </w:rPr>
+        <w:t xml:space="preserve">Find the twins: profile cards</w:t>
+      </w:r>
+    </w:p>
+    <w:p>
+      <w:pPr>
+        <w:pStyle w:val="Normal"/>
+        <w:jc w:val="left"/>
+        <w:pBdr>
+          <w:bottom w:val="none" w:sz="0" w:space="0" w:color="000000"/>
+          <w:top w:val="none" w:sz="0" w:space="0" w:color="000000"/>
+          <w:left w:val="none" w:sz="0" w:space="0" w:color="000000"/>
+          <w:right w:val="none" w:sz="0" w:space="0" w:color="000000"/>
+        </w:pBdr>
+        <w:spacing w:after="160" w:before="0" w:line="240"/>
+        <w:ind w:left="0" w:right="0" w:firstLine="0" w:firstLineChars="0"/>
+      </w:pPr>
+      <w:r>
+        <w:rPr>
+          <w:rFonts w:ascii="Arial" w:hAnsi="Arial" w:eastAsia="Arial" w:cs="Arial"/>
+          <w:i w:val="true"/>
+          <w:b w:val="false"/>
+          <w:u w:val="none"/>
+          <w:sz w:val="18"/>
+          <w:szCs w:val="18"/>
+          <w:color w:val="215A9E"/>
+        </w:rPr>
+        <w:t xml:space="preserve">Print: 1 set of seven cards per group (8 sets), cut. Groups can pair the cards on the table, or the trainer runs the walking version with one set</w:t>
+      </w:r>
+    </w:p>
+    <w:tbl xmlns:a="http://schemas.openxmlformats.org/drawingml/2006/main" xmlns:pic="http://schemas.openxmlformats.org/drawingml/2006/picture">
+      <w:tblPr>
+        <w:tblLayout w:type="fixed"/>
+        <w:jc w:val="center"/>
+        <w:tblLook w:firstRow="1" w:lastRow="0" w:firstColumn="0" w:lastColumn="0" w:noHBand="0" w:noVBand="1"/>
+      </w:tblPr>
+      <w:tblGrid>
+        <w:gridCol w:w="4896"/>
+        <w:gridCol w:w="4896"/>
+      </w:tblGrid>
+      <w:tr>
+        <w:trPr>
+          <w:trHeight w:val="3240" w:hRule="atLeast"/>
+        </w:trPr>
+        body1
+        <w:tc>
+          <w:tcPr>
+            <w:tcBorders>
+              <w:bottom w:val="dashed" w:sz="8" w:space="0" w:color="9AA8B8"/>
+              <w:top w:val="dashed" w:sz="8" w:space="0" w:color="9AA8B8"/>
+              <w:left w:val="dashed" w:sz="8" w:space="0" w:color="9AA8B8"/>
+              <w:right w:val="dashed" w:sz="8" w:space="0" w:color="9AA8B8"/>
+            </w:tcBorders>
+            <w:shd w:val="clear" w:color="auto" w:fill="FFFFFF"/>
+            <w:tcMar>
+              <w:top w:w="0" w:type="dxa"/>
+              <w:bottom w:w="0" w:type="dxa"/>
+              <w:left w:w="0" w:type="dxa"/>
+              <w:right w:w="0" w:type="dxa"/>
+            </w:tcMar>
+            <w:vAlign w:val="top"/>
+          </w:tcPr>
+          <w:p>
+            <w:pPr>
+              <w:pStyle w:val="Normal"/>
+              <w:jc w:val="left"/>
+              <w:pBdr>
+                <w:bottom w:val="none" w:sz="0" w:space="0" w:color="000000"/>
+                <w:top w:val="none" w:sz="0" w:space="0" w:color="000000"/>
+                <w:left w:val="none" w:sz="0" w:space="0" w:color="000000"/>
+                <w:right w:val="none" w:sz="0" w:space="0" w:color="000000"/>
+              </w:pBdr>
+              <w:spacing w:after="200" w:before="200" w:line="240"/>
+              <w:ind w:left="200" w:right="200" w:firstLine="0" w:firstLineChars="0"/>
+            </w:pPr>
+            <w:r>
+              <w:rPr>
+                <w:rFonts w:ascii="Arial" w:hAnsi="Arial" w:eastAsia="Arial" w:cs="Arial"/>
+                <w:i w:val="false"/>
+                <w:b w:val="true"/>
+                <w:u w:val="none"/>
+                <w:sz w:val="40"/>
+                <w:szCs w:val="40"/>
+                <w:color w:val="063360"/>
+              </w:rPr>
+              <w:t xml:space="preserve">A  ·  Enrolled</w:t>
+            </w:r>
+            <w:r>
+              <w:rPr>
+                <w:rFonts w:ascii="Arial" w:hAnsi="Arial" w:eastAsia="Arial" w:cs="Arial"/>
+                <w:i w:val="false"/>
+                <w:b w:val="false"/>
+                <w:u w:val="none"/>
+                <w:sz w:val="30"/>
+                <w:szCs w:val="30"/>
+                <w:color w:val="000000"/>
+              </w:rPr>
+              <w:br/>
+            </w:r>
+            <w:r>
+              <w:rPr>
+                <w:rFonts w:ascii="Arial" w:hAnsi="Arial" w:eastAsia="Arial" w:cs="Arial"/>
+                <w:i w:val="false"/>
+                <w:b w:val="false"/>
+                <w:u w:val="none"/>
+                <w:sz w:val="30"/>
+                <w:szCs w:val="30"/>
+                <w:color w:val="000000"/>
+              </w:rPr>
+              <w:t xml:space="preserve">Manager age: 45</w:t>
+            </w:r>
+            <w:r>
+              <w:rPr>
+                <w:rFonts w:ascii="Arial" w:hAnsi="Arial" w:eastAsia="Arial" w:cs="Arial"/>
+                <w:i w:val="false"/>
+                <w:b w:val="false"/>
+                <w:u w:val="none"/>
+                <w:sz w:val="30"/>
+                <w:szCs w:val="30"/>
+                <w:color w:val="000000"/>
+              </w:rPr>
+              <w:br/>
+            </w:r>
+            <w:r>
+              <w:rPr>
+                <w:rFonts w:ascii="Arial" w:hAnsi="Arial" w:eastAsia="Arial" w:cs="Arial"/>
+                <w:i w:val="false"/>
+                <w:b w:val="false"/>
+                <w:u w:val="none"/>
+                <w:sz w:val="30"/>
+                <w:szCs w:val="30"/>
+                <w:color w:val="000000"/>
+              </w:rPr>
+              <w:t xml:space="preserve">Size: small</w:t>
+            </w:r>
+            <w:r>
+              <w:rPr>
+                <w:rFonts w:ascii="Arial" w:hAnsi="Arial" w:eastAsia="Arial" w:cs="Arial"/>
+                <w:i w:val="false"/>
+                <w:b w:val="false"/>
+                <w:u w:val="none"/>
+                <w:sz w:val="30"/>
+                <w:szCs w:val="30"/>
+                <w:color w:val="000000"/>
+              </w:rPr>
+              <w:br/>
+            </w:r>
+            <w:r>
+              <w:rPr>
+                <w:rFonts w:ascii="Arial" w:hAnsi="Arial" w:eastAsia="Arial" w:cs="Arial"/>
+                <w:i w:val="false"/>
+                <w:b w:val="false"/>
+                <w:u w:val="none"/>
+                <w:sz w:val="30"/>
+                <w:szCs w:val="30"/>
+                <w:color w:val="000000"/>
+              </w:rPr>
+              <w:t xml:space="preserve">Cost after: 900 AED</w:t>
+            </w:r>
+            <w:r>
+              <w:rPr>
+                <w:rFonts w:ascii="Arial" w:hAnsi="Arial" w:eastAsia="Arial" w:cs="Arial"/>
+                <w:i w:val="false"/>
+                <w:b w:val="false"/>
+                <w:u w:val="none"/>
+                <w:sz w:val="30"/>
+                <w:szCs w:val="30"/>
+                <w:color w:val="000000"/>
+              </w:rPr>
+              <w:br/>
+            </w:r>
+            <w:r>
+              <w:rPr>
+                <w:rFonts w:ascii="Arial" w:hAnsi="Arial" w:eastAsia="Arial" w:cs="Arial"/>
+                <w:i w:val="false"/>
+                <w:b w:val="false"/>
+                <w:u w:val="none"/>
+                <w:sz w:val="30"/>
+                <w:szCs w:val="30"/>
+                <w:color w:val="000000"/>
+              </w:rPr>
+              <w:br/>
+            </w:r>
+            <w:r>
+              <w:rPr>
+                <w:rFonts w:ascii="Arial" w:hAnsi="Arial" w:eastAsia="Arial" w:cs="Arial"/>
+                <w:i w:val="false"/>
+                <w:b w:val="false"/>
+                <w:u w:val="none"/>
+                <w:sz w:val="30"/>
+                <w:szCs w:val="30"/>
+                <w:color w:val="000000"/>
+              </w:rPr>
+              <w:t xml:space="preserve">Find your closest twin. Match on who you are, not on cost.</w:t>
+            </w:r>
+          </w:p>
+        </w:tc>
+        <w:tc>
+          <w:tcPr>
+            <w:tcBorders>
+              <w:bottom w:val="dashed" w:sz="8" w:space="0" w:color="9AA8B8"/>
+              <w:top w:val="dashed" w:sz="8" w:space="0" w:color="9AA8B8"/>
+              <w:left w:val="dashed" w:sz="8" w:space="0" w:color="9AA8B8"/>
+              <w:right w:val="dashed" w:sz="8" w:space="0" w:color="9AA8B8"/>
+            </w:tcBorders>
+            <w:shd w:val="clear" w:color="auto" w:fill="FFFFFF"/>
+            <w:tcMar>
+              <w:top w:w="0" w:type="dxa"/>
+              <w:bottom w:w="0" w:type="dxa"/>
+              <w:left w:w="0" w:type="dxa"/>
+              <w:right w:w="0" w:type="dxa"/>
+            </w:tcMar>
+            <w:vAlign w:val="top"/>
+          </w:tcPr>
+          <w:p>
+            <w:pPr>
+              <w:pStyle w:val="Normal"/>
+              <w:jc w:val="left"/>
+              <w:pBdr>
+                <w:bottom w:val="none" w:sz="0" w:space="0" w:color="000000"/>
+                <w:top w:val="none" w:sz="0" w:space="0" w:color="000000"/>
+                <w:left w:val="none" w:sz="0" w:space="0" w:color="000000"/>
+                <w:right w:val="none" w:sz="0" w:space="0" w:color="000000"/>
+              </w:pBdr>
+              <w:spacing w:after="200" w:before="200" w:line="240"/>
+              <w:ind w:left="200" w:right="200" w:firstLine="0" w:firstLineChars="0"/>
+            </w:pPr>
+            <w:r>
+              <w:rPr>
+                <w:rFonts w:ascii="Arial" w:hAnsi="Arial" w:eastAsia="Arial" w:cs="Arial"/>
+                <w:i w:val="false"/>
+                <w:b w:val="true"/>
+                <w:u w:val="none"/>
+                <w:sz w:val="40"/>
+                <w:szCs w:val="40"/>
+                <w:color w:val="063360"/>
+              </w:rPr>
+              <w:t xml:space="preserve">B  ·  Enrolled</w:t>
+            </w:r>
+            <w:r>
+              <w:rPr>
+                <w:rFonts w:ascii="Arial" w:hAnsi="Arial" w:eastAsia="Arial" w:cs="Arial"/>
+                <w:i w:val="false"/>
+                <w:b w:val="false"/>
+                <w:u w:val="none"/>
+                <w:sz w:val="30"/>
+                <w:szCs w:val="30"/>
+                <w:color w:val="000000"/>
+              </w:rPr>
+              <w:br/>
+            </w:r>
+            <w:r>
+              <w:rPr>
+                <w:rFonts w:ascii="Arial" w:hAnsi="Arial" w:eastAsia="Arial" w:cs="Arial"/>
+                <w:i w:val="false"/>
+                <w:b w:val="false"/>
+                <w:u w:val="none"/>
+                <w:sz w:val="30"/>
+                <w:szCs w:val="30"/>
+                <w:color w:val="000000"/>
+              </w:rPr>
+              <w:t xml:space="preserve">Manager age: 38</w:t>
+            </w:r>
+            <w:r>
+              <w:rPr>
+                <w:rFonts w:ascii="Arial" w:hAnsi="Arial" w:eastAsia="Arial" w:cs="Arial"/>
+                <w:i w:val="false"/>
+                <w:b w:val="false"/>
+                <w:u w:val="none"/>
+                <w:sz w:val="30"/>
+                <w:szCs w:val="30"/>
+                <w:color w:val="000000"/>
+              </w:rPr>
+              <w:br/>
+            </w:r>
+            <w:r>
+              <w:rPr>
+                <w:rFonts w:ascii="Arial" w:hAnsi="Arial" w:eastAsia="Arial" w:cs="Arial"/>
+                <w:i w:val="false"/>
+                <w:b w:val="false"/>
+                <w:u w:val="none"/>
+                <w:sz w:val="30"/>
+                <w:szCs w:val="30"/>
+                <w:color w:val="000000"/>
+              </w:rPr>
+              <w:t xml:space="preserve">Size: large</w:t>
+            </w:r>
+            <w:r>
+              <w:rPr>
+                <w:rFonts w:ascii="Arial" w:hAnsi="Arial" w:eastAsia="Arial" w:cs="Arial"/>
+                <w:i w:val="false"/>
+                <w:b w:val="false"/>
+                <w:u w:val="none"/>
+                <w:sz w:val="30"/>
+                <w:szCs w:val="30"/>
+                <w:color w:val="000000"/>
+              </w:rPr>
+              <w:br/>
+            </w:r>
+            <w:r>
+              <w:rPr>
+                <w:rFonts w:ascii="Arial" w:hAnsi="Arial" w:eastAsia="Arial" w:cs="Arial"/>
+                <w:i w:val="false"/>
+                <w:b w:val="false"/>
+                <w:u w:val="none"/>
+                <w:sz w:val="30"/>
+                <w:szCs w:val="30"/>
+                <w:color w:val="000000"/>
+              </w:rPr>
+              <w:t xml:space="preserve">Cost after: 1,400 AED</w:t>
+            </w:r>
+            <w:r>
+              <w:rPr>
+                <w:rFonts w:ascii="Arial" w:hAnsi="Arial" w:eastAsia="Arial" w:cs="Arial"/>
+                <w:i w:val="false"/>
+                <w:b w:val="false"/>
+                <w:u w:val="none"/>
+                <w:sz w:val="30"/>
+                <w:szCs w:val="30"/>
+                <w:color w:val="000000"/>
+              </w:rPr>
+              <w:br/>
+            </w:r>
+            <w:r>
+              <w:rPr>
+                <w:rFonts w:ascii="Arial" w:hAnsi="Arial" w:eastAsia="Arial" w:cs="Arial"/>
+                <w:i w:val="false"/>
+                <w:b w:val="false"/>
+                <w:u w:val="none"/>
+                <w:sz w:val="30"/>
+                <w:szCs w:val="30"/>
+                <w:color w:val="000000"/>
+              </w:rPr>
+              <w:br/>
+            </w:r>
+            <w:r>
+              <w:rPr>
+                <w:rFonts w:ascii="Arial" w:hAnsi="Arial" w:eastAsia="Arial" w:cs="Arial"/>
+                <w:i w:val="false"/>
+                <w:b w:val="false"/>
+                <w:u w:val="none"/>
+                <w:sz w:val="30"/>
+                <w:szCs w:val="30"/>
+                <w:color w:val="000000"/>
+              </w:rPr>
+              <w:t xml:space="preserve">Find your closest twin. Match on who you are, not on cost.</w:t>
+            </w:r>
+          </w:p>
+        </w:tc>
+      </w:tr>
+      <w:tr>
+        <w:trPr>
+          <w:trHeight w:val="3240" w:hRule="atLeast"/>
+        </w:trPr>
+        body2
+        <w:tc>
+          <w:tcPr>
+            <w:tcBorders>
+              <w:bottom w:val="dashed" w:sz="8" w:space="0" w:color="9AA8B8"/>
+              <w:top w:val="dashed" w:sz="8" w:space="0" w:color="9AA8B8"/>
+              <w:left w:val="dashed" w:sz="8" w:space="0" w:color="9AA8B8"/>
+              <w:right w:val="dashed" w:sz="8" w:space="0" w:color="9AA8B8"/>
+            </w:tcBorders>
+            <w:shd w:val="clear" w:color="auto" w:fill="FFFFFF"/>
+            <w:tcMar>
+              <w:top w:w="0" w:type="dxa"/>
+              <w:bottom w:w="0" w:type="dxa"/>
+              <w:left w:w="0" w:type="dxa"/>
+              <w:right w:w="0" w:type="dxa"/>
+            </w:tcMar>
+            <w:vAlign w:val="top"/>
+          </w:tcPr>
+          <w:p>
+            <w:pPr>
+              <w:pStyle w:val="Normal"/>
+              <w:jc w:val="left"/>
+              <w:pBdr>
+                <w:bottom w:val="none" w:sz="0" w:space="0" w:color="000000"/>
+                <w:top w:val="none" w:sz="0" w:space="0" w:color="000000"/>
+                <w:left w:val="none" w:sz="0" w:space="0" w:color="000000"/>
+                <w:right w:val="none" w:sz="0" w:space="0" w:color="000000"/>
+              </w:pBdr>
+              <w:spacing w:after="200" w:before="200" w:line="240"/>
+              <w:ind w:left="200" w:right="200" w:firstLine="0" w:firstLineChars="0"/>
+            </w:pPr>
+            <w:r>
+              <w:rPr>
+                <w:rFonts w:ascii="Arial" w:hAnsi="Arial" w:eastAsia="Arial" w:cs="Arial"/>
+                <w:i w:val="false"/>
+                <w:b w:val="true"/>
+                <w:u w:val="none"/>
+                <w:sz w:val="40"/>
+                <w:szCs w:val="40"/>
+                <w:color w:val="063360"/>
+              </w:rPr>
+              <w:t xml:space="preserve">C  ·  Enrolled</w:t>
+            </w:r>
+            <w:r>
+              <w:rPr>
+                <w:rFonts w:ascii="Arial" w:hAnsi="Arial" w:eastAsia="Arial" w:cs="Arial"/>
+                <w:i w:val="false"/>
+                <w:b w:val="false"/>
+                <w:u w:val="none"/>
+                <w:sz w:val="30"/>
+                <w:szCs w:val="30"/>
+                <w:color w:val="000000"/>
+              </w:rPr>
+              <w:br/>
+            </w:r>
+            <w:r>
+              <w:rPr>
+                <w:rFonts w:ascii="Arial" w:hAnsi="Arial" w:eastAsia="Arial" w:cs="Arial"/>
+                <w:i w:val="false"/>
+                <w:b w:val="false"/>
+                <w:u w:val="none"/>
+                <w:sz w:val="30"/>
+                <w:szCs w:val="30"/>
+                <w:color w:val="000000"/>
+              </w:rPr>
+              <w:t xml:space="preserve">Manager age: 52</w:t>
+            </w:r>
+            <w:r>
+              <w:rPr>
+                <w:rFonts w:ascii="Arial" w:hAnsi="Arial" w:eastAsia="Arial" w:cs="Arial"/>
+                <w:i w:val="false"/>
+                <w:b w:val="false"/>
+                <w:u w:val="none"/>
+                <w:sz w:val="30"/>
+                <w:szCs w:val="30"/>
+                <w:color w:val="000000"/>
+              </w:rPr>
+              <w:br/>
+            </w:r>
+            <w:r>
+              <w:rPr>
+                <w:rFonts w:ascii="Arial" w:hAnsi="Arial" w:eastAsia="Arial" w:cs="Arial"/>
+                <w:i w:val="false"/>
+                <w:b w:val="false"/>
+                <w:u w:val="none"/>
+                <w:sz w:val="30"/>
+                <w:szCs w:val="30"/>
+                <w:color w:val="000000"/>
+              </w:rPr>
+              <w:t xml:space="preserve">Size: small</w:t>
+            </w:r>
+            <w:r>
+              <w:rPr>
+                <w:rFonts w:ascii="Arial" w:hAnsi="Arial" w:eastAsia="Arial" w:cs="Arial"/>
+                <w:i w:val="false"/>
+                <w:b w:val="false"/>
+                <w:u w:val="none"/>
+                <w:sz w:val="30"/>
+                <w:szCs w:val="30"/>
+                <w:color w:val="000000"/>
+              </w:rPr>
+              <w:br/>
+            </w:r>
+            <w:r>
+              <w:rPr>
+                <w:rFonts w:ascii="Arial" w:hAnsi="Arial" w:eastAsia="Arial" w:cs="Arial"/>
+                <w:i w:val="false"/>
+                <w:b w:val="false"/>
+                <w:u w:val="none"/>
+                <w:sz w:val="30"/>
+                <w:szCs w:val="30"/>
+                <w:color w:val="000000"/>
+              </w:rPr>
+              <w:t xml:space="preserve">Cost after: 700 AED</w:t>
+            </w:r>
+            <w:r>
+              <w:rPr>
+                <w:rFonts w:ascii="Arial" w:hAnsi="Arial" w:eastAsia="Arial" w:cs="Arial"/>
+                <w:i w:val="false"/>
+                <w:b w:val="false"/>
+                <w:u w:val="none"/>
+                <w:sz w:val="30"/>
+                <w:szCs w:val="30"/>
+                <w:color w:val="000000"/>
+              </w:rPr>
+              <w:br/>
+            </w:r>
+            <w:r>
+              <w:rPr>
+                <w:rFonts w:ascii="Arial" w:hAnsi="Arial" w:eastAsia="Arial" w:cs="Arial"/>
+                <w:i w:val="false"/>
+                <w:b w:val="false"/>
+                <w:u w:val="none"/>
+                <w:sz w:val="30"/>
+                <w:szCs w:val="30"/>
+                <w:color w:val="000000"/>
+              </w:rPr>
+              <w:br/>
+            </w:r>
+            <w:r>
+              <w:rPr>
+                <w:rFonts w:ascii="Arial" w:hAnsi="Arial" w:eastAsia="Arial" w:cs="Arial"/>
+                <w:i w:val="false"/>
+                <w:b w:val="false"/>
+                <w:u w:val="none"/>
+                <w:sz w:val="30"/>
+                <w:szCs w:val="30"/>
+                <w:color w:val="000000"/>
+              </w:rPr>
+              <w:t xml:space="preserve">Find your closest twin. Match on who you are, not on cost.</w:t>
+            </w:r>
+          </w:p>
+        </w:tc>
+        <w:tc>
+          <w:tcPr>
+            <w:tcBorders>
+              <w:bottom w:val="dashed" w:sz="8" w:space="0" w:color="9AA8B8"/>
+              <w:top w:val="dashed" w:sz="8" w:space="0" w:color="9AA8B8"/>
+              <w:left w:val="dashed" w:sz="8" w:space="0" w:color="9AA8B8"/>
+              <w:right w:val="dashed" w:sz="8" w:space="0" w:color="9AA8B8"/>
+            </w:tcBorders>
+            <w:shd w:val="clear" w:color="auto" w:fill="FFFFFF"/>
+            <w:tcMar>
+              <w:top w:w="0" w:type="dxa"/>
+              <w:bottom w:w="0" w:type="dxa"/>
+              <w:left w:w="0" w:type="dxa"/>
+              <w:right w:w="0" w:type="dxa"/>
+            </w:tcMar>
+            <w:vAlign w:val="top"/>
+          </w:tcPr>
+          <w:p>
+            <w:pPr>
+              <w:pStyle w:val="Normal"/>
+              <w:jc w:val="left"/>
+              <w:pBdr>
+                <w:bottom w:val="none" w:sz="0" w:space="0" w:color="000000"/>
+                <w:top w:val="none" w:sz="0" w:space="0" w:color="000000"/>
+                <w:left w:val="none" w:sz="0" w:space="0" w:color="000000"/>
+                <w:right w:val="none" w:sz="0" w:space="0" w:color="000000"/>
+              </w:pBdr>
+              <w:spacing w:after="200" w:before="200" w:line="240"/>
+              <w:ind w:left="200" w:right="200" w:firstLine="0" w:firstLineChars="0"/>
+            </w:pPr>
+            <w:r>
+              <w:rPr>
+                <w:rFonts w:ascii="Arial" w:hAnsi="Arial" w:eastAsia="Arial" w:cs="Arial"/>
+                <w:i w:val="false"/>
+                <w:b w:val="true"/>
+                <w:u w:val="none"/>
+                <w:sz w:val="40"/>
+                <w:szCs w:val="40"/>
+                <w:color w:val="063360"/>
+              </w:rPr>
+              <w:t xml:space="preserve">1  ·  Did not enrol</w:t>
+            </w:r>
+            <w:r>
+              <w:rPr>
+                <w:rFonts w:ascii="Arial" w:hAnsi="Arial" w:eastAsia="Arial" w:cs="Arial"/>
+                <w:i w:val="false"/>
+                <w:b w:val="false"/>
+                <w:u w:val="none"/>
+                <w:sz w:val="30"/>
+                <w:szCs w:val="30"/>
+                <w:color w:val="000000"/>
+              </w:rPr>
+              <w:br/>
+            </w:r>
+            <w:r>
+              <w:rPr>
+                <w:rFonts w:ascii="Arial" w:hAnsi="Arial" w:eastAsia="Arial" w:cs="Arial"/>
+                <w:i w:val="false"/>
+                <w:b w:val="false"/>
+                <w:u w:val="none"/>
+                <w:sz w:val="30"/>
+                <w:szCs w:val="30"/>
+                <w:color w:val="000000"/>
+              </w:rPr>
+              <w:t xml:space="preserve">Manager age: 39</w:t>
+            </w:r>
+            <w:r>
+              <w:rPr>
+                <w:rFonts w:ascii="Arial" w:hAnsi="Arial" w:eastAsia="Arial" w:cs="Arial"/>
+                <w:i w:val="false"/>
+                <w:b w:val="false"/>
+                <w:u w:val="none"/>
+                <w:sz w:val="30"/>
+                <w:szCs w:val="30"/>
+                <w:color w:val="000000"/>
+              </w:rPr>
+              <w:br/>
+            </w:r>
+            <w:r>
+              <w:rPr>
+                <w:rFonts w:ascii="Arial" w:hAnsi="Arial" w:eastAsia="Arial" w:cs="Arial"/>
+                <w:i w:val="false"/>
+                <w:b w:val="false"/>
+                <w:u w:val="none"/>
+                <w:sz w:val="30"/>
+                <w:szCs w:val="30"/>
+                <w:color w:val="000000"/>
+              </w:rPr>
+              <w:t xml:space="preserve">Size: large</w:t>
+            </w:r>
+            <w:r>
+              <w:rPr>
+                <w:rFonts w:ascii="Arial" w:hAnsi="Arial" w:eastAsia="Arial" w:cs="Arial"/>
+                <w:i w:val="false"/>
+                <w:b w:val="false"/>
+                <w:u w:val="none"/>
+                <w:sz w:val="30"/>
+                <w:szCs w:val="30"/>
+                <w:color w:val="000000"/>
+              </w:rPr>
+              <w:br/>
+            </w:r>
+            <w:r>
+              <w:rPr>
+                <w:rFonts w:ascii="Arial" w:hAnsi="Arial" w:eastAsia="Arial" w:cs="Arial"/>
+                <w:i w:val="false"/>
+                <w:b w:val="false"/>
+                <w:u w:val="none"/>
+                <w:sz w:val="30"/>
+                <w:szCs w:val="30"/>
+                <w:color w:val="000000"/>
+              </w:rPr>
+              <w:t xml:space="preserve">Cost after: 2,300 AED</w:t>
+            </w:r>
+            <w:r>
+              <w:rPr>
+                <w:rFonts w:ascii="Arial" w:hAnsi="Arial" w:eastAsia="Arial" w:cs="Arial"/>
+                <w:i w:val="false"/>
+                <w:b w:val="false"/>
+                <w:u w:val="none"/>
+                <w:sz w:val="30"/>
+                <w:szCs w:val="30"/>
+                <w:color w:val="000000"/>
+              </w:rPr>
+              <w:br/>
+            </w:r>
+            <w:r>
+              <w:rPr>
+                <w:rFonts w:ascii="Arial" w:hAnsi="Arial" w:eastAsia="Arial" w:cs="Arial"/>
+                <w:i w:val="false"/>
+                <w:b w:val="false"/>
+                <w:u w:val="none"/>
+                <w:sz w:val="30"/>
+                <w:szCs w:val="30"/>
+                <w:color w:val="000000"/>
+              </w:rPr>
+              <w:br/>
+            </w:r>
+            <w:r>
+              <w:rPr>
+                <w:rFonts w:ascii="Arial" w:hAnsi="Arial" w:eastAsia="Arial" w:cs="Arial"/>
+                <w:i w:val="false"/>
+                <w:b w:val="false"/>
+                <w:u w:val="none"/>
+                <w:sz w:val="30"/>
+                <w:szCs w:val="30"/>
+                <w:color w:val="000000"/>
+              </w:rPr>
+              <w:t xml:space="preserve">Wait to be chosen as someone's twin.</w:t>
+            </w:r>
+          </w:p>
+        </w:tc>
+      </w:tr>
+      <w:tr>
+        <w:trPr>
+          <w:trHeight w:val="3240" w:hRule="atLeast"/>
+        </w:trPr>
+        body3
+        <w:tc>
+          <w:tcPr>
+            <w:tcBorders>
+              <w:bottom w:val="dashed" w:sz="8" w:space="0" w:color="9AA8B8"/>
+              <w:top w:val="dashed" w:sz="8" w:space="0" w:color="9AA8B8"/>
+              <w:left w:val="dashed" w:sz="8" w:space="0" w:color="9AA8B8"/>
+              <w:right w:val="dashed" w:sz="8" w:space="0" w:color="9AA8B8"/>
+            </w:tcBorders>
+            <w:shd w:val="clear" w:color="auto" w:fill="FFFFFF"/>
+            <w:tcMar>
+              <w:top w:w="0" w:type="dxa"/>
+              <w:bottom w:w="0" w:type="dxa"/>
+              <w:left w:w="0" w:type="dxa"/>
+              <w:right w:w="0" w:type="dxa"/>
+            </w:tcMar>
+            <w:vAlign w:val="top"/>
+          </w:tcPr>
+          <w:p>
+            <w:pPr>
+              <w:pStyle w:val="Normal"/>
+              <w:jc w:val="left"/>
+              <w:pBdr>
+                <w:bottom w:val="none" w:sz="0" w:space="0" w:color="000000"/>
+                <w:top w:val="none" w:sz="0" w:space="0" w:color="000000"/>
+                <w:left w:val="none" w:sz="0" w:space="0" w:color="000000"/>
+                <w:right w:val="none" w:sz="0" w:space="0" w:color="000000"/>
+              </w:pBdr>
+              <w:spacing w:after="200" w:before="200" w:line="240"/>
+              <w:ind w:left="200" w:right="200" w:firstLine="0" w:firstLineChars="0"/>
+            </w:pPr>
+            <w:r>
+              <w:rPr>
+                <w:rFonts w:ascii="Arial" w:hAnsi="Arial" w:eastAsia="Arial" w:cs="Arial"/>
+                <w:i w:val="false"/>
+                <w:b w:val="true"/>
+                <w:u w:val="none"/>
+                <w:sz w:val="40"/>
+                <w:szCs w:val="40"/>
+                <w:color w:val="063360"/>
+              </w:rPr>
+              <w:t xml:space="preserve">2  ·  Did not enrol</w:t>
+            </w:r>
+            <w:r>
+              <w:rPr>
+                <w:rFonts w:ascii="Arial" w:hAnsi="Arial" w:eastAsia="Arial" w:cs="Arial"/>
+                <w:i w:val="false"/>
+                <w:b w:val="false"/>
+                <w:u w:val="none"/>
+                <w:sz w:val="30"/>
+                <w:szCs w:val="30"/>
+                <w:color w:val="000000"/>
+              </w:rPr>
+              <w:br/>
+            </w:r>
+            <w:r>
+              <w:rPr>
+                <w:rFonts w:ascii="Arial" w:hAnsi="Arial" w:eastAsia="Arial" w:cs="Arial"/>
+                <w:i w:val="false"/>
+                <w:b w:val="false"/>
+                <w:u w:val="none"/>
+                <w:sz w:val="30"/>
+                <w:szCs w:val="30"/>
+                <w:color w:val="000000"/>
+              </w:rPr>
+              <w:t xml:space="preserve">Manager age: 46</w:t>
+            </w:r>
+            <w:r>
+              <w:rPr>
+                <w:rFonts w:ascii="Arial" w:hAnsi="Arial" w:eastAsia="Arial" w:cs="Arial"/>
+                <w:i w:val="false"/>
+                <w:b w:val="false"/>
+                <w:u w:val="none"/>
+                <w:sz w:val="30"/>
+                <w:szCs w:val="30"/>
+                <w:color w:val="000000"/>
+              </w:rPr>
+              <w:br/>
+            </w:r>
+            <w:r>
+              <w:rPr>
+                <w:rFonts w:ascii="Arial" w:hAnsi="Arial" w:eastAsia="Arial" w:cs="Arial"/>
+                <w:i w:val="false"/>
+                <w:b w:val="false"/>
+                <w:u w:val="none"/>
+                <w:sz w:val="30"/>
+                <w:szCs w:val="30"/>
+                <w:color w:val="000000"/>
+              </w:rPr>
+              <w:t xml:space="preserve">Size: small</w:t>
+            </w:r>
+            <w:r>
+              <w:rPr>
+                <w:rFonts w:ascii="Arial" w:hAnsi="Arial" w:eastAsia="Arial" w:cs="Arial"/>
+                <w:i w:val="false"/>
+                <w:b w:val="false"/>
+                <w:u w:val="none"/>
+                <w:sz w:val="30"/>
+                <w:szCs w:val="30"/>
+                <w:color w:val="000000"/>
+              </w:rPr>
+              <w:br/>
+            </w:r>
+            <w:r>
+              <w:rPr>
+                <w:rFonts w:ascii="Arial" w:hAnsi="Arial" w:eastAsia="Arial" w:cs="Arial"/>
+                <w:i w:val="false"/>
+                <w:b w:val="false"/>
+                <w:u w:val="none"/>
+                <w:sz w:val="30"/>
+                <w:szCs w:val="30"/>
+                <w:color w:val="000000"/>
+              </w:rPr>
+              <w:t xml:space="preserve">Cost after: 1,900 AED</w:t>
+            </w:r>
+            <w:r>
+              <w:rPr>
+                <w:rFonts w:ascii="Arial" w:hAnsi="Arial" w:eastAsia="Arial" w:cs="Arial"/>
+                <w:i w:val="false"/>
+                <w:b w:val="false"/>
+                <w:u w:val="none"/>
+                <w:sz w:val="30"/>
+                <w:szCs w:val="30"/>
+                <w:color w:val="000000"/>
+              </w:rPr>
+              <w:br/>
+            </w:r>
+            <w:r>
+              <w:rPr>
+                <w:rFonts w:ascii="Arial" w:hAnsi="Arial" w:eastAsia="Arial" w:cs="Arial"/>
+                <w:i w:val="false"/>
+                <w:b w:val="false"/>
+                <w:u w:val="none"/>
+                <w:sz w:val="30"/>
+                <w:szCs w:val="30"/>
+                <w:color w:val="000000"/>
+              </w:rPr>
+              <w:br/>
+            </w:r>
+            <w:r>
+              <w:rPr>
+                <w:rFonts w:ascii="Arial" w:hAnsi="Arial" w:eastAsia="Arial" w:cs="Arial"/>
+                <w:i w:val="false"/>
+                <w:b w:val="false"/>
+                <w:u w:val="none"/>
+                <w:sz w:val="30"/>
+                <w:szCs w:val="30"/>
+                <w:color w:val="000000"/>
+              </w:rPr>
+              <w:t xml:space="preserve">Wait to be chosen as someone's twin.</w:t>
+            </w:r>
+          </w:p>
+        </w:tc>
+        <w:tc>
+          <w:tcPr>
+            <w:tcBorders>
+              <w:bottom w:val="dashed" w:sz="8" w:space="0" w:color="9AA8B8"/>
+              <w:top w:val="dashed" w:sz="8" w:space="0" w:color="9AA8B8"/>
+              <w:left w:val="dashed" w:sz="8" w:space="0" w:color="9AA8B8"/>
+              <w:right w:val="dashed" w:sz="8" w:space="0" w:color="9AA8B8"/>
+            </w:tcBorders>
+            <w:shd w:val="clear" w:color="auto" w:fill="FFFFFF"/>
+            <w:tcMar>
+              <w:top w:w="0" w:type="dxa"/>
+              <w:bottom w:w="0" w:type="dxa"/>
+              <w:left w:w="0" w:type="dxa"/>
+              <w:right w:w="0" w:type="dxa"/>
+            </w:tcMar>
+            <w:vAlign w:val="top"/>
+          </w:tcPr>
+          <w:p>
+            <w:pPr>
+              <w:pStyle w:val="Normal"/>
+              <w:jc w:val="left"/>
+              <w:pBdr>
+                <w:bottom w:val="none" w:sz="0" w:space="0" w:color="000000"/>
+                <w:top w:val="none" w:sz="0" w:space="0" w:color="000000"/>
+                <w:left w:val="none" w:sz="0" w:space="0" w:color="000000"/>
+                <w:right w:val="none" w:sz="0" w:space="0" w:color="000000"/>
+              </w:pBdr>
+              <w:spacing w:after="200" w:before="200" w:line="240"/>
+              <w:ind w:left="200" w:right="200" w:firstLine="0" w:firstLineChars="0"/>
+            </w:pPr>
+            <w:r>
+              <w:rPr>
+                <w:rFonts w:ascii="Arial" w:hAnsi="Arial" w:eastAsia="Arial" w:cs="Arial"/>
+                <w:i w:val="false"/>
+                <w:b w:val="true"/>
+                <w:u w:val="none"/>
+                <w:sz w:val="40"/>
+                <w:szCs w:val="40"/>
+                <w:color w:val="063360"/>
+              </w:rPr>
+              <w:t xml:space="preserve">3  ·  Did not enrol</w:t>
+            </w:r>
+            <w:r>
+              <w:rPr>
+                <w:rFonts w:ascii="Arial" w:hAnsi="Arial" w:eastAsia="Arial" w:cs="Arial"/>
+                <w:i w:val="false"/>
+                <w:b w:val="false"/>
+                <w:u w:val="none"/>
+                <w:sz w:val="30"/>
+                <w:szCs w:val="30"/>
+                <w:color w:val="000000"/>
+              </w:rPr>
+              <w:br/>
+            </w:r>
+            <w:r>
+              <w:rPr>
+                <w:rFonts w:ascii="Arial" w:hAnsi="Arial" w:eastAsia="Arial" w:cs="Arial"/>
+                <w:i w:val="false"/>
+                <w:b w:val="false"/>
+                <w:u w:val="none"/>
+                <w:sz w:val="30"/>
+                <w:szCs w:val="30"/>
+                <w:color w:val="000000"/>
+              </w:rPr>
+              <w:t xml:space="preserve">Manager age: 51</w:t>
+            </w:r>
+            <w:r>
+              <w:rPr>
+                <w:rFonts w:ascii="Arial" w:hAnsi="Arial" w:eastAsia="Arial" w:cs="Arial"/>
+                <w:i w:val="false"/>
+                <w:b w:val="false"/>
+                <w:u w:val="none"/>
+                <w:sz w:val="30"/>
+                <w:szCs w:val="30"/>
+                <w:color w:val="000000"/>
+              </w:rPr>
+              <w:br/>
+            </w:r>
+            <w:r>
+              <w:rPr>
+                <w:rFonts w:ascii="Arial" w:hAnsi="Arial" w:eastAsia="Arial" w:cs="Arial"/>
+                <w:i w:val="false"/>
+                <w:b w:val="false"/>
+                <w:u w:val="none"/>
+                <w:sz w:val="30"/>
+                <w:szCs w:val="30"/>
+                <w:color w:val="000000"/>
+              </w:rPr>
+              <w:t xml:space="preserve">Size: small</w:t>
+            </w:r>
+            <w:r>
+              <w:rPr>
+                <w:rFonts w:ascii="Arial" w:hAnsi="Arial" w:eastAsia="Arial" w:cs="Arial"/>
+                <w:i w:val="false"/>
+                <w:b w:val="false"/>
+                <w:u w:val="none"/>
+                <w:sz w:val="30"/>
+                <w:szCs w:val="30"/>
+                <w:color w:val="000000"/>
+              </w:rPr>
+              <w:br/>
+            </w:r>
+            <w:r>
+              <w:rPr>
+                <w:rFonts w:ascii="Arial" w:hAnsi="Arial" w:eastAsia="Arial" w:cs="Arial"/>
+                <w:i w:val="false"/>
+                <w:b w:val="false"/>
+                <w:u w:val="none"/>
+                <w:sz w:val="30"/>
+                <w:szCs w:val="30"/>
+                <w:color w:val="000000"/>
+              </w:rPr>
+              <w:t xml:space="preserve">Cost after: 1,800 AED</w:t>
+            </w:r>
+            <w:r>
+              <w:rPr>
+                <w:rFonts w:ascii="Arial" w:hAnsi="Arial" w:eastAsia="Arial" w:cs="Arial"/>
+                <w:i w:val="false"/>
+                <w:b w:val="false"/>
+                <w:u w:val="none"/>
+                <w:sz w:val="30"/>
+                <w:szCs w:val="30"/>
+                <w:color w:val="000000"/>
+              </w:rPr>
+              <w:br/>
+            </w:r>
+            <w:r>
+              <w:rPr>
+                <w:rFonts w:ascii="Arial" w:hAnsi="Arial" w:eastAsia="Arial" w:cs="Arial"/>
+                <w:i w:val="false"/>
+                <w:b w:val="false"/>
+                <w:u w:val="none"/>
+                <w:sz w:val="30"/>
+                <w:szCs w:val="30"/>
+                <w:color w:val="000000"/>
+              </w:rPr>
+              <w:br/>
+            </w:r>
+            <w:r>
+              <w:rPr>
+                <w:rFonts w:ascii="Arial" w:hAnsi="Arial" w:eastAsia="Arial" w:cs="Arial"/>
+                <w:i w:val="false"/>
+                <w:b w:val="false"/>
+                <w:u w:val="none"/>
+                <w:sz w:val="30"/>
+                <w:szCs w:val="30"/>
+                <w:color w:val="000000"/>
+              </w:rPr>
+              <w:t xml:space="preserve">Wait to be chosen as someone's twin.</w:t>
+            </w:r>
+          </w:p>
+        </w:tc>
+      </w:tr>
+      <w:tr>
+        <w:trPr>
+          <w:trHeight w:val="3240" w:hRule="atLeast"/>
+        </w:trPr>
+        body4
+        <w:tc>
+          <w:tcPr>
+            <w:tcBorders>
+              <w:bottom w:val="dashed" w:sz="8" w:space="0" w:color="9AA8B8"/>
+              <w:top w:val="dashed" w:sz="8" w:space="0" w:color="9AA8B8"/>
+              <w:left w:val="dashed" w:sz="8" w:space="0" w:color="9AA8B8"/>
+              <w:right w:val="dashed" w:sz="8" w:space="0" w:color="9AA8B8"/>
+            </w:tcBorders>
+            <w:shd w:val="clear" w:color="auto" w:fill="FFFFFF"/>
+            <w:tcMar>
+              <w:top w:w="0" w:type="dxa"/>
+              <w:bottom w:w="0" w:type="dxa"/>
+              <w:left w:w="0" w:type="dxa"/>
+              <w:right w:w="0" w:type="dxa"/>
+            </w:tcMar>
+            <w:vAlign w:val="top"/>
+          </w:tcPr>
+          <w:p>
+            <w:pPr>
+              <w:pStyle w:val="Normal"/>
+              <w:jc w:val="left"/>
+              <w:pBdr>
+                <w:bottom w:val="none" w:sz="0" w:space="0" w:color="000000"/>
+                <w:top w:val="none" w:sz="0" w:space="0" w:color="000000"/>
+                <w:left w:val="none" w:sz="0" w:space="0" w:color="000000"/>
+                <w:right w:val="none" w:sz="0" w:space="0" w:color="000000"/>
+              </w:pBdr>
+              <w:spacing w:after="200" w:before="200" w:line="240"/>
+              <w:ind w:left="200" w:right="200" w:firstLine="0" w:firstLineChars="0"/>
+            </w:pPr>
+            <w:r>
+              <w:rPr>
+                <w:rFonts w:ascii="Arial" w:hAnsi="Arial" w:eastAsia="Arial" w:cs="Arial"/>
+                <w:i w:val="false"/>
+                <w:b w:val="true"/>
+                <w:u w:val="none"/>
+                <w:sz w:val="40"/>
+                <w:szCs w:val="40"/>
+                <w:color w:val="063360"/>
+              </w:rPr>
+              <w:t xml:space="preserve">4  ·  Did not enrol</w:t>
+            </w:r>
+            <w:r>
+              <w:rPr>
+                <w:rFonts w:ascii="Arial" w:hAnsi="Arial" w:eastAsia="Arial" w:cs="Arial"/>
+                <w:i w:val="false"/>
+                <w:b w:val="false"/>
+                <w:u w:val="none"/>
+                <w:sz w:val="30"/>
+                <w:szCs w:val="30"/>
+                <w:color w:val="000000"/>
+              </w:rPr>
+              <w:br/>
+            </w:r>
+            <w:r>
+              <w:rPr>
+                <w:rFonts w:ascii="Arial" w:hAnsi="Arial" w:eastAsia="Arial" w:cs="Arial"/>
+                <w:i w:val="false"/>
+                <w:b w:val="false"/>
+                <w:u w:val="none"/>
+                <w:sz w:val="30"/>
+                <w:szCs w:val="30"/>
+                <w:color w:val="000000"/>
+              </w:rPr>
+              <w:t xml:space="preserve">Manager age: 29</w:t>
+            </w:r>
+            <w:r>
+              <w:rPr>
+                <w:rFonts w:ascii="Arial" w:hAnsi="Arial" w:eastAsia="Arial" w:cs="Arial"/>
+                <w:i w:val="false"/>
+                <w:b w:val="false"/>
+                <w:u w:val="none"/>
+                <w:sz w:val="30"/>
+                <w:szCs w:val="30"/>
+                <w:color w:val="000000"/>
+              </w:rPr>
+              <w:br/>
+            </w:r>
+            <w:r>
+              <w:rPr>
+                <w:rFonts w:ascii="Arial" w:hAnsi="Arial" w:eastAsia="Arial" w:cs="Arial"/>
+                <w:i w:val="false"/>
+                <w:b w:val="false"/>
+                <w:u w:val="none"/>
+                <w:sz w:val="30"/>
+                <w:szCs w:val="30"/>
+                <w:color w:val="000000"/>
+              </w:rPr>
+              <w:t xml:space="preserve">Size: large</w:t>
+            </w:r>
+            <w:r>
+              <w:rPr>
+                <w:rFonts w:ascii="Arial" w:hAnsi="Arial" w:eastAsia="Arial" w:cs="Arial"/>
+                <w:i w:val="false"/>
+                <w:b w:val="false"/>
+                <w:u w:val="none"/>
+                <w:sz w:val="30"/>
+                <w:szCs w:val="30"/>
+                <w:color w:val="000000"/>
+              </w:rPr>
+              <w:br/>
+            </w:r>
+            <w:r>
+              <w:rPr>
+                <w:rFonts w:ascii="Arial" w:hAnsi="Arial" w:eastAsia="Arial" w:cs="Arial"/>
+                <w:i w:val="false"/>
+                <w:b w:val="false"/>
+                <w:u w:val="none"/>
+                <w:sz w:val="30"/>
+                <w:szCs w:val="30"/>
+                <w:color w:val="000000"/>
+              </w:rPr>
+              <w:t xml:space="preserve">Cost after: 2,600 AED</w:t>
+            </w:r>
+            <w:r>
+              <w:rPr>
+                <w:rFonts w:ascii="Arial" w:hAnsi="Arial" w:eastAsia="Arial" w:cs="Arial"/>
+                <w:i w:val="false"/>
+                <w:b w:val="false"/>
+                <w:u w:val="none"/>
+                <w:sz w:val="30"/>
+                <w:szCs w:val="30"/>
+                <w:color w:val="000000"/>
+              </w:rPr>
+              <w:br/>
+            </w:r>
+            <w:r>
+              <w:rPr>
+                <w:rFonts w:ascii="Arial" w:hAnsi="Arial" w:eastAsia="Arial" w:cs="Arial"/>
+                <w:i w:val="false"/>
+                <w:b w:val="false"/>
+                <w:u w:val="none"/>
+                <w:sz w:val="30"/>
+                <w:szCs w:val="30"/>
+                <w:color w:val="000000"/>
+              </w:rPr>
+              <w:br/>
+            </w:r>
+            <w:r>
+              <w:rPr>
+                <w:rFonts w:ascii="Arial" w:hAnsi="Arial" w:eastAsia="Arial" w:cs="Arial"/>
+                <w:i w:val="false"/>
+                <w:b w:val="false"/>
+                <w:u w:val="none"/>
+                <w:sz w:val="30"/>
+                <w:szCs w:val="30"/>
+                <w:color w:val="000000"/>
+              </w:rPr>
+              <w:t xml:space="preserve">Wait to be chosen as someone's twin.</w:t>
+            </w:r>
+          </w:p>
+        </w:tc>
+        <w:tc>
+          <w:tcPr>
+            <w:tcBorders>
+              <w:bottom w:val="dashed" w:sz="8" w:space="0" w:color="9AA8B8"/>
+              <w:top w:val="dashed" w:sz="8" w:space="0" w:color="9AA8B8"/>
+              <w:left w:val="dashed" w:sz="8" w:space="0" w:color="9AA8B8"/>
+              <w:right w:val="dashed" w:sz="8" w:space="0" w:color="9AA8B8"/>
+            </w:tcBorders>
+            <w:shd w:val="clear" w:color="auto" w:fill="FFFFFF"/>
+            <w:tcMar>
+              <w:top w:w="0" w:type="dxa"/>
+              <w:bottom w:w="0" w:type="dxa"/>
+              <w:left w:w="0" w:type="dxa"/>
+              <w:right w:w="0" w:type="dxa"/>
+            </w:tcMar>
+            <w:vAlign w:val="top"/>
+          </w:tcPr>
+          <w:p>
+            <w:pPr>
+              <w:pStyle w:val="Normal"/>
+              <w:jc w:val="left"/>
+              <w:pBdr>
+                <w:bottom w:val="none" w:sz="0" w:space="0" w:color="000000"/>
+                <w:top w:val="none" w:sz="0" w:space="0" w:color="000000"/>
+                <w:left w:val="none" w:sz="0" w:space="0" w:color="000000"/>
+                <w:right w:val="none" w:sz="0" w:space="0" w:color="000000"/>
+              </w:pBdr>
+              <w:spacing w:after="200" w:before="200" w:line="240"/>
+              <w:ind w:left="200" w:right="200" w:firstLine="0" w:firstLineChars="0"/>
+            </w:pPr>
+            <w:r>
+              <w:rPr>
+                <w:rFonts w:ascii="Arial" w:hAnsi="DejaVu Sans" w:eastAsia="DejaVu Sans" w:cs="DejaVu Sans"/>
+                <w:i w:val="false"/>
+                <w:b w:val="false"/>
+                <w:u w:val="none"/>
+                <w:sz w:val="21"/>
+                <w:szCs w:val="21"/>
+                <w:color w:val="000000"/>
+              </w:rPr>
+              <w:t xml:space="preserve"/>
+            </w:r>
+          </w:p>
+        </w:tc>
+      </w:tr>
+    </w:tbl>
+    <w:p>
+      <w:pPr>
+        <w:pStyle w:val="Normal"/>
+        <w:jc w:val="left"/>
+        <w:pBdr>
+          <w:bottom w:val="none" w:sz="0" w:space="0" w:color="000000"/>
+          <w:top w:val="none" w:sz="0" w:space="0" w:color="000000"/>
+          <w:left w:val="none" w:sz="0" w:space="0" w:color="000000"/>
+          <w:right w:val="none" w:sz="0" w:space="0" w:color="000000"/>
+        </w:pBdr>
+        <w:spacing w:after="80" w:before="0" w:line="240"/>
+        <w:ind w:left="0" w:right="0" w:firstLine="0" w:firstLineChars="0"/>
+      </w:pPr>
+      <w:r>
+        <w:rPr>
+          <w:rFonts w:ascii="Arial" w:hAnsi="Arial" w:eastAsia="Arial" w:cs="Arial"/>
+          <w:i w:val="true"/>
+          <w:b w:val="false"/>
+          <w:u w:val="none"/>
+          <w:sz w:val="17"/>
+          <w:szCs w:val="17"/>
+          <w:color w:val="545860"/>
+        </w:rPr>
+        <w:t xml:space="preserve">These seven businesses are invented for the exercise.</w:t>
+      </w:r>
+    </w:p>
+    <w:p>
+      <w:pPr/>
+      <w:r>
+        <w:br w:type="page"/>
+      </w:r>
+    </w:p>
+    <w:p>
+      <w:pPr>
+        <w:pStyle w:val="Normal"/>
+        <w:jc w:val="left"/>
+        <w:pBdr>
+          <w:bottom w:val="none" w:sz="0" w:space="0" w:color="000000"/>
+          <w:top w:val="none" w:sz="0" w:space="0" w:color="000000"/>
+          <w:left w:val="none" w:sz="0" w:space="0" w:color="000000"/>
+          <w:right w:val="none" w:sz="0" w:space="0" w:color="000000"/>
+        </w:pBdr>
+        <w:spacing w:after="0" w:before="0" w:line="240"/>
+        <w:ind w:left="0" w:right="0" w:firstLine="0" w:firstLineChars="0"/>
+      </w:pPr>
+      <w:r>
+        <w:rPr>
+          <w:rFonts w:ascii="Arial" w:hAnsi="Arial" w:eastAsia="Arial" w:cs="Arial"/>
+          <w:i w:val="false"/>
+          <w:b w:val="false"/>
+          <w:u w:val="none"/>
+          <w:sz w:val="18"/>
+          <w:szCs w:val="18"/>
+          <w:color w:val="545860"/>
+        </w:rPr>
+        <w:t xml:space="preserve">Module 2 · Day 2, Session 3 · Reading Matching Results</w:t>
+      </w:r>
+    </w:p>
+    <w:p>
+      <w:pPr>
+        <w:pStyle w:val="Normal"/>
+        <w:jc w:val="left"/>
+        <w:pBdr>
+          <w:bottom w:val="none" w:sz="0" w:space="0" w:color="000000"/>
+          <w:top w:val="none" w:sz="0" w:space="0" w:color="000000"/>
+          <w:left w:val="none" w:sz="0" w:space="0" w:color="000000"/>
+          <w:right w:val="none" w:sz="0" w:space="0" w:color="000000"/>
+        </w:pBdr>
+        <w:spacing w:after="40" w:before="0" w:line="240"/>
+        <w:ind w:left="0" w:right="0" w:firstLine="0" w:firstLineChars="0"/>
+      </w:pPr>
+      <w:r>
+        <w:rPr>
+          <w:rFonts w:ascii="Arial" w:hAnsi="Arial" w:eastAsia="Arial" w:cs="Arial"/>
+          <w:i w:val="false"/>
+          <w:b w:val="true"/>
+          <w:u w:val="none"/>
           <w:sz w:val="36"/>
           <w:szCs w:val="36"/>
           <w:color w:val="063360"/>
@@ -3151,7 +3875,6 @@
           <w:i w:val="true"/>
           <w:b w:val="false"/>
           <w:u w:val="none"/>
-          <w:strike w:val="false"/>
           <w:sz w:val="18"/>
           <w:szCs w:val="18"/>
           <w:color w:val="215A9E"/>
@@ -3178,7 +3901,6 @@
           <w:i w:val="false"/>
           <w:b w:val="false"/>
           <w:u w:val="none"/>
-          <w:strike w:val="false"/>
           <w:sz w:val="22"/>
           <w:szCs w:val="22"/>
           <w:color w:val="000000"/>
@@ -3202,6 +3924,7 @@
           <w:trHeight w:val="360" w:hRule="auto"/>
           <w:tblHeader/>
         </w:trPr>
+        header1
         <w:tc>
           <w:tcPr>
             <w:tcBorders>
@@ -3231,24 +3954,13 @@
               </w:pBdr>
               <w:spacing w:after="80" w:before="80" w:line="240"/>
               <w:ind w:left="80" w:right="80" w:firstLine="0" w:firstLineChars="0"/>
-              <w:rPr>
-                <w:rFonts w:ascii="Arial" w:hAnsi="Arial" w:eastAsia="Arial" w:cs="Arial"/>
+            </w:pPr>
+            <w:r>
+              <w:rPr>
+                <w:rFonts w:ascii="Arial" w:hAnsi="DejaVu Sans" w:eastAsia="DejaVu Sans" w:cs="DejaVu Sans"/>
                 <w:i w:val="false"/>
                 <w:b w:val="true"/>
                 <w:u w:val="none"/>
-                <w:strike w:val="false"/>
-                <w:sz w:val="21"/>
-                <w:szCs w:val="21"/>
-                <w:color w:val="063360"/>
-              </w:rPr>
-            </w:pPr>
-            <w:r>
-              <w:rPr>
-                <w:rFonts w:ascii="Arial" w:hAnsi="Arial" w:eastAsia="Arial" w:cs="Arial"/>
-                <w:i w:val="false"/>
-                <w:b w:val="true"/>
-                <w:u w:val="none"/>
-                <w:strike w:val="false"/>
                 <w:sz w:val="21"/>
                 <w:szCs w:val="21"/>
                 <w:color w:val="063360"/>
@@ -3286,24 +3998,13 @@
               </w:pBdr>
               <w:spacing w:after="80" w:before="80" w:line="240"/>
               <w:ind w:left="80" w:right="80" w:firstLine="0" w:firstLineChars="0"/>
-              <w:rPr>
-                <w:rFonts w:ascii="Arial" w:hAnsi="Arial" w:eastAsia="Arial" w:cs="Arial"/>
+            </w:pPr>
+            <w:r>
+              <w:rPr>
+                <w:rFonts w:ascii="Arial" w:hAnsi="DejaVu Sans" w:eastAsia="DejaVu Sans" w:cs="DejaVu Sans"/>
                 <w:i w:val="false"/>
                 <w:b w:val="true"/>
                 <w:u w:val="none"/>
-                <w:strike w:val="false"/>
-                <w:sz w:val="21"/>
-                <w:szCs w:val="21"/>
-                <w:color w:val="063360"/>
-              </w:rPr>
-            </w:pPr>
-            <w:r>
-              <w:rPr>
-                <w:rFonts w:ascii="Arial" w:hAnsi="Arial" w:eastAsia="Arial" w:cs="Arial"/>
-                <w:i w:val="false"/>
-                <w:b w:val="true"/>
-                <w:u w:val="none"/>
-                <w:strike w:val="false"/>
                 <w:sz w:val="21"/>
                 <w:szCs w:val="21"/>
                 <w:color w:val="063360"/>
@@ -3341,24 +4042,13 @@
               </w:pBdr>
               <w:spacing w:after="80" w:before="80" w:line="240"/>
               <w:ind w:left="80" w:right="80" w:firstLine="0" w:firstLineChars="0"/>
-              <w:rPr>
-                <w:rFonts w:ascii="Arial" w:hAnsi="Arial" w:eastAsia="Arial" w:cs="Arial"/>
+            </w:pPr>
+            <w:r>
+              <w:rPr>
+                <w:rFonts w:ascii="Arial" w:hAnsi="DejaVu Sans" w:eastAsia="DejaVu Sans" w:cs="DejaVu Sans"/>
                 <w:i w:val="false"/>
                 <w:b w:val="true"/>
                 <w:u w:val="none"/>
-                <w:strike w:val="false"/>
-                <w:sz w:val="21"/>
-                <w:szCs w:val="21"/>
-                <w:color w:val="063360"/>
-              </w:rPr>
-            </w:pPr>
-            <w:r>
-              <w:rPr>
-                <w:rFonts w:ascii="Arial" w:hAnsi="Arial" w:eastAsia="Arial" w:cs="Arial"/>
-                <w:i w:val="false"/>
-                <w:b w:val="true"/>
-                <w:u w:val="none"/>
-                <w:strike w:val="false"/>
                 <w:sz w:val="21"/>
                 <w:szCs w:val="21"/>
                 <w:color w:val="063360"/>
@@ -3372,6 +4062,7 @@
         <w:trPr>
           <w:trHeight w:val="360" w:hRule="auto"/>
         </w:trPr>
+        body1
         <w:tc>
           <w:tcPr>
             <w:tcBorders>
@@ -3401,24 +4092,13 @@
               </w:pBdr>
               <w:spacing w:after="80" w:before="80" w:line="240"/>
               <w:ind w:left="80" w:right="80" w:firstLine="0" w:firstLineChars="0"/>
-              <w:rPr>
-                <w:rFonts w:ascii="Arial" w:hAnsi="Arial" w:eastAsia="Arial" w:cs="Arial"/>
-                <w:i w:val="false"/>
-                <w:b w:val="false"/>
-                <w:u w:val="none"/>
-                <w:strike w:val="false"/>
-                <w:sz w:val="21"/>
-                <w:szCs w:val="21"/>
-                <w:color w:val="000000"/>
-              </w:rPr>
             </w:pPr>
             <w:r>
               <w:rPr>
-                <w:rFonts w:ascii="Arial" w:hAnsi="Arial" w:eastAsia="Arial" w:cs="Arial"/>
-                <w:i w:val="false"/>
-                <w:b w:val="false"/>
-                <w:u w:val="none"/>
-                <w:strike w:val="false"/>
+                <w:rFonts w:ascii="Arial" w:hAnsi="DejaVu Sans" w:eastAsia="DejaVu Sans" w:cs="DejaVu Sans"/>
+                <w:i w:val="false"/>
+                <w:b w:val="false"/>
+                <w:u w:val="none"/>
                 <w:sz w:val="21"/>
                 <w:szCs w:val="21"/>
                 <w:color w:val="000000"/>
@@ -3456,24 +4136,13 @@
               </w:pBdr>
               <w:spacing w:after="80" w:before="80" w:line="240"/>
               <w:ind w:left="80" w:right="80" w:firstLine="0" w:firstLineChars="0"/>
-              <w:rPr>
-                <w:rFonts w:ascii="Arial" w:hAnsi="Arial" w:eastAsia="Arial" w:cs="Arial"/>
-                <w:i w:val="false"/>
-                <w:b w:val="false"/>
-                <w:u w:val="none"/>
-                <w:strike w:val="false"/>
-                <w:sz w:val="21"/>
-                <w:szCs w:val="21"/>
-                <w:color w:val="000000"/>
-              </w:rPr>
             </w:pPr>
             <w:r>
               <w:rPr>
-                <w:rFonts w:ascii="Arial" w:hAnsi="Arial" w:eastAsia="Arial" w:cs="Arial"/>
-                <w:i w:val="false"/>
-                <w:b w:val="false"/>
-                <w:u w:val="none"/>
-                <w:strike w:val="false"/>
+                <w:rFonts w:ascii="Arial" w:hAnsi="DejaVu Sans" w:eastAsia="DejaVu Sans" w:cs="DejaVu Sans"/>
+                <w:i w:val="false"/>
+                <w:b w:val="false"/>
+                <w:u w:val="none"/>
                 <w:sz w:val="21"/>
                 <w:szCs w:val="21"/>
                 <w:color w:val="000000"/>
@@ -3511,24 +4180,13 @@
               </w:pBdr>
               <w:spacing w:after="80" w:before="80" w:line="240"/>
               <w:ind w:left="80" w:right="80" w:firstLine="0" w:firstLineChars="0"/>
-              <w:rPr>
-                <w:rFonts w:ascii="Arial" w:hAnsi="Arial" w:eastAsia="Arial" w:cs="Arial"/>
-                <w:i w:val="false"/>
-                <w:b w:val="false"/>
-                <w:u w:val="none"/>
-                <w:strike w:val="false"/>
-                <w:sz w:val="21"/>
-                <w:szCs w:val="21"/>
-                <w:color w:val="000000"/>
-              </w:rPr>
             </w:pPr>
             <w:r>
               <w:rPr>
-                <w:rFonts w:ascii="Arial" w:hAnsi="Arial" w:eastAsia="Arial" w:cs="Arial"/>
-                <w:i w:val="false"/>
-                <w:b w:val="false"/>
-                <w:u w:val="none"/>
-                <w:strike w:val="false"/>
+                <w:rFonts w:ascii="Arial" w:hAnsi="DejaVu Sans" w:eastAsia="DejaVu Sans" w:cs="DejaVu Sans"/>
+                <w:i w:val="false"/>
+                <w:b w:val="false"/>
+                <w:u w:val="none"/>
                 <w:sz w:val="21"/>
                 <w:szCs w:val="21"/>
                 <w:color w:val="000000"/>
@@ -3542,6 +4200,7 @@
         <w:trPr>
           <w:trHeight w:val="360" w:hRule="auto"/>
         </w:trPr>
+        body2
         <w:tc>
           <w:tcPr>
             <w:tcBorders>
@@ -3571,24 +4230,13 @@
               </w:pBdr>
               <w:spacing w:after="80" w:before="80" w:line="240"/>
               <w:ind w:left="80" w:right="80" w:firstLine="0" w:firstLineChars="0"/>
-              <w:rPr>
-                <w:rFonts w:ascii="Arial" w:hAnsi="Arial" w:eastAsia="Arial" w:cs="Arial"/>
-                <w:i w:val="false"/>
-                <w:b w:val="false"/>
-                <w:u w:val="none"/>
-                <w:strike w:val="false"/>
-                <w:sz w:val="21"/>
-                <w:szCs w:val="21"/>
-                <w:color w:val="000000"/>
-              </w:rPr>
             </w:pPr>
             <w:r>
               <w:rPr>
-                <w:rFonts w:ascii="Arial" w:hAnsi="Arial" w:eastAsia="Arial" w:cs="Arial"/>
-                <w:i w:val="false"/>
-                <w:b w:val="false"/>
-                <w:u w:val="none"/>
-                <w:strike w:val="false"/>
+                <w:rFonts w:ascii="Arial" w:hAnsi="DejaVu Sans" w:eastAsia="DejaVu Sans" w:cs="DejaVu Sans"/>
+                <w:i w:val="false"/>
+                <w:b w:val="false"/>
+                <w:u w:val="none"/>
                 <w:sz w:val="21"/>
                 <w:szCs w:val="21"/>
                 <w:color w:val="000000"/>
@@ -3626,24 +4274,13 @@
               </w:pBdr>
               <w:spacing w:after="80" w:before="80" w:line="240"/>
               <w:ind w:left="80" w:right="80" w:firstLine="0" w:firstLineChars="0"/>
-              <w:rPr>
-                <w:rFonts w:ascii="Arial" w:hAnsi="Arial" w:eastAsia="Arial" w:cs="Arial"/>
-                <w:i w:val="false"/>
-                <w:b w:val="false"/>
-                <w:u w:val="none"/>
-                <w:strike w:val="false"/>
-                <w:sz w:val="21"/>
-                <w:szCs w:val="21"/>
-                <w:color w:val="000000"/>
-              </w:rPr>
             </w:pPr>
             <w:r>
               <w:rPr>
-                <w:rFonts w:ascii="Arial" w:hAnsi="Arial" w:eastAsia="Arial" w:cs="Arial"/>
-                <w:i w:val="false"/>
-                <w:b w:val="false"/>
-                <w:u w:val="none"/>
-                <w:strike w:val="false"/>
+                <w:rFonts w:ascii="Arial" w:hAnsi="DejaVu Sans" w:eastAsia="DejaVu Sans" w:cs="DejaVu Sans"/>
+                <w:i w:val="false"/>
+                <w:b w:val="false"/>
+                <w:u w:val="none"/>
                 <w:sz w:val="21"/>
                 <w:szCs w:val="21"/>
                 <w:color w:val="000000"/>
@@ -3681,24 +4318,13 @@
               </w:pBdr>
               <w:spacing w:after="80" w:before="80" w:line="240"/>
               <w:ind w:left="80" w:right="80" w:firstLine="0" w:firstLineChars="0"/>
-              <w:rPr>
-                <w:rFonts w:ascii="Arial" w:hAnsi="Arial" w:eastAsia="Arial" w:cs="Arial"/>
-                <w:i w:val="false"/>
-                <w:b w:val="false"/>
-                <w:u w:val="none"/>
-                <w:strike w:val="false"/>
-                <w:sz w:val="21"/>
-                <w:szCs w:val="21"/>
-                <w:color w:val="000000"/>
-              </w:rPr>
             </w:pPr>
             <w:r>
               <w:rPr>
-                <w:rFonts w:ascii="Arial" w:hAnsi="Arial" w:eastAsia="Arial" w:cs="Arial"/>
-                <w:i w:val="false"/>
-                <w:b w:val="false"/>
-                <w:u w:val="none"/>
-                <w:strike w:val="false"/>
+                <w:rFonts w:ascii="Arial" w:hAnsi="DejaVu Sans" w:eastAsia="DejaVu Sans" w:cs="DejaVu Sans"/>
+                <w:i w:val="false"/>
+                <w:b w:val="false"/>
+                <w:u w:val="none"/>
                 <w:sz w:val="21"/>
                 <w:szCs w:val="21"/>
                 <w:color w:val="000000"/>
@@ -3712,6 +4338,7 @@
         <w:trPr>
           <w:trHeight w:val="360" w:hRule="auto"/>
         </w:trPr>
+        body3
         <w:tc>
           <w:tcPr>
             <w:tcBorders>
@@ -3741,24 +4368,13 @@
               </w:pBdr>
               <w:spacing w:after="80" w:before="80" w:line="240"/>
               <w:ind w:left="80" w:right="80" w:firstLine="0" w:firstLineChars="0"/>
-              <w:rPr>
-                <w:rFonts w:ascii="Arial" w:hAnsi="Arial" w:eastAsia="Arial" w:cs="Arial"/>
-                <w:i w:val="false"/>
-                <w:b w:val="false"/>
-                <w:u w:val="none"/>
-                <w:strike w:val="false"/>
-                <w:sz w:val="21"/>
-                <w:szCs w:val="21"/>
-                <w:color w:val="000000"/>
-              </w:rPr>
             </w:pPr>
             <w:r>
               <w:rPr>
-                <w:rFonts w:ascii="Arial" w:hAnsi="Arial" w:eastAsia="Arial" w:cs="Arial"/>
-                <w:i w:val="false"/>
-                <w:b w:val="false"/>
-                <w:u w:val="none"/>
-                <w:strike w:val="false"/>
+                <w:rFonts w:ascii="Arial" w:hAnsi="DejaVu Sans" w:eastAsia="DejaVu Sans" w:cs="DejaVu Sans"/>
+                <w:i w:val="false"/>
+                <w:b w:val="false"/>
+                <w:u w:val="none"/>
                 <w:sz w:val="21"/>
                 <w:szCs w:val="21"/>
                 <w:color w:val="000000"/>
@@ -3796,24 +4412,13 @@
               </w:pBdr>
               <w:spacing w:after="80" w:before="80" w:line="240"/>
               <w:ind w:left="80" w:right="80" w:firstLine="0" w:firstLineChars="0"/>
-              <w:rPr>
-                <w:rFonts w:ascii="Arial" w:hAnsi="Arial" w:eastAsia="Arial" w:cs="Arial"/>
-                <w:i w:val="false"/>
-                <w:b w:val="false"/>
-                <w:u w:val="none"/>
-                <w:strike w:val="false"/>
-                <w:sz w:val="21"/>
-                <w:szCs w:val="21"/>
-                <w:color w:val="000000"/>
-              </w:rPr>
             </w:pPr>
             <w:r>
               <w:rPr>
-                <w:rFonts w:ascii="Arial" w:hAnsi="Arial" w:eastAsia="Arial" w:cs="Arial"/>
-                <w:i w:val="false"/>
-                <w:b w:val="false"/>
-                <w:u w:val="none"/>
-                <w:strike w:val="false"/>
+                <w:rFonts w:ascii="Arial" w:hAnsi="DejaVu Sans" w:eastAsia="DejaVu Sans" w:cs="DejaVu Sans"/>
+                <w:i w:val="false"/>
+                <w:b w:val="false"/>
+                <w:u w:val="none"/>
                 <w:sz w:val="21"/>
                 <w:szCs w:val="21"/>
                 <w:color w:val="000000"/>
@@ -3851,24 +4456,13 @@
               </w:pBdr>
               <w:spacing w:after="80" w:before="80" w:line="240"/>
               <w:ind w:left="80" w:right="80" w:firstLine="0" w:firstLineChars="0"/>
-              <w:rPr>
-                <w:rFonts w:ascii="Arial" w:hAnsi="Arial" w:eastAsia="Arial" w:cs="Arial"/>
-                <w:i w:val="false"/>
-                <w:b w:val="false"/>
-                <w:u w:val="none"/>
-                <w:strike w:val="false"/>
-                <w:sz w:val="21"/>
-                <w:szCs w:val="21"/>
-                <w:color w:val="000000"/>
-              </w:rPr>
             </w:pPr>
             <w:r>
               <w:rPr>
-                <w:rFonts w:ascii="Arial" w:hAnsi="Arial" w:eastAsia="Arial" w:cs="Arial"/>
-                <w:i w:val="false"/>
-                <w:b w:val="false"/>
-                <w:u w:val="none"/>
-                <w:strike w:val="false"/>
+                <w:rFonts w:ascii="Arial" w:hAnsi="DejaVu Sans" w:eastAsia="DejaVu Sans" w:cs="DejaVu Sans"/>
+                <w:i w:val="false"/>
+                <w:b w:val="false"/>
+                <w:u w:val="none"/>
                 <w:sz w:val="21"/>
                 <w:szCs w:val="21"/>
                 <w:color w:val="000000"/>
@@ -3882,6 +4476,7 @@
         <w:trPr>
           <w:trHeight w:val="360" w:hRule="auto"/>
         </w:trPr>
+        body4
         <w:tc>
           <w:tcPr>
             <w:tcBorders>
@@ -3911,24 +4506,13 @@
               </w:pBdr>
               <w:spacing w:after="80" w:before="80" w:line="240"/>
               <w:ind w:left="80" w:right="80" w:firstLine="0" w:firstLineChars="0"/>
-              <w:rPr>
-                <w:rFonts w:ascii="Arial" w:hAnsi="Arial" w:eastAsia="Arial" w:cs="Arial"/>
-                <w:i w:val="false"/>
-                <w:b w:val="false"/>
-                <w:u w:val="none"/>
-                <w:strike w:val="false"/>
-                <w:sz w:val="21"/>
-                <w:szCs w:val="21"/>
-                <w:color w:val="000000"/>
-              </w:rPr>
             </w:pPr>
             <w:r>
               <w:rPr>
-                <w:rFonts w:ascii="Arial" w:hAnsi="Arial" w:eastAsia="Arial" w:cs="Arial"/>
-                <w:i w:val="false"/>
-                <w:b w:val="false"/>
-                <w:u w:val="none"/>
-                <w:strike w:val="false"/>
+                <w:rFonts w:ascii="Arial" w:hAnsi="DejaVu Sans" w:eastAsia="DejaVu Sans" w:cs="DejaVu Sans"/>
+                <w:i w:val="false"/>
+                <w:b w:val="false"/>
+                <w:u w:val="none"/>
                 <w:sz w:val="21"/>
                 <w:szCs w:val="21"/>
                 <w:color w:val="000000"/>
@@ -3966,24 +4550,13 @@
               </w:pBdr>
               <w:spacing w:after="80" w:before="80" w:line="240"/>
               <w:ind w:left="80" w:right="80" w:firstLine="0" w:firstLineChars="0"/>
-              <w:rPr>
-                <w:rFonts w:ascii="Arial" w:hAnsi="Arial" w:eastAsia="Arial" w:cs="Arial"/>
-                <w:i w:val="false"/>
-                <w:b w:val="false"/>
-                <w:u w:val="none"/>
-                <w:strike w:val="false"/>
-                <w:sz w:val="21"/>
-                <w:szCs w:val="21"/>
-                <w:color w:val="000000"/>
-              </w:rPr>
             </w:pPr>
             <w:r>
               <w:rPr>
-                <w:rFonts w:ascii="Arial" w:hAnsi="Arial" w:eastAsia="Arial" w:cs="Arial"/>
-                <w:i w:val="false"/>
-                <w:b w:val="false"/>
-                <w:u w:val="none"/>
-                <w:strike w:val="false"/>
+                <w:rFonts w:ascii="Arial" w:hAnsi="DejaVu Sans" w:eastAsia="DejaVu Sans" w:cs="DejaVu Sans"/>
+                <w:i w:val="false"/>
+                <w:b w:val="false"/>
+                <w:u w:val="none"/>
                 <w:sz w:val="21"/>
                 <w:szCs w:val="21"/>
                 <w:color w:val="000000"/>
@@ -4021,24 +4594,13 @@
               </w:pBdr>
               <w:spacing w:after="80" w:before="80" w:line="240"/>
               <w:ind w:left="80" w:right="80" w:firstLine="0" w:firstLineChars="0"/>
-              <w:rPr>
-                <w:rFonts w:ascii="Arial" w:hAnsi="Arial" w:eastAsia="Arial" w:cs="Arial"/>
-                <w:i w:val="false"/>
-                <w:b w:val="false"/>
-                <w:u w:val="none"/>
-                <w:strike w:val="false"/>
-                <w:sz w:val="21"/>
-                <w:szCs w:val="21"/>
-                <w:color w:val="000000"/>
-              </w:rPr>
             </w:pPr>
             <w:r>
               <w:rPr>
-                <w:rFonts w:ascii="Arial" w:hAnsi="Arial" w:eastAsia="Arial" w:cs="Arial"/>
-                <w:i w:val="false"/>
-                <w:b w:val="false"/>
-                <w:u w:val="none"/>
-                <w:strike w:val="false"/>
+                <w:rFonts w:ascii="Arial" w:hAnsi="DejaVu Sans" w:eastAsia="DejaVu Sans" w:cs="DejaVu Sans"/>
+                <w:i w:val="false"/>
+                <w:b w:val="false"/>
+                <w:u w:val="none"/>
                 <w:sz w:val="21"/>
                 <w:szCs w:val="21"/>
                 <w:color w:val="000000"/>
@@ -4052,6 +4614,7 @@
         <w:trPr>
           <w:trHeight w:val="360" w:hRule="auto"/>
         </w:trPr>
+        body5
         <w:tc>
           <w:tcPr>
             <w:tcBorders>
@@ -4081,24 +4644,13 @@
               </w:pBdr>
               <w:spacing w:after="80" w:before="80" w:line="240"/>
               <w:ind w:left="80" w:right="80" w:firstLine="0" w:firstLineChars="0"/>
-              <w:rPr>
-                <w:rFonts w:ascii="Arial" w:hAnsi="Arial" w:eastAsia="Arial" w:cs="Arial"/>
-                <w:i w:val="false"/>
-                <w:b w:val="false"/>
-                <w:u w:val="none"/>
-                <w:strike w:val="false"/>
-                <w:sz w:val="21"/>
-                <w:szCs w:val="21"/>
-                <w:color w:val="000000"/>
-              </w:rPr>
             </w:pPr>
             <w:r>
               <w:rPr>
-                <w:rFonts w:ascii="Arial" w:hAnsi="Arial" w:eastAsia="Arial" w:cs="Arial"/>
-                <w:i w:val="false"/>
-                <w:b w:val="false"/>
-                <w:u w:val="none"/>
-                <w:strike w:val="false"/>
+                <w:rFonts w:ascii="Arial" w:hAnsi="DejaVu Sans" w:eastAsia="DejaVu Sans" w:cs="DejaVu Sans"/>
+                <w:i w:val="false"/>
+                <w:b w:val="false"/>
+                <w:u w:val="none"/>
                 <w:sz w:val="21"/>
                 <w:szCs w:val="21"/>
                 <w:color w:val="000000"/>
@@ -4136,24 +4688,13 @@
               </w:pBdr>
               <w:spacing w:after="80" w:before="80" w:line="240"/>
               <w:ind w:left="80" w:right="80" w:firstLine="0" w:firstLineChars="0"/>
-              <w:rPr>
-                <w:rFonts w:ascii="Arial" w:hAnsi="Arial" w:eastAsia="Arial" w:cs="Arial"/>
-                <w:i w:val="false"/>
-                <w:b w:val="false"/>
-                <w:u w:val="none"/>
-                <w:strike w:val="false"/>
-                <w:sz w:val="21"/>
-                <w:szCs w:val="21"/>
-                <w:color w:val="000000"/>
-              </w:rPr>
             </w:pPr>
             <w:r>
               <w:rPr>
-                <w:rFonts w:ascii="Arial" w:hAnsi="Arial" w:eastAsia="Arial" w:cs="Arial"/>
-                <w:i w:val="false"/>
-                <w:b w:val="false"/>
-                <w:u w:val="none"/>
-                <w:strike w:val="false"/>
+                <w:rFonts w:ascii="Arial" w:hAnsi="DejaVu Sans" w:eastAsia="DejaVu Sans" w:cs="DejaVu Sans"/>
+                <w:i w:val="false"/>
+                <w:b w:val="false"/>
+                <w:u w:val="none"/>
                 <w:sz w:val="21"/>
                 <w:szCs w:val="21"/>
                 <w:color w:val="000000"/>
@@ -4191,24 +4732,13 @@
               </w:pBdr>
               <w:spacing w:after="80" w:before="80" w:line="240"/>
               <w:ind w:left="80" w:right="80" w:firstLine="0" w:firstLineChars="0"/>
-              <w:rPr>
-                <w:rFonts w:ascii="Arial" w:hAnsi="Arial" w:eastAsia="Arial" w:cs="Arial"/>
-                <w:i w:val="false"/>
-                <w:b w:val="false"/>
-                <w:u w:val="none"/>
-                <w:strike w:val="false"/>
-                <w:sz w:val="21"/>
-                <w:szCs w:val="21"/>
-                <w:color w:val="000000"/>
-              </w:rPr>
             </w:pPr>
             <w:r>
               <w:rPr>
-                <w:rFonts w:ascii="Arial" w:hAnsi="Arial" w:eastAsia="Arial" w:cs="Arial"/>
-                <w:i w:val="false"/>
-                <w:b w:val="false"/>
-                <w:u w:val="none"/>
-                <w:strike w:val="false"/>
+                <w:rFonts w:ascii="Arial" w:hAnsi="DejaVu Sans" w:eastAsia="DejaVu Sans" w:cs="DejaVu Sans"/>
+                <w:i w:val="false"/>
+                <w:b w:val="false"/>
+                <w:u w:val="none"/>
                 <w:sz w:val="21"/>
                 <w:szCs w:val="21"/>
                 <w:color w:val="000000"/>
@@ -4222,6 +4752,7 @@
         <w:trPr>
           <w:trHeight w:val="360" w:hRule="auto"/>
         </w:trPr>
+        body6
         <w:tc>
           <w:tcPr>
             <w:tcBorders>
@@ -4251,24 +4782,13 @@
               </w:pBdr>
               <w:spacing w:after="80" w:before="80" w:line="240"/>
               <w:ind w:left="80" w:right="80" w:firstLine="0" w:firstLineChars="0"/>
-              <w:rPr>
-                <w:rFonts w:ascii="Arial" w:hAnsi="Arial" w:eastAsia="Arial" w:cs="Arial"/>
-                <w:i w:val="false"/>
-                <w:b w:val="false"/>
-                <w:u w:val="none"/>
-                <w:strike w:val="false"/>
-                <w:sz w:val="21"/>
-                <w:szCs w:val="21"/>
-                <w:color w:val="000000"/>
-              </w:rPr>
             </w:pPr>
             <w:r>
               <w:rPr>
-                <w:rFonts w:ascii="Arial" w:hAnsi="Arial" w:eastAsia="Arial" w:cs="Arial"/>
-                <w:i w:val="false"/>
-                <w:b w:val="false"/>
-                <w:u w:val="none"/>
-                <w:strike w:val="false"/>
+                <w:rFonts w:ascii="Arial" w:hAnsi="DejaVu Sans" w:eastAsia="DejaVu Sans" w:cs="DejaVu Sans"/>
+                <w:i w:val="false"/>
+                <w:b w:val="false"/>
+                <w:u w:val="none"/>
                 <w:sz w:val="21"/>
                 <w:szCs w:val="21"/>
                 <w:color w:val="000000"/>
@@ -4306,24 +4826,13 @@
               </w:pBdr>
               <w:spacing w:after="80" w:before="80" w:line="240"/>
               <w:ind w:left="80" w:right="80" w:firstLine="0" w:firstLineChars="0"/>
-              <w:rPr>
-                <w:rFonts w:ascii="Arial" w:hAnsi="Arial" w:eastAsia="Arial" w:cs="Arial"/>
-                <w:i w:val="false"/>
-                <w:b w:val="false"/>
-                <w:u w:val="none"/>
-                <w:strike w:val="false"/>
-                <w:sz w:val="21"/>
-                <w:szCs w:val="21"/>
-                <w:color w:val="000000"/>
-              </w:rPr>
             </w:pPr>
             <w:r>
               <w:rPr>
-                <w:rFonts w:ascii="Arial" w:hAnsi="Arial" w:eastAsia="Arial" w:cs="Arial"/>
-                <w:i w:val="false"/>
-                <w:b w:val="false"/>
-                <w:u w:val="none"/>
-                <w:strike w:val="false"/>
+                <w:rFonts w:ascii="Arial" w:hAnsi="DejaVu Sans" w:eastAsia="DejaVu Sans" w:cs="DejaVu Sans"/>
+                <w:i w:val="false"/>
+                <w:b w:val="false"/>
+                <w:u w:val="none"/>
                 <w:sz w:val="21"/>
                 <w:szCs w:val="21"/>
                 <w:color w:val="000000"/>
@@ -4361,24 +4870,13 @@
               </w:pBdr>
               <w:spacing w:after="80" w:before="80" w:line="240"/>
               <w:ind w:left="80" w:right="80" w:firstLine="0" w:firstLineChars="0"/>
-              <w:rPr>
-                <w:rFonts w:ascii="Arial" w:hAnsi="Arial" w:eastAsia="Arial" w:cs="Arial"/>
-                <w:i w:val="false"/>
-                <w:b w:val="false"/>
-                <w:u w:val="none"/>
-                <w:strike w:val="false"/>
-                <w:sz w:val="21"/>
-                <w:szCs w:val="21"/>
-                <w:color w:val="000000"/>
-              </w:rPr>
             </w:pPr>
             <w:r>
               <w:rPr>
-                <w:rFonts w:ascii="Arial" w:hAnsi="Arial" w:eastAsia="Arial" w:cs="Arial"/>
-                <w:i w:val="false"/>
-                <w:b w:val="false"/>
-                <w:u w:val="none"/>
-                <w:strike w:val="false"/>
+                <w:rFonts w:ascii="Arial" w:hAnsi="DejaVu Sans" w:eastAsia="DejaVu Sans" w:cs="DejaVu Sans"/>
+                <w:i w:val="false"/>
+                <w:b w:val="false"/>
+                <w:u w:val="none"/>
                 <w:sz w:val="21"/>
                 <w:szCs w:val="21"/>
                 <w:color w:val="000000"/>
@@ -4392,6 +4890,7 @@
         <w:trPr>
           <w:trHeight w:val="360" w:hRule="auto"/>
         </w:trPr>
+        body7
         <w:tc>
           <w:tcPr>
             <w:tcBorders>
@@ -4421,24 +4920,13 @@
               </w:pBdr>
               <w:spacing w:after="80" w:before="80" w:line="240"/>
               <w:ind w:left="80" w:right="80" w:firstLine="0" w:firstLineChars="0"/>
-              <w:rPr>
-                <w:rFonts w:ascii="Arial" w:hAnsi="Arial" w:eastAsia="Arial" w:cs="Arial"/>
-                <w:i w:val="false"/>
-                <w:b w:val="false"/>
-                <w:u w:val="none"/>
-                <w:strike w:val="false"/>
-                <w:sz w:val="21"/>
-                <w:szCs w:val="21"/>
-                <w:color w:val="000000"/>
-              </w:rPr>
             </w:pPr>
             <w:r>
               <w:rPr>
-                <w:rFonts w:ascii="Arial" w:hAnsi="Arial" w:eastAsia="Arial" w:cs="Arial"/>
-                <w:i w:val="false"/>
-                <w:b w:val="false"/>
-                <w:u w:val="none"/>
-                <w:strike w:val="false"/>
+                <w:rFonts w:ascii="Arial" w:hAnsi="DejaVu Sans" w:eastAsia="DejaVu Sans" w:cs="DejaVu Sans"/>
+                <w:i w:val="false"/>
+                <w:b w:val="false"/>
+                <w:u w:val="none"/>
                 <w:sz w:val="21"/>
                 <w:szCs w:val="21"/>
                 <w:color w:val="000000"/>
@@ -4476,24 +4964,13 @@
               </w:pBdr>
               <w:spacing w:after="80" w:before="80" w:line="240"/>
               <w:ind w:left="80" w:right="80" w:firstLine="0" w:firstLineChars="0"/>
-              <w:rPr>
-                <w:rFonts w:ascii="Arial" w:hAnsi="Arial" w:eastAsia="Arial" w:cs="Arial"/>
-                <w:i w:val="false"/>
-                <w:b w:val="false"/>
-                <w:u w:val="none"/>
-                <w:strike w:val="false"/>
-                <w:sz w:val="21"/>
-                <w:szCs w:val="21"/>
-                <w:color w:val="000000"/>
-              </w:rPr>
             </w:pPr>
             <w:r>
               <w:rPr>
-                <w:rFonts w:ascii="Arial" w:hAnsi="Arial" w:eastAsia="Arial" w:cs="Arial"/>
-                <w:i w:val="false"/>
-                <w:b w:val="false"/>
-                <w:u w:val="none"/>
-                <w:strike w:val="false"/>
+                <w:rFonts w:ascii="Arial" w:hAnsi="DejaVu Sans" w:eastAsia="DejaVu Sans" w:cs="DejaVu Sans"/>
+                <w:i w:val="false"/>
+                <w:b w:val="false"/>
+                <w:u w:val="none"/>
                 <w:sz w:val="21"/>
                 <w:szCs w:val="21"/>
                 <w:color w:val="000000"/>
@@ -4531,24 +5008,13 @@
               </w:pBdr>
               <w:spacing w:after="80" w:before="80" w:line="240"/>
               <w:ind w:left="80" w:right="80" w:firstLine="0" w:firstLineChars="0"/>
-              <w:rPr>
-                <w:rFonts w:ascii="Arial" w:hAnsi="Arial" w:eastAsia="Arial" w:cs="Arial"/>
-                <w:i w:val="false"/>
-                <w:b w:val="false"/>
-                <w:u w:val="none"/>
-                <w:strike w:val="false"/>
-                <w:sz w:val="21"/>
-                <w:szCs w:val="21"/>
-                <w:color w:val="000000"/>
-              </w:rPr>
             </w:pPr>
             <w:r>
               <w:rPr>
-                <w:rFonts w:ascii="Arial" w:hAnsi="Arial" w:eastAsia="Arial" w:cs="Arial"/>
-                <w:i w:val="false"/>
-                <w:b w:val="false"/>
-                <w:u w:val="none"/>
-                <w:strike w:val="false"/>
+                <w:rFonts w:ascii="Arial" w:hAnsi="DejaVu Sans" w:eastAsia="DejaVu Sans" w:cs="DejaVu Sans"/>
+                <w:i w:val="false"/>
+                <w:b w:val="false"/>
+                <w:u w:val="none"/>
                 <w:sz w:val="21"/>
                 <w:szCs w:val="21"/>
                 <w:color w:val="000000"/>
@@ -4578,7 +5044,6 @@
           <w:i w:val="true"/>
           <w:b w:val="false"/>
           <w:u w:val="none"/>
-          <w:strike w:val="false"/>
           <w:sz w:val="17"/>
           <w:szCs w:val="17"/>
           <w:color w:val="545860"/>
@@ -4605,7 +5070,6 @@
           <w:i w:val="false"/>
           <w:b w:val="true"/>
           <w:u w:val="none"/>
-          <w:strike w:val="false"/>
           <w:sz w:val="26"/>
           <w:szCs w:val="26"/>
           <w:color w:val="215A9E"/>
@@ -4632,7 +5096,6 @@
           <w:i w:val="false"/>
           <w:b w:val="false"/>
           <w:u w:val="none"/>
-          <w:strike w:val="false"/>
           <w:sz w:val="22"/>
           <w:szCs w:val="22"/>
           <w:color w:val="000000"/>
@@ -4659,7 +5122,6 @@
           <w:i w:val="false"/>
           <w:b w:val="false"/>
           <w:u w:val="none"/>
-          <w:strike w:val="false"/>
           <w:sz w:val="22"/>
           <w:szCs w:val="22"/>
           <w:color w:val="B5BEC9"/>
@@ -4686,7 +5148,6 @@
           <w:i w:val="false"/>
           <w:b w:val="false"/>
           <w:u w:val="none"/>
-          <w:strike w:val="false"/>
           <w:sz w:val="22"/>
           <w:szCs w:val="22"/>
           <w:color w:val="000000"/>
@@ -4713,7 +5174,6 @@
           <w:i w:val="false"/>
           <w:b w:val="false"/>
           <w:u w:val="none"/>
-          <w:strike w:val="false"/>
           <w:sz w:val="22"/>
           <w:szCs w:val="22"/>
           <w:color w:val="B5BEC9"/>
@@ -4740,7 +5200,6 @@
           <w:i w:val="false"/>
           <w:b w:val="false"/>
           <w:u w:val="none"/>
-          <w:strike w:val="false"/>
           <w:sz w:val="22"/>
           <w:szCs w:val="22"/>
           <w:color w:val="000000"/>
@@ -4767,7 +5226,6 @@
           <w:i w:val="false"/>
           <w:b w:val="false"/>
           <w:u w:val="none"/>
-          <w:strike w:val="false"/>
           <w:sz w:val="22"/>
           <w:szCs w:val="22"/>
           <w:color w:val="B5BEC9"/>
@@ -4794,7 +5252,6 @@
           <w:i w:val="false"/>
           <w:b w:val="false"/>
           <w:u w:val="none"/>
-          <w:strike w:val="false"/>
           <w:sz w:val="22"/>
           <w:szCs w:val="22"/>
           <w:color w:val="000000"/>
@@ -4821,7 +5278,6 @@
           <w:i w:val="false"/>
           <w:b w:val="false"/>
           <w:u w:val="none"/>
-          <w:strike w:val="false"/>
           <w:sz w:val="22"/>
           <w:szCs w:val="22"/>
           <w:color w:val="000000"/>
@@ -4854,7 +5310,6 @@
           <w:i w:val="false"/>
           <w:b w:val="false"/>
           <w:u w:val="none"/>
-          <w:strike w:val="false"/>
           <w:sz w:val="18"/>
           <w:szCs w:val="18"/>
           <w:color w:val="545860"/>
@@ -4881,7 +5336,6 @@
           <w:i w:val="false"/>
           <w:b w:val="true"/>
           <w:u w:val="none"/>
-          <w:strike w:val="false"/>
           <w:sz w:val="36"/>
           <w:szCs w:val="36"/>
           <w:color w:val="063360"/>
@@ -4908,7 +5362,6 @@
           <w:i w:val="true"/>
           <w:b w:val="false"/>
           <w:u w:val="none"/>
-          <w:strike w:val="false"/>
           <w:sz w:val="18"/>
           <w:szCs w:val="18"/>
           <w:color w:val="215A9E"/>
@@ -4935,7 +5388,6 @@
           <w:i w:val="false"/>
           <w:b w:val="true"/>
           <w:u w:val="none"/>
-          <w:strike w:val="false"/>
           <w:sz w:val="22"/>
           <w:szCs w:val="22"/>
           <w:color w:val="000000"/>
@@ -4962,7 +5414,6 @@
           <w:i w:val="true"/>
           <w:b w:val="false"/>
           <w:u w:val="none"/>
-          <w:strike w:val="false"/>
           <w:sz w:val="22"/>
           <w:szCs w:val="22"/>
           <w:color w:val="000000"/>
@@ -4989,7 +5440,6 @@
           <w:i w:val="false"/>
           <w:b w:val="true"/>
           <w:u w:val="none"/>
-          <w:strike w:val="false"/>
           <w:sz w:val="26"/>
           <w:szCs w:val="26"/>
           <w:color w:val="215A9E"/>
@@ -5016,7 +5466,6 @@
           <w:i w:val="false"/>
           <w:b w:val="false"/>
           <w:u w:val="none"/>
-          <w:strike w:val="false"/>
           <w:sz w:val="22"/>
           <w:szCs w:val="22"/>
           <w:color w:val="000000"/>
@@ -5043,7 +5492,6 @@
           <w:i w:val="false"/>
           <w:b w:val="false"/>
           <w:u w:val="none"/>
-          <w:strike w:val="false"/>
           <w:sz w:val="22"/>
           <w:szCs w:val="22"/>
           <w:color w:val="000000"/>
@@ -5070,7 +5518,6 @@
           <w:i w:val="false"/>
           <w:b w:val="true"/>
           <w:u w:val="none"/>
-          <w:strike w:val="false"/>
           <w:sz w:val="22"/>
           <w:szCs w:val="22"/>
           <w:color w:val="000000"/>
@@ -5097,7 +5544,6 @@
           <w:i w:val="false"/>
           <w:b w:val="false"/>
           <w:u w:val="none"/>
-          <w:strike w:val="false"/>
           <w:sz w:val="22"/>
           <w:szCs w:val="22"/>
           <w:color w:val="B5BEC9"/>
@@ -5124,7 +5570,6 @@
           <w:i w:val="false"/>
           <w:b w:val="false"/>
           <w:u w:val="none"/>
-          <w:strike w:val="false"/>
           <w:sz w:val="22"/>
           <w:szCs w:val="22"/>
           <w:color w:val="B5BEC9"/>
@@ -5151,7 +5596,6 @@
           <w:i w:val="false"/>
           <w:b w:val="false"/>
           <w:u w:val="none"/>
-          <w:strike w:val="false"/>
           <w:sz w:val="22"/>
           <w:szCs w:val="22"/>
           <w:color w:val="B5BEC9"/>
@@ -5184,7 +5628,6 @@
           <w:i w:val="false"/>
           <w:b w:val="false"/>
           <w:u w:val="none"/>
-          <w:strike w:val="false"/>
           <w:sz w:val="18"/>
           <w:szCs w:val="18"/>
           <w:color w:val="545860"/>
@@ -5211,7 +5654,6 @@
           <w:i w:val="false"/>
           <w:b w:val="true"/>
           <w:u w:val="none"/>
-          <w:strike w:val="false"/>
           <w:sz w:val="36"/>
           <w:szCs w:val="36"/>
           <w:color w:val="063360"/>
@@ -5238,7 +5680,6 @@
           <w:i w:val="true"/>
           <w:b w:val="false"/>
           <w:u w:val="none"/>
-          <w:strike w:val="false"/>
           <w:sz w:val="18"/>
           <w:szCs w:val="18"/>
           <w:color w:val="215A9E"/>
@@ -5259,6 +5700,7 @@
         <w:trPr>
           <w:trHeight w:val="2736" w:hRule="atLeast"/>
         </w:trPr>
+        body1
         <w:tc>
           <w:tcPr>
             <w:tcBorders>
@@ -5288,16 +5730,6 @@
               </w:pBdr>
               <w:spacing w:after="200" w:before="200" w:line="240"/>
               <w:ind w:left="200" w:right="200" w:firstLine="0" w:firstLineChars="0"/>
-              <w:rPr>
-                <w:rFonts w:ascii="Arial" w:hAnsi="Arial" w:eastAsia="Arial" w:cs="Arial"/>
-                <w:i w:val="false"/>
-                <w:b w:val="false"/>
-                <w:u w:val="none"/>
-                <w:strike w:val="false"/>
-                <w:sz w:val="21"/>
-                <w:szCs w:val="21"/>
-                <w:color w:val="000000"/>
-              </w:rPr>
             </w:pPr>
             <w:r>
               <w:rPr>
@@ -5305,7 +5737,6 @@
                 <w:i w:val="false"/>
                 <w:b w:val="true"/>
                 <w:u w:val="none"/>
-                <w:strike w:val="false"/>
                 <w:sz w:val="22"/>
                 <w:szCs w:val="22"/>
                 <w:color w:val="063360"/>
@@ -5318,7 +5749,6 @@
                 <w:i w:val="false"/>
                 <w:b w:val="false"/>
                 <w:u w:val="none"/>
-                <w:strike w:val="false"/>
                 <w:sz w:val="21"/>
                 <w:szCs w:val="21"/>
                 <w:color w:val="000000"/>
@@ -5331,7 +5761,6 @@
                 <w:i w:val="false"/>
                 <w:b w:val="false"/>
                 <w:u w:val="none"/>
-                <w:strike w:val="false"/>
                 <w:sz w:val="21"/>
                 <w:szCs w:val="21"/>
                 <w:color w:val="000000"/>
@@ -5344,7 +5773,6 @@
                 <w:i w:val="false"/>
                 <w:b w:val="false"/>
                 <w:u w:val="none"/>
-                <w:strike w:val="false"/>
                 <w:sz w:val="21"/>
                 <w:szCs w:val="21"/>
                 <w:color w:val="000000"/>
@@ -5357,7 +5785,6 @@
                 <w:i w:val="false"/>
                 <w:b w:val="false"/>
                 <w:u w:val="none"/>
-                <w:strike w:val="false"/>
                 <w:sz w:val="21"/>
                 <w:szCs w:val="21"/>
                 <w:color w:val="000000"/>
@@ -5371,6 +5798,7 @@
         <w:trPr>
           <w:trHeight w:val="2736" w:hRule="atLeast"/>
         </w:trPr>
+        body2
         <w:tc>
           <w:tcPr>
             <w:tcBorders>
@@ -5400,16 +5828,6 @@
               </w:pBdr>
               <w:spacing w:after="200" w:before="200" w:line="240"/>
               <w:ind w:left="200" w:right="200" w:firstLine="0" w:firstLineChars="0"/>
-              <w:rPr>
-                <w:rFonts w:ascii="Arial" w:hAnsi="Arial" w:eastAsia="Arial" w:cs="Arial"/>
-                <w:i w:val="false"/>
-                <w:b w:val="false"/>
-                <w:u w:val="none"/>
-                <w:strike w:val="false"/>
-                <w:sz w:val="21"/>
-                <w:szCs w:val="21"/>
-                <w:color w:val="000000"/>
-              </w:rPr>
             </w:pPr>
             <w:r>
               <w:rPr>
@@ -5417,7 +5835,6 @@
                 <w:i w:val="false"/>
                 <w:b w:val="true"/>
                 <w:u w:val="none"/>
-                <w:strike w:val="false"/>
                 <w:sz w:val="22"/>
                 <w:szCs w:val="22"/>
                 <w:color w:val="063360"/>
@@ -5430,7 +5847,6 @@
                 <w:i w:val="false"/>
                 <w:b w:val="false"/>
                 <w:u w:val="none"/>
-                <w:strike w:val="false"/>
                 <w:sz w:val="21"/>
                 <w:szCs w:val="21"/>
                 <w:color w:val="000000"/>
@@ -5443,7 +5859,6 @@
                 <w:i w:val="false"/>
                 <w:b w:val="false"/>
                 <w:u w:val="none"/>
-                <w:strike w:val="false"/>
                 <w:sz w:val="21"/>
                 <w:szCs w:val="21"/>
                 <w:color w:val="000000"/>
@@ -5456,7 +5871,6 @@
                 <w:i w:val="false"/>
                 <w:b w:val="false"/>
                 <w:u w:val="none"/>
-                <w:strike w:val="false"/>
                 <w:sz w:val="21"/>
                 <w:szCs w:val="21"/>
                 <w:color w:val="000000"/>
@@ -5469,7 +5883,6 @@
                 <w:i w:val="false"/>
                 <w:b w:val="false"/>
                 <w:u w:val="none"/>
-                <w:strike w:val="false"/>
                 <w:sz w:val="21"/>
                 <w:szCs w:val="21"/>
                 <w:color w:val="000000"/>
@@ -5483,6 +5896,7 @@
         <w:trPr>
           <w:trHeight w:val="2736" w:hRule="atLeast"/>
         </w:trPr>
+        body3
         <w:tc>
           <w:tcPr>
             <w:tcBorders>
@@ -5512,16 +5926,6 @@
               </w:pBdr>
               <w:spacing w:after="200" w:before="200" w:line="240"/>
               <w:ind w:left="200" w:right="200" w:firstLine="0" w:firstLineChars="0"/>
-              <w:rPr>
-                <w:rFonts w:ascii="Arial" w:hAnsi="Arial" w:eastAsia="Arial" w:cs="Arial"/>
-                <w:i w:val="false"/>
-                <w:b w:val="false"/>
-                <w:u w:val="none"/>
-                <w:strike w:val="false"/>
-                <w:sz w:val="21"/>
-                <w:szCs w:val="21"/>
-                <w:color w:val="000000"/>
-              </w:rPr>
             </w:pPr>
             <w:r>
               <w:rPr>
@@ -5529,7 +5933,6 @@
                 <w:i w:val="false"/>
                 <w:b w:val="true"/>
                 <w:u w:val="none"/>
-                <w:strike w:val="false"/>
                 <w:sz w:val="22"/>
                 <w:szCs w:val="22"/>
                 <w:color w:val="063360"/>
@@ -5542,7 +5945,6 @@
                 <w:i w:val="false"/>
                 <w:b w:val="false"/>
                 <w:u w:val="none"/>
-                <w:strike w:val="false"/>
                 <w:sz w:val="21"/>
                 <w:szCs w:val="21"/>
                 <w:color w:val="000000"/>
@@ -5555,7 +5957,6 @@
                 <w:i w:val="false"/>
                 <w:b w:val="false"/>
                 <w:u w:val="none"/>
-                <w:strike w:val="false"/>
                 <w:sz w:val="21"/>
                 <w:szCs w:val="21"/>
                 <w:color w:val="000000"/>
@@ -5568,7 +5969,6 @@
                 <w:i w:val="false"/>
                 <w:b w:val="false"/>
                 <w:u w:val="none"/>
-                <w:strike w:val="false"/>
                 <w:sz w:val="21"/>
                 <w:szCs w:val="21"/>
                 <w:color w:val="000000"/>
@@ -5581,7 +5981,6 @@
                 <w:i w:val="false"/>
                 <w:b w:val="false"/>
                 <w:u w:val="none"/>
-                <w:strike w:val="false"/>
                 <w:sz w:val="21"/>
                 <w:szCs w:val="21"/>
                 <w:color w:val="000000"/>
@@ -5595,6 +5994,7 @@
         <w:trPr>
           <w:trHeight w:val="2736" w:hRule="atLeast"/>
         </w:trPr>
+        body4
         <w:tc>
           <w:tcPr>
             <w:tcBorders>
@@ -5624,16 +6024,6 @@
               </w:pBdr>
               <w:spacing w:after="200" w:before="200" w:line="240"/>
               <w:ind w:left="200" w:right="200" w:firstLine="0" w:firstLineChars="0"/>
-              <w:rPr>
-                <w:rFonts w:ascii="Arial" w:hAnsi="Arial" w:eastAsia="Arial" w:cs="Arial"/>
-                <w:i w:val="false"/>
-                <w:b w:val="false"/>
-                <w:u w:val="none"/>
-                <w:strike w:val="false"/>
-                <w:sz w:val="21"/>
-                <w:szCs w:val="21"/>
-                <w:color w:val="000000"/>
-              </w:rPr>
             </w:pPr>
             <w:r>
               <w:rPr>
@@ -5641,7 +6031,6 @@
                 <w:i w:val="false"/>
                 <w:b w:val="true"/>
                 <w:u w:val="none"/>
-                <w:strike w:val="false"/>
                 <w:sz w:val="22"/>
                 <w:szCs w:val="22"/>
                 <w:color w:val="063360"/>
@@ -5654,7 +6043,6 @@
                 <w:i w:val="false"/>
                 <w:b w:val="false"/>
                 <w:u w:val="none"/>
-                <w:strike w:val="false"/>
                 <w:sz w:val="21"/>
                 <w:szCs w:val="21"/>
                 <w:color w:val="000000"/>
@@ -5667,7 +6055,6 @@
                 <w:i w:val="false"/>
                 <w:b w:val="false"/>
                 <w:u w:val="none"/>
-                <w:strike w:val="false"/>
                 <w:sz w:val="21"/>
                 <w:szCs w:val="21"/>
                 <w:color w:val="000000"/>
@@ -5680,7 +6067,6 @@
                 <w:i w:val="false"/>
                 <w:b w:val="false"/>
                 <w:u w:val="none"/>
-                <w:strike w:val="false"/>
                 <w:sz w:val="21"/>
                 <w:szCs w:val="21"/>
                 <w:color w:val="000000"/>
@@ -5693,7 +6079,6 @@
                 <w:i w:val="false"/>
                 <w:b w:val="false"/>
                 <w:u w:val="none"/>
-                <w:strike w:val="false"/>
                 <w:sz w:val="21"/>
                 <w:szCs w:val="21"/>
                 <w:color w:val="000000"/>
@@ -5729,7 +6114,6 @@
           <w:i w:val="false"/>
           <w:b w:val="false"/>
           <w:u w:val="none"/>
-          <w:strike w:val="false"/>
           <w:sz w:val="18"/>
           <w:szCs w:val="18"/>
           <w:color w:val="545860"/>
@@ -5756,7 +6140,6 @@
           <w:i w:val="false"/>
           <w:b w:val="true"/>
           <w:u w:val="none"/>
-          <w:strike w:val="false"/>
           <w:sz w:val="36"/>
           <w:szCs w:val="36"/>
           <w:color w:val="063360"/>
@@ -5783,7 +6166,6 @@
           <w:i w:val="true"/>
           <w:b w:val="false"/>
           <w:u w:val="none"/>
-          <w:strike w:val="false"/>
           <w:sz w:val="18"/>
           <w:szCs w:val="18"/>
           <w:color w:val="215A9E"/>
@@ -5805,6 +6187,7 @@
         <w:trPr>
           <w:trHeight w:val="3744" w:hRule="atLeast"/>
         </w:trPr>
+        body1
         <w:tc>
           <w:tcPr>
             <w:tcBorders>
@@ -5834,16 +6217,6 @@
               </w:pBdr>
               <w:spacing w:after="200" w:before="200" w:line="240"/>
               <w:ind w:left="200" w:right="200" w:firstLine="0" w:firstLineChars="0"/>
-              <w:rPr>
-                <w:rFonts w:ascii="Arial" w:hAnsi="Arial" w:eastAsia="Arial" w:cs="Arial"/>
-                <w:i w:val="false"/>
-                <w:b w:val="false"/>
-                <w:u w:val="none"/>
-                <w:strike w:val="false"/>
-                <w:sz w:val="21"/>
-                <w:szCs w:val="21"/>
-                <w:color w:val="000000"/>
-              </w:rPr>
             </w:pPr>
             <w:r>
               <w:rPr>
@@ -5851,7 +6224,6 @@
                 <w:i w:val="false"/>
                 <w:b w:val="true"/>
                 <w:u w:val="none"/>
-                <w:strike w:val="false"/>
                 <w:sz w:val="22"/>
                 <w:szCs w:val="22"/>
                 <w:color w:val="063360"/>
@@ -5864,7 +6236,6 @@
                 <w:i w:val="false"/>
                 <w:b w:val="false"/>
                 <w:u w:val="none"/>
-                <w:strike w:val="false"/>
                 <w:sz w:val="21"/>
                 <w:szCs w:val="21"/>
                 <w:color w:val="000000"/>
@@ -5877,7 +6248,6 @@
                 <w:i w:val="false"/>
                 <w:b w:val="false"/>
                 <w:u w:val="none"/>
-                <w:strike w:val="false"/>
                 <w:sz w:val="21"/>
                 <w:szCs w:val="21"/>
                 <w:color w:val="000000"/>
@@ -5890,7 +6260,6 @@
                 <w:i w:val="false"/>
                 <w:b w:val="false"/>
                 <w:u w:val="none"/>
-                <w:strike w:val="false"/>
                 <w:sz w:val="21"/>
                 <w:szCs w:val="21"/>
                 <w:color w:val="000000"/>
@@ -5903,7 +6272,6 @@
                 <w:i w:val="false"/>
                 <w:b w:val="false"/>
                 <w:u w:val="none"/>
-                <w:strike w:val="false"/>
                 <w:sz w:val="21"/>
                 <w:szCs w:val="21"/>
                 <w:color w:val="000000"/>
@@ -5916,7 +6284,6 @@
                 <w:i w:val="false"/>
                 <w:b w:val="false"/>
                 <w:u w:val="none"/>
-                <w:strike w:val="false"/>
                 <w:sz w:val="21"/>
                 <w:szCs w:val="21"/>
                 <w:color w:val="000000"/>
@@ -5929,7 +6296,6 @@
                 <w:i w:val="false"/>
                 <w:b w:val="false"/>
                 <w:u w:val="none"/>
-                <w:strike w:val="false"/>
                 <w:sz w:val="21"/>
                 <w:szCs w:val="21"/>
                 <w:color w:val="000000"/>
@@ -5942,7 +6308,6 @@
                 <w:i w:val="false"/>
                 <w:b w:val="false"/>
                 <w:u w:val="none"/>
-                <w:strike w:val="false"/>
                 <w:sz w:val="21"/>
                 <w:szCs w:val="21"/>
                 <w:color w:val="000000"/>
@@ -5955,7 +6320,6 @@
                 <w:i w:val="false"/>
                 <w:b w:val="false"/>
                 <w:u w:val="none"/>
-                <w:strike w:val="false"/>
                 <w:sz w:val="21"/>
                 <w:szCs w:val="21"/>
                 <w:color w:val="000000"/>
@@ -5968,7 +6332,6 @@
                 <w:i w:val="false"/>
                 <w:b w:val="false"/>
                 <w:u w:val="none"/>
-                <w:strike w:val="false"/>
                 <w:sz w:val="21"/>
                 <w:szCs w:val="21"/>
                 <w:color w:val="000000"/>
@@ -5981,7 +6344,6 @@
                 <w:i w:val="false"/>
                 <w:b w:val="false"/>
                 <w:u w:val="none"/>
-                <w:strike w:val="false"/>
                 <w:sz w:val="21"/>
                 <w:szCs w:val="21"/>
                 <w:color w:val="000000"/>
@@ -5994,7 +6356,6 @@
                 <w:i w:val="false"/>
                 <w:b w:val="false"/>
                 <w:u w:val="none"/>
-                <w:strike w:val="false"/>
                 <w:sz w:val="21"/>
                 <w:szCs w:val="21"/>
                 <w:color w:val="000000"/>
@@ -6007,7 +6368,6 @@
                 <w:i w:val="false"/>
                 <w:b w:val="false"/>
                 <w:u w:val="none"/>
-                <w:strike w:val="false"/>
                 <w:sz w:val="21"/>
                 <w:szCs w:val="21"/>
                 <w:color w:val="000000"/>
@@ -6020,7 +6380,6 @@
                 <w:i w:val="false"/>
                 <w:b w:val="false"/>
                 <w:u w:val="none"/>
-                <w:strike w:val="false"/>
                 <w:sz w:val="21"/>
                 <w:szCs w:val="21"/>
                 <w:color w:val="000000"/>
@@ -6033,7 +6392,6 @@
                 <w:i w:val="false"/>
                 <w:b w:val="false"/>
                 <w:u w:val="none"/>
-                <w:strike w:val="false"/>
                 <w:sz w:val="21"/>
                 <w:szCs w:val="21"/>
                 <w:color w:val="000000"/>
@@ -6046,7 +6404,6 @@
                 <w:i w:val="false"/>
                 <w:b w:val="false"/>
                 <w:u w:val="none"/>
-                <w:strike w:val="false"/>
                 <w:sz w:val="21"/>
                 <w:szCs w:val="21"/>
                 <w:color w:val="000000"/>
@@ -6084,16 +6441,6 @@
               </w:pBdr>
               <w:spacing w:after="200" w:before="200" w:line="240"/>
               <w:ind w:left="200" w:right="200" w:firstLine="0" w:firstLineChars="0"/>
-              <w:rPr>
-                <w:rFonts w:ascii="Arial" w:hAnsi="Arial" w:eastAsia="Arial" w:cs="Arial"/>
-                <w:i w:val="false"/>
-                <w:b w:val="false"/>
-                <w:u w:val="none"/>
-                <w:strike w:val="false"/>
-                <w:sz w:val="21"/>
-                <w:szCs w:val="21"/>
-                <w:color w:val="000000"/>
-              </w:rPr>
             </w:pPr>
             <w:r>
               <w:rPr>
@@ -6101,7 +6448,6 @@
                 <w:i w:val="false"/>
                 <w:b w:val="true"/>
                 <w:u w:val="none"/>
-                <w:strike w:val="false"/>
                 <w:sz w:val="22"/>
                 <w:szCs w:val="22"/>
                 <w:color w:val="063360"/>
@@ -6114,7 +6460,6 @@
                 <w:i w:val="false"/>
                 <w:b w:val="false"/>
                 <w:u w:val="none"/>
-                <w:strike w:val="false"/>
                 <w:sz w:val="21"/>
                 <w:szCs w:val="21"/>
                 <w:color w:val="000000"/>
@@ -6127,7 +6472,6 @@
                 <w:i w:val="false"/>
                 <w:b w:val="false"/>
                 <w:u w:val="none"/>
-                <w:strike w:val="false"/>
                 <w:sz w:val="21"/>
                 <w:szCs w:val="21"/>
                 <w:color w:val="000000"/>
@@ -6140,7 +6484,6 @@
                 <w:i w:val="false"/>
                 <w:b w:val="false"/>
                 <w:u w:val="none"/>
-                <w:strike w:val="false"/>
                 <w:sz w:val="21"/>
                 <w:szCs w:val="21"/>
                 <w:color w:val="000000"/>
@@ -6153,7 +6496,6 @@
                 <w:i w:val="false"/>
                 <w:b w:val="false"/>
                 <w:u w:val="none"/>
-                <w:strike w:val="false"/>
                 <w:sz w:val="21"/>
                 <w:szCs w:val="21"/>
                 <w:color w:val="000000"/>
@@ -6166,7 +6508,6 @@
                 <w:i w:val="false"/>
                 <w:b w:val="false"/>
                 <w:u w:val="none"/>
-                <w:strike w:val="false"/>
                 <w:sz w:val="21"/>
                 <w:szCs w:val="21"/>
                 <w:color w:val="000000"/>
@@ -6179,7 +6520,6 @@
                 <w:i w:val="false"/>
                 <w:b w:val="false"/>
                 <w:u w:val="none"/>
-                <w:strike w:val="false"/>
                 <w:sz w:val="21"/>
                 <w:szCs w:val="21"/>
                 <w:color w:val="000000"/>
@@ -6192,7 +6532,6 @@
                 <w:i w:val="false"/>
                 <w:b w:val="false"/>
                 <w:u w:val="none"/>
-                <w:strike w:val="false"/>
                 <w:sz w:val="21"/>
                 <w:szCs w:val="21"/>
                 <w:color w:val="000000"/>
@@ -6205,7 +6544,6 @@
                 <w:i w:val="false"/>
                 <w:b w:val="false"/>
                 <w:u w:val="none"/>
-                <w:strike w:val="false"/>
                 <w:sz w:val="21"/>
                 <w:szCs w:val="21"/>
                 <w:color w:val="000000"/>
@@ -6218,7 +6556,6 @@
                 <w:i w:val="false"/>
                 <w:b w:val="false"/>
                 <w:u w:val="none"/>
-                <w:strike w:val="false"/>
                 <w:sz w:val="21"/>
                 <w:szCs w:val="21"/>
                 <w:color w:val="000000"/>
@@ -6231,7 +6568,6 @@
                 <w:i w:val="false"/>
                 <w:b w:val="false"/>
                 <w:u w:val="none"/>
-                <w:strike w:val="false"/>
                 <w:sz w:val="21"/>
                 <w:szCs w:val="21"/>
                 <w:color w:val="000000"/>
@@ -6244,7 +6580,6 @@
                 <w:i w:val="false"/>
                 <w:b w:val="false"/>
                 <w:u w:val="none"/>
-                <w:strike w:val="false"/>
                 <w:sz w:val="21"/>
                 <w:szCs w:val="21"/>
                 <w:color w:val="000000"/>
@@ -6257,7 +6592,6 @@
                 <w:i w:val="false"/>
                 <w:b w:val="false"/>
                 <w:u w:val="none"/>
-                <w:strike w:val="false"/>
                 <w:sz w:val="21"/>
                 <w:szCs w:val="21"/>
                 <w:color w:val="000000"/>
@@ -6270,7 +6604,6 @@
                 <w:i w:val="false"/>
                 <w:b w:val="false"/>
                 <w:u w:val="none"/>
-                <w:strike w:val="false"/>
                 <w:sz w:val="21"/>
                 <w:szCs w:val="21"/>
                 <w:color w:val="000000"/>
@@ -6283,7 +6616,6 @@
                 <w:i w:val="false"/>
                 <w:b w:val="false"/>
                 <w:u w:val="none"/>
-                <w:strike w:val="false"/>
                 <w:sz w:val="21"/>
                 <w:szCs w:val="21"/>
                 <w:color w:val="000000"/>
@@ -6296,7 +6628,6 @@
                 <w:i w:val="false"/>
                 <w:b w:val="false"/>
                 <w:u w:val="none"/>
-                <w:strike w:val="false"/>
                 <w:sz w:val="21"/>
                 <w:szCs w:val="21"/>
                 <w:color w:val="000000"/>
@@ -6310,6 +6641,7 @@
         <w:trPr>
           <w:trHeight w:val="3744" w:hRule="atLeast"/>
         </w:trPr>
+        body2
         <w:tc>
           <w:tcPr>
             <w:tcBorders>
@@ -6339,16 +6671,6 @@
               </w:pBdr>
               <w:spacing w:after="200" w:before="200" w:line="240"/>
               <w:ind w:left="200" w:right="200" w:firstLine="0" w:firstLineChars="0"/>
-              <w:rPr>
-                <w:rFonts w:ascii="Arial" w:hAnsi="Arial" w:eastAsia="Arial" w:cs="Arial"/>
-                <w:i w:val="false"/>
-                <w:b w:val="false"/>
-                <w:u w:val="none"/>
-                <w:strike w:val="false"/>
-                <w:sz w:val="21"/>
-                <w:szCs w:val="21"/>
-                <w:color w:val="000000"/>
-              </w:rPr>
             </w:pPr>
             <w:r>
               <w:rPr>
@@ -6356,7 +6678,6 @@
                 <w:i w:val="false"/>
                 <w:b w:val="true"/>
                 <w:u w:val="none"/>
-                <w:strike w:val="false"/>
                 <w:sz w:val="22"/>
                 <w:szCs w:val="22"/>
                 <w:color w:val="063360"/>
@@ -6369,7 +6690,6 @@
                 <w:i w:val="false"/>
                 <w:b w:val="false"/>
                 <w:u w:val="none"/>
-                <w:strike w:val="false"/>
                 <w:sz w:val="21"/>
                 <w:szCs w:val="21"/>
                 <w:color w:val="000000"/>
@@ -6382,7 +6702,6 @@
                 <w:i w:val="false"/>
                 <w:b w:val="false"/>
                 <w:u w:val="none"/>
-                <w:strike w:val="false"/>
                 <w:sz w:val="21"/>
                 <w:szCs w:val="21"/>
                 <w:color w:val="000000"/>
@@ -6395,7 +6714,6 @@
                 <w:i w:val="false"/>
                 <w:b w:val="false"/>
                 <w:u w:val="none"/>
-                <w:strike w:val="false"/>
                 <w:sz w:val="21"/>
                 <w:szCs w:val="21"/>
                 <w:color w:val="000000"/>
@@ -6408,7 +6726,6 @@
                 <w:i w:val="false"/>
                 <w:b w:val="false"/>
                 <w:u w:val="none"/>
-                <w:strike w:val="false"/>
                 <w:sz w:val="21"/>
                 <w:szCs w:val="21"/>
                 <w:color w:val="000000"/>
@@ -6421,7 +6738,6 @@
                 <w:i w:val="false"/>
                 <w:b w:val="false"/>
                 <w:u w:val="none"/>
-                <w:strike w:val="false"/>
                 <w:sz w:val="21"/>
                 <w:szCs w:val="21"/>
                 <w:color w:val="000000"/>
@@ -6434,7 +6750,6 @@
                 <w:i w:val="false"/>
                 <w:b w:val="false"/>
                 <w:u w:val="none"/>
-                <w:strike w:val="false"/>
                 <w:sz w:val="21"/>
                 <w:szCs w:val="21"/>
                 <w:color w:val="000000"/>
@@ -6447,7 +6762,6 @@
                 <w:i w:val="false"/>
                 <w:b w:val="false"/>
                 <w:u w:val="none"/>
-                <w:strike w:val="false"/>
                 <w:sz w:val="21"/>
                 <w:szCs w:val="21"/>
                 <w:color w:val="000000"/>
@@ -6460,7 +6774,6 @@
                 <w:i w:val="false"/>
                 <w:b w:val="false"/>
                 <w:u w:val="none"/>
-                <w:strike w:val="false"/>
                 <w:sz w:val="21"/>
                 <w:szCs w:val="21"/>
                 <w:color w:val="000000"/>
@@ -6473,7 +6786,6 @@
                 <w:i w:val="false"/>
                 <w:b w:val="false"/>
                 <w:u w:val="none"/>
-                <w:strike w:val="false"/>
                 <w:sz w:val="21"/>
                 <w:szCs w:val="21"/>
                 <w:color w:val="000000"/>
@@ -6486,7 +6798,6 @@
                 <w:i w:val="false"/>
                 <w:b w:val="false"/>
                 <w:u w:val="none"/>
-                <w:strike w:val="false"/>
                 <w:sz w:val="21"/>
                 <w:szCs w:val="21"/>
                 <w:color w:val="000000"/>
@@ -6499,7 +6810,6 @@
                 <w:i w:val="false"/>
                 <w:b w:val="false"/>
                 <w:u w:val="none"/>
-                <w:strike w:val="false"/>
                 <w:sz w:val="21"/>
                 <w:szCs w:val="21"/>
                 <w:color w:val="000000"/>
@@ -6512,7 +6822,6 @@
                 <w:i w:val="false"/>
                 <w:b w:val="false"/>
                 <w:u w:val="none"/>
-                <w:strike w:val="false"/>
                 <w:sz w:val="21"/>
                 <w:szCs w:val="21"/>
                 <w:color w:val="000000"/>
@@ -6525,7 +6834,6 @@
                 <w:i w:val="false"/>
                 <w:b w:val="false"/>
                 <w:u w:val="none"/>
-                <w:strike w:val="false"/>
                 <w:sz w:val="21"/>
                 <w:szCs w:val="21"/>
                 <w:color w:val="000000"/>
@@ -6538,7 +6846,6 @@
                 <w:i w:val="false"/>
                 <w:b w:val="false"/>
                 <w:u w:val="none"/>
-                <w:strike w:val="false"/>
                 <w:sz w:val="21"/>
                 <w:szCs w:val="21"/>
                 <w:color w:val="000000"/>
@@ -6551,7 +6858,6 @@
                 <w:i w:val="false"/>
                 <w:b w:val="false"/>
                 <w:u w:val="none"/>
-                <w:strike w:val="false"/>
                 <w:sz w:val="21"/>
                 <w:szCs w:val="21"/>
                 <w:color w:val="000000"/>
@@ -6589,16 +6895,6 @@
               </w:pBdr>
               <w:spacing w:after="200" w:before="200" w:line="240"/>
               <w:ind w:left="200" w:right="200" w:firstLine="0" w:firstLineChars="0"/>
-              <w:rPr>
-                <w:rFonts w:ascii="Arial" w:hAnsi="Arial" w:eastAsia="Arial" w:cs="Arial"/>
-                <w:i w:val="false"/>
-                <w:b w:val="false"/>
-                <w:u w:val="none"/>
-                <w:strike w:val="false"/>
-                <w:sz w:val="21"/>
-                <w:szCs w:val="21"/>
-                <w:color w:val="000000"/>
-              </w:rPr>
             </w:pPr>
             <w:r>
               <w:rPr>
@@ -6606,7 +6902,6 @@
                 <w:i w:val="false"/>
                 <w:b w:val="true"/>
                 <w:u w:val="none"/>
-                <w:strike w:val="false"/>
                 <w:sz w:val="22"/>
                 <w:szCs w:val="22"/>
                 <w:color w:val="063360"/>
@@ -6619,7 +6914,6 @@
                 <w:i w:val="false"/>
                 <w:b w:val="false"/>
                 <w:u w:val="none"/>
-                <w:strike w:val="false"/>
                 <w:sz w:val="21"/>
                 <w:szCs w:val="21"/>
                 <w:color w:val="000000"/>
@@ -6632,7 +6926,6 @@
                 <w:i w:val="false"/>
                 <w:b w:val="false"/>
                 <w:u w:val="none"/>
-                <w:strike w:val="false"/>
                 <w:sz w:val="21"/>
                 <w:szCs w:val="21"/>
                 <w:color w:val="000000"/>
@@ -6645,7 +6938,6 @@
                 <w:i w:val="false"/>
                 <w:b w:val="false"/>
                 <w:u w:val="none"/>
-                <w:strike w:val="false"/>
                 <w:sz w:val="21"/>
                 <w:szCs w:val="21"/>
                 <w:color w:val="000000"/>
@@ -6658,7 +6950,6 @@
                 <w:i w:val="false"/>
                 <w:b w:val="false"/>
                 <w:u w:val="none"/>
-                <w:strike w:val="false"/>
                 <w:sz w:val="21"/>
                 <w:szCs w:val="21"/>
                 <w:color w:val="000000"/>
@@ -6671,7 +6962,6 @@
                 <w:i w:val="false"/>
                 <w:b w:val="false"/>
                 <w:u w:val="none"/>
-                <w:strike w:val="false"/>
                 <w:sz w:val="21"/>
                 <w:szCs w:val="21"/>
                 <w:color w:val="000000"/>
@@ -6684,7 +6974,6 @@
                 <w:i w:val="false"/>
                 <w:b w:val="false"/>
                 <w:u w:val="none"/>
-                <w:strike w:val="false"/>
                 <w:sz w:val="21"/>
                 <w:szCs w:val="21"/>
                 <w:color w:val="000000"/>
@@ -6697,7 +6986,6 @@
                 <w:i w:val="false"/>
                 <w:b w:val="false"/>
                 <w:u w:val="none"/>
-                <w:strike w:val="false"/>
                 <w:sz w:val="21"/>
                 <w:szCs w:val="21"/>
                 <w:color w:val="000000"/>
@@ -6710,7 +6998,6 @@
                 <w:i w:val="false"/>
                 <w:b w:val="false"/>
                 <w:u w:val="none"/>
-                <w:strike w:val="false"/>
                 <w:sz w:val="21"/>
                 <w:szCs w:val="21"/>
                 <w:color w:val="000000"/>
@@ -6723,7 +7010,6 @@
                 <w:i w:val="false"/>
                 <w:b w:val="false"/>
                 <w:u w:val="none"/>
-                <w:strike w:val="false"/>
                 <w:sz w:val="21"/>
                 <w:szCs w:val="21"/>
                 <w:color w:val="000000"/>
@@ -6736,7 +7022,6 @@
                 <w:i w:val="false"/>
                 <w:b w:val="false"/>
                 <w:u w:val="none"/>
-                <w:strike w:val="false"/>
                 <w:sz w:val="21"/>
                 <w:szCs w:val="21"/>
                 <w:color w:val="000000"/>
@@ -6749,7 +7034,6 @@
                 <w:i w:val="false"/>
                 <w:b w:val="false"/>
                 <w:u w:val="none"/>
-                <w:strike w:val="false"/>
                 <w:sz w:val="21"/>
                 <w:szCs w:val="21"/>
                 <w:color w:val="000000"/>
@@ -6762,7 +7046,6 @@
                 <w:i w:val="false"/>
                 <w:b w:val="false"/>
                 <w:u w:val="none"/>
-                <w:strike w:val="false"/>
                 <w:sz w:val="21"/>
                 <w:szCs w:val="21"/>
                 <w:color w:val="000000"/>
@@ -6775,7 +7058,6 @@
                 <w:i w:val="false"/>
                 <w:b w:val="false"/>
                 <w:u w:val="none"/>
-                <w:strike w:val="false"/>
                 <w:sz w:val="21"/>
                 <w:szCs w:val="21"/>
                 <w:color w:val="000000"/>
@@ -6788,7 +7070,6 @@
                 <w:i w:val="false"/>
                 <w:b w:val="false"/>
                 <w:u w:val="none"/>
-                <w:strike w:val="false"/>
                 <w:sz w:val="21"/>
                 <w:szCs w:val="21"/>
                 <w:color w:val="000000"/>
@@ -6801,7 +7082,6 @@
                 <w:i w:val="false"/>
                 <w:b w:val="false"/>
                 <w:u w:val="none"/>
-                <w:strike w:val="false"/>
                 <w:sz w:val="21"/>
                 <w:szCs w:val="21"/>
                 <w:color w:val="000000"/>
@@ -6815,6 +7095,7 @@
         <w:trPr>
           <w:trHeight w:val="3744" w:hRule="atLeast"/>
         </w:trPr>
+        body3
         <w:tc>
           <w:tcPr>
             <w:tcBorders>
@@ -6844,16 +7125,6 @@
               </w:pBdr>
               <w:spacing w:after="200" w:before="200" w:line="240"/>
               <w:ind w:left="200" w:right="200" w:firstLine="0" w:firstLineChars="0"/>
-              <w:rPr>
-                <w:rFonts w:ascii="Arial" w:hAnsi="Arial" w:eastAsia="Arial" w:cs="Arial"/>
-                <w:i w:val="false"/>
-                <w:b w:val="false"/>
-                <w:u w:val="none"/>
-                <w:strike w:val="false"/>
-                <w:sz w:val="21"/>
-                <w:szCs w:val="21"/>
-                <w:color w:val="000000"/>
-              </w:rPr>
             </w:pPr>
             <w:r>
               <w:rPr>
@@ -6861,7 +7132,6 @@
                 <w:i w:val="false"/>
                 <w:b w:val="true"/>
                 <w:u w:val="none"/>
-                <w:strike w:val="false"/>
                 <w:sz w:val="22"/>
                 <w:szCs w:val="22"/>
                 <w:color w:val="063360"/>
@@ -6874,7 +7144,6 @@
                 <w:i w:val="false"/>
                 <w:b w:val="false"/>
                 <w:u w:val="none"/>
-                <w:strike w:val="false"/>
                 <w:sz w:val="21"/>
                 <w:szCs w:val="21"/>
                 <w:color w:val="000000"/>
@@ -6887,7 +7156,6 @@
                 <w:i w:val="false"/>
                 <w:b w:val="false"/>
                 <w:u w:val="none"/>
-                <w:strike w:val="false"/>
                 <w:sz w:val="21"/>
                 <w:szCs w:val="21"/>
                 <w:color w:val="000000"/>
@@ -6900,7 +7168,6 @@
                 <w:i w:val="false"/>
                 <w:b w:val="false"/>
                 <w:u w:val="none"/>
-                <w:strike w:val="false"/>
                 <w:sz w:val="21"/>
                 <w:szCs w:val="21"/>
                 <w:color w:val="000000"/>
@@ -6913,7 +7180,6 @@
                 <w:i w:val="false"/>
                 <w:b w:val="false"/>
                 <w:u w:val="none"/>
-                <w:strike w:val="false"/>
                 <w:sz w:val="21"/>
                 <w:szCs w:val="21"/>
                 <w:color w:val="000000"/>
@@ -6926,7 +7192,6 @@
                 <w:i w:val="false"/>
                 <w:b w:val="false"/>
                 <w:u w:val="none"/>
-                <w:strike w:val="false"/>
                 <w:sz w:val="21"/>
                 <w:szCs w:val="21"/>
                 <w:color w:val="000000"/>
@@ -6939,7 +7204,6 @@
                 <w:i w:val="false"/>
                 <w:b w:val="false"/>
                 <w:u w:val="none"/>
-                <w:strike w:val="false"/>
                 <w:sz w:val="21"/>
                 <w:szCs w:val="21"/>
                 <w:color w:val="000000"/>
@@ -6952,7 +7216,6 @@
                 <w:i w:val="false"/>
                 <w:b w:val="false"/>
                 <w:u w:val="none"/>
-                <w:strike w:val="false"/>
                 <w:sz w:val="21"/>
                 <w:szCs w:val="21"/>
                 <w:color w:val="000000"/>
@@ -6965,7 +7228,6 @@
                 <w:i w:val="false"/>
                 <w:b w:val="false"/>
                 <w:u w:val="none"/>
-                <w:strike w:val="false"/>
                 <w:sz w:val="21"/>
                 <w:szCs w:val="21"/>
                 <w:color w:val="000000"/>
@@ -6978,7 +7240,6 @@
                 <w:i w:val="false"/>
                 <w:b w:val="false"/>
                 <w:u w:val="none"/>
-                <w:strike w:val="false"/>
                 <w:sz w:val="21"/>
                 <w:szCs w:val="21"/>
                 <w:color w:val="000000"/>
@@ -6991,7 +7252,6 @@
                 <w:i w:val="false"/>
                 <w:b w:val="false"/>
                 <w:u w:val="none"/>
-                <w:strike w:val="false"/>
                 <w:sz w:val="21"/>
                 <w:szCs w:val="21"/>
                 <w:color w:val="000000"/>
@@ -7004,7 +7264,6 @@
                 <w:i w:val="false"/>
                 <w:b w:val="false"/>
                 <w:u w:val="none"/>
-                <w:strike w:val="false"/>
                 <w:sz w:val="21"/>
                 <w:szCs w:val="21"/>
                 <w:color w:val="000000"/>
@@ -7017,7 +7276,6 @@
                 <w:i w:val="false"/>
                 <w:b w:val="false"/>
                 <w:u w:val="none"/>
-                <w:strike w:val="false"/>
                 <w:sz w:val="21"/>
                 <w:szCs w:val="21"/>
                 <w:color w:val="000000"/>
@@ -7030,7 +7288,6 @@
                 <w:i w:val="false"/>
                 <w:b w:val="false"/>
                 <w:u w:val="none"/>
-                <w:strike w:val="false"/>
                 <w:sz w:val="21"/>
                 <w:szCs w:val="21"/>
                 <w:color w:val="000000"/>
@@ -7043,7 +7300,6 @@
                 <w:i w:val="false"/>
                 <w:b w:val="false"/>
                 <w:u w:val="none"/>
-                <w:strike w:val="false"/>
                 <w:sz w:val="21"/>
                 <w:szCs w:val="21"/>
                 <w:color w:val="000000"/>
@@ -7056,7 +7312,6 @@
                 <w:i w:val="false"/>
                 <w:b w:val="false"/>
                 <w:u w:val="none"/>
-                <w:strike w:val="false"/>
                 <w:sz w:val="21"/>
                 <w:szCs w:val="21"/>
                 <w:color w:val="000000"/>
@@ -7094,16 +7349,6 @@
               </w:pBdr>
               <w:spacing w:after="200" w:before="200" w:line="240"/>
               <w:ind w:left="200" w:right="200" w:firstLine="0" w:firstLineChars="0"/>
-              <w:rPr>
-                <w:rFonts w:ascii="Arial" w:hAnsi="Arial" w:eastAsia="Arial" w:cs="Arial"/>
-                <w:i w:val="false"/>
-                <w:b w:val="false"/>
-                <w:u w:val="none"/>
-                <w:strike w:val="false"/>
-                <w:sz w:val="21"/>
-                <w:szCs w:val="21"/>
-                <w:color w:val="000000"/>
-              </w:rPr>
             </w:pPr>
             <w:r>
               <w:rPr>
@@ -7111,7 +7356,6 @@
                 <w:i w:val="false"/>
                 <w:b w:val="true"/>
                 <w:u w:val="none"/>
-                <w:strike w:val="false"/>
                 <w:sz w:val="22"/>
                 <w:szCs w:val="22"/>
                 <w:color w:val="063360"/>
@@ -7124,7 +7368,6 @@
                 <w:i w:val="false"/>
                 <w:b w:val="false"/>
                 <w:u w:val="none"/>
-                <w:strike w:val="false"/>
                 <w:sz w:val="21"/>
                 <w:szCs w:val="21"/>
                 <w:color w:val="000000"/>
@@ -7137,7 +7380,6 @@
                 <w:i w:val="false"/>
                 <w:b w:val="false"/>
                 <w:u w:val="none"/>
-                <w:strike w:val="false"/>
                 <w:sz w:val="21"/>
                 <w:szCs w:val="21"/>
                 <w:color w:val="000000"/>
@@ -7150,7 +7392,6 @@
                 <w:i w:val="false"/>
                 <w:b w:val="false"/>
                 <w:u w:val="none"/>
-                <w:strike w:val="false"/>
                 <w:sz w:val="21"/>
                 <w:szCs w:val="21"/>
                 <w:color w:val="000000"/>
@@ -7163,7 +7404,6 @@
                 <w:i w:val="false"/>
                 <w:b w:val="false"/>
                 <w:u w:val="none"/>
-                <w:strike w:val="false"/>
                 <w:sz w:val="21"/>
                 <w:szCs w:val="21"/>
                 <w:color w:val="000000"/>
@@ -7176,7 +7416,6 @@
                 <w:i w:val="false"/>
                 <w:b w:val="false"/>
                 <w:u w:val="none"/>
-                <w:strike w:val="false"/>
                 <w:sz w:val="21"/>
                 <w:szCs w:val="21"/>
                 <w:color w:val="000000"/>
@@ -7189,7 +7428,6 @@
                 <w:i w:val="false"/>
                 <w:b w:val="false"/>
                 <w:u w:val="none"/>
-                <w:strike w:val="false"/>
                 <w:sz w:val="21"/>
                 <w:szCs w:val="21"/>
                 <w:color w:val="000000"/>
@@ -7202,7 +7440,6 @@
                 <w:i w:val="false"/>
                 <w:b w:val="false"/>
                 <w:u w:val="none"/>
-                <w:strike w:val="false"/>
                 <w:sz w:val="21"/>
                 <w:szCs w:val="21"/>
                 <w:color w:val="000000"/>
@@ -7215,7 +7452,6 @@
                 <w:i w:val="false"/>
                 <w:b w:val="false"/>
                 <w:u w:val="none"/>
-                <w:strike w:val="false"/>
                 <w:sz w:val="21"/>
                 <w:szCs w:val="21"/>
                 <w:color w:val="000000"/>
@@ -7228,7 +7464,6 @@
                 <w:i w:val="false"/>
                 <w:b w:val="false"/>
                 <w:u w:val="none"/>
-                <w:strike w:val="false"/>
                 <w:sz w:val="21"/>
                 <w:szCs w:val="21"/>
                 <w:color w:val="000000"/>
@@ -7241,7 +7476,6 @@
                 <w:i w:val="false"/>
                 <w:b w:val="false"/>
                 <w:u w:val="none"/>
-                <w:strike w:val="false"/>
                 <w:sz w:val="21"/>
                 <w:szCs w:val="21"/>
                 <w:color w:val="000000"/>
@@ -7254,7 +7488,6 @@
                 <w:i w:val="false"/>
                 <w:b w:val="false"/>
                 <w:u w:val="none"/>
-                <w:strike w:val="false"/>
                 <w:sz w:val="21"/>
                 <w:szCs w:val="21"/>
                 <w:color w:val="000000"/>
@@ -7267,7 +7500,6 @@
                 <w:i w:val="false"/>
                 <w:b w:val="false"/>
                 <w:u w:val="none"/>
-                <w:strike w:val="false"/>
                 <w:sz w:val="21"/>
                 <w:szCs w:val="21"/>
                 <w:color w:val="000000"/>
@@ -7280,7 +7512,6 @@
                 <w:i w:val="false"/>
                 <w:b w:val="false"/>
                 <w:u w:val="none"/>
-                <w:strike w:val="false"/>
                 <w:sz w:val="21"/>
                 <w:szCs w:val="21"/>
                 <w:color w:val="000000"/>
@@ -7293,7 +7524,6 @@
                 <w:i w:val="false"/>
                 <w:b w:val="false"/>
                 <w:u w:val="none"/>
-                <w:strike w:val="false"/>
                 <w:sz w:val="21"/>
                 <w:szCs w:val="21"/>
                 <w:color w:val="000000"/>
@@ -7306,7 +7536,6 @@
                 <w:i w:val="false"/>
                 <w:b w:val="false"/>
                 <w:u w:val="none"/>
-                <w:strike w:val="false"/>
                 <w:sz w:val="21"/>
                 <w:szCs w:val="21"/>
                 <w:color w:val="000000"/>
@@ -7342,7 +7571,6 @@
           <w:i w:val="false"/>
           <w:b w:val="false"/>
           <w:u w:val="none"/>
-          <w:strike w:val="false"/>
           <w:sz w:val="18"/>
           <w:szCs w:val="18"/>
           <w:color w:val="545860"/>
@@ -7369,7 +7597,6 @@
           <w:i w:val="false"/>
           <w:b w:val="true"/>
           <w:u w:val="none"/>
-          <w:strike w:val="false"/>
           <w:sz w:val="36"/>
           <w:szCs w:val="36"/>
           <w:color w:val="063360"/>
@@ -7396,7 +7623,6 @@
           <w:i w:val="true"/>
           <w:b w:val="false"/>
           <w:u w:val="none"/>
-          <w:strike w:val="false"/>
           <w:sz w:val="18"/>
           <w:szCs w:val="18"/>
           <w:color w:val="215A9E"/>
@@ -7423,7 +7649,6 @@
           <w:i w:val="false"/>
           <w:b w:val="true"/>
           <w:u w:val="none"/>
-          <w:strike w:val="false"/>
           <w:sz w:val="26"/>
           <w:szCs w:val="26"/>
           <w:color w:val="215A9E"/>
@@ -7450,12 +7675,37 @@
           <w:i w:val="false"/>
           <w:b w:val="false"/>
           <w:u w:val="none"/>
-          <w:strike w:val="false"/>
           <w:sz w:val="22"/>
           <w:szCs w:val="22"/>
           <w:color w:val="000000"/>
         </w:rPr>
         <w:t xml:space="preserve">A with 2, B with 1, C with 3. Differences of -1,000, -900 and -1,100: an average of -1,000 AED. Business 4 is nobody's twin, so it is set aside. Listen for anyone matching on cost: that is matching on the outcome, which builds the answer into the comparison.</w:t>
+      </w:r>
+    </w:p>
+    <w:p>
+      <w:pPr>
+        <w:pStyle w:val="Normal"/>
+        <w:jc w:val="left"/>
+        <w:pBdr>
+          <w:bottom w:val="none" w:sz="0" w:space="0" w:color="000000"/>
+          <w:top w:val="none" w:sz="0" w:space="0" w:color="000000"/>
+          <w:left w:val="none" w:sz="0" w:space="0" w:color="000000"/>
+          <w:right w:val="none" w:sz="0" w:space="0" w:color="000000"/>
+        </w:pBdr>
+        <w:spacing w:after="80" w:before="0" w:line="240"/>
+        <w:ind w:left="0" w:right="0" w:firstLine="0" w:firstLineChars="0"/>
+      </w:pPr>
+      <w:r>
+        <w:rPr>
+          <w:rFonts w:ascii="Arial" w:hAnsi="Arial" w:eastAsia="Arial" w:cs="Arial"/>
+          <w:i w:val="false"/>
+          <w:b w:val="false"/>
+          <w:u w:val="none"/>
+          <w:sz w:val="22"/>
+          <w:szCs w:val="22"/>
+          <w:color w:val="000000"/>
+        </w:rPr>
+        <w:t xml:space="preserve">Three ways to run it; decide on the day. (1) Worksheet: each group works through the sheet together and reports one answer. (2) Cards on the table: each group lays out its seven profile cards and pairs them physically, then fills in the sheet. (3) Walking version: take one set of cards and give one card to a volunteer from each of seven groups; the eighth group checks the matches. A, B and C walk to the person they think is their twin; their own groups explain the match. Business 4 is left standing alone: ask the room what happens to it in the analysis (it is set aside, the common-support idea that returns in Case 2). Few people walk, and each group reports through its volunteer.</w:t>
       </w:r>
     </w:p>
     <w:p>
@@ -7477,7 +7727,6 @@
           <w:i w:val="false"/>
           <w:b w:val="true"/>
           <w:u w:val="none"/>
-          <w:strike w:val="false"/>
           <w:sz w:val="26"/>
           <w:szCs w:val="26"/>
           <w:color w:val="215A9E"/>
@@ -7504,7 +7753,6 @@
           <w:i w:val="false"/>
           <w:b w:val="false"/>
           <w:u w:val="none"/>
-          <w:strike w:val="false"/>
           <w:sz w:val="22"/>
           <w:szCs w:val="22"/>
           <w:color w:val="000000"/>
@@ -7531,7 +7779,6 @@
           <w:i w:val="false"/>
           <w:b w:val="false"/>
           <w:u w:val="none"/>
-          <w:strike w:val="false"/>
           <w:sz w:val="22"/>
           <w:szCs w:val="22"/>
           <w:color w:val="000000"/>
@@ -7558,7 +7805,6 @@
           <w:i w:val="false"/>
           <w:b w:val="false"/>
           <w:u w:val="none"/>
-          <w:strike w:val="false"/>
           <w:sz w:val="22"/>
           <w:szCs w:val="22"/>
           <w:color w:val="000000"/>
@@ -7585,7 +7831,6 @@
           <w:i w:val="false"/>
           <w:b w:val="false"/>
           <w:u w:val="none"/>
-          <w:strike w:val="false"/>
           <w:sz w:val="22"/>
           <w:szCs w:val="22"/>
           <w:color w:val="000000"/>
@@ -7612,7 +7857,6 @@
           <w:i w:val="false"/>
           <w:b w:val="true"/>
           <w:u w:val="none"/>
-          <w:strike w:val="false"/>
           <w:sz w:val="26"/>
           <w:szCs w:val="26"/>
           <w:color w:val="215A9E"/>
@@ -7639,7 +7883,6 @@
           <w:i w:val="false"/>
           <w:b w:val="false"/>
           <w:u w:val="none"/>
-          <w:strike w:val="false"/>
           <w:sz w:val="22"/>
           <w:szCs w:val="22"/>
           <w:color w:val="000000"/>
@@ -7647,11 +7890,11 @@
         <w:t xml:space="preserve">Case 1 is reported accurately, including the interval that straddles the rule. Three false assurances in Case 2: "similarly strong, every segment matched" hides the 13 segments with no real lookalike; "comfortably exceeding" holds only for the changes estimate, the levels estimate does not clear 2.0 and the interval dips to 1.32; "should be scaled" rests on the first two and is stated most confidently. The model had the details in front of it and still went with the headline. Check its summary against the table you gave it.</w:t>
       </w:r>
     </w:p>
-    <w:sectPr>
-      <w:pgMar w:header="708" w:bottom="1008" w:top="1008" w:right="1152" w:left="1152" w:footer="708" w:gutter="0"/>
+    <w:sectPr w:officer="true">
+      <w:pgMar w:header="720" w:bottom="1008" w:top="1008" w:right="1152" w:left="1152" w:footer="720" w:gutter="720"/>
       <w:pgSz w:h="16838" w:w="11906" w:orient="portrait"/>
+      <w:cols/>
       <w:type w:val="continuous"/>
-      <w:cols/>
     </w:sectPr>
   </w:body>
 </w:document>

--- a/Module_2_Oct_2026_v2/Oct13_session3_materials.docx
+++ b/Module_2_Oct_2026_v2/Oct13_session3_materials.docx
@@ -21,6 +21,7 @@
           <w:i w:val="false"/>
           <w:b w:val="false"/>
           <w:u w:val="none"/>
+          <w:strike w:val="false"/>
           <w:sz w:val="18"/>
           <w:szCs w:val="18"/>
           <w:color w:val="545860"/>
@@ -47,6 +48,7 @@
           <w:i w:val="false"/>
           <w:b w:val="true"/>
           <w:u w:val="none"/>
+          <w:strike w:val="false"/>
           <w:sz w:val="36"/>
           <w:szCs w:val="36"/>
           <w:color w:val="063360"/>
@@ -73,6 +75,7 @@
           <w:i w:val="true"/>
           <w:b w:val="false"/>
           <w:u w:val="none"/>
+          <w:strike w:val="false"/>
           <w:sz w:val="18"/>
           <w:szCs w:val="18"/>
           <w:color w:val="215A9E"/>
@@ -99,11 +102,12 @@
           <w:i w:val="false"/>
           <w:b w:val="false"/>
           <w:u w:val="none"/>
+          <w:strike w:val="false"/>
           <w:sz w:val="22"/>
           <w:szCs w:val="22"/>
           <w:color w:val="000000"/>
         </w:rPr>
-        <w:t xml:space="preserve">As a group: three businesses that enrolled in GreenWaste and four that did not. Pair each enrolled business with its closest twin, matching on who they are (manager age and size), not on their cost. Then take the average cost difference across the three pairs. Your group reports one answer: the three pairs, the average, and the business that is nobody's twin.</w:t>
+        <w:t xml:space="preserve">As a group: three businesses that took part in GreenWaste and four that did not. Pair each business that took part with its closest twin, matching on who they are (manager age and size), not on their cost. Then take the average cost difference across the three pairs. Your group reports one answer: the three pairs, the average, and the business that is nobody's twin.</w:t>
       </w:r>
     </w:p>
     <w:p>
@@ -125,11 +129,12 @@
           <w:i w:val="false"/>
           <w:b w:val="true"/>
           <w:u w:val="none"/>
+          <w:strike w:val="false"/>
           <w:sz w:val="22"/>
           <w:szCs w:val="22"/>
           <w:color w:val="063360"/>
         </w:rPr>
-        <w:t xml:space="preserve">Enrolled</w:t>
+        <w:t xml:space="preserve">Took part</w:t>
       </w:r>
     </w:p>
     <w:tbl xmlns:a="http://schemas.openxmlformats.org/drawingml/2006/main" xmlns:pic="http://schemas.openxmlformats.org/drawingml/2006/picture">
@@ -169,7 +174,6 @@
           </w:tcPr>
           <w:p>
             <w:pPr>
-              <w:pStyle w:val="Normal"/>
               <w:jc w:val="left"/>
               <w:pBdr>
                 <w:bottom w:val="none" w:sz="0" w:space="0" w:color="000000"/>
@@ -179,13 +183,24 @@
               </w:pBdr>
               <w:spacing w:after="80" w:before="80" w:line="240"/>
               <w:ind w:left="80" w:right="80" w:firstLine="0" w:firstLineChars="0"/>
+              <w:rPr>
+                <w:rFonts w:ascii="Arial" w:hAnsi="Arial" w:eastAsia="Arial" w:cs="Arial"/>
+                <w:i w:val="false"/>
+                <w:b w:val="true"/>
+                <w:u w:val="none"/>
+                <w:strike w:val="false"/>
+                <w:sz w:val="21"/>
+                <w:szCs w:val="21"/>
+                <w:color w:val="063360"/>
+              </w:rPr>
             </w:pPr>
             <w:r>
               <w:rPr>
-                <w:rFonts w:ascii="Arial" w:hAnsi="DejaVu Sans" w:eastAsia="DejaVu Sans" w:cs="DejaVu Sans"/>
+                <w:rFonts w:ascii="Arial" w:hAnsi="Arial" w:eastAsia="Arial" w:cs="Arial"/>
                 <w:i w:val="false"/>
                 <w:b w:val="true"/>
                 <w:u w:val="none"/>
+                <w:strike w:val="false"/>
                 <w:sz w:val="21"/>
                 <w:szCs w:val="21"/>
                 <w:color w:val="063360"/>
@@ -213,7 +228,6 @@
           </w:tcPr>
           <w:p>
             <w:pPr>
-              <w:pStyle w:val="Normal"/>
               <w:jc w:val="left"/>
               <w:pBdr>
                 <w:bottom w:val="none" w:sz="0" w:space="0" w:color="000000"/>
@@ -223,13 +237,24 @@
               </w:pBdr>
               <w:spacing w:after="80" w:before="80" w:line="240"/>
               <w:ind w:left="80" w:right="80" w:firstLine="0" w:firstLineChars="0"/>
+              <w:rPr>
+                <w:rFonts w:ascii="Arial" w:hAnsi="Arial" w:eastAsia="Arial" w:cs="Arial"/>
+                <w:i w:val="false"/>
+                <w:b w:val="true"/>
+                <w:u w:val="none"/>
+                <w:strike w:val="false"/>
+                <w:sz w:val="21"/>
+                <w:szCs w:val="21"/>
+                <w:color w:val="063360"/>
+              </w:rPr>
             </w:pPr>
             <w:r>
               <w:rPr>
-                <w:rFonts w:ascii="Arial" w:hAnsi="DejaVu Sans" w:eastAsia="DejaVu Sans" w:cs="DejaVu Sans"/>
+                <w:rFonts w:ascii="Arial" w:hAnsi="Arial" w:eastAsia="Arial" w:cs="Arial"/>
                 <w:i w:val="false"/>
                 <w:b w:val="true"/>
                 <w:u w:val="none"/>
+                <w:strike w:val="false"/>
                 <w:sz w:val="21"/>
                 <w:szCs w:val="21"/>
                 <w:color w:val="063360"/>
@@ -257,7 +282,6 @@
           </w:tcPr>
           <w:p>
             <w:pPr>
-              <w:pStyle w:val="Normal"/>
               <w:jc w:val="left"/>
               <w:pBdr>
                 <w:bottom w:val="none" w:sz="0" w:space="0" w:color="000000"/>
@@ -267,13 +291,24 @@
               </w:pBdr>
               <w:spacing w:after="80" w:before="80" w:line="240"/>
               <w:ind w:left="80" w:right="80" w:firstLine="0" w:firstLineChars="0"/>
+              <w:rPr>
+                <w:rFonts w:ascii="Arial" w:hAnsi="Arial" w:eastAsia="Arial" w:cs="Arial"/>
+                <w:i w:val="false"/>
+                <w:b w:val="true"/>
+                <w:u w:val="none"/>
+                <w:strike w:val="false"/>
+                <w:sz w:val="21"/>
+                <w:szCs w:val="21"/>
+                <w:color w:val="063360"/>
+              </w:rPr>
             </w:pPr>
             <w:r>
               <w:rPr>
-                <w:rFonts w:ascii="Arial" w:hAnsi="DejaVu Sans" w:eastAsia="DejaVu Sans" w:cs="DejaVu Sans"/>
+                <w:rFonts w:ascii="Arial" w:hAnsi="Arial" w:eastAsia="Arial" w:cs="Arial"/>
                 <w:i w:val="false"/>
                 <w:b w:val="true"/>
                 <w:u w:val="none"/>
+                <w:strike w:val="false"/>
                 <w:sz w:val="21"/>
                 <w:szCs w:val="21"/>
                 <w:color w:val="063360"/>
@@ -301,7 +336,6 @@
           </w:tcPr>
           <w:p>
             <w:pPr>
-              <w:pStyle w:val="Normal"/>
               <w:jc w:val="left"/>
               <w:pBdr>
                 <w:bottom w:val="none" w:sz="0" w:space="0" w:color="000000"/>
@@ -311,13 +345,24 @@
               </w:pBdr>
               <w:spacing w:after="80" w:before="80" w:line="240"/>
               <w:ind w:left="80" w:right="80" w:firstLine="0" w:firstLineChars="0"/>
+              <w:rPr>
+                <w:rFonts w:ascii="Arial" w:hAnsi="Arial" w:eastAsia="Arial" w:cs="Arial"/>
+                <w:i w:val="false"/>
+                <w:b w:val="true"/>
+                <w:u w:val="none"/>
+                <w:strike w:val="false"/>
+                <w:sz w:val="21"/>
+                <w:szCs w:val="21"/>
+                <w:color w:val="063360"/>
+              </w:rPr>
             </w:pPr>
             <w:r>
               <w:rPr>
-                <w:rFonts w:ascii="Arial" w:hAnsi="DejaVu Sans" w:eastAsia="DejaVu Sans" w:cs="DejaVu Sans"/>
+                <w:rFonts w:ascii="Arial" w:hAnsi="Arial" w:eastAsia="Arial" w:cs="Arial"/>
                 <w:i w:val="false"/>
                 <w:b w:val="true"/>
                 <w:u w:val="none"/>
+                <w:strike w:val="false"/>
                 <w:sz w:val="21"/>
                 <w:szCs w:val="21"/>
                 <w:color w:val="063360"/>
@@ -351,7 +396,6 @@
           </w:tcPr>
           <w:p>
             <w:pPr>
-              <w:pStyle w:val="Normal"/>
               <w:jc w:val="left"/>
               <w:pBdr>
                 <w:bottom w:val="none" w:sz="0" w:space="0" w:color="000000"/>
@@ -361,13 +405,24 @@
               </w:pBdr>
               <w:spacing w:after="80" w:before="80" w:line="240"/>
               <w:ind w:left="80" w:right="80" w:firstLine="0" w:firstLineChars="0"/>
+              <w:rPr>
+                <w:rFonts w:ascii="Arial" w:hAnsi="Arial" w:eastAsia="Arial" w:cs="Arial"/>
+                <w:i w:val="false"/>
+                <w:b w:val="false"/>
+                <w:u w:val="none"/>
+                <w:strike w:val="false"/>
+                <w:sz w:val="21"/>
+                <w:szCs w:val="21"/>
+                <w:color w:val="000000"/>
+              </w:rPr>
             </w:pPr>
             <w:r>
               <w:rPr>
-                <w:rFonts w:ascii="Arial" w:hAnsi="DejaVu Sans" w:eastAsia="DejaVu Sans" w:cs="DejaVu Sans"/>
-                <w:i w:val="false"/>
-                <w:b w:val="false"/>
-                <w:u w:val="none"/>
+                <w:rFonts w:ascii="Arial" w:hAnsi="Arial" w:eastAsia="Arial" w:cs="Arial"/>
+                <w:i w:val="false"/>
+                <w:b w:val="false"/>
+                <w:u w:val="none"/>
+                <w:strike w:val="false"/>
                 <w:sz w:val="21"/>
                 <w:szCs w:val="21"/>
                 <w:color w:val="000000"/>
@@ -395,7 +450,6 @@
           </w:tcPr>
           <w:p>
             <w:pPr>
-              <w:pStyle w:val="Normal"/>
               <w:jc w:val="left"/>
               <w:pBdr>
                 <w:bottom w:val="none" w:sz="0" w:space="0" w:color="000000"/>
@@ -405,13 +459,24 @@
               </w:pBdr>
               <w:spacing w:after="80" w:before="80" w:line="240"/>
               <w:ind w:left="80" w:right="80" w:firstLine="0" w:firstLineChars="0"/>
+              <w:rPr>
+                <w:rFonts w:ascii="Arial" w:hAnsi="Arial" w:eastAsia="Arial" w:cs="Arial"/>
+                <w:i w:val="false"/>
+                <w:b w:val="false"/>
+                <w:u w:val="none"/>
+                <w:strike w:val="false"/>
+                <w:sz w:val="21"/>
+                <w:szCs w:val="21"/>
+                <w:color w:val="000000"/>
+              </w:rPr>
             </w:pPr>
             <w:r>
               <w:rPr>
-                <w:rFonts w:ascii="Arial" w:hAnsi="DejaVu Sans" w:eastAsia="DejaVu Sans" w:cs="DejaVu Sans"/>
-                <w:i w:val="false"/>
-                <w:b w:val="false"/>
-                <w:u w:val="none"/>
+                <w:rFonts w:ascii="Arial" w:hAnsi="Arial" w:eastAsia="Arial" w:cs="Arial"/>
+                <w:i w:val="false"/>
+                <w:b w:val="false"/>
+                <w:u w:val="none"/>
+                <w:strike w:val="false"/>
                 <w:sz w:val="21"/>
                 <w:szCs w:val="21"/>
                 <w:color w:val="000000"/>
@@ -439,7 +504,6 @@
           </w:tcPr>
           <w:p>
             <w:pPr>
-              <w:pStyle w:val="Normal"/>
               <w:jc w:val="left"/>
               <w:pBdr>
                 <w:bottom w:val="none" w:sz="0" w:space="0" w:color="000000"/>
@@ -449,13 +513,24 @@
               </w:pBdr>
               <w:spacing w:after="80" w:before="80" w:line="240"/>
               <w:ind w:left="80" w:right="80" w:firstLine="0" w:firstLineChars="0"/>
+              <w:rPr>
+                <w:rFonts w:ascii="Arial" w:hAnsi="Arial" w:eastAsia="Arial" w:cs="Arial"/>
+                <w:i w:val="false"/>
+                <w:b w:val="false"/>
+                <w:u w:val="none"/>
+                <w:strike w:val="false"/>
+                <w:sz w:val="21"/>
+                <w:szCs w:val="21"/>
+                <w:color w:val="000000"/>
+              </w:rPr>
             </w:pPr>
             <w:r>
               <w:rPr>
-                <w:rFonts w:ascii="Arial" w:hAnsi="DejaVu Sans" w:eastAsia="DejaVu Sans" w:cs="DejaVu Sans"/>
-                <w:i w:val="false"/>
-                <w:b w:val="false"/>
-                <w:u w:val="none"/>
+                <w:rFonts w:ascii="Arial" w:hAnsi="Arial" w:eastAsia="Arial" w:cs="Arial"/>
+                <w:i w:val="false"/>
+                <w:b w:val="false"/>
+                <w:u w:val="none"/>
+                <w:strike w:val="false"/>
                 <w:sz w:val="21"/>
                 <w:szCs w:val="21"/>
                 <w:color w:val="000000"/>
@@ -483,7 +558,6 @@
           </w:tcPr>
           <w:p>
             <w:pPr>
-              <w:pStyle w:val="Normal"/>
               <w:jc w:val="left"/>
               <w:pBdr>
                 <w:bottom w:val="none" w:sz="0" w:space="0" w:color="000000"/>
@@ -493,13 +567,24 @@
               </w:pBdr>
               <w:spacing w:after="80" w:before="80" w:line="240"/>
               <w:ind w:left="80" w:right="80" w:firstLine="0" w:firstLineChars="0"/>
+              <w:rPr>
+                <w:rFonts w:ascii="Arial" w:hAnsi="Arial" w:eastAsia="Arial" w:cs="Arial"/>
+                <w:i w:val="false"/>
+                <w:b w:val="false"/>
+                <w:u w:val="none"/>
+                <w:strike w:val="false"/>
+                <w:sz w:val="21"/>
+                <w:szCs w:val="21"/>
+                <w:color w:val="000000"/>
+              </w:rPr>
             </w:pPr>
             <w:r>
               <w:rPr>
-                <w:rFonts w:ascii="Arial" w:hAnsi="DejaVu Sans" w:eastAsia="DejaVu Sans" w:cs="DejaVu Sans"/>
-                <w:i w:val="false"/>
-                <w:b w:val="false"/>
-                <w:u w:val="none"/>
+                <w:rFonts w:ascii="Arial" w:hAnsi="Arial" w:eastAsia="Arial" w:cs="Arial"/>
+                <w:i w:val="false"/>
+                <w:b w:val="false"/>
+                <w:u w:val="none"/>
+                <w:strike w:val="false"/>
                 <w:sz w:val="21"/>
                 <w:szCs w:val="21"/>
                 <w:color w:val="000000"/>
@@ -533,7 +618,6 @@
           </w:tcPr>
           <w:p>
             <w:pPr>
-              <w:pStyle w:val="Normal"/>
               <w:jc w:val="left"/>
               <w:pBdr>
                 <w:bottom w:val="none" w:sz="0" w:space="0" w:color="000000"/>
@@ -543,13 +627,24 @@
               </w:pBdr>
               <w:spacing w:after="80" w:before="80" w:line="240"/>
               <w:ind w:left="80" w:right="80" w:firstLine="0" w:firstLineChars="0"/>
+              <w:rPr>
+                <w:rFonts w:ascii="Arial" w:hAnsi="Arial" w:eastAsia="Arial" w:cs="Arial"/>
+                <w:i w:val="false"/>
+                <w:b w:val="false"/>
+                <w:u w:val="none"/>
+                <w:strike w:val="false"/>
+                <w:sz w:val="21"/>
+                <w:szCs w:val="21"/>
+                <w:color w:val="000000"/>
+              </w:rPr>
             </w:pPr>
             <w:r>
               <w:rPr>
-                <w:rFonts w:ascii="Arial" w:hAnsi="DejaVu Sans" w:eastAsia="DejaVu Sans" w:cs="DejaVu Sans"/>
-                <w:i w:val="false"/>
-                <w:b w:val="false"/>
-                <w:u w:val="none"/>
+                <w:rFonts w:ascii="Arial" w:hAnsi="Arial" w:eastAsia="Arial" w:cs="Arial"/>
+                <w:i w:val="false"/>
+                <w:b w:val="false"/>
+                <w:u w:val="none"/>
+                <w:strike w:val="false"/>
                 <w:sz w:val="21"/>
                 <w:szCs w:val="21"/>
                 <w:color w:val="000000"/>
@@ -577,7 +672,6 @@
           </w:tcPr>
           <w:p>
             <w:pPr>
-              <w:pStyle w:val="Normal"/>
               <w:jc w:val="left"/>
               <w:pBdr>
                 <w:bottom w:val="none" w:sz="0" w:space="0" w:color="000000"/>
@@ -587,13 +681,24 @@
               </w:pBdr>
               <w:spacing w:after="80" w:before="80" w:line="240"/>
               <w:ind w:left="80" w:right="80" w:firstLine="0" w:firstLineChars="0"/>
+              <w:rPr>
+                <w:rFonts w:ascii="Arial" w:hAnsi="Arial" w:eastAsia="Arial" w:cs="Arial"/>
+                <w:i w:val="false"/>
+                <w:b w:val="false"/>
+                <w:u w:val="none"/>
+                <w:strike w:val="false"/>
+                <w:sz w:val="21"/>
+                <w:szCs w:val="21"/>
+                <w:color w:val="000000"/>
+              </w:rPr>
             </w:pPr>
             <w:r>
               <w:rPr>
-                <w:rFonts w:ascii="Arial" w:hAnsi="DejaVu Sans" w:eastAsia="DejaVu Sans" w:cs="DejaVu Sans"/>
-                <w:i w:val="false"/>
-                <w:b w:val="false"/>
-                <w:u w:val="none"/>
+                <w:rFonts w:ascii="Arial" w:hAnsi="Arial" w:eastAsia="Arial" w:cs="Arial"/>
+                <w:i w:val="false"/>
+                <w:b w:val="false"/>
+                <w:u w:val="none"/>
+                <w:strike w:val="false"/>
                 <w:sz w:val="21"/>
                 <w:szCs w:val="21"/>
                 <w:color w:val="000000"/>
@@ -621,7 +726,6 @@
           </w:tcPr>
           <w:p>
             <w:pPr>
-              <w:pStyle w:val="Normal"/>
               <w:jc w:val="left"/>
               <w:pBdr>
                 <w:bottom w:val="none" w:sz="0" w:space="0" w:color="000000"/>
@@ -631,13 +735,24 @@
               </w:pBdr>
               <w:spacing w:after="80" w:before="80" w:line="240"/>
               <w:ind w:left="80" w:right="80" w:firstLine="0" w:firstLineChars="0"/>
+              <w:rPr>
+                <w:rFonts w:ascii="Arial" w:hAnsi="Arial" w:eastAsia="Arial" w:cs="Arial"/>
+                <w:i w:val="false"/>
+                <w:b w:val="false"/>
+                <w:u w:val="none"/>
+                <w:strike w:val="false"/>
+                <w:sz w:val="21"/>
+                <w:szCs w:val="21"/>
+                <w:color w:val="000000"/>
+              </w:rPr>
             </w:pPr>
             <w:r>
               <w:rPr>
-                <w:rFonts w:ascii="Arial" w:hAnsi="DejaVu Sans" w:eastAsia="DejaVu Sans" w:cs="DejaVu Sans"/>
-                <w:i w:val="false"/>
-                <w:b w:val="false"/>
-                <w:u w:val="none"/>
+                <w:rFonts w:ascii="Arial" w:hAnsi="Arial" w:eastAsia="Arial" w:cs="Arial"/>
+                <w:i w:val="false"/>
+                <w:b w:val="false"/>
+                <w:u w:val="none"/>
+                <w:strike w:val="false"/>
                 <w:sz w:val="21"/>
                 <w:szCs w:val="21"/>
                 <w:color w:val="000000"/>
@@ -665,7 +780,6 @@
           </w:tcPr>
           <w:p>
             <w:pPr>
-              <w:pStyle w:val="Normal"/>
               <w:jc w:val="left"/>
               <w:pBdr>
                 <w:bottom w:val="none" w:sz="0" w:space="0" w:color="000000"/>
@@ -675,13 +789,24 @@
               </w:pBdr>
               <w:spacing w:after="80" w:before="80" w:line="240"/>
               <w:ind w:left="80" w:right="80" w:firstLine="0" w:firstLineChars="0"/>
+              <w:rPr>
+                <w:rFonts w:ascii="Arial" w:hAnsi="Arial" w:eastAsia="Arial" w:cs="Arial"/>
+                <w:i w:val="false"/>
+                <w:b w:val="false"/>
+                <w:u w:val="none"/>
+                <w:strike w:val="false"/>
+                <w:sz w:val="21"/>
+                <w:szCs w:val="21"/>
+                <w:color w:val="000000"/>
+              </w:rPr>
             </w:pPr>
             <w:r>
               <w:rPr>
-                <w:rFonts w:ascii="Arial" w:hAnsi="DejaVu Sans" w:eastAsia="DejaVu Sans" w:cs="DejaVu Sans"/>
-                <w:i w:val="false"/>
-                <w:b w:val="false"/>
-                <w:u w:val="none"/>
+                <w:rFonts w:ascii="Arial" w:hAnsi="Arial" w:eastAsia="Arial" w:cs="Arial"/>
+                <w:i w:val="false"/>
+                <w:b w:val="false"/>
+                <w:u w:val="none"/>
+                <w:strike w:val="false"/>
                 <w:sz w:val="21"/>
                 <w:szCs w:val="21"/>
                 <w:color w:val="000000"/>
@@ -715,7 +840,6 @@
           </w:tcPr>
           <w:p>
             <w:pPr>
-              <w:pStyle w:val="Normal"/>
               <w:jc w:val="left"/>
               <w:pBdr>
                 <w:bottom w:val="none" w:sz="0" w:space="0" w:color="000000"/>
@@ -725,13 +849,24 @@
               </w:pBdr>
               <w:spacing w:after="80" w:before="80" w:line="240"/>
               <w:ind w:left="80" w:right="80" w:firstLine="0" w:firstLineChars="0"/>
+              <w:rPr>
+                <w:rFonts w:ascii="Arial" w:hAnsi="Arial" w:eastAsia="Arial" w:cs="Arial"/>
+                <w:i w:val="false"/>
+                <w:b w:val="false"/>
+                <w:u w:val="none"/>
+                <w:strike w:val="false"/>
+                <w:sz w:val="21"/>
+                <w:szCs w:val="21"/>
+                <w:color w:val="000000"/>
+              </w:rPr>
             </w:pPr>
             <w:r>
               <w:rPr>
-                <w:rFonts w:ascii="Arial" w:hAnsi="DejaVu Sans" w:eastAsia="DejaVu Sans" w:cs="DejaVu Sans"/>
-                <w:i w:val="false"/>
-                <w:b w:val="false"/>
-                <w:u w:val="none"/>
+                <w:rFonts w:ascii="Arial" w:hAnsi="Arial" w:eastAsia="Arial" w:cs="Arial"/>
+                <w:i w:val="false"/>
+                <w:b w:val="false"/>
+                <w:u w:val="none"/>
+                <w:strike w:val="false"/>
                 <w:sz w:val="21"/>
                 <w:szCs w:val="21"/>
                 <w:color w:val="000000"/>
@@ -759,7 +894,6 @@
           </w:tcPr>
           <w:p>
             <w:pPr>
-              <w:pStyle w:val="Normal"/>
               <w:jc w:val="left"/>
               <w:pBdr>
                 <w:bottom w:val="none" w:sz="0" w:space="0" w:color="000000"/>
@@ -769,13 +903,24 @@
               </w:pBdr>
               <w:spacing w:after="80" w:before="80" w:line="240"/>
               <w:ind w:left="80" w:right="80" w:firstLine="0" w:firstLineChars="0"/>
+              <w:rPr>
+                <w:rFonts w:ascii="Arial" w:hAnsi="Arial" w:eastAsia="Arial" w:cs="Arial"/>
+                <w:i w:val="false"/>
+                <w:b w:val="false"/>
+                <w:u w:val="none"/>
+                <w:strike w:val="false"/>
+                <w:sz w:val="21"/>
+                <w:szCs w:val="21"/>
+                <w:color w:val="000000"/>
+              </w:rPr>
             </w:pPr>
             <w:r>
               <w:rPr>
-                <w:rFonts w:ascii="Arial" w:hAnsi="DejaVu Sans" w:eastAsia="DejaVu Sans" w:cs="DejaVu Sans"/>
-                <w:i w:val="false"/>
-                <w:b w:val="false"/>
-                <w:u w:val="none"/>
+                <w:rFonts w:ascii="Arial" w:hAnsi="Arial" w:eastAsia="Arial" w:cs="Arial"/>
+                <w:i w:val="false"/>
+                <w:b w:val="false"/>
+                <w:u w:val="none"/>
+                <w:strike w:val="false"/>
                 <w:sz w:val="21"/>
                 <w:szCs w:val="21"/>
                 <w:color w:val="000000"/>
@@ -803,7 +948,6 @@
           </w:tcPr>
           <w:p>
             <w:pPr>
-              <w:pStyle w:val="Normal"/>
               <w:jc w:val="left"/>
               <w:pBdr>
                 <w:bottom w:val="none" w:sz="0" w:space="0" w:color="000000"/>
@@ -813,13 +957,24 @@
               </w:pBdr>
               <w:spacing w:after="80" w:before="80" w:line="240"/>
               <w:ind w:left="80" w:right="80" w:firstLine="0" w:firstLineChars="0"/>
+              <w:rPr>
+                <w:rFonts w:ascii="Arial" w:hAnsi="Arial" w:eastAsia="Arial" w:cs="Arial"/>
+                <w:i w:val="false"/>
+                <w:b w:val="false"/>
+                <w:u w:val="none"/>
+                <w:strike w:val="false"/>
+                <w:sz w:val="21"/>
+                <w:szCs w:val="21"/>
+                <w:color w:val="000000"/>
+              </w:rPr>
             </w:pPr>
             <w:r>
               <w:rPr>
-                <w:rFonts w:ascii="Arial" w:hAnsi="DejaVu Sans" w:eastAsia="DejaVu Sans" w:cs="DejaVu Sans"/>
-                <w:i w:val="false"/>
-                <w:b w:val="false"/>
-                <w:u w:val="none"/>
+                <w:rFonts w:ascii="Arial" w:hAnsi="Arial" w:eastAsia="Arial" w:cs="Arial"/>
+                <w:i w:val="false"/>
+                <w:b w:val="false"/>
+                <w:u w:val="none"/>
+                <w:strike w:val="false"/>
                 <w:sz w:val="21"/>
                 <w:szCs w:val="21"/>
                 <w:color w:val="000000"/>
@@ -847,7 +1002,6 @@
           </w:tcPr>
           <w:p>
             <w:pPr>
-              <w:pStyle w:val="Normal"/>
               <w:jc w:val="left"/>
               <w:pBdr>
                 <w:bottom w:val="none" w:sz="0" w:space="0" w:color="000000"/>
@@ -857,13 +1011,24 @@
               </w:pBdr>
               <w:spacing w:after="80" w:before="80" w:line="240"/>
               <w:ind w:left="80" w:right="80" w:firstLine="0" w:firstLineChars="0"/>
+              <w:rPr>
+                <w:rFonts w:ascii="Arial" w:hAnsi="Arial" w:eastAsia="Arial" w:cs="Arial"/>
+                <w:i w:val="false"/>
+                <w:b w:val="false"/>
+                <w:u w:val="none"/>
+                <w:strike w:val="false"/>
+                <w:sz w:val="21"/>
+                <w:szCs w:val="21"/>
+                <w:color w:val="000000"/>
+              </w:rPr>
             </w:pPr>
             <w:r>
               <w:rPr>
-                <w:rFonts w:ascii="Arial" w:hAnsi="DejaVu Sans" w:eastAsia="DejaVu Sans" w:cs="DejaVu Sans"/>
-                <w:i w:val="false"/>
-                <w:b w:val="false"/>
-                <w:u w:val="none"/>
+                <w:rFonts w:ascii="Arial" w:hAnsi="Arial" w:eastAsia="Arial" w:cs="Arial"/>
+                <w:i w:val="false"/>
+                <w:b w:val="false"/>
+                <w:u w:val="none"/>
+                <w:strike w:val="false"/>
                 <w:sz w:val="21"/>
                 <w:szCs w:val="21"/>
                 <w:color w:val="000000"/>
@@ -893,11 +1058,12 @@
           <w:i w:val="false"/>
           <w:b w:val="true"/>
           <w:u w:val="none"/>
+          <w:strike w:val="false"/>
           <w:sz w:val="22"/>
           <w:szCs w:val="22"/>
           <w:color w:val="063360"/>
         </w:rPr>
-        <w:t xml:space="preserve">Not enrolled</w:t>
+        <w:t xml:space="preserve">Did not take part</w:t>
       </w:r>
     </w:p>
     <w:tbl xmlns:a="http://schemas.openxmlformats.org/drawingml/2006/main" xmlns:pic="http://schemas.openxmlformats.org/drawingml/2006/picture">
@@ -937,7 +1103,6 @@
           </w:tcPr>
           <w:p>
             <w:pPr>
-              <w:pStyle w:val="Normal"/>
               <w:jc w:val="left"/>
               <w:pBdr>
                 <w:bottom w:val="none" w:sz="0" w:space="0" w:color="000000"/>
@@ -947,13 +1112,24 @@
               </w:pBdr>
               <w:spacing w:after="80" w:before="80" w:line="240"/>
               <w:ind w:left="80" w:right="80" w:firstLine="0" w:firstLineChars="0"/>
+              <w:rPr>
+                <w:rFonts w:ascii="Arial" w:hAnsi="Arial" w:eastAsia="Arial" w:cs="Arial"/>
+                <w:i w:val="false"/>
+                <w:b w:val="true"/>
+                <w:u w:val="none"/>
+                <w:strike w:val="false"/>
+                <w:sz w:val="21"/>
+                <w:szCs w:val="21"/>
+                <w:color w:val="063360"/>
+              </w:rPr>
             </w:pPr>
             <w:r>
               <w:rPr>
-                <w:rFonts w:ascii="Arial" w:hAnsi="DejaVu Sans" w:eastAsia="DejaVu Sans" w:cs="DejaVu Sans"/>
+                <w:rFonts w:ascii="Arial" w:hAnsi="Arial" w:eastAsia="Arial" w:cs="Arial"/>
                 <w:i w:val="false"/>
                 <w:b w:val="true"/>
                 <w:u w:val="none"/>
+                <w:strike w:val="false"/>
                 <w:sz w:val="21"/>
                 <w:szCs w:val="21"/>
                 <w:color w:val="063360"/>
@@ -981,7 +1157,6 @@
           </w:tcPr>
           <w:p>
             <w:pPr>
-              <w:pStyle w:val="Normal"/>
               <w:jc w:val="left"/>
               <w:pBdr>
                 <w:bottom w:val="none" w:sz="0" w:space="0" w:color="000000"/>
@@ -991,13 +1166,24 @@
               </w:pBdr>
               <w:spacing w:after="80" w:before="80" w:line="240"/>
               <w:ind w:left="80" w:right="80" w:firstLine="0" w:firstLineChars="0"/>
+              <w:rPr>
+                <w:rFonts w:ascii="Arial" w:hAnsi="Arial" w:eastAsia="Arial" w:cs="Arial"/>
+                <w:i w:val="false"/>
+                <w:b w:val="true"/>
+                <w:u w:val="none"/>
+                <w:strike w:val="false"/>
+                <w:sz w:val="21"/>
+                <w:szCs w:val="21"/>
+                <w:color w:val="063360"/>
+              </w:rPr>
             </w:pPr>
             <w:r>
               <w:rPr>
-                <w:rFonts w:ascii="Arial" w:hAnsi="DejaVu Sans" w:eastAsia="DejaVu Sans" w:cs="DejaVu Sans"/>
+                <w:rFonts w:ascii="Arial" w:hAnsi="Arial" w:eastAsia="Arial" w:cs="Arial"/>
                 <w:i w:val="false"/>
                 <w:b w:val="true"/>
                 <w:u w:val="none"/>
+                <w:strike w:val="false"/>
                 <w:sz w:val="21"/>
                 <w:szCs w:val="21"/>
                 <w:color w:val="063360"/>
@@ -1025,7 +1211,6 @@
           </w:tcPr>
           <w:p>
             <w:pPr>
-              <w:pStyle w:val="Normal"/>
               <w:jc w:val="left"/>
               <w:pBdr>
                 <w:bottom w:val="none" w:sz="0" w:space="0" w:color="000000"/>
@@ -1035,13 +1220,24 @@
               </w:pBdr>
               <w:spacing w:after="80" w:before="80" w:line="240"/>
               <w:ind w:left="80" w:right="80" w:firstLine="0" w:firstLineChars="0"/>
+              <w:rPr>
+                <w:rFonts w:ascii="Arial" w:hAnsi="Arial" w:eastAsia="Arial" w:cs="Arial"/>
+                <w:i w:val="false"/>
+                <w:b w:val="true"/>
+                <w:u w:val="none"/>
+                <w:strike w:val="false"/>
+                <w:sz w:val="21"/>
+                <w:szCs w:val="21"/>
+                <w:color w:val="063360"/>
+              </w:rPr>
             </w:pPr>
             <w:r>
               <w:rPr>
-                <w:rFonts w:ascii="Arial" w:hAnsi="DejaVu Sans" w:eastAsia="DejaVu Sans" w:cs="DejaVu Sans"/>
+                <w:rFonts w:ascii="Arial" w:hAnsi="Arial" w:eastAsia="Arial" w:cs="Arial"/>
                 <w:i w:val="false"/>
                 <w:b w:val="true"/>
                 <w:u w:val="none"/>
+                <w:strike w:val="false"/>
                 <w:sz w:val="21"/>
                 <w:szCs w:val="21"/>
                 <w:color w:val="063360"/>
@@ -1069,7 +1265,6 @@
           </w:tcPr>
           <w:p>
             <w:pPr>
-              <w:pStyle w:val="Normal"/>
               <w:jc w:val="left"/>
               <w:pBdr>
                 <w:bottom w:val="none" w:sz="0" w:space="0" w:color="000000"/>
@@ -1079,13 +1274,24 @@
               </w:pBdr>
               <w:spacing w:after="80" w:before="80" w:line="240"/>
               <w:ind w:left="80" w:right="80" w:firstLine="0" w:firstLineChars="0"/>
+              <w:rPr>
+                <w:rFonts w:ascii="Arial" w:hAnsi="Arial" w:eastAsia="Arial" w:cs="Arial"/>
+                <w:i w:val="false"/>
+                <w:b w:val="true"/>
+                <w:u w:val="none"/>
+                <w:strike w:val="false"/>
+                <w:sz w:val="21"/>
+                <w:szCs w:val="21"/>
+                <w:color w:val="063360"/>
+              </w:rPr>
             </w:pPr>
             <w:r>
               <w:rPr>
-                <w:rFonts w:ascii="Arial" w:hAnsi="DejaVu Sans" w:eastAsia="DejaVu Sans" w:cs="DejaVu Sans"/>
+                <w:rFonts w:ascii="Arial" w:hAnsi="Arial" w:eastAsia="Arial" w:cs="Arial"/>
                 <w:i w:val="false"/>
                 <w:b w:val="true"/>
                 <w:u w:val="none"/>
+                <w:strike w:val="false"/>
                 <w:sz w:val="21"/>
                 <w:szCs w:val="21"/>
                 <w:color w:val="063360"/>
@@ -1119,7 +1325,6 @@
           </w:tcPr>
           <w:p>
             <w:pPr>
-              <w:pStyle w:val="Normal"/>
               <w:jc w:val="left"/>
               <w:pBdr>
                 <w:bottom w:val="none" w:sz="0" w:space="0" w:color="000000"/>
@@ -1129,13 +1334,24 @@
               </w:pBdr>
               <w:spacing w:after="80" w:before="80" w:line="240"/>
               <w:ind w:left="80" w:right="80" w:firstLine="0" w:firstLineChars="0"/>
+              <w:rPr>
+                <w:rFonts w:ascii="Arial" w:hAnsi="Arial" w:eastAsia="Arial" w:cs="Arial"/>
+                <w:i w:val="false"/>
+                <w:b w:val="false"/>
+                <w:u w:val="none"/>
+                <w:strike w:val="false"/>
+                <w:sz w:val="21"/>
+                <w:szCs w:val="21"/>
+                <w:color w:val="000000"/>
+              </w:rPr>
             </w:pPr>
             <w:r>
               <w:rPr>
-                <w:rFonts w:ascii="Arial" w:hAnsi="DejaVu Sans" w:eastAsia="DejaVu Sans" w:cs="DejaVu Sans"/>
-                <w:i w:val="false"/>
-                <w:b w:val="false"/>
-                <w:u w:val="none"/>
+                <w:rFonts w:ascii="Arial" w:hAnsi="Arial" w:eastAsia="Arial" w:cs="Arial"/>
+                <w:i w:val="false"/>
+                <w:b w:val="false"/>
+                <w:u w:val="none"/>
+                <w:strike w:val="false"/>
                 <w:sz w:val="21"/>
                 <w:szCs w:val="21"/>
                 <w:color w:val="000000"/>
@@ -1163,7 +1379,6 @@
           </w:tcPr>
           <w:p>
             <w:pPr>
-              <w:pStyle w:val="Normal"/>
               <w:jc w:val="left"/>
               <w:pBdr>
                 <w:bottom w:val="none" w:sz="0" w:space="0" w:color="000000"/>
@@ -1173,13 +1388,24 @@
               </w:pBdr>
               <w:spacing w:after="80" w:before="80" w:line="240"/>
               <w:ind w:left="80" w:right="80" w:firstLine="0" w:firstLineChars="0"/>
+              <w:rPr>
+                <w:rFonts w:ascii="Arial" w:hAnsi="Arial" w:eastAsia="Arial" w:cs="Arial"/>
+                <w:i w:val="false"/>
+                <w:b w:val="false"/>
+                <w:u w:val="none"/>
+                <w:strike w:val="false"/>
+                <w:sz w:val="21"/>
+                <w:szCs w:val="21"/>
+                <w:color w:val="000000"/>
+              </w:rPr>
             </w:pPr>
             <w:r>
               <w:rPr>
-                <w:rFonts w:ascii="Arial" w:hAnsi="DejaVu Sans" w:eastAsia="DejaVu Sans" w:cs="DejaVu Sans"/>
-                <w:i w:val="false"/>
-                <w:b w:val="false"/>
-                <w:u w:val="none"/>
+                <w:rFonts w:ascii="Arial" w:hAnsi="Arial" w:eastAsia="Arial" w:cs="Arial"/>
+                <w:i w:val="false"/>
+                <w:b w:val="false"/>
+                <w:u w:val="none"/>
+                <w:strike w:val="false"/>
                 <w:sz w:val="21"/>
                 <w:szCs w:val="21"/>
                 <w:color w:val="000000"/>
@@ -1207,7 +1433,6 @@
           </w:tcPr>
           <w:p>
             <w:pPr>
-              <w:pStyle w:val="Normal"/>
               <w:jc w:val="left"/>
               <w:pBdr>
                 <w:bottom w:val="none" w:sz="0" w:space="0" w:color="000000"/>
@@ -1217,13 +1442,24 @@
               </w:pBdr>
               <w:spacing w:after="80" w:before="80" w:line="240"/>
               <w:ind w:left="80" w:right="80" w:firstLine="0" w:firstLineChars="0"/>
+              <w:rPr>
+                <w:rFonts w:ascii="Arial" w:hAnsi="Arial" w:eastAsia="Arial" w:cs="Arial"/>
+                <w:i w:val="false"/>
+                <w:b w:val="false"/>
+                <w:u w:val="none"/>
+                <w:strike w:val="false"/>
+                <w:sz w:val="21"/>
+                <w:szCs w:val="21"/>
+                <w:color w:val="000000"/>
+              </w:rPr>
             </w:pPr>
             <w:r>
               <w:rPr>
-                <w:rFonts w:ascii="Arial" w:hAnsi="DejaVu Sans" w:eastAsia="DejaVu Sans" w:cs="DejaVu Sans"/>
-                <w:i w:val="false"/>
-                <w:b w:val="false"/>
-                <w:u w:val="none"/>
+                <w:rFonts w:ascii="Arial" w:hAnsi="Arial" w:eastAsia="Arial" w:cs="Arial"/>
+                <w:i w:val="false"/>
+                <w:b w:val="false"/>
+                <w:u w:val="none"/>
+                <w:strike w:val="false"/>
                 <w:sz w:val="21"/>
                 <w:szCs w:val="21"/>
                 <w:color w:val="000000"/>
@@ -1251,7 +1487,6 @@
           </w:tcPr>
           <w:p>
             <w:pPr>
-              <w:pStyle w:val="Normal"/>
               <w:jc w:val="left"/>
               <w:pBdr>
                 <w:bottom w:val="none" w:sz="0" w:space="0" w:color="000000"/>
@@ -1261,13 +1496,24 @@
               </w:pBdr>
               <w:spacing w:after="80" w:before="80" w:line="240"/>
               <w:ind w:left="80" w:right="80" w:firstLine="0" w:firstLineChars="0"/>
+              <w:rPr>
+                <w:rFonts w:ascii="Arial" w:hAnsi="Arial" w:eastAsia="Arial" w:cs="Arial"/>
+                <w:i w:val="false"/>
+                <w:b w:val="false"/>
+                <w:u w:val="none"/>
+                <w:strike w:val="false"/>
+                <w:sz w:val="21"/>
+                <w:szCs w:val="21"/>
+                <w:color w:val="000000"/>
+              </w:rPr>
             </w:pPr>
             <w:r>
               <w:rPr>
-                <w:rFonts w:ascii="Arial" w:hAnsi="DejaVu Sans" w:eastAsia="DejaVu Sans" w:cs="DejaVu Sans"/>
-                <w:i w:val="false"/>
-                <w:b w:val="false"/>
-                <w:u w:val="none"/>
+                <w:rFonts w:ascii="Arial" w:hAnsi="Arial" w:eastAsia="Arial" w:cs="Arial"/>
+                <w:i w:val="false"/>
+                <w:b w:val="false"/>
+                <w:u w:val="none"/>
+                <w:strike w:val="false"/>
                 <w:sz w:val="21"/>
                 <w:szCs w:val="21"/>
                 <w:color w:val="000000"/>
@@ -1301,7 +1547,6 @@
           </w:tcPr>
           <w:p>
             <w:pPr>
-              <w:pStyle w:val="Normal"/>
               <w:jc w:val="left"/>
               <w:pBdr>
                 <w:bottom w:val="none" w:sz="0" w:space="0" w:color="000000"/>
@@ -1311,13 +1556,24 @@
               </w:pBdr>
               <w:spacing w:after="80" w:before="80" w:line="240"/>
               <w:ind w:left="80" w:right="80" w:firstLine="0" w:firstLineChars="0"/>
+              <w:rPr>
+                <w:rFonts w:ascii="Arial" w:hAnsi="Arial" w:eastAsia="Arial" w:cs="Arial"/>
+                <w:i w:val="false"/>
+                <w:b w:val="false"/>
+                <w:u w:val="none"/>
+                <w:strike w:val="false"/>
+                <w:sz w:val="21"/>
+                <w:szCs w:val="21"/>
+                <w:color w:val="000000"/>
+              </w:rPr>
             </w:pPr>
             <w:r>
               <w:rPr>
-                <w:rFonts w:ascii="Arial" w:hAnsi="DejaVu Sans" w:eastAsia="DejaVu Sans" w:cs="DejaVu Sans"/>
-                <w:i w:val="false"/>
-                <w:b w:val="false"/>
-                <w:u w:val="none"/>
+                <w:rFonts w:ascii="Arial" w:hAnsi="Arial" w:eastAsia="Arial" w:cs="Arial"/>
+                <w:i w:val="false"/>
+                <w:b w:val="false"/>
+                <w:u w:val="none"/>
+                <w:strike w:val="false"/>
                 <w:sz w:val="21"/>
                 <w:szCs w:val="21"/>
                 <w:color w:val="000000"/>
@@ -1345,7 +1601,6 @@
           </w:tcPr>
           <w:p>
             <w:pPr>
-              <w:pStyle w:val="Normal"/>
               <w:jc w:val="left"/>
               <w:pBdr>
                 <w:bottom w:val="none" w:sz="0" w:space="0" w:color="000000"/>
@@ -1355,13 +1610,24 @@
               </w:pBdr>
               <w:spacing w:after="80" w:before="80" w:line="240"/>
               <w:ind w:left="80" w:right="80" w:firstLine="0" w:firstLineChars="0"/>
+              <w:rPr>
+                <w:rFonts w:ascii="Arial" w:hAnsi="Arial" w:eastAsia="Arial" w:cs="Arial"/>
+                <w:i w:val="false"/>
+                <w:b w:val="false"/>
+                <w:u w:val="none"/>
+                <w:strike w:val="false"/>
+                <w:sz w:val="21"/>
+                <w:szCs w:val="21"/>
+                <w:color w:val="000000"/>
+              </w:rPr>
             </w:pPr>
             <w:r>
               <w:rPr>
-                <w:rFonts w:ascii="Arial" w:hAnsi="DejaVu Sans" w:eastAsia="DejaVu Sans" w:cs="DejaVu Sans"/>
-                <w:i w:val="false"/>
-                <w:b w:val="false"/>
-                <w:u w:val="none"/>
+                <w:rFonts w:ascii="Arial" w:hAnsi="Arial" w:eastAsia="Arial" w:cs="Arial"/>
+                <w:i w:val="false"/>
+                <w:b w:val="false"/>
+                <w:u w:val="none"/>
+                <w:strike w:val="false"/>
                 <w:sz w:val="21"/>
                 <w:szCs w:val="21"/>
                 <w:color w:val="000000"/>
@@ -1389,7 +1655,6 @@
           </w:tcPr>
           <w:p>
             <w:pPr>
-              <w:pStyle w:val="Normal"/>
               <w:jc w:val="left"/>
               <w:pBdr>
                 <w:bottom w:val="none" w:sz="0" w:space="0" w:color="000000"/>
@@ -1399,13 +1664,24 @@
               </w:pBdr>
               <w:spacing w:after="80" w:before="80" w:line="240"/>
               <w:ind w:left="80" w:right="80" w:firstLine="0" w:firstLineChars="0"/>
+              <w:rPr>
+                <w:rFonts w:ascii="Arial" w:hAnsi="Arial" w:eastAsia="Arial" w:cs="Arial"/>
+                <w:i w:val="false"/>
+                <w:b w:val="false"/>
+                <w:u w:val="none"/>
+                <w:strike w:val="false"/>
+                <w:sz w:val="21"/>
+                <w:szCs w:val="21"/>
+                <w:color w:val="000000"/>
+              </w:rPr>
             </w:pPr>
             <w:r>
               <w:rPr>
-                <w:rFonts w:ascii="Arial" w:hAnsi="DejaVu Sans" w:eastAsia="DejaVu Sans" w:cs="DejaVu Sans"/>
-                <w:i w:val="false"/>
-                <w:b w:val="false"/>
-                <w:u w:val="none"/>
+                <w:rFonts w:ascii="Arial" w:hAnsi="Arial" w:eastAsia="Arial" w:cs="Arial"/>
+                <w:i w:val="false"/>
+                <w:b w:val="false"/>
+                <w:u w:val="none"/>
+                <w:strike w:val="false"/>
                 <w:sz w:val="21"/>
                 <w:szCs w:val="21"/>
                 <w:color w:val="000000"/>
@@ -1433,7 +1709,6 @@
           </w:tcPr>
           <w:p>
             <w:pPr>
-              <w:pStyle w:val="Normal"/>
               <w:jc w:val="left"/>
               <w:pBdr>
                 <w:bottom w:val="none" w:sz="0" w:space="0" w:color="000000"/>
@@ -1443,13 +1718,24 @@
               </w:pBdr>
               <w:spacing w:after="80" w:before="80" w:line="240"/>
               <w:ind w:left="80" w:right="80" w:firstLine="0" w:firstLineChars="0"/>
+              <w:rPr>
+                <w:rFonts w:ascii="Arial" w:hAnsi="Arial" w:eastAsia="Arial" w:cs="Arial"/>
+                <w:i w:val="false"/>
+                <w:b w:val="false"/>
+                <w:u w:val="none"/>
+                <w:strike w:val="false"/>
+                <w:sz w:val="21"/>
+                <w:szCs w:val="21"/>
+                <w:color w:val="000000"/>
+              </w:rPr>
             </w:pPr>
             <w:r>
               <w:rPr>
-                <w:rFonts w:ascii="Arial" w:hAnsi="DejaVu Sans" w:eastAsia="DejaVu Sans" w:cs="DejaVu Sans"/>
-                <w:i w:val="false"/>
-                <w:b w:val="false"/>
-                <w:u w:val="none"/>
+                <w:rFonts w:ascii="Arial" w:hAnsi="Arial" w:eastAsia="Arial" w:cs="Arial"/>
+                <w:i w:val="false"/>
+                <w:b w:val="false"/>
+                <w:u w:val="none"/>
+                <w:strike w:val="false"/>
                 <w:sz w:val="21"/>
                 <w:szCs w:val="21"/>
                 <w:color w:val="000000"/>
@@ -1483,7 +1769,6 @@
           </w:tcPr>
           <w:p>
             <w:pPr>
-              <w:pStyle w:val="Normal"/>
               <w:jc w:val="left"/>
               <w:pBdr>
                 <w:bottom w:val="none" w:sz="0" w:space="0" w:color="000000"/>
@@ -1493,13 +1778,24 @@
               </w:pBdr>
               <w:spacing w:after="80" w:before="80" w:line="240"/>
               <w:ind w:left="80" w:right="80" w:firstLine="0" w:firstLineChars="0"/>
+              <w:rPr>
+                <w:rFonts w:ascii="Arial" w:hAnsi="Arial" w:eastAsia="Arial" w:cs="Arial"/>
+                <w:i w:val="false"/>
+                <w:b w:val="false"/>
+                <w:u w:val="none"/>
+                <w:strike w:val="false"/>
+                <w:sz w:val="21"/>
+                <w:szCs w:val="21"/>
+                <w:color w:val="000000"/>
+              </w:rPr>
             </w:pPr>
             <w:r>
               <w:rPr>
-                <w:rFonts w:ascii="Arial" w:hAnsi="DejaVu Sans" w:eastAsia="DejaVu Sans" w:cs="DejaVu Sans"/>
-                <w:i w:val="false"/>
-                <w:b w:val="false"/>
-                <w:u w:val="none"/>
+                <w:rFonts w:ascii="Arial" w:hAnsi="Arial" w:eastAsia="Arial" w:cs="Arial"/>
+                <w:i w:val="false"/>
+                <w:b w:val="false"/>
+                <w:u w:val="none"/>
+                <w:strike w:val="false"/>
                 <w:sz w:val="21"/>
                 <w:szCs w:val="21"/>
                 <w:color w:val="000000"/>
@@ -1527,7 +1823,6 @@
           </w:tcPr>
           <w:p>
             <w:pPr>
-              <w:pStyle w:val="Normal"/>
               <w:jc w:val="left"/>
               <w:pBdr>
                 <w:bottom w:val="none" w:sz="0" w:space="0" w:color="000000"/>
@@ -1537,13 +1832,24 @@
               </w:pBdr>
               <w:spacing w:after="80" w:before="80" w:line="240"/>
               <w:ind w:left="80" w:right="80" w:firstLine="0" w:firstLineChars="0"/>
+              <w:rPr>
+                <w:rFonts w:ascii="Arial" w:hAnsi="Arial" w:eastAsia="Arial" w:cs="Arial"/>
+                <w:i w:val="false"/>
+                <w:b w:val="false"/>
+                <w:u w:val="none"/>
+                <w:strike w:val="false"/>
+                <w:sz w:val="21"/>
+                <w:szCs w:val="21"/>
+                <w:color w:val="000000"/>
+              </w:rPr>
             </w:pPr>
             <w:r>
               <w:rPr>
-                <w:rFonts w:ascii="Arial" w:hAnsi="DejaVu Sans" w:eastAsia="DejaVu Sans" w:cs="DejaVu Sans"/>
-                <w:i w:val="false"/>
-                <w:b w:val="false"/>
-                <w:u w:val="none"/>
+                <w:rFonts w:ascii="Arial" w:hAnsi="Arial" w:eastAsia="Arial" w:cs="Arial"/>
+                <w:i w:val="false"/>
+                <w:b w:val="false"/>
+                <w:u w:val="none"/>
+                <w:strike w:val="false"/>
                 <w:sz w:val="21"/>
                 <w:szCs w:val="21"/>
                 <w:color w:val="000000"/>
@@ -1571,7 +1877,6 @@
           </w:tcPr>
           <w:p>
             <w:pPr>
-              <w:pStyle w:val="Normal"/>
               <w:jc w:val="left"/>
               <w:pBdr>
                 <w:bottom w:val="none" w:sz="0" w:space="0" w:color="000000"/>
@@ -1581,13 +1886,24 @@
               </w:pBdr>
               <w:spacing w:after="80" w:before="80" w:line="240"/>
               <w:ind w:left="80" w:right="80" w:firstLine="0" w:firstLineChars="0"/>
+              <w:rPr>
+                <w:rFonts w:ascii="Arial" w:hAnsi="Arial" w:eastAsia="Arial" w:cs="Arial"/>
+                <w:i w:val="false"/>
+                <w:b w:val="false"/>
+                <w:u w:val="none"/>
+                <w:strike w:val="false"/>
+                <w:sz w:val="21"/>
+                <w:szCs w:val="21"/>
+                <w:color w:val="000000"/>
+              </w:rPr>
             </w:pPr>
             <w:r>
               <w:rPr>
-                <w:rFonts w:ascii="Arial" w:hAnsi="DejaVu Sans" w:eastAsia="DejaVu Sans" w:cs="DejaVu Sans"/>
-                <w:i w:val="false"/>
-                <w:b w:val="false"/>
-                <w:u w:val="none"/>
+                <w:rFonts w:ascii="Arial" w:hAnsi="Arial" w:eastAsia="Arial" w:cs="Arial"/>
+                <w:i w:val="false"/>
+                <w:b w:val="false"/>
+                <w:u w:val="none"/>
+                <w:strike w:val="false"/>
                 <w:sz w:val="21"/>
                 <w:szCs w:val="21"/>
                 <w:color w:val="000000"/>
@@ -1615,7 +1931,6 @@
           </w:tcPr>
           <w:p>
             <w:pPr>
-              <w:pStyle w:val="Normal"/>
               <w:jc w:val="left"/>
               <w:pBdr>
                 <w:bottom w:val="none" w:sz="0" w:space="0" w:color="000000"/>
@@ -1625,13 +1940,24 @@
               </w:pBdr>
               <w:spacing w:after="80" w:before="80" w:line="240"/>
               <w:ind w:left="80" w:right="80" w:firstLine="0" w:firstLineChars="0"/>
+              <w:rPr>
+                <w:rFonts w:ascii="Arial" w:hAnsi="Arial" w:eastAsia="Arial" w:cs="Arial"/>
+                <w:i w:val="false"/>
+                <w:b w:val="false"/>
+                <w:u w:val="none"/>
+                <w:strike w:val="false"/>
+                <w:sz w:val="21"/>
+                <w:szCs w:val="21"/>
+                <w:color w:val="000000"/>
+              </w:rPr>
             </w:pPr>
             <w:r>
               <w:rPr>
-                <w:rFonts w:ascii="Arial" w:hAnsi="DejaVu Sans" w:eastAsia="DejaVu Sans" w:cs="DejaVu Sans"/>
-                <w:i w:val="false"/>
-                <w:b w:val="false"/>
-                <w:u w:val="none"/>
+                <w:rFonts w:ascii="Arial" w:hAnsi="Arial" w:eastAsia="Arial" w:cs="Arial"/>
+                <w:i w:val="false"/>
+                <w:b w:val="false"/>
+                <w:u w:val="none"/>
+                <w:strike w:val="false"/>
                 <w:sz w:val="21"/>
                 <w:szCs w:val="21"/>
                 <w:color w:val="000000"/>
@@ -1665,7 +1991,6 @@
           </w:tcPr>
           <w:p>
             <w:pPr>
-              <w:pStyle w:val="Normal"/>
               <w:jc w:val="left"/>
               <w:pBdr>
                 <w:bottom w:val="none" w:sz="0" w:space="0" w:color="000000"/>
@@ -1675,13 +2000,24 @@
               </w:pBdr>
               <w:spacing w:after="80" w:before="80" w:line="240"/>
               <w:ind w:left="80" w:right="80" w:firstLine="0" w:firstLineChars="0"/>
+              <w:rPr>
+                <w:rFonts w:ascii="Arial" w:hAnsi="Arial" w:eastAsia="Arial" w:cs="Arial"/>
+                <w:i w:val="false"/>
+                <w:b w:val="false"/>
+                <w:u w:val="none"/>
+                <w:strike w:val="false"/>
+                <w:sz w:val="21"/>
+                <w:szCs w:val="21"/>
+                <w:color w:val="000000"/>
+              </w:rPr>
             </w:pPr>
             <w:r>
               <w:rPr>
-                <w:rFonts w:ascii="Arial" w:hAnsi="DejaVu Sans" w:eastAsia="DejaVu Sans" w:cs="DejaVu Sans"/>
-                <w:i w:val="false"/>
-                <w:b w:val="false"/>
-                <w:u w:val="none"/>
+                <w:rFonts w:ascii="Arial" w:hAnsi="Arial" w:eastAsia="Arial" w:cs="Arial"/>
+                <w:i w:val="false"/>
+                <w:b w:val="false"/>
+                <w:u w:val="none"/>
+                <w:strike w:val="false"/>
                 <w:sz w:val="21"/>
                 <w:szCs w:val="21"/>
                 <w:color w:val="000000"/>
@@ -1709,7 +2045,6 @@
           </w:tcPr>
           <w:p>
             <w:pPr>
-              <w:pStyle w:val="Normal"/>
               <w:jc w:val="left"/>
               <w:pBdr>
                 <w:bottom w:val="none" w:sz="0" w:space="0" w:color="000000"/>
@@ -1719,13 +2054,24 @@
               </w:pBdr>
               <w:spacing w:after="80" w:before="80" w:line="240"/>
               <w:ind w:left="80" w:right="80" w:firstLine="0" w:firstLineChars="0"/>
+              <w:rPr>
+                <w:rFonts w:ascii="Arial" w:hAnsi="Arial" w:eastAsia="Arial" w:cs="Arial"/>
+                <w:i w:val="false"/>
+                <w:b w:val="false"/>
+                <w:u w:val="none"/>
+                <w:strike w:val="false"/>
+                <w:sz w:val="21"/>
+                <w:szCs w:val="21"/>
+                <w:color w:val="000000"/>
+              </w:rPr>
             </w:pPr>
             <w:r>
               <w:rPr>
-                <w:rFonts w:ascii="Arial" w:hAnsi="DejaVu Sans" w:eastAsia="DejaVu Sans" w:cs="DejaVu Sans"/>
-                <w:i w:val="false"/>
-                <w:b w:val="false"/>
-                <w:u w:val="none"/>
+                <w:rFonts w:ascii="Arial" w:hAnsi="Arial" w:eastAsia="Arial" w:cs="Arial"/>
+                <w:i w:val="false"/>
+                <w:b w:val="false"/>
+                <w:u w:val="none"/>
+                <w:strike w:val="false"/>
                 <w:sz w:val="21"/>
                 <w:szCs w:val="21"/>
                 <w:color w:val="000000"/>
@@ -1753,7 +2099,6 @@
           </w:tcPr>
           <w:p>
             <w:pPr>
-              <w:pStyle w:val="Normal"/>
               <w:jc w:val="left"/>
               <w:pBdr>
                 <w:bottom w:val="none" w:sz="0" w:space="0" w:color="000000"/>
@@ -1763,13 +2108,24 @@
               </w:pBdr>
               <w:spacing w:after="80" w:before="80" w:line="240"/>
               <w:ind w:left="80" w:right="80" w:firstLine="0" w:firstLineChars="0"/>
+              <w:rPr>
+                <w:rFonts w:ascii="Arial" w:hAnsi="Arial" w:eastAsia="Arial" w:cs="Arial"/>
+                <w:i w:val="false"/>
+                <w:b w:val="false"/>
+                <w:u w:val="none"/>
+                <w:strike w:val="false"/>
+                <w:sz w:val="21"/>
+                <w:szCs w:val="21"/>
+                <w:color w:val="000000"/>
+              </w:rPr>
             </w:pPr>
             <w:r>
               <w:rPr>
-                <w:rFonts w:ascii="Arial" w:hAnsi="DejaVu Sans" w:eastAsia="DejaVu Sans" w:cs="DejaVu Sans"/>
-                <w:i w:val="false"/>
-                <w:b w:val="false"/>
-                <w:u w:val="none"/>
+                <w:rFonts w:ascii="Arial" w:hAnsi="Arial" w:eastAsia="Arial" w:cs="Arial"/>
+                <w:i w:val="false"/>
+                <w:b w:val="false"/>
+                <w:u w:val="none"/>
+                <w:strike w:val="false"/>
                 <w:sz w:val="21"/>
                 <w:szCs w:val="21"/>
                 <w:color w:val="000000"/>
@@ -1797,7 +2153,6 @@
           </w:tcPr>
           <w:p>
             <w:pPr>
-              <w:pStyle w:val="Normal"/>
               <w:jc w:val="left"/>
               <w:pBdr>
                 <w:bottom w:val="none" w:sz="0" w:space="0" w:color="000000"/>
@@ -1807,13 +2162,24 @@
               </w:pBdr>
               <w:spacing w:after="80" w:before="80" w:line="240"/>
               <w:ind w:left="80" w:right="80" w:firstLine="0" w:firstLineChars="0"/>
+              <w:rPr>
+                <w:rFonts w:ascii="Arial" w:hAnsi="Arial" w:eastAsia="Arial" w:cs="Arial"/>
+                <w:i w:val="false"/>
+                <w:b w:val="false"/>
+                <w:u w:val="none"/>
+                <w:strike w:val="false"/>
+                <w:sz w:val="21"/>
+                <w:szCs w:val="21"/>
+                <w:color w:val="000000"/>
+              </w:rPr>
             </w:pPr>
             <w:r>
               <w:rPr>
-                <w:rFonts w:ascii="Arial" w:hAnsi="DejaVu Sans" w:eastAsia="DejaVu Sans" w:cs="DejaVu Sans"/>
-                <w:i w:val="false"/>
-                <w:b w:val="false"/>
-                <w:u w:val="none"/>
+                <w:rFonts w:ascii="Arial" w:hAnsi="Arial" w:eastAsia="Arial" w:cs="Arial"/>
+                <w:i w:val="false"/>
+                <w:b w:val="false"/>
+                <w:u w:val="none"/>
+                <w:strike w:val="false"/>
                 <w:sz w:val="21"/>
                 <w:szCs w:val="21"/>
                 <w:color w:val="000000"/>
@@ -1843,6 +2209,7 @@
           <w:i w:val="true"/>
           <w:b w:val="false"/>
           <w:u w:val="none"/>
+          <w:strike w:val="false"/>
           <w:sz w:val="17"/>
           <w:szCs w:val="17"/>
           <w:color w:val="545860"/>
@@ -1869,6 +2236,7 @@
           <w:i w:val="false"/>
           <w:b w:val="true"/>
           <w:u w:val="none"/>
+          <w:strike w:val="false"/>
           <w:sz w:val="26"/>
           <w:szCs w:val="26"/>
           <w:color w:val="215A9E"/>
@@ -1912,7 +2280,6 @@
           </w:tcPr>
           <w:p>
             <w:pPr>
-              <w:pStyle w:val="Normal"/>
               <w:jc w:val="left"/>
               <w:pBdr>
                 <w:bottom w:val="none" w:sz="0" w:space="0" w:color="000000"/>
@@ -1922,18 +2289,29 @@
               </w:pBdr>
               <w:spacing w:after="80" w:before="80" w:line="240"/>
               <w:ind w:left="80" w:right="80" w:firstLine="0" w:firstLineChars="0"/>
+              <w:rPr>
+                <w:rFonts w:ascii="Arial" w:hAnsi="Arial" w:eastAsia="Arial" w:cs="Arial"/>
+                <w:i w:val="false"/>
+                <w:b w:val="true"/>
+                <w:u w:val="none"/>
+                <w:strike w:val="false"/>
+                <w:sz w:val="21"/>
+                <w:szCs w:val="21"/>
+                <w:color w:val="063360"/>
+              </w:rPr>
             </w:pPr>
             <w:r>
               <w:rPr>
-                <w:rFonts w:ascii="Arial" w:hAnsi="DejaVu Sans" w:eastAsia="DejaVu Sans" w:cs="DejaVu Sans"/>
+                <w:rFonts w:ascii="Arial" w:hAnsi="Arial" w:eastAsia="Arial" w:cs="Arial"/>
                 <w:i w:val="false"/>
                 <w:b w:val="true"/>
                 <w:u w:val="none"/>
+                <w:strike w:val="false"/>
                 <w:sz w:val="21"/>
                 <w:szCs w:val="21"/>
                 <w:color w:val="063360"/>
               </w:rPr>
-              <w:t xml:space="preserve">Enrolled</w:t>
+              <w:t xml:space="preserve">Took part</w:t>
             </w:r>
           </w:p>
         </w:tc>
@@ -1956,7 +2334,6 @@
           </w:tcPr>
           <w:p>
             <w:pPr>
-              <w:pStyle w:val="Normal"/>
               <w:jc w:val="left"/>
               <w:pBdr>
                 <w:bottom w:val="none" w:sz="0" w:space="0" w:color="000000"/>
@@ -1966,13 +2343,24 @@
               </w:pBdr>
               <w:spacing w:after="80" w:before="80" w:line="240"/>
               <w:ind w:left="80" w:right="80" w:firstLine="0" w:firstLineChars="0"/>
+              <w:rPr>
+                <w:rFonts w:ascii="Arial" w:hAnsi="Arial" w:eastAsia="Arial" w:cs="Arial"/>
+                <w:i w:val="false"/>
+                <w:b w:val="true"/>
+                <w:u w:val="none"/>
+                <w:strike w:val="false"/>
+                <w:sz w:val="21"/>
+                <w:szCs w:val="21"/>
+                <w:color w:val="063360"/>
+              </w:rPr>
             </w:pPr>
             <w:r>
               <w:rPr>
-                <w:rFonts w:ascii="Arial" w:hAnsi="DejaVu Sans" w:eastAsia="DejaVu Sans" w:cs="DejaVu Sans"/>
+                <w:rFonts w:ascii="Arial" w:hAnsi="Arial" w:eastAsia="Arial" w:cs="Arial"/>
                 <w:i w:val="false"/>
                 <w:b w:val="true"/>
                 <w:u w:val="none"/>
+                <w:strike w:val="false"/>
                 <w:sz w:val="21"/>
                 <w:szCs w:val="21"/>
                 <w:color w:val="063360"/>
@@ -2000,7 +2388,6 @@
           </w:tcPr>
           <w:p>
             <w:pPr>
-              <w:pStyle w:val="Normal"/>
               <w:jc w:val="left"/>
               <w:pBdr>
                 <w:bottom w:val="none" w:sz="0" w:space="0" w:color="000000"/>
@@ -2010,18 +2397,29 @@
               </w:pBdr>
               <w:spacing w:after="80" w:before="80" w:line="240"/>
               <w:ind w:left="80" w:right="80" w:firstLine="0" w:firstLineChars="0"/>
+              <w:rPr>
+                <w:rFonts w:ascii="Arial" w:hAnsi="Arial" w:eastAsia="Arial" w:cs="Arial"/>
+                <w:i w:val="false"/>
+                <w:b w:val="true"/>
+                <w:u w:val="none"/>
+                <w:strike w:val="false"/>
+                <w:sz w:val="21"/>
+                <w:szCs w:val="21"/>
+                <w:color w:val="063360"/>
+              </w:rPr>
             </w:pPr>
             <w:r>
               <w:rPr>
-                <w:rFonts w:ascii="Arial" w:hAnsi="DejaVu Sans" w:eastAsia="DejaVu Sans" w:cs="DejaVu Sans"/>
+                <w:rFonts w:ascii="Arial" w:hAnsi="Arial" w:eastAsia="Arial" w:cs="Arial"/>
                 <w:i w:val="false"/>
                 <w:b w:val="true"/>
                 <w:u w:val="none"/>
+                <w:strike w:val="false"/>
                 <w:sz w:val="21"/>
                 <w:szCs w:val="21"/>
                 <w:color w:val="063360"/>
               </w:rPr>
-              <w:t xml:space="preserve">Cost difference (enrolled minus twin)</w:t>
+              <w:t xml:space="preserve">Cost difference (took part minus twin)</w:t>
             </w:r>
           </w:p>
         </w:tc>
@@ -2050,7 +2448,6 @@
           </w:tcPr>
           <w:p>
             <w:pPr>
-              <w:pStyle w:val="Normal"/>
               <w:jc w:val="left"/>
               <w:pBdr>
                 <w:bottom w:val="none" w:sz="0" w:space="0" w:color="000000"/>
@@ -2060,13 +2457,24 @@
               </w:pBdr>
               <w:spacing w:after="80" w:before="80" w:line="240"/>
               <w:ind w:left="80" w:right="80" w:firstLine="0" w:firstLineChars="0"/>
+              <w:rPr>
+                <w:rFonts w:ascii="Arial" w:hAnsi="Arial" w:eastAsia="Arial" w:cs="Arial"/>
+                <w:i w:val="false"/>
+                <w:b w:val="false"/>
+                <w:u w:val="none"/>
+                <w:strike w:val="false"/>
+                <w:sz w:val="21"/>
+                <w:szCs w:val="21"/>
+                <w:color w:val="000000"/>
+              </w:rPr>
             </w:pPr>
             <w:r>
               <w:rPr>
-                <w:rFonts w:ascii="Arial" w:hAnsi="DejaVu Sans" w:eastAsia="DejaVu Sans" w:cs="DejaVu Sans"/>
-                <w:i w:val="false"/>
-                <w:b w:val="false"/>
-                <w:u w:val="none"/>
+                <w:rFonts w:ascii="Arial" w:hAnsi="Arial" w:eastAsia="Arial" w:cs="Arial"/>
+                <w:i w:val="false"/>
+                <w:b w:val="false"/>
+                <w:u w:val="none"/>
+                <w:strike w:val="false"/>
                 <w:sz w:val="21"/>
                 <w:szCs w:val="21"/>
                 <w:color w:val="000000"/>
@@ -2094,7 +2502,6 @@
           </w:tcPr>
           <w:p>
             <w:pPr>
-              <w:pStyle w:val="Normal"/>
               <w:jc w:val="left"/>
               <w:pBdr>
                 <w:bottom w:val="none" w:sz="0" w:space="0" w:color="000000"/>
@@ -2104,13 +2511,24 @@
               </w:pBdr>
               <w:spacing w:after="80" w:before="80" w:line="240"/>
               <w:ind w:left="80" w:right="80" w:firstLine="0" w:firstLineChars="0"/>
+              <w:rPr>
+                <w:rFonts w:ascii="Arial" w:hAnsi="Arial" w:eastAsia="Arial" w:cs="Arial"/>
+                <w:i w:val="false"/>
+                <w:b w:val="false"/>
+                <w:u w:val="none"/>
+                <w:strike w:val="false"/>
+                <w:sz w:val="21"/>
+                <w:szCs w:val="21"/>
+                <w:color w:val="000000"/>
+              </w:rPr>
             </w:pPr>
             <w:r>
               <w:rPr>
-                <w:rFonts w:ascii="Arial" w:hAnsi="DejaVu Sans" w:eastAsia="DejaVu Sans" w:cs="DejaVu Sans"/>
-                <w:i w:val="false"/>
-                <w:b w:val="false"/>
-                <w:u w:val="none"/>
+                <w:rFonts w:ascii="Arial" w:hAnsi="Arial" w:eastAsia="Arial" w:cs="Arial"/>
+                <w:i w:val="false"/>
+                <w:b w:val="false"/>
+                <w:u w:val="none"/>
+                <w:strike w:val="false"/>
                 <w:sz w:val="21"/>
                 <w:szCs w:val="21"/>
                 <w:color w:val="000000"/>
@@ -2138,7 +2556,6 @@
           </w:tcPr>
           <w:p>
             <w:pPr>
-              <w:pStyle w:val="Normal"/>
               <w:jc w:val="left"/>
               <w:pBdr>
                 <w:bottom w:val="none" w:sz="0" w:space="0" w:color="000000"/>
@@ -2148,13 +2565,24 @@
               </w:pBdr>
               <w:spacing w:after="80" w:before="80" w:line="240"/>
               <w:ind w:left="80" w:right="80" w:firstLine="0" w:firstLineChars="0"/>
+              <w:rPr>
+                <w:rFonts w:ascii="Arial" w:hAnsi="Arial" w:eastAsia="Arial" w:cs="Arial"/>
+                <w:i w:val="false"/>
+                <w:b w:val="false"/>
+                <w:u w:val="none"/>
+                <w:strike w:val="false"/>
+                <w:sz w:val="21"/>
+                <w:szCs w:val="21"/>
+                <w:color w:val="000000"/>
+              </w:rPr>
             </w:pPr>
             <w:r>
               <w:rPr>
-                <w:rFonts w:ascii="Arial" w:hAnsi="DejaVu Sans" w:eastAsia="DejaVu Sans" w:cs="DejaVu Sans"/>
-                <w:i w:val="false"/>
-                <w:b w:val="false"/>
-                <w:u w:val="none"/>
+                <w:rFonts w:ascii="Arial" w:hAnsi="Arial" w:eastAsia="Arial" w:cs="Arial"/>
+                <w:i w:val="false"/>
+                <w:b w:val="false"/>
+                <w:u w:val="none"/>
+                <w:strike w:val="false"/>
                 <w:sz w:val="21"/>
                 <w:szCs w:val="21"/>
                 <w:color w:val="000000"/>
@@ -2188,7 +2616,6 @@
           </w:tcPr>
           <w:p>
             <w:pPr>
-              <w:pStyle w:val="Normal"/>
               <w:jc w:val="left"/>
               <w:pBdr>
                 <w:bottom w:val="none" w:sz="0" w:space="0" w:color="000000"/>
@@ -2198,13 +2625,24 @@
               </w:pBdr>
               <w:spacing w:after="80" w:before="80" w:line="240"/>
               <w:ind w:left="80" w:right="80" w:firstLine="0" w:firstLineChars="0"/>
+              <w:rPr>
+                <w:rFonts w:ascii="Arial" w:hAnsi="Arial" w:eastAsia="Arial" w:cs="Arial"/>
+                <w:i w:val="false"/>
+                <w:b w:val="false"/>
+                <w:u w:val="none"/>
+                <w:strike w:val="false"/>
+                <w:sz w:val="21"/>
+                <w:szCs w:val="21"/>
+                <w:color w:val="000000"/>
+              </w:rPr>
             </w:pPr>
             <w:r>
               <w:rPr>
-                <w:rFonts w:ascii="Arial" w:hAnsi="DejaVu Sans" w:eastAsia="DejaVu Sans" w:cs="DejaVu Sans"/>
-                <w:i w:val="false"/>
-                <w:b w:val="false"/>
-                <w:u w:val="none"/>
+                <w:rFonts w:ascii="Arial" w:hAnsi="Arial" w:eastAsia="Arial" w:cs="Arial"/>
+                <w:i w:val="false"/>
+                <w:b w:val="false"/>
+                <w:u w:val="none"/>
+                <w:strike w:val="false"/>
                 <w:sz w:val="21"/>
                 <w:szCs w:val="21"/>
                 <w:color w:val="000000"/>
@@ -2232,7 +2670,6 @@
           </w:tcPr>
           <w:p>
             <w:pPr>
-              <w:pStyle w:val="Normal"/>
               <w:jc w:val="left"/>
               <w:pBdr>
                 <w:bottom w:val="none" w:sz="0" w:space="0" w:color="000000"/>
@@ -2242,13 +2679,24 @@
               </w:pBdr>
               <w:spacing w:after="80" w:before="80" w:line="240"/>
               <w:ind w:left="80" w:right="80" w:firstLine="0" w:firstLineChars="0"/>
+              <w:rPr>
+                <w:rFonts w:ascii="Arial" w:hAnsi="Arial" w:eastAsia="Arial" w:cs="Arial"/>
+                <w:i w:val="false"/>
+                <w:b w:val="false"/>
+                <w:u w:val="none"/>
+                <w:strike w:val="false"/>
+                <w:sz w:val="21"/>
+                <w:szCs w:val="21"/>
+                <w:color w:val="000000"/>
+              </w:rPr>
             </w:pPr>
             <w:r>
               <w:rPr>
-                <w:rFonts w:ascii="Arial" w:hAnsi="DejaVu Sans" w:eastAsia="DejaVu Sans" w:cs="DejaVu Sans"/>
-                <w:i w:val="false"/>
-                <w:b w:val="false"/>
-                <w:u w:val="none"/>
+                <w:rFonts w:ascii="Arial" w:hAnsi="Arial" w:eastAsia="Arial" w:cs="Arial"/>
+                <w:i w:val="false"/>
+                <w:b w:val="false"/>
+                <w:u w:val="none"/>
+                <w:strike w:val="false"/>
                 <w:sz w:val="21"/>
                 <w:szCs w:val="21"/>
                 <w:color w:val="000000"/>
@@ -2276,7 +2724,6 @@
           </w:tcPr>
           <w:p>
             <w:pPr>
-              <w:pStyle w:val="Normal"/>
               <w:jc w:val="left"/>
               <w:pBdr>
                 <w:bottom w:val="none" w:sz="0" w:space="0" w:color="000000"/>
@@ -2286,13 +2733,24 @@
               </w:pBdr>
               <w:spacing w:after="80" w:before="80" w:line="240"/>
               <w:ind w:left="80" w:right="80" w:firstLine="0" w:firstLineChars="0"/>
+              <w:rPr>
+                <w:rFonts w:ascii="Arial" w:hAnsi="Arial" w:eastAsia="Arial" w:cs="Arial"/>
+                <w:i w:val="false"/>
+                <w:b w:val="false"/>
+                <w:u w:val="none"/>
+                <w:strike w:val="false"/>
+                <w:sz w:val="21"/>
+                <w:szCs w:val="21"/>
+                <w:color w:val="000000"/>
+              </w:rPr>
             </w:pPr>
             <w:r>
               <w:rPr>
-                <w:rFonts w:ascii="Arial" w:hAnsi="DejaVu Sans" w:eastAsia="DejaVu Sans" w:cs="DejaVu Sans"/>
-                <w:i w:val="false"/>
-                <w:b w:val="false"/>
-                <w:u w:val="none"/>
+                <w:rFonts w:ascii="Arial" w:hAnsi="Arial" w:eastAsia="Arial" w:cs="Arial"/>
+                <w:i w:val="false"/>
+                <w:b w:val="false"/>
+                <w:u w:val="none"/>
+                <w:strike w:val="false"/>
                 <w:sz w:val="21"/>
                 <w:szCs w:val="21"/>
                 <w:color w:val="000000"/>
@@ -2326,7 +2784,6 @@
           </w:tcPr>
           <w:p>
             <w:pPr>
-              <w:pStyle w:val="Normal"/>
               <w:jc w:val="left"/>
               <w:pBdr>
                 <w:bottom w:val="none" w:sz="0" w:space="0" w:color="000000"/>
@@ -2336,13 +2793,24 @@
               </w:pBdr>
               <w:spacing w:after="80" w:before="80" w:line="240"/>
               <w:ind w:left="80" w:right="80" w:firstLine="0" w:firstLineChars="0"/>
+              <w:rPr>
+                <w:rFonts w:ascii="Arial" w:hAnsi="Arial" w:eastAsia="Arial" w:cs="Arial"/>
+                <w:i w:val="false"/>
+                <w:b w:val="false"/>
+                <w:u w:val="none"/>
+                <w:strike w:val="false"/>
+                <w:sz w:val="21"/>
+                <w:szCs w:val="21"/>
+                <w:color w:val="000000"/>
+              </w:rPr>
             </w:pPr>
             <w:r>
               <w:rPr>
-                <w:rFonts w:ascii="Arial" w:hAnsi="DejaVu Sans" w:eastAsia="DejaVu Sans" w:cs="DejaVu Sans"/>
-                <w:i w:val="false"/>
-                <w:b w:val="false"/>
-                <w:u w:val="none"/>
+                <w:rFonts w:ascii="Arial" w:hAnsi="Arial" w:eastAsia="Arial" w:cs="Arial"/>
+                <w:i w:val="false"/>
+                <w:b w:val="false"/>
+                <w:u w:val="none"/>
+                <w:strike w:val="false"/>
                 <w:sz w:val="21"/>
                 <w:szCs w:val="21"/>
                 <w:color w:val="000000"/>
@@ -2370,7 +2838,6 @@
           </w:tcPr>
           <w:p>
             <w:pPr>
-              <w:pStyle w:val="Normal"/>
               <w:jc w:val="left"/>
               <w:pBdr>
                 <w:bottom w:val="none" w:sz="0" w:space="0" w:color="000000"/>
@@ -2380,13 +2847,24 @@
               </w:pBdr>
               <w:spacing w:after="80" w:before="80" w:line="240"/>
               <w:ind w:left="80" w:right="80" w:firstLine="0" w:firstLineChars="0"/>
+              <w:rPr>
+                <w:rFonts w:ascii="Arial" w:hAnsi="Arial" w:eastAsia="Arial" w:cs="Arial"/>
+                <w:i w:val="false"/>
+                <w:b w:val="false"/>
+                <w:u w:val="none"/>
+                <w:strike w:val="false"/>
+                <w:sz w:val="21"/>
+                <w:szCs w:val="21"/>
+                <w:color w:val="000000"/>
+              </w:rPr>
             </w:pPr>
             <w:r>
               <w:rPr>
-                <w:rFonts w:ascii="Arial" w:hAnsi="DejaVu Sans" w:eastAsia="DejaVu Sans" w:cs="DejaVu Sans"/>
-                <w:i w:val="false"/>
-                <w:b w:val="false"/>
-                <w:u w:val="none"/>
+                <w:rFonts w:ascii="Arial" w:hAnsi="Arial" w:eastAsia="Arial" w:cs="Arial"/>
+                <w:i w:val="false"/>
+                <w:b w:val="false"/>
+                <w:u w:val="none"/>
+                <w:strike w:val="false"/>
                 <w:sz w:val="21"/>
                 <w:szCs w:val="21"/>
                 <w:color w:val="000000"/>
@@ -2414,7 +2892,6 @@
           </w:tcPr>
           <w:p>
             <w:pPr>
-              <w:pStyle w:val="Normal"/>
               <w:jc w:val="left"/>
               <w:pBdr>
                 <w:bottom w:val="none" w:sz="0" w:space="0" w:color="000000"/>
@@ -2424,13 +2901,24 @@
               </w:pBdr>
               <w:spacing w:after="80" w:before="80" w:line="240"/>
               <w:ind w:left="80" w:right="80" w:firstLine="0" w:firstLineChars="0"/>
+              <w:rPr>
+                <w:rFonts w:ascii="Arial" w:hAnsi="Arial" w:eastAsia="Arial" w:cs="Arial"/>
+                <w:i w:val="false"/>
+                <w:b w:val="false"/>
+                <w:u w:val="none"/>
+                <w:strike w:val="false"/>
+                <w:sz w:val="21"/>
+                <w:szCs w:val="21"/>
+                <w:color w:val="000000"/>
+              </w:rPr>
             </w:pPr>
             <w:r>
               <w:rPr>
-                <w:rFonts w:ascii="Arial" w:hAnsi="DejaVu Sans" w:eastAsia="DejaVu Sans" w:cs="DejaVu Sans"/>
-                <w:i w:val="false"/>
-                <w:b w:val="false"/>
-                <w:u w:val="none"/>
+                <w:rFonts w:ascii="Arial" w:hAnsi="Arial" w:eastAsia="Arial" w:cs="Arial"/>
+                <w:i w:val="false"/>
+                <w:b w:val="false"/>
+                <w:u w:val="none"/>
+                <w:strike w:val="false"/>
                 <w:sz w:val="21"/>
                 <w:szCs w:val="21"/>
                 <w:color w:val="000000"/>
@@ -2460,6 +2948,7 @@
           <w:i w:val="false"/>
           <w:b w:val="false"/>
           <w:u w:val="none"/>
+          <w:strike w:val="false"/>
           <w:sz w:val="22"/>
           <w:szCs w:val="22"/>
           <w:color w:val="000000"/>
@@ -2486,11 +2975,12 @@
           <w:i w:val="false"/>
           <w:b w:val="false"/>
           <w:u w:val="none"/>
+          <w:strike w:val="false"/>
           <w:sz w:val="22"/>
           <w:szCs w:val="22"/>
           <w:color w:val="000000"/>
         </w:rPr>
-        <w:t xml:space="preserve">One business that did not enrol is nobody's twin. Which business? What happens to that business in the analysis?</w:t>
+        <w:t xml:space="preserve">One business that did not take part is nobody's twin. Which business? What happens to that business in the analysis?</w:t>
       </w:r>
     </w:p>
     <w:p>
@@ -2512,6 +3002,7 @@
           <w:i w:val="false"/>
           <w:b w:val="false"/>
           <w:u w:val="none"/>
+          <w:strike w:val="false"/>
           <w:sz w:val="22"/>
           <w:szCs w:val="22"/>
           <w:color w:val="B5BEC9"/>
@@ -2538,6 +3029,7 @@
           <w:i w:val="false"/>
           <w:b w:val="false"/>
           <w:u w:val="none"/>
+          <w:strike w:val="false"/>
           <w:sz w:val="22"/>
           <w:szCs w:val="22"/>
           <w:color w:val="B5BEC9"/>
@@ -2570,6 +3062,7 @@
           <w:i w:val="false"/>
           <w:b w:val="false"/>
           <w:u w:val="none"/>
+          <w:strike w:val="false"/>
           <w:sz w:val="18"/>
           <w:szCs w:val="18"/>
           <w:color w:val="545860"/>
@@ -2596,6 +3089,7 @@
           <w:i w:val="false"/>
           <w:b w:val="true"/>
           <w:u w:val="none"/>
+          <w:strike w:val="false"/>
           <w:sz w:val="36"/>
           <w:szCs w:val="36"/>
           <w:color w:val="063360"/>
@@ -2622,6 +3116,7 @@
           <w:i w:val="true"/>
           <w:b w:val="false"/>
           <w:u w:val="none"/>
+          <w:strike w:val="false"/>
           <w:sz w:val="18"/>
           <w:szCs w:val="18"/>
           <w:color w:val="215A9E"/>
@@ -2663,7 +3158,6 @@
           </w:tcPr>
           <w:p>
             <w:pPr>
-              <w:pStyle w:val="Normal"/>
               <w:jc w:val="left"/>
               <w:pBdr>
                 <w:bottom w:val="none" w:sz="0" w:space="0" w:color="000000"/>
@@ -2673,6 +3167,16 @@
               </w:pBdr>
               <w:spacing w:after="200" w:before="200" w:line="240"/>
               <w:ind w:left="200" w:right="200" w:firstLine="0" w:firstLineChars="0"/>
+              <w:rPr>
+                <w:rFonts w:ascii="Arial" w:hAnsi="Arial" w:eastAsia="Arial" w:cs="Arial"/>
+                <w:i w:val="false"/>
+                <w:b w:val="false"/>
+                <w:u w:val="none"/>
+                <w:strike w:val="false"/>
+                <w:sz w:val="21"/>
+                <w:szCs w:val="21"/>
+                <w:color w:val="000000"/>
+              </w:rPr>
             </w:pPr>
             <w:r>
               <w:rPr>
@@ -2680,18 +3184,20 @@
                 <w:i w:val="false"/>
                 <w:b w:val="true"/>
                 <w:u w:val="none"/>
+                <w:strike w:val="false"/>
                 <w:sz w:val="40"/>
                 <w:szCs w:val="40"/>
                 <w:color w:val="063360"/>
               </w:rPr>
-              <w:t xml:space="preserve">A  ·  Enrolled</w:t>
-            </w:r>
-            <w:r>
-              <w:rPr>
-                <w:rFonts w:ascii="Arial" w:hAnsi="Arial" w:eastAsia="Arial" w:cs="Arial"/>
-                <w:i w:val="false"/>
-                <w:b w:val="false"/>
-                <w:u w:val="none"/>
+              <w:t xml:space="preserve">A  ·  Took part</w:t>
+            </w:r>
+            <w:r>
+              <w:rPr>
+                <w:rFonts w:ascii="Arial" w:hAnsi="Arial" w:eastAsia="Arial" w:cs="Arial"/>
+                <w:i w:val="false"/>
+                <w:b w:val="false"/>
+                <w:u w:val="none"/>
+                <w:strike w:val="false"/>
                 <w:sz w:val="30"/>
                 <w:szCs w:val="30"/>
                 <w:color w:val="000000"/>
@@ -2704,6 +3210,7 @@
                 <w:i w:val="false"/>
                 <w:b w:val="false"/>
                 <w:u w:val="none"/>
+                <w:strike w:val="false"/>
                 <w:sz w:val="30"/>
                 <w:szCs w:val="30"/>
                 <w:color w:val="000000"/>
@@ -2716,6 +3223,7 @@
                 <w:i w:val="false"/>
                 <w:b w:val="false"/>
                 <w:u w:val="none"/>
+                <w:strike w:val="false"/>
                 <w:sz w:val="30"/>
                 <w:szCs w:val="30"/>
                 <w:color w:val="000000"/>
@@ -2728,6 +3236,7 @@
                 <w:i w:val="false"/>
                 <w:b w:val="false"/>
                 <w:u w:val="none"/>
+                <w:strike w:val="false"/>
                 <w:sz w:val="30"/>
                 <w:szCs w:val="30"/>
                 <w:color w:val="000000"/>
@@ -2740,6 +3249,7 @@
                 <w:i w:val="false"/>
                 <w:b w:val="false"/>
                 <w:u w:val="none"/>
+                <w:strike w:val="false"/>
                 <w:sz w:val="30"/>
                 <w:szCs w:val="30"/>
                 <w:color w:val="000000"/>
@@ -2752,6 +3262,7 @@
                 <w:i w:val="false"/>
                 <w:b w:val="false"/>
                 <w:u w:val="none"/>
+                <w:strike w:val="false"/>
                 <w:sz w:val="30"/>
                 <w:szCs w:val="30"/>
                 <w:color w:val="000000"/>
@@ -2764,6 +3275,7 @@
                 <w:i w:val="false"/>
                 <w:b w:val="false"/>
                 <w:u w:val="none"/>
+                <w:strike w:val="false"/>
                 <w:sz w:val="30"/>
                 <w:szCs w:val="30"/>
                 <w:color w:val="000000"/>
@@ -2776,6 +3288,7 @@
                 <w:i w:val="false"/>
                 <w:b w:val="false"/>
                 <w:u w:val="none"/>
+                <w:strike w:val="false"/>
                 <w:sz w:val="30"/>
                 <w:szCs w:val="30"/>
                 <w:color w:val="000000"/>
@@ -2788,6 +3301,7 @@
                 <w:i w:val="false"/>
                 <w:b w:val="false"/>
                 <w:u w:val="none"/>
+                <w:strike w:val="false"/>
                 <w:sz w:val="30"/>
                 <w:szCs w:val="30"/>
                 <w:color w:val="000000"/>
@@ -2815,7 +3329,6 @@
           </w:tcPr>
           <w:p>
             <w:pPr>
-              <w:pStyle w:val="Normal"/>
               <w:jc w:val="left"/>
               <w:pBdr>
                 <w:bottom w:val="none" w:sz="0" w:space="0" w:color="000000"/>
@@ -2825,6 +3338,16 @@
               </w:pBdr>
               <w:spacing w:after="200" w:before="200" w:line="240"/>
               <w:ind w:left="200" w:right="200" w:firstLine="0" w:firstLineChars="0"/>
+              <w:rPr>
+                <w:rFonts w:ascii="Arial" w:hAnsi="Arial" w:eastAsia="Arial" w:cs="Arial"/>
+                <w:i w:val="false"/>
+                <w:b w:val="false"/>
+                <w:u w:val="none"/>
+                <w:strike w:val="false"/>
+                <w:sz w:val="21"/>
+                <w:szCs w:val="21"/>
+                <w:color w:val="000000"/>
+              </w:rPr>
             </w:pPr>
             <w:r>
               <w:rPr>
@@ -2832,18 +3355,20 @@
                 <w:i w:val="false"/>
                 <w:b w:val="true"/>
                 <w:u w:val="none"/>
+                <w:strike w:val="false"/>
                 <w:sz w:val="40"/>
                 <w:szCs w:val="40"/>
                 <w:color w:val="063360"/>
               </w:rPr>
-              <w:t xml:space="preserve">B  ·  Enrolled</w:t>
-            </w:r>
-            <w:r>
-              <w:rPr>
-                <w:rFonts w:ascii="Arial" w:hAnsi="Arial" w:eastAsia="Arial" w:cs="Arial"/>
-                <w:i w:val="false"/>
-                <w:b w:val="false"/>
-                <w:u w:val="none"/>
+              <w:t xml:space="preserve">B  ·  Took part</w:t>
+            </w:r>
+            <w:r>
+              <w:rPr>
+                <w:rFonts w:ascii="Arial" w:hAnsi="Arial" w:eastAsia="Arial" w:cs="Arial"/>
+                <w:i w:val="false"/>
+                <w:b w:val="false"/>
+                <w:u w:val="none"/>
+                <w:strike w:val="false"/>
                 <w:sz w:val="30"/>
                 <w:szCs w:val="30"/>
                 <w:color w:val="000000"/>
@@ -2856,6 +3381,7 @@
                 <w:i w:val="false"/>
                 <w:b w:val="false"/>
                 <w:u w:val="none"/>
+                <w:strike w:val="false"/>
                 <w:sz w:val="30"/>
                 <w:szCs w:val="30"/>
                 <w:color w:val="000000"/>
@@ -2868,6 +3394,7 @@
                 <w:i w:val="false"/>
                 <w:b w:val="false"/>
                 <w:u w:val="none"/>
+                <w:strike w:val="false"/>
                 <w:sz w:val="30"/>
                 <w:szCs w:val="30"/>
                 <w:color w:val="000000"/>
@@ -2880,6 +3407,7 @@
                 <w:i w:val="false"/>
                 <w:b w:val="false"/>
                 <w:u w:val="none"/>
+                <w:strike w:val="false"/>
                 <w:sz w:val="30"/>
                 <w:szCs w:val="30"/>
                 <w:color w:val="000000"/>
@@ -2892,6 +3420,7 @@
                 <w:i w:val="false"/>
                 <w:b w:val="false"/>
                 <w:u w:val="none"/>
+                <w:strike w:val="false"/>
                 <w:sz w:val="30"/>
                 <w:szCs w:val="30"/>
                 <w:color w:val="000000"/>
@@ -2904,6 +3433,7 @@
                 <w:i w:val="false"/>
                 <w:b w:val="false"/>
                 <w:u w:val="none"/>
+                <w:strike w:val="false"/>
                 <w:sz w:val="30"/>
                 <w:szCs w:val="30"/>
                 <w:color w:val="000000"/>
@@ -2916,6 +3446,7 @@
                 <w:i w:val="false"/>
                 <w:b w:val="false"/>
                 <w:u w:val="none"/>
+                <w:strike w:val="false"/>
                 <w:sz w:val="30"/>
                 <w:szCs w:val="30"/>
                 <w:color w:val="000000"/>
@@ -2928,6 +3459,7 @@
                 <w:i w:val="false"/>
                 <w:b w:val="false"/>
                 <w:u w:val="none"/>
+                <w:strike w:val="false"/>
                 <w:sz w:val="30"/>
                 <w:szCs w:val="30"/>
                 <w:color w:val="000000"/>
@@ -2940,6 +3472,7 @@
                 <w:i w:val="false"/>
                 <w:b w:val="false"/>
                 <w:u w:val="none"/>
+                <w:strike w:val="false"/>
                 <w:sz w:val="30"/>
                 <w:szCs w:val="30"/>
                 <w:color w:val="000000"/>
@@ -2973,7 +3506,6 @@
           </w:tcPr>
           <w:p>
             <w:pPr>
-              <w:pStyle w:val="Normal"/>
               <w:jc w:val="left"/>
               <w:pBdr>
                 <w:bottom w:val="none" w:sz="0" w:space="0" w:color="000000"/>
@@ -2983,6 +3515,16 @@
               </w:pBdr>
               <w:spacing w:after="200" w:before="200" w:line="240"/>
               <w:ind w:left="200" w:right="200" w:firstLine="0" w:firstLineChars="0"/>
+              <w:rPr>
+                <w:rFonts w:ascii="Arial" w:hAnsi="Arial" w:eastAsia="Arial" w:cs="Arial"/>
+                <w:i w:val="false"/>
+                <w:b w:val="false"/>
+                <w:u w:val="none"/>
+                <w:strike w:val="false"/>
+                <w:sz w:val="21"/>
+                <w:szCs w:val="21"/>
+                <w:color w:val="000000"/>
+              </w:rPr>
             </w:pPr>
             <w:r>
               <w:rPr>
@@ -2990,18 +3532,20 @@
                 <w:i w:val="false"/>
                 <w:b w:val="true"/>
                 <w:u w:val="none"/>
+                <w:strike w:val="false"/>
                 <w:sz w:val="40"/>
                 <w:szCs w:val="40"/>
                 <w:color w:val="063360"/>
               </w:rPr>
-              <w:t xml:space="preserve">C  ·  Enrolled</w:t>
-            </w:r>
-            <w:r>
-              <w:rPr>
-                <w:rFonts w:ascii="Arial" w:hAnsi="Arial" w:eastAsia="Arial" w:cs="Arial"/>
-                <w:i w:val="false"/>
-                <w:b w:val="false"/>
-                <w:u w:val="none"/>
+              <w:t xml:space="preserve">C  ·  Took part</w:t>
+            </w:r>
+            <w:r>
+              <w:rPr>
+                <w:rFonts w:ascii="Arial" w:hAnsi="Arial" w:eastAsia="Arial" w:cs="Arial"/>
+                <w:i w:val="false"/>
+                <w:b w:val="false"/>
+                <w:u w:val="none"/>
+                <w:strike w:val="false"/>
                 <w:sz w:val="30"/>
                 <w:szCs w:val="30"/>
                 <w:color w:val="000000"/>
@@ -3014,6 +3558,7 @@
                 <w:i w:val="false"/>
                 <w:b w:val="false"/>
                 <w:u w:val="none"/>
+                <w:strike w:val="false"/>
                 <w:sz w:val="30"/>
                 <w:szCs w:val="30"/>
                 <w:color w:val="000000"/>
@@ -3026,6 +3571,7 @@
                 <w:i w:val="false"/>
                 <w:b w:val="false"/>
                 <w:u w:val="none"/>
+                <w:strike w:val="false"/>
                 <w:sz w:val="30"/>
                 <w:szCs w:val="30"/>
                 <w:color w:val="000000"/>
@@ -3038,6 +3584,7 @@
                 <w:i w:val="false"/>
                 <w:b w:val="false"/>
                 <w:u w:val="none"/>
+                <w:strike w:val="false"/>
                 <w:sz w:val="30"/>
                 <w:szCs w:val="30"/>
                 <w:color w:val="000000"/>
@@ -3050,6 +3597,7 @@
                 <w:i w:val="false"/>
                 <w:b w:val="false"/>
                 <w:u w:val="none"/>
+                <w:strike w:val="false"/>
                 <w:sz w:val="30"/>
                 <w:szCs w:val="30"/>
                 <w:color w:val="000000"/>
@@ -3062,6 +3610,7 @@
                 <w:i w:val="false"/>
                 <w:b w:val="false"/>
                 <w:u w:val="none"/>
+                <w:strike w:val="false"/>
                 <w:sz w:val="30"/>
                 <w:szCs w:val="30"/>
                 <w:color w:val="000000"/>
@@ -3074,6 +3623,7 @@
                 <w:i w:val="false"/>
                 <w:b w:val="false"/>
                 <w:u w:val="none"/>
+                <w:strike w:val="false"/>
                 <w:sz w:val="30"/>
                 <w:szCs w:val="30"/>
                 <w:color w:val="000000"/>
@@ -3086,6 +3636,7 @@
                 <w:i w:val="false"/>
                 <w:b w:val="false"/>
                 <w:u w:val="none"/>
+                <w:strike w:val="false"/>
                 <w:sz w:val="30"/>
                 <w:szCs w:val="30"/>
                 <w:color w:val="000000"/>
@@ -3098,6 +3649,7 @@
                 <w:i w:val="false"/>
                 <w:b w:val="false"/>
                 <w:u w:val="none"/>
+                <w:strike w:val="false"/>
                 <w:sz w:val="30"/>
                 <w:szCs w:val="30"/>
                 <w:color w:val="000000"/>
@@ -3125,7 +3677,6 @@
           </w:tcPr>
           <w:p>
             <w:pPr>
-              <w:pStyle w:val="Normal"/>
               <w:jc w:val="left"/>
               <w:pBdr>
                 <w:bottom w:val="none" w:sz="0" w:space="0" w:color="000000"/>
@@ -3135,6 +3686,16 @@
               </w:pBdr>
               <w:spacing w:after="200" w:before="200" w:line="240"/>
               <w:ind w:left="200" w:right="200" w:firstLine="0" w:firstLineChars="0"/>
+              <w:rPr>
+                <w:rFonts w:ascii="Arial" w:hAnsi="Arial" w:eastAsia="Arial" w:cs="Arial"/>
+                <w:i w:val="false"/>
+                <w:b w:val="false"/>
+                <w:u w:val="none"/>
+                <w:strike w:val="false"/>
+                <w:sz w:val="21"/>
+                <w:szCs w:val="21"/>
+                <w:color w:val="000000"/>
+              </w:rPr>
             </w:pPr>
             <w:r>
               <w:rPr>
@@ -3142,18 +3703,20 @@
                 <w:i w:val="false"/>
                 <w:b w:val="true"/>
                 <w:u w:val="none"/>
+                <w:strike w:val="false"/>
                 <w:sz w:val="40"/>
                 <w:szCs w:val="40"/>
                 <w:color w:val="063360"/>
               </w:rPr>
-              <w:t xml:space="preserve">1  ·  Did not enrol</w:t>
-            </w:r>
-            <w:r>
-              <w:rPr>
-                <w:rFonts w:ascii="Arial" w:hAnsi="Arial" w:eastAsia="Arial" w:cs="Arial"/>
-                <w:i w:val="false"/>
-                <w:b w:val="false"/>
-                <w:u w:val="none"/>
+              <w:t xml:space="preserve">1  ·  Did not take part</w:t>
+            </w:r>
+            <w:r>
+              <w:rPr>
+                <w:rFonts w:ascii="Arial" w:hAnsi="Arial" w:eastAsia="Arial" w:cs="Arial"/>
+                <w:i w:val="false"/>
+                <w:b w:val="false"/>
+                <w:u w:val="none"/>
+                <w:strike w:val="false"/>
                 <w:sz w:val="30"/>
                 <w:szCs w:val="30"/>
                 <w:color w:val="000000"/>
@@ -3166,6 +3729,7 @@
                 <w:i w:val="false"/>
                 <w:b w:val="false"/>
                 <w:u w:val="none"/>
+                <w:strike w:val="false"/>
                 <w:sz w:val="30"/>
                 <w:szCs w:val="30"/>
                 <w:color w:val="000000"/>
@@ -3178,6 +3742,7 @@
                 <w:i w:val="false"/>
                 <w:b w:val="false"/>
                 <w:u w:val="none"/>
+                <w:strike w:val="false"/>
                 <w:sz w:val="30"/>
                 <w:szCs w:val="30"/>
                 <w:color w:val="000000"/>
@@ -3190,6 +3755,7 @@
                 <w:i w:val="false"/>
                 <w:b w:val="false"/>
                 <w:u w:val="none"/>
+                <w:strike w:val="false"/>
                 <w:sz w:val="30"/>
                 <w:szCs w:val="30"/>
                 <w:color w:val="000000"/>
@@ -3202,6 +3768,7 @@
                 <w:i w:val="false"/>
                 <w:b w:val="false"/>
                 <w:u w:val="none"/>
+                <w:strike w:val="false"/>
                 <w:sz w:val="30"/>
                 <w:szCs w:val="30"/>
                 <w:color w:val="000000"/>
@@ -3214,6 +3781,7 @@
                 <w:i w:val="false"/>
                 <w:b w:val="false"/>
                 <w:u w:val="none"/>
+                <w:strike w:val="false"/>
                 <w:sz w:val="30"/>
                 <w:szCs w:val="30"/>
                 <w:color w:val="000000"/>
@@ -3226,6 +3794,7 @@
                 <w:i w:val="false"/>
                 <w:b w:val="false"/>
                 <w:u w:val="none"/>
+                <w:strike w:val="false"/>
                 <w:sz w:val="30"/>
                 <w:szCs w:val="30"/>
                 <w:color w:val="000000"/>
@@ -3238,6 +3807,7 @@
                 <w:i w:val="false"/>
                 <w:b w:val="false"/>
                 <w:u w:val="none"/>
+                <w:strike w:val="false"/>
                 <w:sz w:val="30"/>
                 <w:szCs w:val="30"/>
                 <w:color w:val="000000"/>
@@ -3250,6 +3820,7 @@
                 <w:i w:val="false"/>
                 <w:b w:val="false"/>
                 <w:u w:val="none"/>
+                <w:strike w:val="false"/>
                 <w:sz w:val="30"/>
                 <w:szCs w:val="30"/>
                 <w:color w:val="000000"/>
@@ -3283,7 +3854,6 @@
           </w:tcPr>
           <w:p>
             <w:pPr>
-              <w:pStyle w:val="Normal"/>
               <w:jc w:val="left"/>
               <w:pBdr>
                 <w:bottom w:val="none" w:sz="0" w:space="0" w:color="000000"/>
@@ -3293,6 +3863,16 @@
               </w:pBdr>
               <w:spacing w:after="200" w:before="200" w:line="240"/>
               <w:ind w:left="200" w:right="200" w:firstLine="0" w:firstLineChars="0"/>
+              <w:rPr>
+                <w:rFonts w:ascii="Arial" w:hAnsi="Arial" w:eastAsia="Arial" w:cs="Arial"/>
+                <w:i w:val="false"/>
+                <w:b w:val="false"/>
+                <w:u w:val="none"/>
+                <w:strike w:val="false"/>
+                <w:sz w:val="21"/>
+                <w:szCs w:val="21"/>
+                <w:color w:val="000000"/>
+              </w:rPr>
             </w:pPr>
             <w:r>
               <w:rPr>
@@ -3300,18 +3880,20 @@
                 <w:i w:val="false"/>
                 <w:b w:val="true"/>
                 <w:u w:val="none"/>
+                <w:strike w:val="false"/>
                 <w:sz w:val="40"/>
                 <w:szCs w:val="40"/>
                 <w:color w:val="063360"/>
               </w:rPr>
-              <w:t xml:space="preserve">2  ·  Did not enrol</w:t>
-            </w:r>
-            <w:r>
-              <w:rPr>
-                <w:rFonts w:ascii="Arial" w:hAnsi="Arial" w:eastAsia="Arial" w:cs="Arial"/>
-                <w:i w:val="false"/>
-                <w:b w:val="false"/>
-                <w:u w:val="none"/>
+              <w:t xml:space="preserve">2  ·  Did not take part</w:t>
+            </w:r>
+            <w:r>
+              <w:rPr>
+                <w:rFonts w:ascii="Arial" w:hAnsi="Arial" w:eastAsia="Arial" w:cs="Arial"/>
+                <w:i w:val="false"/>
+                <w:b w:val="false"/>
+                <w:u w:val="none"/>
+                <w:strike w:val="false"/>
                 <w:sz w:val="30"/>
                 <w:szCs w:val="30"/>
                 <w:color w:val="000000"/>
@@ -3324,6 +3906,7 @@
                 <w:i w:val="false"/>
                 <w:b w:val="false"/>
                 <w:u w:val="none"/>
+                <w:strike w:val="false"/>
                 <w:sz w:val="30"/>
                 <w:szCs w:val="30"/>
                 <w:color w:val="000000"/>
@@ -3336,6 +3919,7 @@
                 <w:i w:val="false"/>
                 <w:b w:val="false"/>
                 <w:u w:val="none"/>
+                <w:strike w:val="false"/>
                 <w:sz w:val="30"/>
                 <w:szCs w:val="30"/>
                 <w:color w:val="000000"/>
@@ -3348,6 +3932,7 @@
                 <w:i w:val="false"/>
                 <w:b w:val="false"/>
                 <w:u w:val="none"/>
+                <w:strike w:val="false"/>
                 <w:sz w:val="30"/>
                 <w:szCs w:val="30"/>
                 <w:color w:val="000000"/>
@@ -3360,6 +3945,7 @@
                 <w:i w:val="false"/>
                 <w:b w:val="false"/>
                 <w:u w:val="none"/>
+                <w:strike w:val="false"/>
                 <w:sz w:val="30"/>
                 <w:szCs w:val="30"/>
                 <w:color w:val="000000"/>
@@ -3372,6 +3958,7 @@
                 <w:i w:val="false"/>
                 <w:b w:val="false"/>
                 <w:u w:val="none"/>
+                <w:strike w:val="false"/>
                 <w:sz w:val="30"/>
                 <w:szCs w:val="30"/>
                 <w:color w:val="000000"/>
@@ -3384,6 +3971,7 @@
                 <w:i w:val="false"/>
                 <w:b w:val="false"/>
                 <w:u w:val="none"/>
+                <w:strike w:val="false"/>
                 <w:sz w:val="30"/>
                 <w:szCs w:val="30"/>
                 <w:color w:val="000000"/>
@@ -3396,6 +3984,7 @@
                 <w:i w:val="false"/>
                 <w:b w:val="false"/>
                 <w:u w:val="none"/>
+                <w:strike w:val="false"/>
                 <w:sz w:val="30"/>
                 <w:szCs w:val="30"/>
                 <w:color w:val="000000"/>
@@ -3408,6 +3997,7 @@
                 <w:i w:val="false"/>
                 <w:b w:val="false"/>
                 <w:u w:val="none"/>
+                <w:strike w:val="false"/>
                 <w:sz w:val="30"/>
                 <w:szCs w:val="30"/>
                 <w:color w:val="000000"/>
@@ -3435,7 +4025,6 @@
           </w:tcPr>
           <w:p>
             <w:pPr>
-              <w:pStyle w:val="Normal"/>
               <w:jc w:val="left"/>
               <w:pBdr>
                 <w:bottom w:val="none" w:sz="0" w:space="0" w:color="000000"/>
@@ -3445,6 +4034,16 @@
               </w:pBdr>
               <w:spacing w:after="200" w:before="200" w:line="240"/>
               <w:ind w:left="200" w:right="200" w:firstLine="0" w:firstLineChars="0"/>
+              <w:rPr>
+                <w:rFonts w:ascii="Arial" w:hAnsi="Arial" w:eastAsia="Arial" w:cs="Arial"/>
+                <w:i w:val="false"/>
+                <w:b w:val="false"/>
+                <w:u w:val="none"/>
+                <w:strike w:val="false"/>
+                <w:sz w:val="21"/>
+                <w:szCs w:val="21"/>
+                <w:color w:val="000000"/>
+              </w:rPr>
             </w:pPr>
             <w:r>
               <w:rPr>
@@ -3452,18 +4051,20 @@
                 <w:i w:val="false"/>
                 <w:b w:val="true"/>
                 <w:u w:val="none"/>
+                <w:strike w:val="false"/>
                 <w:sz w:val="40"/>
                 <w:szCs w:val="40"/>
                 <w:color w:val="063360"/>
               </w:rPr>
-              <w:t xml:space="preserve">3  ·  Did not enrol</w:t>
-            </w:r>
-            <w:r>
-              <w:rPr>
-                <w:rFonts w:ascii="Arial" w:hAnsi="Arial" w:eastAsia="Arial" w:cs="Arial"/>
-                <w:i w:val="false"/>
-                <w:b w:val="false"/>
-                <w:u w:val="none"/>
+              <w:t xml:space="preserve">3  ·  Did not take part</w:t>
+            </w:r>
+            <w:r>
+              <w:rPr>
+                <w:rFonts w:ascii="Arial" w:hAnsi="Arial" w:eastAsia="Arial" w:cs="Arial"/>
+                <w:i w:val="false"/>
+                <w:b w:val="false"/>
+                <w:u w:val="none"/>
+                <w:strike w:val="false"/>
                 <w:sz w:val="30"/>
                 <w:szCs w:val="30"/>
                 <w:color w:val="000000"/>
@@ -3476,6 +4077,7 @@
                 <w:i w:val="false"/>
                 <w:b w:val="false"/>
                 <w:u w:val="none"/>
+                <w:strike w:val="false"/>
                 <w:sz w:val="30"/>
                 <w:szCs w:val="30"/>
                 <w:color w:val="000000"/>
@@ -3488,6 +4090,7 @@
                 <w:i w:val="false"/>
                 <w:b w:val="false"/>
                 <w:u w:val="none"/>
+                <w:strike w:val="false"/>
                 <w:sz w:val="30"/>
                 <w:szCs w:val="30"/>
                 <w:color w:val="000000"/>
@@ -3500,6 +4103,7 @@
                 <w:i w:val="false"/>
                 <w:b w:val="false"/>
                 <w:u w:val="none"/>
+                <w:strike w:val="false"/>
                 <w:sz w:val="30"/>
                 <w:szCs w:val="30"/>
                 <w:color w:val="000000"/>
@@ -3512,6 +4116,7 @@
                 <w:i w:val="false"/>
                 <w:b w:val="false"/>
                 <w:u w:val="none"/>
+                <w:strike w:val="false"/>
                 <w:sz w:val="30"/>
                 <w:szCs w:val="30"/>
                 <w:color w:val="000000"/>
@@ -3524,6 +4129,7 @@
                 <w:i w:val="false"/>
                 <w:b w:val="false"/>
                 <w:u w:val="none"/>
+                <w:strike w:val="false"/>
                 <w:sz w:val="30"/>
                 <w:szCs w:val="30"/>
                 <w:color w:val="000000"/>
@@ -3536,6 +4142,7 @@
                 <w:i w:val="false"/>
                 <w:b w:val="false"/>
                 <w:u w:val="none"/>
+                <w:strike w:val="false"/>
                 <w:sz w:val="30"/>
                 <w:szCs w:val="30"/>
                 <w:color w:val="000000"/>
@@ -3548,6 +4155,7 @@
                 <w:i w:val="false"/>
                 <w:b w:val="false"/>
                 <w:u w:val="none"/>
+                <w:strike w:val="false"/>
                 <w:sz w:val="30"/>
                 <w:szCs w:val="30"/>
                 <w:color w:val="000000"/>
@@ -3560,6 +4168,7 @@
                 <w:i w:val="false"/>
                 <w:b w:val="false"/>
                 <w:u w:val="none"/>
+                <w:strike w:val="false"/>
                 <w:sz w:val="30"/>
                 <w:szCs w:val="30"/>
                 <w:color w:val="000000"/>
@@ -3593,7 +4202,6 @@
           </w:tcPr>
           <w:p>
             <w:pPr>
-              <w:pStyle w:val="Normal"/>
               <w:jc w:val="left"/>
               <w:pBdr>
                 <w:bottom w:val="none" w:sz="0" w:space="0" w:color="000000"/>
@@ -3603,6 +4211,16 @@
               </w:pBdr>
               <w:spacing w:after="200" w:before="200" w:line="240"/>
               <w:ind w:left="200" w:right="200" w:firstLine="0" w:firstLineChars="0"/>
+              <w:rPr>
+                <w:rFonts w:ascii="Arial" w:hAnsi="Arial" w:eastAsia="Arial" w:cs="Arial"/>
+                <w:i w:val="false"/>
+                <w:b w:val="false"/>
+                <w:u w:val="none"/>
+                <w:strike w:val="false"/>
+                <w:sz w:val="21"/>
+                <w:szCs w:val="21"/>
+                <w:color w:val="000000"/>
+              </w:rPr>
             </w:pPr>
             <w:r>
               <w:rPr>
@@ -3610,18 +4228,20 @@
                 <w:i w:val="false"/>
                 <w:b w:val="true"/>
                 <w:u w:val="none"/>
+                <w:strike w:val="false"/>
                 <w:sz w:val="40"/>
                 <w:szCs w:val="40"/>
                 <w:color w:val="063360"/>
               </w:rPr>
-              <w:t xml:space="preserve">4  ·  Did not enrol</w:t>
-            </w:r>
-            <w:r>
-              <w:rPr>
-                <w:rFonts w:ascii="Arial" w:hAnsi="Arial" w:eastAsia="Arial" w:cs="Arial"/>
-                <w:i w:val="false"/>
-                <w:b w:val="false"/>
-                <w:u w:val="none"/>
+              <w:t xml:space="preserve">4  ·  Did not take part</w:t>
+            </w:r>
+            <w:r>
+              <w:rPr>
+                <w:rFonts w:ascii="Arial" w:hAnsi="Arial" w:eastAsia="Arial" w:cs="Arial"/>
+                <w:i w:val="false"/>
+                <w:b w:val="false"/>
+                <w:u w:val="none"/>
+                <w:strike w:val="false"/>
                 <w:sz w:val="30"/>
                 <w:szCs w:val="30"/>
                 <w:color w:val="000000"/>
@@ -3634,6 +4254,7 @@
                 <w:i w:val="false"/>
                 <w:b w:val="false"/>
                 <w:u w:val="none"/>
+                <w:strike w:val="false"/>
                 <w:sz w:val="30"/>
                 <w:szCs w:val="30"/>
                 <w:color w:val="000000"/>
@@ -3646,6 +4267,7 @@
                 <w:i w:val="false"/>
                 <w:b w:val="false"/>
                 <w:u w:val="none"/>
+                <w:strike w:val="false"/>
                 <w:sz w:val="30"/>
                 <w:szCs w:val="30"/>
                 <w:color w:val="000000"/>
@@ -3658,6 +4280,7 @@
                 <w:i w:val="false"/>
                 <w:b w:val="false"/>
                 <w:u w:val="none"/>
+                <w:strike w:val="false"/>
                 <w:sz w:val="30"/>
                 <w:szCs w:val="30"/>
                 <w:color w:val="000000"/>
@@ -3670,6 +4293,7 @@
                 <w:i w:val="false"/>
                 <w:b w:val="false"/>
                 <w:u w:val="none"/>
+                <w:strike w:val="false"/>
                 <w:sz w:val="30"/>
                 <w:szCs w:val="30"/>
                 <w:color w:val="000000"/>
@@ -3682,6 +4306,7 @@
                 <w:i w:val="false"/>
                 <w:b w:val="false"/>
                 <w:u w:val="none"/>
+                <w:strike w:val="false"/>
                 <w:sz w:val="30"/>
                 <w:szCs w:val="30"/>
                 <w:color w:val="000000"/>
@@ -3694,6 +4319,7 @@
                 <w:i w:val="false"/>
                 <w:b w:val="false"/>
                 <w:u w:val="none"/>
+                <w:strike w:val="false"/>
                 <w:sz w:val="30"/>
                 <w:szCs w:val="30"/>
                 <w:color w:val="000000"/>
@@ -3706,6 +4332,7 @@
                 <w:i w:val="false"/>
                 <w:b w:val="false"/>
                 <w:u w:val="none"/>
+                <w:strike w:val="false"/>
                 <w:sz w:val="30"/>
                 <w:szCs w:val="30"/>
                 <w:color w:val="000000"/>
@@ -3718,6 +4345,7 @@
                 <w:i w:val="false"/>
                 <w:b w:val="false"/>
                 <w:u w:val="none"/>
+                <w:strike w:val="false"/>
                 <w:sz w:val="30"/>
                 <w:szCs w:val="30"/>
                 <w:color w:val="000000"/>
@@ -3745,7 +4373,6 @@
           </w:tcPr>
           <w:p>
             <w:pPr>
-              <w:pStyle w:val="Normal"/>
               <w:jc w:val="left"/>
               <w:pBdr>
                 <w:bottom w:val="none" w:sz="0" w:space="0" w:color="000000"/>
@@ -3755,13 +4382,24 @@
               </w:pBdr>
               <w:spacing w:after="200" w:before="200" w:line="240"/>
               <w:ind w:left="200" w:right="200" w:firstLine="0" w:firstLineChars="0"/>
+              <w:rPr>
+                <w:rFonts w:ascii="Arial" w:hAnsi="Arial" w:eastAsia="Arial" w:cs="Arial"/>
+                <w:i w:val="false"/>
+                <w:b w:val="false"/>
+                <w:u w:val="none"/>
+                <w:strike w:val="false"/>
+                <w:sz w:val="21"/>
+                <w:szCs w:val="21"/>
+                <w:color w:val="000000"/>
+              </w:rPr>
             </w:pPr>
             <w:r>
               <w:rPr>
-                <w:rFonts w:ascii="Arial" w:hAnsi="DejaVu Sans" w:eastAsia="DejaVu Sans" w:cs="DejaVu Sans"/>
-                <w:i w:val="false"/>
-                <w:b w:val="false"/>
-                <w:u w:val="none"/>
+                <w:rFonts w:ascii="Arial" w:hAnsi="Arial" w:eastAsia="Arial" w:cs="Arial"/>
+                <w:i w:val="false"/>
+                <w:b w:val="false"/>
+                <w:u w:val="none"/>
+                <w:strike w:val="false"/>
                 <w:sz w:val="21"/>
                 <w:szCs w:val="21"/>
                 <w:color w:val="000000"/>
@@ -3791,6 +4429,7 @@
           <w:i w:val="true"/>
           <w:b w:val="false"/>
           <w:u w:val="none"/>
+          <w:strike w:val="false"/>
           <w:sz w:val="17"/>
           <w:szCs w:val="17"/>
           <w:color w:val="545860"/>
@@ -3823,6 +4462,7 @@
           <w:i w:val="false"/>
           <w:b w:val="false"/>
           <w:u w:val="none"/>
+          <w:strike w:val="false"/>
           <w:sz w:val="18"/>
           <w:szCs w:val="18"/>
           <w:color w:val="545860"/>
@@ -3849,11 +4489,12 @@
           <w:i w:val="false"/>
           <w:b w:val="true"/>
           <w:u w:val="none"/>
+          <w:strike w:val="false"/>
           <w:sz w:val="36"/>
           <w:szCs w:val="36"/>
           <w:color w:val="063360"/>
         </w:rPr>
-        <w:t xml:space="preserve">Which case would you trust?</w:t>
+        <w:t xml:space="preserve">Which evaluator would you trust?</w:t>
       </w:r>
     </w:p>
     <w:p>
@@ -3875,6 +4516,7 @@
           <w:i w:val="true"/>
           <w:b w:val="false"/>
           <w:u w:val="none"/>
+          <w:strike w:val="false"/>
           <w:sz w:val="18"/>
           <w:szCs w:val="18"/>
           <w:color w:val="215A9E"/>
@@ -3901,11 +4543,12 @@
           <w:i w:val="false"/>
           <w:b w:val="false"/>
           <w:u w:val="none"/>
+          <w:strike w:val="false"/>
           <w:sz w:val="22"/>
           <w:szCs w:val="22"/>
           <w:color w:val="000000"/>
         </w:rPr>
-        <w:t xml:space="preserve">Two matching studies, side by side. The decision rules: GreenWaste must cut costs by at least 1,000 AED; cameras must avoid at least 2.0 injury collisions per segment.</w:t>
+        <w:t xml:space="preserve">Two matching studies of the same GreenWaste businesses. Evaluator A matched on manager age, staff, premises and filtration. Evaluator B used a survey that never asked the manager's age. The decision rule: GreenWaste must cut costs by at least 1,000 AED.</w:t>
       </w:r>
     </w:p>
     <w:tbl xmlns:a="http://schemas.openxmlformats.org/drawingml/2006/main" xmlns:pic="http://schemas.openxmlformats.org/drawingml/2006/picture">
@@ -3944,7 +4587,6 @@
           </w:tcPr>
           <w:p>
             <w:pPr>
-              <w:pStyle w:val="Normal"/>
               <w:jc w:val="left"/>
               <w:pBdr>
                 <w:bottom w:val="none" w:sz="0" w:space="0" w:color="000000"/>
@@ -3954,13 +4596,24 @@
               </w:pBdr>
               <w:spacing w:after="80" w:before="80" w:line="240"/>
               <w:ind w:left="80" w:right="80" w:firstLine="0" w:firstLineChars="0"/>
+              <w:rPr>
+                <w:rFonts w:ascii="Arial" w:hAnsi="Arial" w:eastAsia="Arial" w:cs="Arial"/>
+                <w:i w:val="false"/>
+                <w:b w:val="true"/>
+                <w:u w:val="none"/>
+                <w:strike w:val="false"/>
+                <w:sz w:val="21"/>
+                <w:szCs w:val="21"/>
+                <w:color w:val="063360"/>
+              </w:rPr>
             </w:pPr>
             <w:r>
               <w:rPr>
-                <w:rFonts w:ascii="Arial" w:hAnsi="DejaVu Sans" w:eastAsia="DejaVu Sans" w:cs="DejaVu Sans"/>
+                <w:rFonts w:ascii="Arial" w:hAnsi="Arial" w:eastAsia="Arial" w:cs="Arial"/>
                 <w:i w:val="false"/>
                 <w:b w:val="true"/>
                 <w:u w:val="none"/>
+                <w:strike w:val="false"/>
                 <w:sz w:val="21"/>
                 <w:szCs w:val="21"/>
                 <w:color w:val="063360"/>
@@ -3988,7 +4641,6 @@
           </w:tcPr>
           <w:p>
             <w:pPr>
-              <w:pStyle w:val="Normal"/>
               <w:jc w:val="left"/>
               <w:pBdr>
                 <w:bottom w:val="none" w:sz="0" w:space="0" w:color="000000"/>
@@ -3998,18 +4650,29 @@
               </w:pBdr>
               <w:spacing w:after="80" w:before="80" w:line="240"/>
               <w:ind w:left="80" w:right="80" w:firstLine="0" w:firstLineChars="0"/>
+              <w:rPr>
+                <w:rFonts w:ascii="Arial" w:hAnsi="Arial" w:eastAsia="Arial" w:cs="Arial"/>
+                <w:i w:val="false"/>
+                <w:b w:val="true"/>
+                <w:u w:val="none"/>
+                <w:strike w:val="false"/>
+                <w:sz w:val="21"/>
+                <w:szCs w:val="21"/>
+                <w:color w:val="063360"/>
+              </w:rPr>
             </w:pPr>
             <w:r>
               <w:rPr>
-                <w:rFonts w:ascii="Arial" w:hAnsi="DejaVu Sans" w:eastAsia="DejaVu Sans" w:cs="DejaVu Sans"/>
+                <w:rFonts w:ascii="Arial" w:hAnsi="Arial" w:eastAsia="Arial" w:cs="Arial"/>
                 <w:i w:val="false"/>
                 <w:b w:val="true"/>
                 <w:u w:val="none"/>
+                <w:strike w:val="false"/>
                 <w:sz w:val="21"/>
                 <w:szCs w:val="21"/>
                 <w:color w:val="063360"/>
               </w:rPr>
-              <w:t xml:space="preserve">Case 1 · GreenWaste</w:t>
+              <w:t xml:space="preserve">Evaluator A</w:t>
             </w:r>
           </w:p>
         </w:tc>
@@ -4032,7 +4695,6 @@
           </w:tcPr>
           <w:p>
             <w:pPr>
-              <w:pStyle w:val="Normal"/>
               <w:jc w:val="left"/>
               <w:pBdr>
                 <w:bottom w:val="none" w:sz="0" w:space="0" w:color="000000"/>
@@ -4042,18 +4704,29 @@
               </w:pBdr>
               <w:spacing w:after="80" w:before="80" w:line="240"/>
               <w:ind w:left="80" w:right="80" w:firstLine="0" w:firstLineChars="0"/>
+              <w:rPr>
+                <w:rFonts w:ascii="Arial" w:hAnsi="Arial" w:eastAsia="Arial" w:cs="Arial"/>
+                <w:i w:val="false"/>
+                <w:b w:val="true"/>
+                <w:u w:val="none"/>
+                <w:strike w:val="false"/>
+                <w:sz w:val="21"/>
+                <w:szCs w:val="21"/>
+                <w:color w:val="063360"/>
+              </w:rPr>
             </w:pPr>
             <w:r>
               <w:rPr>
-                <w:rFonts w:ascii="Arial" w:hAnsi="DejaVu Sans" w:eastAsia="DejaVu Sans" w:cs="DejaVu Sans"/>
+                <w:rFonts w:ascii="Arial" w:hAnsi="Arial" w:eastAsia="Arial" w:cs="Arial"/>
                 <w:i w:val="false"/>
                 <w:b w:val="true"/>
                 <w:u w:val="none"/>
+                <w:strike w:val="false"/>
                 <w:sz w:val="21"/>
                 <w:szCs w:val="21"/>
                 <w:color w:val="063360"/>
               </w:rPr>
-              <w:t xml:space="preserve">Case 2 · Cameras</w:t>
+              <w:t xml:space="preserve">Evaluator B</w:t>
             </w:r>
           </w:p>
         </w:tc>
@@ -4071,7 +4744,7 @@
               <w:left w:val="none" w:sz="0" w:space="0" w:color="000000"/>
               <w:right w:val="none" w:sz="0" w:space="0" w:color="000000"/>
             </w:tcBorders>
-            <w:shd w:val="clear" w:color="auto" w:fill="F8E9EA"/>
+            <w:shd w:val="clear" w:color="auto" w:fill="FFFFFF"/>
             <w:tcMar>
               <w:top w:w="0" w:type="dxa"/>
               <w:bottom w:w="0" w:type="dxa"/>
@@ -4082,7 +4755,6 @@
           </w:tcPr>
           <w:p>
             <w:pPr>
-              <w:pStyle w:val="Normal"/>
               <w:jc w:val="left"/>
               <w:pBdr>
                 <w:bottom w:val="none" w:sz="0" w:space="0" w:color="000000"/>
@@ -4092,18 +4764,29 @@
               </w:pBdr>
               <w:spacing w:after="80" w:before="80" w:line="240"/>
               <w:ind w:left="80" w:right="80" w:firstLine="0" w:firstLineChars="0"/>
+              <w:rPr>
+                <w:rFonts w:ascii="Arial" w:hAnsi="Arial" w:eastAsia="Arial" w:cs="Arial"/>
+                <w:i w:val="false"/>
+                <w:b w:val="false"/>
+                <w:u w:val="none"/>
+                <w:strike w:val="false"/>
+                <w:sz w:val="21"/>
+                <w:szCs w:val="21"/>
+                <w:color w:val="000000"/>
+              </w:rPr>
             </w:pPr>
             <w:r>
               <w:rPr>
-                <w:rFonts w:ascii="Arial" w:hAnsi="DejaVu Sans" w:eastAsia="DejaVu Sans" w:cs="DejaVu Sans"/>
-                <w:i w:val="false"/>
-                <w:b w:val="false"/>
-                <w:u w:val="none"/>
-                <w:sz w:val="21"/>
-                <w:szCs w:val="21"/>
-                <w:color w:val="000000"/>
-              </w:rPr>
-              <w:t xml:space="preserve">Did every treated unit find a close match?</w:t>
+                <w:rFonts w:ascii="Arial" w:hAnsi="Arial" w:eastAsia="Arial" w:cs="Arial"/>
+                <w:i w:val="false"/>
+                <w:b w:val="false"/>
+                <w:u w:val="none"/>
+                <w:strike w:val="false"/>
+                <w:sz w:val="21"/>
+                <w:szCs w:val="21"/>
+                <w:color w:val="000000"/>
+              </w:rPr>
+              <w:t xml:space="preserve">Matched on</w:t>
             </w:r>
           </w:p>
         </w:tc>
@@ -4115,7 +4798,7 @@
               <w:left w:val="none" w:sz="0" w:space="0" w:color="000000"/>
               <w:right w:val="none" w:sz="0" w:space="0" w:color="000000"/>
             </w:tcBorders>
-            <w:shd w:val="clear" w:color="auto" w:fill="F8E9EA"/>
+            <w:shd w:val="clear" w:color="auto" w:fill="FFFFFF"/>
             <w:tcMar>
               <w:top w:w="0" w:type="dxa"/>
               <w:bottom w:w="0" w:type="dxa"/>
@@ -4126,7 +4809,6 @@
           </w:tcPr>
           <w:p>
             <w:pPr>
-              <w:pStyle w:val="Normal"/>
               <w:jc w:val="left"/>
               <w:pBdr>
                 <w:bottom w:val="none" w:sz="0" w:space="0" w:color="000000"/>
@@ -4136,18 +4818,29 @@
               </w:pBdr>
               <w:spacing w:after="80" w:before="80" w:line="240"/>
               <w:ind w:left="80" w:right="80" w:firstLine="0" w:firstLineChars="0"/>
+              <w:rPr>
+                <w:rFonts w:ascii="Arial" w:hAnsi="Arial" w:eastAsia="Arial" w:cs="Arial"/>
+                <w:i w:val="false"/>
+                <w:b w:val="false"/>
+                <w:u w:val="none"/>
+                <w:strike w:val="false"/>
+                <w:sz w:val="21"/>
+                <w:szCs w:val="21"/>
+                <w:color w:val="000000"/>
+              </w:rPr>
             </w:pPr>
             <w:r>
               <w:rPr>
-                <w:rFonts w:ascii="Arial" w:hAnsi="DejaVu Sans" w:eastAsia="DejaVu Sans" w:cs="DejaVu Sans"/>
-                <w:i w:val="false"/>
-                <w:b w:val="false"/>
-                <w:u w:val="none"/>
-                <w:sz w:val="21"/>
-                <w:szCs w:val="21"/>
-                <w:color w:val="000000"/>
-              </w:rPr>
-              <w:t xml:space="preserve">yes, all but 1</w:t>
+                <w:rFonts w:ascii="Arial" w:hAnsi="Arial" w:eastAsia="Arial" w:cs="Arial"/>
+                <w:i w:val="false"/>
+                <w:b w:val="false"/>
+                <w:u w:val="none"/>
+                <w:strike w:val="false"/>
+                <w:sz w:val="21"/>
+                <w:szCs w:val="21"/>
+                <w:color w:val="000000"/>
+              </w:rPr>
+              <w:t xml:space="preserve">manager age, staff, premises, filtration</w:t>
             </w:r>
           </w:p>
         </w:tc>
@@ -4159,7 +4852,7 @@
               <w:left w:val="none" w:sz="0" w:space="0" w:color="000000"/>
               <w:right w:val="none" w:sz="0" w:space="0" w:color="000000"/>
             </w:tcBorders>
-            <w:shd w:val="clear" w:color="auto" w:fill="F8E9EA"/>
+            <w:shd w:val="clear" w:color="auto" w:fill="FFFFFF"/>
             <w:tcMar>
               <w:top w:w="0" w:type="dxa"/>
               <w:bottom w:w="0" w:type="dxa"/>
@@ -4170,7 +4863,6 @@
           </w:tcPr>
           <w:p>
             <w:pPr>
-              <w:pStyle w:val="Normal"/>
               <w:jc w:val="left"/>
               <w:pBdr>
                 <w:bottom w:val="none" w:sz="0" w:space="0" w:color="000000"/>
@@ -4180,18 +4872,29 @@
               </w:pBdr>
               <w:spacing w:after="80" w:before="80" w:line="240"/>
               <w:ind w:left="80" w:right="80" w:firstLine="0" w:firstLineChars="0"/>
+              <w:rPr>
+                <w:rFonts w:ascii="Arial" w:hAnsi="Arial" w:eastAsia="Arial" w:cs="Arial"/>
+                <w:i w:val="false"/>
+                <w:b w:val="false"/>
+                <w:u w:val="none"/>
+                <w:strike w:val="false"/>
+                <w:sz w:val="21"/>
+                <w:szCs w:val="21"/>
+                <w:color w:val="000000"/>
+              </w:rPr>
             </w:pPr>
             <w:r>
               <w:rPr>
-                <w:rFonts w:ascii="Arial" w:hAnsi="DejaVu Sans" w:eastAsia="DejaVu Sans" w:cs="DejaVu Sans"/>
-                <w:i w:val="false"/>
-                <w:b w:val="false"/>
-                <w:u w:val="none"/>
-                <w:sz w:val="21"/>
-                <w:szCs w:val="21"/>
-                <w:color w:val="000000"/>
-              </w:rPr>
-              <w:t xml:space="preserve">no, 13 segments (3%) outside</w:t>
+                <w:rFonts w:ascii="Arial" w:hAnsi="Arial" w:eastAsia="Arial" w:cs="Arial"/>
+                <w:i w:val="false"/>
+                <w:b w:val="false"/>
+                <w:u w:val="none"/>
+                <w:strike w:val="false"/>
+                <w:sz w:val="21"/>
+                <w:szCs w:val="21"/>
+                <w:color w:val="000000"/>
+              </w:rPr>
+              <w:t xml:space="preserve">staff, premises, filtration</w:t>
             </w:r>
           </w:p>
         </w:tc>
@@ -4220,7 +4923,6 @@
           </w:tcPr>
           <w:p>
             <w:pPr>
-              <w:pStyle w:val="Normal"/>
               <w:jc w:val="left"/>
               <w:pBdr>
                 <w:bottom w:val="none" w:sz="0" w:space="0" w:color="000000"/>
@@ -4230,18 +4932,29 @@
               </w:pBdr>
               <w:spacing w:after="80" w:before="80" w:line="240"/>
               <w:ind w:left="80" w:right="80" w:firstLine="0" w:firstLineChars="0"/>
+              <w:rPr>
+                <w:rFonts w:ascii="Arial" w:hAnsi="Arial" w:eastAsia="Arial" w:cs="Arial"/>
+                <w:i w:val="false"/>
+                <w:b w:val="false"/>
+                <w:u w:val="none"/>
+                <w:strike w:val="false"/>
+                <w:sz w:val="21"/>
+                <w:szCs w:val="21"/>
+                <w:color w:val="000000"/>
+              </w:rPr>
             </w:pPr>
             <w:r>
               <w:rPr>
-                <w:rFonts w:ascii="Arial" w:hAnsi="DejaVu Sans" w:eastAsia="DejaVu Sans" w:cs="DejaVu Sans"/>
-                <w:i w:val="false"/>
-                <w:b w:val="false"/>
-                <w:u w:val="none"/>
-                <w:sz w:val="21"/>
-                <w:szCs w:val="21"/>
-                <w:color w:val="000000"/>
-              </w:rPr>
-              <w:t xml:space="preserve">Comparison units used as twins (some used more than once)</w:t>
+                <w:rFonts w:ascii="Arial" w:hAnsi="Arial" w:eastAsia="Arial" w:cs="Arial"/>
+                <w:i w:val="false"/>
+                <w:b w:val="false"/>
+                <w:u w:val="none"/>
+                <w:strike w:val="false"/>
+                <w:sz w:val="21"/>
+                <w:szCs w:val="21"/>
+                <w:color w:val="000000"/>
+              </w:rPr>
+              <w:t xml:space="preserve">Comparison businesses used as twins (some more than once)</w:t>
             </w:r>
           </w:p>
         </w:tc>
@@ -4264,7 +4977,6 @@
           </w:tcPr>
           <w:p>
             <w:pPr>
-              <w:pStyle w:val="Normal"/>
               <w:jc w:val="left"/>
               <w:pBdr>
                 <w:bottom w:val="none" w:sz="0" w:space="0" w:color="000000"/>
@@ -4274,18 +4986,29 @@
               </w:pBdr>
               <w:spacing w:after="80" w:before="80" w:line="240"/>
               <w:ind w:left="80" w:right="80" w:firstLine="0" w:firstLineChars="0"/>
+              <w:rPr>
+                <w:rFonts w:ascii="Arial" w:hAnsi="Arial" w:eastAsia="Arial" w:cs="Arial"/>
+                <w:i w:val="false"/>
+                <w:b w:val="false"/>
+                <w:u w:val="none"/>
+                <w:strike w:val="false"/>
+                <w:sz w:val="21"/>
+                <w:szCs w:val="21"/>
+                <w:color w:val="000000"/>
+              </w:rPr>
             </w:pPr>
             <w:r>
               <w:rPr>
-                <w:rFonts w:ascii="Arial" w:hAnsi="DejaVu Sans" w:eastAsia="DejaVu Sans" w:cs="DejaVu Sans"/>
-                <w:i w:val="false"/>
-                <w:b w:val="false"/>
-                <w:u w:val="none"/>
-                <w:sz w:val="21"/>
-                <w:szCs w:val="21"/>
-                <w:color w:val="000000"/>
-              </w:rPr>
-              <w:t xml:space="preserve">1,619 twins for 2,964 businesses</w:t>
+                <w:rFonts w:ascii="Arial" w:hAnsi="Arial" w:eastAsia="Arial" w:cs="Arial"/>
+                <w:i w:val="false"/>
+                <w:b w:val="false"/>
+                <w:u w:val="none"/>
+                <w:strike w:val="false"/>
+                <w:sz w:val="21"/>
+                <w:szCs w:val="21"/>
+                <w:color w:val="000000"/>
+              </w:rPr>
+              <w:t xml:space="preserve">580 twins for 4,786 businesses</w:t>
             </w:r>
           </w:p>
         </w:tc>
@@ -4308,7 +5031,6 @@
           </w:tcPr>
           <w:p>
             <w:pPr>
-              <w:pStyle w:val="Normal"/>
               <w:jc w:val="left"/>
               <w:pBdr>
                 <w:bottom w:val="none" w:sz="0" w:space="0" w:color="000000"/>
@@ -4318,18 +5040,29 @@
               </w:pBdr>
               <w:spacing w:after="80" w:before="80" w:line="240"/>
               <w:ind w:left="80" w:right="80" w:firstLine="0" w:firstLineChars="0"/>
+              <w:rPr>
+                <w:rFonts w:ascii="Arial" w:hAnsi="Arial" w:eastAsia="Arial" w:cs="Arial"/>
+                <w:i w:val="false"/>
+                <w:b w:val="false"/>
+                <w:u w:val="none"/>
+                <w:strike w:val="false"/>
+                <w:sz w:val="21"/>
+                <w:szCs w:val="21"/>
+                <w:color w:val="000000"/>
+              </w:rPr>
             </w:pPr>
             <w:r>
               <w:rPr>
-                <w:rFonts w:ascii="Arial" w:hAnsi="DejaVu Sans" w:eastAsia="DejaVu Sans" w:cs="DejaVu Sans"/>
-                <w:i w:val="false"/>
-                <w:b w:val="false"/>
-                <w:u w:val="none"/>
-                <w:sz w:val="21"/>
-                <w:szCs w:val="21"/>
-                <w:color w:val="000000"/>
-              </w:rPr>
-              <w:t xml:space="preserve">171 twins for 395 segments</w:t>
+                <w:rFonts w:ascii="Arial" w:hAnsi="Arial" w:eastAsia="Arial" w:cs="Arial"/>
+                <w:i w:val="false"/>
+                <w:b w:val="false"/>
+                <w:u w:val="none"/>
+                <w:strike w:val="false"/>
+                <w:sz w:val="21"/>
+                <w:szCs w:val="21"/>
+                <w:color w:val="000000"/>
+              </w:rPr>
+              <w:t xml:space="preserve">623 twins for 4,786 businesses</w:t>
             </w:r>
           </w:p>
         </w:tc>
@@ -4358,7 +5091,6 @@
           </w:tcPr>
           <w:p>
             <w:pPr>
-              <w:pStyle w:val="Normal"/>
               <w:jc w:val="left"/>
               <w:pBdr>
                 <w:bottom w:val="none" w:sz="0" w:space="0" w:color="000000"/>
@@ -4368,18 +5100,29 @@
               </w:pBdr>
               <w:spacing w:after="80" w:before="80" w:line="240"/>
               <w:ind w:left="80" w:right="80" w:firstLine="0" w:firstLineChars="0"/>
+              <w:rPr>
+                <w:rFonts w:ascii="Arial" w:hAnsi="Arial" w:eastAsia="Arial" w:cs="Arial"/>
+                <w:i w:val="false"/>
+                <w:b w:val="false"/>
+                <w:u w:val="none"/>
+                <w:strike w:val="false"/>
+                <w:sz w:val="21"/>
+                <w:szCs w:val="21"/>
+                <w:color w:val="000000"/>
+              </w:rPr>
             </w:pPr>
             <w:r>
               <w:rPr>
-                <w:rFonts w:ascii="Arial" w:hAnsi="DejaVu Sans" w:eastAsia="DejaVu Sans" w:cs="DejaVu Sans"/>
-                <w:i w:val="false"/>
-                <w:b w:val="false"/>
-                <w:u w:val="none"/>
-                <w:sz w:val="21"/>
-                <w:szCs w:val="21"/>
-                <w:color w:val="000000"/>
-              </w:rPr>
-              <w:t xml:space="preserve">Characteristics balanced after matching?</w:t>
+                <w:rFonts w:ascii="Arial" w:hAnsi="Arial" w:eastAsia="Arial" w:cs="Arial"/>
+                <w:i w:val="false"/>
+                <w:b w:val="false"/>
+                <w:u w:val="none"/>
+                <w:strike w:val="false"/>
+                <w:sz w:val="21"/>
+                <w:szCs w:val="21"/>
+                <w:color w:val="000000"/>
+              </w:rPr>
+              <w:t xml:space="preserve">Balanced on what they matched on?</w:t>
             </w:r>
           </w:p>
         </w:tc>
@@ -4402,7 +5145,6 @@
           </w:tcPr>
           <w:p>
             <w:pPr>
-              <w:pStyle w:val="Normal"/>
               <w:jc w:val="left"/>
               <w:pBdr>
                 <w:bottom w:val="none" w:sz="0" w:space="0" w:color="000000"/>
@@ -4412,18 +5154,29 @@
               </w:pBdr>
               <w:spacing w:after="80" w:before="80" w:line="240"/>
               <w:ind w:left="80" w:right="80" w:firstLine="0" w:firstLineChars="0"/>
+              <w:rPr>
+                <w:rFonts w:ascii="Arial" w:hAnsi="Arial" w:eastAsia="Arial" w:cs="Arial"/>
+                <w:i w:val="false"/>
+                <w:b w:val="false"/>
+                <w:u w:val="none"/>
+                <w:strike w:val="false"/>
+                <w:sz w:val="21"/>
+                <w:szCs w:val="21"/>
+                <w:color w:val="000000"/>
+              </w:rPr>
             </w:pPr>
             <w:r>
               <w:rPr>
-                <w:rFonts w:ascii="Arial" w:hAnsi="DejaVu Sans" w:eastAsia="DejaVu Sans" w:cs="DejaVu Sans"/>
-                <w:i w:val="false"/>
-                <w:b w:val="false"/>
-                <w:u w:val="none"/>
-                <w:sz w:val="21"/>
-                <w:szCs w:val="21"/>
-                <w:color w:val="000000"/>
-              </w:rPr>
-              <w:t xml:space="preserve">yes (largest difference 0.04)</w:t>
+                <w:rFonts w:ascii="Arial" w:hAnsi="Arial" w:eastAsia="Arial" w:cs="Arial"/>
+                <w:i w:val="false"/>
+                <w:b w:val="false"/>
+                <w:u w:val="none"/>
+                <w:strike w:val="false"/>
+                <w:sz w:val="21"/>
+                <w:szCs w:val="21"/>
+                <w:color w:val="000000"/>
+              </w:rPr>
+              <w:t xml:space="preserve">partly: 1 of 4 over 0.1 (largest difference 0.27)</w:t>
             </w:r>
           </w:p>
         </w:tc>
@@ -4446,7 +5199,6 @@
           </w:tcPr>
           <w:p>
             <w:pPr>
-              <w:pStyle w:val="Normal"/>
               <w:jc w:val="left"/>
               <w:pBdr>
                 <w:bottom w:val="none" w:sz="0" w:space="0" w:color="000000"/>
@@ -4456,18 +5208,29 @@
               </w:pBdr>
               <w:spacing w:after="80" w:before="80" w:line="240"/>
               <w:ind w:left="80" w:right="80" w:firstLine="0" w:firstLineChars="0"/>
+              <w:rPr>
+                <w:rFonts w:ascii="Arial" w:hAnsi="Arial" w:eastAsia="Arial" w:cs="Arial"/>
+                <w:i w:val="false"/>
+                <w:b w:val="false"/>
+                <w:u w:val="none"/>
+                <w:strike w:val="false"/>
+                <w:sz w:val="21"/>
+                <w:szCs w:val="21"/>
+                <w:color w:val="000000"/>
+              </w:rPr>
             </w:pPr>
             <w:r>
               <w:rPr>
-                <w:rFonts w:ascii="Arial" w:hAnsi="DejaVu Sans" w:eastAsia="DejaVu Sans" w:cs="DejaVu Sans"/>
-                <w:i w:val="false"/>
-                <w:b w:val="false"/>
-                <w:u w:val="none"/>
-                <w:sz w:val="21"/>
-                <w:szCs w:val="21"/>
-                <w:color w:val="000000"/>
-              </w:rPr>
-              <w:t xml:space="preserve">partly: 2 of 6 over 0.1 (largest difference 0.17)</w:t>
+                <w:rFonts w:ascii="Arial" w:hAnsi="Arial" w:eastAsia="Arial" w:cs="Arial"/>
+                <w:i w:val="false"/>
+                <w:b w:val="false"/>
+                <w:u w:val="none"/>
+                <w:strike w:val="false"/>
+                <w:sz w:val="21"/>
+                <w:szCs w:val="21"/>
+                <w:color w:val="000000"/>
+              </w:rPr>
+              <w:t xml:space="preserve">yes (largest difference 0.00)</w:t>
             </w:r>
           </w:p>
         </w:tc>
@@ -4496,7 +5259,6 @@
           </w:tcPr>
           <w:p>
             <w:pPr>
-              <w:pStyle w:val="Normal"/>
               <w:jc w:val="left"/>
               <w:pBdr>
                 <w:bottom w:val="none" w:sz="0" w:space="0" w:color="000000"/>
@@ -4506,18 +5268,29 @@
               </w:pBdr>
               <w:spacing w:after="80" w:before="80" w:line="240"/>
               <w:ind w:left="80" w:right="80" w:firstLine="0" w:firstLineChars="0"/>
+              <w:rPr>
+                <w:rFonts w:ascii="Arial" w:hAnsi="Arial" w:eastAsia="Arial" w:cs="Arial"/>
+                <w:i w:val="false"/>
+                <w:b w:val="false"/>
+                <w:u w:val="none"/>
+                <w:strike w:val="false"/>
+                <w:sz w:val="21"/>
+                <w:szCs w:val="21"/>
+                <w:color w:val="000000"/>
+              </w:rPr>
             </w:pPr>
             <w:r>
               <w:rPr>
-                <w:rFonts w:ascii="Arial" w:hAnsi="DejaVu Sans" w:eastAsia="DejaVu Sans" w:cs="DejaVu Sans"/>
-                <w:i w:val="false"/>
-                <w:b w:val="false"/>
-                <w:u w:val="none"/>
-                <w:sz w:val="21"/>
-                <w:szCs w:val="21"/>
-                <w:color w:val="000000"/>
-              </w:rPr>
-              <w:t xml:space="preserve">Was the outcome similar before the programme?</w:t>
+                <w:rFonts w:ascii="Arial" w:hAnsi="Arial" w:eastAsia="Arial" w:cs="Arial"/>
+                <w:i w:val="false"/>
+                <w:b w:val="false"/>
+                <w:u w:val="none"/>
+                <w:strike w:val="false"/>
+                <w:sz w:val="21"/>
+                <w:szCs w:val="21"/>
+                <w:color w:val="000000"/>
+              </w:rPr>
+              <w:t xml:space="preserve">Manager age after matching (not in B's table)</w:t>
             </w:r>
           </w:p>
         </w:tc>
@@ -4540,7 +5313,6 @@
           </w:tcPr>
           <w:p>
             <w:pPr>
-              <w:pStyle w:val="Normal"/>
               <w:jc w:val="left"/>
               <w:pBdr>
                 <w:bottom w:val="none" w:sz="0" w:space="0" w:color="000000"/>
@@ -4550,18 +5322,29 @@
               </w:pBdr>
               <w:spacing w:after="80" w:before="80" w:line="240"/>
               <w:ind w:left="80" w:right="80" w:firstLine="0" w:firstLineChars="0"/>
+              <w:rPr>
+                <w:rFonts w:ascii="Arial" w:hAnsi="Arial" w:eastAsia="Arial" w:cs="Arial"/>
+                <w:i w:val="false"/>
+                <w:b w:val="false"/>
+                <w:u w:val="none"/>
+                <w:strike w:val="false"/>
+                <w:sz w:val="21"/>
+                <w:szCs w:val="21"/>
+                <w:color w:val="000000"/>
+              </w:rPr>
             </w:pPr>
             <w:r>
               <w:rPr>
-                <w:rFonts w:ascii="Arial" w:hAnsi="DejaVu Sans" w:eastAsia="DejaVu Sans" w:cs="DejaVu Sans"/>
-                <w:i w:val="false"/>
-                <w:b w:val="false"/>
-                <w:u w:val="none"/>
-                <w:sz w:val="21"/>
-                <w:szCs w:val="21"/>
-                <w:color w:val="000000"/>
-              </w:rPr>
-              <w:t xml:space="preserve">yes (gap 11 AED)</w:t>
+                <w:rFonts w:ascii="Arial" w:hAnsi="Arial" w:eastAsia="Arial" w:cs="Arial"/>
+                <w:i w:val="false"/>
+                <w:b w:val="false"/>
+                <w:u w:val="none"/>
+                <w:strike w:val="false"/>
+                <w:sz w:val="21"/>
+                <w:szCs w:val="21"/>
+                <w:color w:val="000000"/>
+              </w:rPr>
+              <w:t xml:space="preserve">3 years apart</w:t>
             </w:r>
           </w:p>
         </w:tc>
@@ -4584,7 +5367,6 @@
           </w:tcPr>
           <w:p>
             <w:pPr>
-              <w:pStyle w:val="Normal"/>
               <w:jc w:val="left"/>
               <w:pBdr>
                 <w:bottom w:val="none" w:sz="0" w:space="0" w:color="000000"/>
@@ -4594,18 +5376,29 @@
               </w:pBdr>
               <w:spacing w:after="80" w:before="80" w:line="240"/>
               <w:ind w:left="80" w:right="80" w:firstLine="0" w:firstLineChars="0"/>
+              <w:rPr>
+                <w:rFonts w:ascii="Arial" w:hAnsi="Arial" w:eastAsia="Arial" w:cs="Arial"/>
+                <w:i w:val="false"/>
+                <w:b w:val="false"/>
+                <w:u w:val="none"/>
+                <w:strike w:val="false"/>
+                <w:sz w:val="21"/>
+                <w:szCs w:val="21"/>
+                <w:color w:val="000000"/>
+              </w:rPr>
             </w:pPr>
             <w:r>
               <w:rPr>
-                <w:rFonts w:ascii="Arial" w:hAnsi="DejaVu Sans" w:eastAsia="DejaVu Sans" w:cs="DejaVu Sans"/>
-                <w:i w:val="false"/>
-                <w:b w:val="false"/>
-                <w:u w:val="none"/>
-                <w:sz w:val="21"/>
-                <w:szCs w:val="21"/>
-                <w:color w:val="000000"/>
-              </w:rPr>
-              <w:t xml:space="preserve">no (standardised difference 0.20)</w:t>
+                <w:rFonts w:ascii="Arial" w:hAnsi="Arial" w:eastAsia="Arial" w:cs="Arial"/>
+                <w:i w:val="false"/>
+                <w:b w:val="false"/>
+                <w:u w:val="none"/>
+                <w:strike w:val="false"/>
+                <w:sz w:val="21"/>
+                <w:szCs w:val="21"/>
+                <w:color w:val="000000"/>
+              </w:rPr>
+              <w:t xml:space="preserve">17 years apart</w:t>
             </w:r>
           </w:p>
         </w:tc>
@@ -4623,7 +5416,7 @@
               <w:left w:val="none" w:sz="0" w:space="0" w:color="000000"/>
               <w:right w:val="none" w:sz="0" w:space="0" w:color="000000"/>
             </w:tcBorders>
-            <w:shd w:val="clear" w:color="auto" w:fill="FFFFFF"/>
+            <w:shd w:val="clear" w:color="auto" w:fill="F8E9EA"/>
             <w:tcMar>
               <w:top w:w="0" w:type="dxa"/>
               <w:bottom w:w="0" w:type="dxa"/>
@@ -4634,7 +5427,6 @@
           </w:tcPr>
           <w:p>
             <w:pPr>
-              <w:pStyle w:val="Normal"/>
               <w:jc w:val="left"/>
               <w:pBdr>
                 <w:bottom w:val="none" w:sz="0" w:space="0" w:color="000000"/>
@@ -4644,18 +5436,29 @@
               </w:pBdr>
               <w:spacing w:after="80" w:before="80" w:line="240"/>
               <w:ind w:left="80" w:right="80" w:firstLine="0" w:firstLineChars="0"/>
+              <w:rPr>
+                <w:rFonts w:ascii="Arial" w:hAnsi="Arial" w:eastAsia="Arial" w:cs="Arial"/>
+                <w:i w:val="false"/>
+                <w:b w:val="false"/>
+                <w:u w:val="none"/>
+                <w:strike w:val="false"/>
+                <w:sz w:val="21"/>
+                <w:szCs w:val="21"/>
+                <w:color w:val="000000"/>
+              </w:rPr>
             </w:pPr>
             <w:r>
               <w:rPr>
-                <w:rFonts w:ascii="Arial" w:hAnsi="DejaVu Sans" w:eastAsia="DejaVu Sans" w:cs="DejaVu Sans"/>
-                <w:i w:val="false"/>
-                <w:b w:val="false"/>
-                <w:u w:val="none"/>
-                <w:sz w:val="21"/>
-                <w:szCs w:val="21"/>
-                <w:color w:val="000000"/>
-              </w:rPr>
-              <w:t xml:space="preserve">Estimate comparing outcomes after the programme</w:t>
+                <w:rFonts w:ascii="Arial" w:hAnsi="Arial" w:eastAsia="Arial" w:cs="Arial"/>
+                <w:i w:val="false"/>
+                <w:b w:val="false"/>
+                <w:u w:val="none"/>
+                <w:strike w:val="false"/>
+                <w:sz w:val="21"/>
+                <w:szCs w:val="21"/>
+                <w:color w:val="000000"/>
+              </w:rPr>
+              <w:t xml:space="preserve">Was the outcome similar before the programme?</w:t>
             </w:r>
           </w:p>
         </w:tc>
@@ -4667,7 +5470,7 @@
               <w:left w:val="none" w:sz="0" w:space="0" w:color="000000"/>
               <w:right w:val="none" w:sz="0" w:space="0" w:color="000000"/>
             </w:tcBorders>
-            <w:shd w:val="clear" w:color="auto" w:fill="FFFFFF"/>
+            <w:shd w:val="clear" w:color="auto" w:fill="F8E9EA"/>
             <w:tcMar>
               <w:top w:w="0" w:type="dxa"/>
               <w:bottom w:w="0" w:type="dxa"/>
@@ -4678,7 +5481,6 @@
           </w:tcPr>
           <w:p>
             <w:pPr>
-              <w:pStyle w:val="Normal"/>
               <w:jc w:val="left"/>
               <w:pBdr>
                 <w:bottom w:val="none" w:sz="0" w:space="0" w:color="000000"/>
@@ -4688,18 +5490,29 @@
               </w:pBdr>
               <w:spacing w:after="80" w:before="80" w:line="240"/>
               <w:ind w:left="80" w:right="80" w:firstLine="0" w:firstLineChars="0"/>
+              <w:rPr>
+                <w:rFonts w:ascii="Arial" w:hAnsi="Arial" w:eastAsia="Arial" w:cs="Arial"/>
+                <w:i w:val="false"/>
+                <w:b w:val="false"/>
+                <w:u w:val="none"/>
+                <w:strike w:val="false"/>
+                <w:sz w:val="21"/>
+                <w:szCs w:val="21"/>
+                <w:color w:val="000000"/>
+              </w:rPr>
             </w:pPr>
             <w:r>
               <w:rPr>
-                <w:rFonts w:ascii="Arial" w:hAnsi="DejaVu Sans" w:eastAsia="DejaVu Sans" w:cs="DejaVu Sans"/>
-                <w:i w:val="false"/>
-                <w:b w:val="false"/>
-                <w:u w:val="none"/>
-                <w:sz w:val="21"/>
-                <w:szCs w:val="21"/>
-                <w:color w:val="000000"/>
-              </w:rPr>
-              <w:t xml:space="preserve">-998 AED</w:t>
+                <w:rFonts w:ascii="Arial" w:hAnsi="Arial" w:eastAsia="Arial" w:cs="Arial"/>
+                <w:i w:val="false"/>
+                <w:b w:val="false"/>
+                <w:u w:val="none"/>
+                <w:strike w:val="false"/>
+                <w:sz w:val="21"/>
+                <w:szCs w:val="21"/>
+                <w:color w:val="000000"/>
+              </w:rPr>
+              <w:t xml:space="preserve">close (161 AED apart)</w:t>
             </w:r>
           </w:p>
         </w:tc>
@@ -4711,7 +5524,7 @@
               <w:left w:val="none" w:sz="0" w:space="0" w:color="000000"/>
               <w:right w:val="none" w:sz="0" w:space="0" w:color="000000"/>
             </w:tcBorders>
-            <w:shd w:val="clear" w:color="auto" w:fill="FFFFFF"/>
+            <w:shd w:val="clear" w:color="auto" w:fill="F8E9EA"/>
             <w:tcMar>
               <w:top w:w="0" w:type="dxa"/>
               <w:bottom w:w="0" w:type="dxa"/>
@@ -4722,7 +5535,6 @@
           </w:tcPr>
           <w:p>
             <w:pPr>
-              <w:pStyle w:val="Normal"/>
               <w:jc w:val="left"/>
               <w:pBdr>
                 <w:bottom w:val="none" w:sz="0" w:space="0" w:color="000000"/>
@@ -4732,18 +5544,29 @@
               </w:pBdr>
               <w:spacing w:after="80" w:before="80" w:line="240"/>
               <w:ind w:left="80" w:right="80" w:firstLine="0" w:firstLineChars="0"/>
+              <w:rPr>
+                <w:rFonts w:ascii="Arial" w:hAnsi="Arial" w:eastAsia="Arial" w:cs="Arial"/>
+                <w:i w:val="false"/>
+                <w:b w:val="false"/>
+                <w:u w:val="none"/>
+                <w:strike w:val="false"/>
+                <w:sz w:val="21"/>
+                <w:szCs w:val="21"/>
+                <w:color w:val="000000"/>
+              </w:rPr>
             </w:pPr>
             <w:r>
               <w:rPr>
-                <w:rFonts w:ascii="Arial" w:hAnsi="DejaVu Sans" w:eastAsia="DejaVu Sans" w:cs="DejaVu Sans"/>
-                <w:i w:val="false"/>
-                <w:b w:val="false"/>
-                <w:u w:val="none"/>
-                <w:sz w:val="21"/>
-                <w:szCs w:val="21"/>
-                <w:color w:val="000000"/>
-              </w:rPr>
-              <w:t xml:space="preserve">0.96 avoided</w:t>
+                <w:rFonts w:ascii="Arial" w:hAnsi="Arial" w:eastAsia="Arial" w:cs="Arial"/>
+                <w:i w:val="false"/>
+                <w:b w:val="false"/>
+                <w:u w:val="none"/>
+                <w:strike w:val="false"/>
+                <w:sz w:val="21"/>
+                <w:szCs w:val="21"/>
+                <w:color w:val="000000"/>
+              </w:rPr>
+              <w:t xml:space="preserve">no (540 AED apart)</w:t>
             </w:r>
           </w:p>
         </w:tc>
@@ -4772,7 +5595,6 @@
           </w:tcPr>
           <w:p>
             <w:pPr>
-              <w:pStyle w:val="Normal"/>
               <w:jc w:val="left"/>
               <w:pBdr>
                 <w:bottom w:val="none" w:sz="0" w:space="0" w:color="000000"/>
@@ -4782,18 +5604,29 @@
               </w:pBdr>
               <w:spacing w:after="80" w:before="80" w:line="240"/>
               <w:ind w:left="80" w:right="80" w:firstLine="0" w:firstLineChars="0"/>
+              <w:rPr>
+                <w:rFonts w:ascii="Arial" w:hAnsi="Arial" w:eastAsia="Arial" w:cs="Arial"/>
+                <w:i w:val="false"/>
+                <w:b w:val="false"/>
+                <w:u w:val="none"/>
+                <w:strike w:val="false"/>
+                <w:sz w:val="21"/>
+                <w:szCs w:val="21"/>
+                <w:color w:val="000000"/>
+              </w:rPr>
             </w:pPr>
             <w:r>
               <w:rPr>
-                <w:rFonts w:ascii="Arial" w:hAnsi="DejaVu Sans" w:eastAsia="DejaVu Sans" w:cs="DejaVu Sans"/>
-                <w:i w:val="false"/>
-                <w:b w:val="false"/>
-                <w:u w:val="none"/>
-                <w:sz w:val="21"/>
-                <w:szCs w:val="21"/>
-                <w:color w:val="000000"/>
-              </w:rPr>
-              <w:t xml:space="preserve">Estimate comparing changes (after minus before)</w:t>
+                <w:rFonts w:ascii="Arial" w:hAnsi="Arial" w:eastAsia="Arial" w:cs="Arial"/>
+                <w:i w:val="false"/>
+                <w:b w:val="false"/>
+                <w:u w:val="none"/>
+                <w:strike w:val="false"/>
+                <w:sz w:val="21"/>
+                <w:szCs w:val="21"/>
+                <w:color w:val="000000"/>
+              </w:rPr>
+              <w:t xml:space="preserve">Estimate, costs after the programme</w:t>
             </w:r>
           </w:p>
         </w:tc>
@@ -4816,7 +5649,6 @@
           </w:tcPr>
           <w:p>
             <w:pPr>
-              <w:pStyle w:val="Normal"/>
               <w:jc w:val="left"/>
               <w:pBdr>
                 <w:bottom w:val="none" w:sz="0" w:space="0" w:color="000000"/>
@@ -4826,18 +5658,29 @@
               </w:pBdr>
               <w:spacing w:after="80" w:before="80" w:line="240"/>
               <w:ind w:left="80" w:right="80" w:firstLine="0" w:firstLineChars="0"/>
+              <w:rPr>
+                <w:rFonts w:ascii="Arial" w:hAnsi="Arial" w:eastAsia="Arial" w:cs="Arial"/>
+                <w:i w:val="false"/>
+                <w:b w:val="false"/>
+                <w:u w:val="none"/>
+                <w:strike w:val="false"/>
+                <w:sz w:val="21"/>
+                <w:szCs w:val="21"/>
+                <w:color w:val="000000"/>
+              </w:rPr>
             </w:pPr>
             <w:r>
               <w:rPr>
-                <w:rFonts w:ascii="Arial" w:hAnsi="DejaVu Sans" w:eastAsia="DejaVu Sans" w:cs="DejaVu Sans"/>
-                <w:i w:val="false"/>
-                <w:b w:val="false"/>
-                <w:u w:val="none"/>
-                <w:sz w:val="21"/>
-                <w:szCs w:val="21"/>
-                <w:color w:val="000000"/>
-              </w:rPr>
-              <w:t xml:space="preserve">-1,009 AED</w:t>
+                <w:rFonts w:ascii="Arial" w:hAnsi="Arial" w:eastAsia="Arial" w:cs="Arial"/>
+                <w:i w:val="false"/>
+                <w:b w:val="false"/>
+                <w:u w:val="none"/>
+                <w:strike w:val="false"/>
+                <w:sz w:val="21"/>
+                <w:szCs w:val="21"/>
+                <w:color w:val="000000"/>
+              </w:rPr>
+              <w:t xml:space="preserve">-1,031 AED</w:t>
             </w:r>
           </w:p>
         </w:tc>
@@ -4860,7 +5703,6 @@
           </w:tcPr>
           <w:p>
             <w:pPr>
-              <w:pStyle w:val="Normal"/>
               <w:jc w:val="left"/>
               <w:pBdr>
                 <w:bottom w:val="none" w:sz="0" w:space="0" w:color="000000"/>
@@ -4870,18 +5712,29 @@
               </w:pBdr>
               <w:spacing w:after="80" w:before="80" w:line="240"/>
               <w:ind w:left="80" w:right="80" w:firstLine="0" w:firstLineChars="0"/>
+              <w:rPr>
+                <w:rFonts w:ascii="Arial" w:hAnsi="Arial" w:eastAsia="Arial" w:cs="Arial"/>
+                <w:i w:val="false"/>
+                <w:b w:val="false"/>
+                <w:u w:val="none"/>
+                <w:strike w:val="false"/>
+                <w:sz w:val="21"/>
+                <w:szCs w:val="21"/>
+                <w:color w:val="000000"/>
+              </w:rPr>
             </w:pPr>
             <w:r>
               <w:rPr>
-                <w:rFonts w:ascii="Arial" w:hAnsi="DejaVu Sans" w:eastAsia="DejaVu Sans" w:cs="DejaVu Sans"/>
-                <w:i w:val="false"/>
-                <w:b w:val="false"/>
-                <w:u w:val="none"/>
-                <w:sz w:val="21"/>
-                <w:szCs w:val="21"/>
-                <w:color w:val="000000"/>
-              </w:rPr>
-              <w:t xml:space="preserve">2.10 avoided</w:t>
+                <w:rFonts w:ascii="Arial" w:hAnsi="Arial" w:eastAsia="Arial" w:cs="Arial"/>
+                <w:i w:val="false"/>
+                <w:b w:val="false"/>
+                <w:u w:val="none"/>
+                <w:strike w:val="false"/>
+                <w:sz w:val="21"/>
+                <w:szCs w:val="21"/>
+                <w:color w:val="000000"/>
+              </w:rPr>
+              <w:t xml:space="preserve">-1,342 AED</w:t>
             </w:r>
           </w:p>
         </w:tc>
@@ -4910,7 +5763,6 @@
           </w:tcPr>
           <w:p>
             <w:pPr>
-              <w:pStyle w:val="Normal"/>
               <w:jc w:val="left"/>
               <w:pBdr>
                 <w:bottom w:val="none" w:sz="0" w:space="0" w:color="000000"/>
@@ -4920,18 +5772,29 @@
               </w:pBdr>
               <w:spacing w:after="80" w:before="80" w:line="240"/>
               <w:ind w:left="80" w:right="80" w:firstLine="0" w:firstLineChars="0"/>
+              <w:rPr>
+                <w:rFonts w:ascii="Arial" w:hAnsi="Arial" w:eastAsia="Arial" w:cs="Arial"/>
+                <w:i w:val="false"/>
+                <w:b w:val="false"/>
+                <w:u w:val="none"/>
+                <w:strike w:val="false"/>
+                <w:sz w:val="21"/>
+                <w:szCs w:val="21"/>
+                <w:color w:val="000000"/>
+              </w:rPr>
             </w:pPr>
             <w:r>
               <w:rPr>
-                <w:rFonts w:ascii="Arial" w:hAnsi="DejaVu Sans" w:eastAsia="DejaVu Sans" w:cs="DejaVu Sans"/>
-                <w:i w:val="false"/>
-                <w:b w:val="false"/>
-                <w:u w:val="none"/>
-                <w:sz w:val="21"/>
-                <w:szCs w:val="21"/>
-                <w:color w:val="000000"/>
-              </w:rPr>
-              <w:t xml:space="preserve">Smallest effect in the 95% interval, against the rule</w:t>
+                <w:rFonts w:ascii="Arial" w:hAnsi="Arial" w:eastAsia="Arial" w:cs="Arial"/>
+                <w:i w:val="false"/>
+                <w:b w:val="false"/>
+                <w:u w:val="none"/>
+                <w:strike w:val="false"/>
+                <w:sz w:val="21"/>
+                <w:szCs w:val="21"/>
+                <w:color w:val="000000"/>
+              </w:rPr>
+              <w:t xml:space="preserve">Least generous end of the 95% interval, against the rule</w:t>
             </w:r>
           </w:p>
         </w:tc>
@@ -4954,7 +5817,6 @@
           </w:tcPr>
           <w:p>
             <w:pPr>
-              <w:pStyle w:val="Normal"/>
               <w:jc w:val="left"/>
               <w:pBdr>
                 <w:bottom w:val="none" w:sz="0" w:space="0" w:color="000000"/>
@@ -4964,18 +5826,29 @@
               </w:pBdr>
               <w:spacing w:after="80" w:before="80" w:line="240"/>
               <w:ind w:left="80" w:right="80" w:firstLine="0" w:firstLineChars="0"/>
+              <w:rPr>
+                <w:rFonts w:ascii="Arial" w:hAnsi="Arial" w:eastAsia="Arial" w:cs="Arial"/>
+                <w:i w:val="false"/>
+                <w:b w:val="false"/>
+                <w:u w:val="none"/>
+                <w:strike w:val="false"/>
+                <w:sz w:val="21"/>
+                <w:szCs w:val="21"/>
+                <w:color w:val="000000"/>
+              </w:rPr>
             </w:pPr>
             <w:r>
               <w:rPr>
-                <w:rFonts w:ascii="Arial" w:hAnsi="DejaVu Sans" w:eastAsia="DejaVu Sans" w:cs="DejaVu Sans"/>
-                <w:i w:val="false"/>
-                <w:b w:val="false"/>
-                <w:u w:val="none"/>
-                <w:sz w:val="21"/>
-                <w:szCs w:val="21"/>
-                <w:color w:val="000000"/>
-              </w:rPr>
-              <w:t xml:space="preserve">911 against 1,000: below the rule</w:t>
+                <w:rFonts w:ascii="Arial" w:hAnsi="Arial" w:eastAsia="Arial" w:cs="Arial"/>
+                <w:i w:val="false"/>
+                <w:b w:val="false"/>
+                <w:u w:val="none"/>
+                <w:strike w:val="false"/>
+                <w:sz w:val="21"/>
+                <w:szCs w:val="21"/>
+                <w:color w:val="000000"/>
+              </w:rPr>
+              <w:t xml:space="preserve">854 against 1,000: below the rule</w:t>
             </w:r>
           </w:p>
         </w:tc>
@@ -4998,7 +5871,6 @@
           </w:tcPr>
           <w:p>
             <w:pPr>
-              <w:pStyle w:val="Normal"/>
               <w:jc w:val="left"/>
               <w:pBdr>
                 <w:bottom w:val="none" w:sz="0" w:space="0" w:color="000000"/>
@@ -5008,49 +5880,34 @@
               </w:pBdr>
               <w:spacing w:after="80" w:before="80" w:line="240"/>
               <w:ind w:left="80" w:right="80" w:firstLine="0" w:firstLineChars="0"/>
+              <w:rPr>
+                <w:rFonts w:ascii="Arial" w:hAnsi="Arial" w:eastAsia="Arial" w:cs="Arial"/>
+                <w:i w:val="false"/>
+                <w:b w:val="false"/>
+                <w:u w:val="none"/>
+                <w:strike w:val="false"/>
+                <w:sz w:val="21"/>
+                <w:szCs w:val="21"/>
+                <w:color w:val="000000"/>
+              </w:rPr>
             </w:pPr>
             <w:r>
               <w:rPr>
-                <w:rFonts w:ascii="Arial" w:hAnsi="DejaVu Sans" w:eastAsia="DejaVu Sans" w:cs="DejaVu Sans"/>
-                <w:i w:val="false"/>
-                <w:b w:val="false"/>
-                <w:u w:val="none"/>
-                <w:sz w:val="21"/>
-                <w:szCs w:val="21"/>
-                <w:color w:val="000000"/>
-              </w:rPr>
-              <w:t xml:space="preserve">1.32 against 2.0: below the rule</w:t>
+                <w:rFonts w:ascii="Arial" w:hAnsi="Arial" w:eastAsia="Arial" w:cs="Arial"/>
+                <w:i w:val="false"/>
+                <w:b w:val="false"/>
+                <w:u w:val="none"/>
+                <w:strike w:val="false"/>
+                <w:sz w:val="21"/>
+                <w:szCs w:val="21"/>
+                <w:color w:val="000000"/>
+              </w:rPr>
+              <w:t xml:space="preserve">1,263 against 1,000: clears</w:t>
             </w:r>
           </w:p>
         </w:tc>
       </w:tr>
     </w:tbl>
-    <w:p>
-      <w:pPr>
-        <w:pStyle w:val="Normal"/>
-        <w:jc w:val="left"/>
-        <w:pBdr>
-          <w:bottom w:val="none" w:sz="0" w:space="0" w:color="000000"/>
-          <w:top w:val="none" w:sz="0" w:space="0" w:color="000000"/>
-          <w:left w:val="none" w:sz="0" w:space="0" w:color="000000"/>
-          <w:right w:val="none" w:sz="0" w:space="0" w:color="000000"/>
-        </w:pBdr>
-        <w:spacing w:after="80" w:before="0" w:line="240"/>
-        <w:ind w:left="0" w:right="0" w:firstLine="0" w:firstLineChars="0"/>
-      </w:pPr>
-      <w:r>
-        <w:rPr>
-          <w:rFonts w:ascii="Arial" w:hAnsi="Arial" w:eastAsia="Arial" w:cs="Arial"/>
-          <w:i w:val="true"/>
-          <w:b w:val="false"/>
-          <w:u w:val="none"/>
-          <w:sz w:val="17"/>
-          <w:szCs w:val="17"/>
-          <w:color w:val="545860"/>
-        </w:rPr>
-        <w:t xml:space="preserve">Illustrative case, with invented figures. Not a real programme.</w:t>
-      </w:r>
-    </w:p>
     <w:p>
       <w:pPr>
         <w:pStyle w:val="Normal"/>
@@ -5070,6 +5927,7 @@
           <w:i w:val="false"/>
           <w:b w:val="true"/>
           <w:u w:val="none"/>
+          <w:strike w:val="false"/>
           <w:sz w:val="26"/>
           <w:szCs w:val="26"/>
           <w:color w:val="215A9E"/>
@@ -5096,11 +5954,12 @@
           <w:i w:val="false"/>
           <w:b w:val="false"/>
           <w:u w:val="none"/>
+          <w:strike w:val="false"/>
           <w:sz w:val="22"/>
           <w:szCs w:val="22"/>
           <w:color w:val="000000"/>
         </w:rPr>
-        <w:t xml:space="preserve">1. Which case gives you more confidence, and why?</w:t>
+        <w:t xml:space="preserve">1. Which evaluator gives you more confidence, and why?</w:t>
       </w:r>
     </w:p>
     <w:p>
@@ -5122,6 +5981,7 @@
           <w:i w:val="false"/>
           <w:b w:val="false"/>
           <w:u w:val="none"/>
+          <w:strike w:val="false"/>
           <w:sz w:val="22"/>
           <w:szCs w:val="22"/>
           <w:color w:val="B5BEC9"/>
@@ -5148,11 +6008,12 @@
           <w:i w:val="false"/>
           <w:b w:val="false"/>
           <w:u w:val="none"/>
+          <w:strike w:val="false"/>
           <w:sz w:val="22"/>
           <w:szCs w:val="22"/>
           <w:color w:val="000000"/>
         </w:rPr>
-        <w:t xml:space="preserve">2. What would you ask Case 2's evaluator that Case 1 does not raise?</w:t>
+        <w:t xml:space="preserve">2. What would you ask evaluator B that A does not raise?</w:t>
       </w:r>
     </w:p>
     <w:p>
@@ -5174,6 +6035,7 @@
           <w:i w:val="false"/>
           <w:b w:val="false"/>
           <w:u w:val="none"/>
+          <w:strike w:val="false"/>
           <w:sz w:val="22"/>
           <w:szCs w:val="22"/>
           <w:color w:val="B5BEC9"/>
@@ -5200,11 +6062,12 @@
           <w:i w:val="false"/>
           <w:b w:val="false"/>
           <w:u w:val="none"/>
+          <w:strike w:val="false"/>
           <w:sz w:val="22"/>
           <w:szCs w:val="22"/>
           <w:color w:val="000000"/>
         </w:rPr>
-        <w:t xml:space="preserve">3. Using changes, Case 2's estimate is 5% above its decision rule; Case 1's estimate is only 1% above its rule. Does that change your answer?</w:t>
+        <w:t xml:space="preserve">3. B's whole interval clears the rule; A's straddles it. Does that change your answer?</w:t>
       </w:r>
     </w:p>
     <w:p>
@@ -5226,6 +6089,7 @@
           <w:i w:val="false"/>
           <w:b w:val="false"/>
           <w:u w:val="none"/>
+          <w:strike w:val="false"/>
           <w:sz w:val="22"/>
           <w:szCs w:val="22"/>
           <w:color w:val="B5BEC9"/>
@@ -5252,11 +6116,12 @@
           <w:i w:val="false"/>
           <w:b w:val="false"/>
           <w:u w:val="none"/>
+          <w:strike w:val="false"/>
           <w:sz w:val="22"/>
           <w:szCs w:val="22"/>
           <w:color w:val="000000"/>
         </w:rPr>
-        <w:t xml:space="preserve">Our verdict on Case 1:   Act  /  Act with conditions  /  Send back to the evaluator</w:t>
+        <w:t xml:space="preserve">Our verdict on A:   Act  /  Act with conditions  /  Send back to the evaluator</w:t>
       </w:r>
     </w:p>
     <w:p>
@@ -5278,11 +6143,12 @@
           <w:i w:val="false"/>
           <w:b w:val="false"/>
           <w:u w:val="none"/>
+          <w:strike w:val="false"/>
           <w:sz w:val="22"/>
           <w:szCs w:val="22"/>
           <w:color w:val="000000"/>
         </w:rPr>
-        <w:t xml:space="preserve">Our verdict on Case 2:   Act  /  Act with conditions  /  Send back to the evaluator</w:t>
+        <w:t xml:space="preserve">Our verdict on B:   Act  /  Act with conditions  /  Send back to the evaluator</w:t>
       </w:r>
     </w:p>
     <w:p>
@@ -5310,6 +6176,7 @@
           <w:i w:val="false"/>
           <w:b w:val="false"/>
           <w:u w:val="none"/>
+          <w:strike w:val="false"/>
           <w:sz w:val="18"/>
           <w:szCs w:val="18"/>
           <w:color w:val="545860"/>
@@ -5336,6 +6203,7 @@
           <w:i w:val="false"/>
           <w:b w:val="true"/>
           <w:u w:val="none"/>
+          <w:strike w:val="false"/>
           <w:sz w:val="36"/>
           <w:szCs w:val="36"/>
           <w:color w:val="063360"/>
@@ -5362,6 +6230,7 @@
           <w:i w:val="true"/>
           <w:b w:val="false"/>
           <w:u w:val="none"/>
+          <w:strike w:val="false"/>
           <w:sz w:val="18"/>
           <w:szCs w:val="18"/>
           <w:color w:val="215A9E"/>
@@ -5388,11 +6257,12 @@
           <w:i w:val="false"/>
           <w:b w:val="true"/>
           <w:u w:val="none"/>
+          <w:strike w:val="false"/>
           <w:sz w:val="22"/>
           <w:szCs w:val="22"/>
           <w:color w:val="000000"/>
         </w:rPr>
-        <w:t xml:space="preserve">The prompt, with the two-case table and both balance tables pasted in:</w:t>
+        <w:t xml:space="preserve">The prompt, with the side-by-side table and both balance tables pasted in:</w:t>
       </w:r>
     </w:p>
     <w:p>
@@ -5414,6 +6284,7 @@
           <w:i w:val="true"/>
           <w:b w:val="false"/>
           <w:u w:val="none"/>
+          <w:strike w:val="false"/>
           <w:sz w:val="22"/>
           <w:szCs w:val="22"/>
           <w:color w:val="000000"/>
@@ -5440,6 +6311,7 @@
           <w:i w:val="false"/>
           <w:b w:val="true"/>
           <w:u w:val="none"/>
+          <w:strike w:val="false"/>
           <w:sz w:val="26"/>
           <w:szCs w:val="26"/>
           <w:color w:val="215A9E"/>
@@ -5466,11 +6338,12 @@
           <w:i w:val="false"/>
           <w:b w:val="false"/>
           <w:u w:val="none"/>
+          <w:strike w:val="false"/>
           <w:sz w:val="22"/>
           <w:szCs w:val="22"/>
           <w:color w:val="000000"/>
         </w:rPr>
-        <w:t xml:space="preserve">Case 1: Matching was highly effective, with every business matched and excellent covariate balance. The programme reduced costs by around 1,000 AED, with an interval that straddles the 1,000 AED threshold.</w:t>
+        <w:t xml:space="preserve">Evaluator A: Manager age remains somewhat imbalanced. The programme reduced costs by around 1,030 AED, with an interval that straddles the 1,000 AED threshold.</w:t>
       </w:r>
     </w:p>
     <w:p>
@@ -5492,11 +6365,12 @@
           <w:i w:val="false"/>
           <w:b w:val="false"/>
           <w:u w:val="none"/>
+          <w:strike w:val="false"/>
           <w:sz w:val="22"/>
           <w:szCs w:val="22"/>
           <w:color w:val="000000"/>
         </w:rPr>
-        <w:t xml:space="preserve">Case 2: Matching was similarly strong, with every segment matched and good balance. The matched estimate shows cameras avoided 2.10 collisions per segment, comfortably exceeding the 2.0 threshold, so this programme should be scaled.</w:t>
+        <w:t xml:space="preserve">Evaluator B: Matching was even stronger, with near-perfect balance on every characteristic. The matched estimate shows a cut of 1,342 AED, comfortably exceeding the 1,000 AED threshold, so the programme should be scaled.</w:t>
       </w:r>
     </w:p>
     <w:p>
@@ -5518,6 +6392,7 @@
           <w:i w:val="false"/>
           <w:b w:val="true"/>
           <w:u w:val="none"/>
+          <w:strike w:val="false"/>
           <w:sz w:val="22"/>
           <w:szCs w:val="22"/>
           <w:color w:val="000000"/>
@@ -5544,6 +6419,7 @@
           <w:i w:val="false"/>
           <w:b w:val="false"/>
           <w:u w:val="none"/>
+          <w:strike w:val="false"/>
           <w:sz w:val="22"/>
           <w:szCs w:val="22"/>
           <w:color w:val="B5BEC9"/>
@@ -5570,6 +6446,7 @@
           <w:i w:val="false"/>
           <w:b w:val="false"/>
           <w:u w:val="none"/>
+          <w:strike w:val="false"/>
           <w:sz w:val="22"/>
           <w:szCs w:val="22"/>
           <w:color w:val="B5BEC9"/>
@@ -5596,6 +6473,7 @@
           <w:i w:val="false"/>
           <w:b w:val="false"/>
           <w:u w:val="none"/>
+          <w:strike w:val="false"/>
           <w:sz w:val="22"/>
           <w:szCs w:val="22"/>
           <w:color w:val="B5BEC9"/>
@@ -5628,6 +6506,7 @@
           <w:i w:val="false"/>
           <w:b w:val="false"/>
           <w:u w:val="none"/>
+          <w:strike w:val="false"/>
           <w:sz w:val="18"/>
           <w:szCs w:val="18"/>
           <w:color w:val="545860"/>
@@ -5654,6 +6533,7 @@
           <w:i w:val="false"/>
           <w:b w:val="true"/>
           <w:u w:val="none"/>
+          <w:strike w:val="false"/>
           <w:sz w:val="36"/>
           <w:szCs w:val="36"/>
           <w:color w:val="063360"/>
@@ -5680,6 +6560,7 @@
           <w:i w:val="true"/>
           <w:b w:val="false"/>
           <w:u w:val="none"/>
+          <w:strike w:val="false"/>
           <w:sz w:val="18"/>
           <w:szCs w:val="18"/>
           <w:color w:val="215A9E"/>
@@ -5720,7 +6601,6 @@
           </w:tcPr>
           <w:p>
             <w:pPr>
-              <w:pStyle w:val="Normal"/>
               <w:jc w:val="left"/>
               <w:pBdr>
                 <w:bottom w:val="none" w:sz="0" w:space="0" w:color="000000"/>
@@ -5730,6 +6610,16 @@
               </w:pBdr>
               <w:spacing w:after="200" w:before="200" w:line="240"/>
               <w:ind w:left="200" w:right="200" w:firstLine="0" w:firstLineChars="0"/>
+              <w:rPr>
+                <w:rFonts w:ascii="Arial" w:hAnsi="Arial" w:eastAsia="Arial" w:cs="Arial"/>
+                <w:i w:val="false"/>
+                <w:b w:val="false"/>
+                <w:u w:val="none"/>
+                <w:strike w:val="false"/>
+                <w:sz w:val="21"/>
+                <w:szCs w:val="21"/>
+                <w:color w:val="000000"/>
+              </w:rPr>
             </w:pPr>
             <w:r>
               <w:rPr>
@@ -5737,6 +6627,7 @@
                 <w:i w:val="false"/>
                 <w:b w:val="true"/>
                 <w:u w:val="none"/>
+                <w:strike w:val="false"/>
                 <w:sz w:val="22"/>
                 <w:szCs w:val="22"/>
                 <w:color w:val="063360"/>
@@ -5749,6 +6640,7 @@
                 <w:i w:val="false"/>
                 <w:b w:val="false"/>
                 <w:u w:val="none"/>
+                <w:strike w:val="false"/>
                 <w:sz w:val="21"/>
                 <w:szCs w:val="21"/>
                 <w:color w:val="000000"/>
@@ -5761,18 +6653,20 @@
                 <w:i w:val="false"/>
                 <w:b w:val="false"/>
                 <w:u w:val="none"/>
-                <w:sz w:val="21"/>
-                <w:szCs w:val="21"/>
-                <w:color w:val="000000"/>
-              </w:rPr>
-              <w:t xml:space="preserve">"Two matching studies. For each: how many treated units had no real lookalike; did the outcome's baseline balance; do levels and changes agree? Our decision rules are below. Ask me questions before you answer."</w:t>
-            </w:r>
-            <w:r>
-              <w:rPr>
-                <w:rFonts w:ascii="Arial" w:hAnsi="Arial" w:eastAsia="Arial" w:cs="Arial"/>
-                <w:i w:val="false"/>
-                <w:b w:val="false"/>
-                <w:u w:val="none"/>
+                <w:strike w:val="false"/>
+                <w:sz w:val="21"/>
+                <w:szCs w:val="21"/>
+                <w:color w:val="000000"/>
+              </w:rPr>
+              <w:t xml:space="preserve">"Two matching studies of the same businesses. For each: what was left off the list; were the pairs' costs similar before the programme; how far apart are characteristics that were not matched on? Our decision rule is below. Ask me questions before you answer."</w:t>
+            </w:r>
+            <w:r>
+              <w:rPr>
+                <w:rFonts w:ascii="Arial" w:hAnsi="Arial" w:eastAsia="Arial" w:cs="Arial"/>
+                <w:i w:val="false"/>
+                <w:b w:val="false"/>
+                <w:u w:val="none"/>
+                <w:strike w:val="false"/>
                 <w:sz w:val="21"/>
                 <w:szCs w:val="21"/>
                 <w:color w:val="000000"/>
@@ -5785,6 +6679,7 @@
                 <w:i w:val="false"/>
                 <w:b w:val="false"/>
                 <w:u w:val="none"/>
+                <w:strike w:val="false"/>
                 <w:sz w:val="21"/>
                 <w:szCs w:val="21"/>
                 <w:color w:val="000000"/>
@@ -5818,7 +6713,6 @@
           </w:tcPr>
           <w:p>
             <w:pPr>
-              <w:pStyle w:val="Normal"/>
               <w:jc w:val="left"/>
               <w:pBdr>
                 <w:bottom w:val="none" w:sz="0" w:space="0" w:color="000000"/>
@@ -5828,6 +6722,16 @@
               </w:pBdr>
               <w:spacing w:after="200" w:before="200" w:line="240"/>
               <w:ind w:left="200" w:right="200" w:firstLine="0" w:firstLineChars="0"/>
+              <w:rPr>
+                <w:rFonts w:ascii="Arial" w:hAnsi="Arial" w:eastAsia="Arial" w:cs="Arial"/>
+                <w:i w:val="false"/>
+                <w:b w:val="false"/>
+                <w:u w:val="none"/>
+                <w:strike w:val="false"/>
+                <w:sz w:val="21"/>
+                <w:szCs w:val="21"/>
+                <w:color w:val="000000"/>
+              </w:rPr>
             </w:pPr>
             <w:r>
               <w:rPr>
@@ -5835,6 +6739,7 @@
                 <w:i w:val="false"/>
                 <w:b w:val="true"/>
                 <w:u w:val="none"/>
+                <w:strike w:val="false"/>
                 <w:sz w:val="22"/>
                 <w:szCs w:val="22"/>
                 <w:color w:val="063360"/>
@@ -5847,6 +6752,7 @@
                 <w:i w:val="false"/>
                 <w:b w:val="false"/>
                 <w:u w:val="none"/>
+                <w:strike w:val="false"/>
                 <w:sz w:val="21"/>
                 <w:szCs w:val="21"/>
                 <w:color w:val="000000"/>
@@ -5859,18 +6765,20 @@
                 <w:i w:val="false"/>
                 <w:b w:val="false"/>
                 <w:u w:val="none"/>
-                <w:sz w:val="21"/>
-                <w:szCs w:val="21"/>
-                <w:color w:val="000000"/>
-              </w:rPr>
-              <w:t xml:space="preserve">"Two matching studies. For each: how many treated units had no real lookalike; did the outcome's baseline balance; do levels and changes agree? Our decision rules are below. Ask me questions before you answer."</w:t>
-            </w:r>
-            <w:r>
-              <w:rPr>
-                <w:rFonts w:ascii="Arial" w:hAnsi="Arial" w:eastAsia="Arial" w:cs="Arial"/>
-                <w:i w:val="false"/>
-                <w:b w:val="false"/>
-                <w:u w:val="none"/>
+                <w:strike w:val="false"/>
+                <w:sz w:val="21"/>
+                <w:szCs w:val="21"/>
+                <w:color w:val="000000"/>
+              </w:rPr>
+              <w:t xml:space="preserve">"Two matching studies of the same businesses. For each: what was left off the list; were the pairs' costs similar before the programme; how far apart are characteristics that were not matched on? Our decision rule is below. Ask me questions before you answer."</w:t>
+            </w:r>
+            <w:r>
+              <w:rPr>
+                <w:rFonts w:ascii="Arial" w:hAnsi="Arial" w:eastAsia="Arial" w:cs="Arial"/>
+                <w:i w:val="false"/>
+                <w:b w:val="false"/>
+                <w:u w:val="none"/>
+                <w:strike w:val="false"/>
                 <w:sz w:val="21"/>
                 <w:szCs w:val="21"/>
                 <w:color w:val="000000"/>
@@ -5883,6 +6791,7 @@
                 <w:i w:val="false"/>
                 <w:b w:val="false"/>
                 <w:u w:val="none"/>
+                <w:strike w:val="false"/>
                 <w:sz w:val="21"/>
                 <w:szCs w:val="21"/>
                 <w:color w:val="000000"/>
@@ -5916,7 +6825,6 @@
           </w:tcPr>
           <w:p>
             <w:pPr>
-              <w:pStyle w:val="Normal"/>
               <w:jc w:val="left"/>
               <w:pBdr>
                 <w:bottom w:val="none" w:sz="0" w:space="0" w:color="000000"/>
@@ -5926,6 +6834,16 @@
               </w:pBdr>
               <w:spacing w:after="200" w:before="200" w:line="240"/>
               <w:ind w:left="200" w:right="200" w:firstLine="0" w:firstLineChars="0"/>
+              <w:rPr>
+                <w:rFonts w:ascii="Arial" w:hAnsi="Arial" w:eastAsia="Arial" w:cs="Arial"/>
+                <w:i w:val="false"/>
+                <w:b w:val="false"/>
+                <w:u w:val="none"/>
+                <w:strike w:val="false"/>
+                <w:sz w:val="21"/>
+                <w:szCs w:val="21"/>
+                <w:color w:val="000000"/>
+              </w:rPr>
             </w:pPr>
             <w:r>
               <w:rPr>
@@ -5933,6 +6851,7 @@
                 <w:i w:val="false"/>
                 <w:b w:val="true"/>
                 <w:u w:val="none"/>
+                <w:strike w:val="false"/>
                 <w:sz w:val="22"/>
                 <w:szCs w:val="22"/>
                 <w:color w:val="063360"/>
@@ -5945,6 +6864,7 @@
                 <w:i w:val="false"/>
                 <w:b w:val="false"/>
                 <w:u w:val="none"/>
+                <w:strike w:val="false"/>
                 <w:sz w:val="21"/>
                 <w:szCs w:val="21"/>
                 <w:color w:val="000000"/>
@@ -5957,18 +6877,20 @@
                 <w:i w:val="false"/>
                 <w:b w:val="false"/>
                 <w:u w:val="none"/>
-                <w:sz w:val="21"/>
-                <w:szCs w:val="21"/>
-                <w:color w:val="000000"/>
-              </w:rPr>
-              <w:t xml:space="preserve">"Two matching studies. For each: how many treated units had no real lookalike; did the outcome's baseline balance; do levels and changes agree? Our decision rules are below. Ask me questions before you answer."</w:t>
-            </w:r>
-            <w:r>
-              <w:rPr>
-                <w:rFonts w:ascii="Arial" w:hAnsi="Arial" w:eastAsia="Arial" w:cs="Arial"/>
-                <w:i w:val="false"/>
-                <w:b w:val="false"/>
-                <w:u w:val="none"/>
+                <w:strike w:val="false"/>
+                <w:sz w:val="21"/>
+                <w:szCs w:val="21"/>
+                <w:color w:val="000000"/>
+              </w:rPr>
+              <w:t xml:space="preserve">"Two matching studies of the same businesses. For each: what was left off the list; were the pairs' costs similar before the programme; how far apart are characteristics that were not matched on? Our decision rule is below. Ask me questions before you answer."</w:t>
+            </w:r>
+            <w:r>
+              <w:rPr>
+                <w:rFonts w:ascii="Arial" w:hAnsi="Arial" w:eastAsia="Arial" w:cs="Arial"/>
+                <w:i w:val="false"/>
+                <w:b w:val="false"/>
+                <w:u w:val="none"/>
+                <w:strike w:val="false"/>
                 <w:sz w:val="21"/>
                 <w:szCs w:val="21"/>
                 <w:color w:val="000000"/>
@@ -5981,6 +6903,7 @@
                 <w:i w:val="false"/>
                 <w:b w:val="false"/>
                 <w:u w:val="none"/>
+                <w:strike w:val="false"/>
                 <w:sz w:val="21"/>
                 <w:szCs w:val="21"/>
                 <w:color w:val="000000"/>
@@ -6014,7 +6937,6 @@
           </w:tcPr>
           <w:p>
             <w:pPr>
-              <w:pStyle w:val="Normal"/>
               <w:jc w:val="left"/>
               <w:pBdr>
                 <w:bottom w:val="none" w:sz="0" w:space="0" w:color="000000"/>
@@ -6024,6 +6946,16 @@
               </w:pBdr>
               <w:spacing w:after="200" w:before="200" w:line="240"/>
               <w:ind w:left="200" w:right="200" w:firstLine="0" w:firstLineChars="0"/>
+              <w:rPr>
+                <w:rFonts w:ascii="Arial" w:hAnsi="Arial" w:eastAsia="Arial" w:cs="Arial"/>
+                <w:i w:val="false"/>
+                <w:b w:val="false"/>
+                <w:u w:val="none"/>
+                <w:strike w:val="false"/>
+                <w:sz w:val="21"/>
+                <w:szCs w:val="21"/>
+                <w:color w:val="000000"/>
+              </w:rPr>
             </w:pPr>
             <w:r>
               <w:rPr>
@@ -6031,6 +6963,7 @@
                 <w:i w:val="false"/>
                 <w:b w:val="true"/>
                 <w:u w:val="none"/>
+                <w:strike w:val="false"/>
                 <w:sz w:val="22"/>
                 <w:szCs w:val="22"/>
                 <w:color w:val="063360"/>
@@ -6043,6 +6976,7 @@
                 <w:i w:val="false"/>
                 <w:b w:val="false"/>
                 <w:u w:val="none"/>
+                <w:strike w:val="false"/>
                 <w:sz w:val="21"/>
                 <w:szCs w:val="21"/>
                 <w:color w:val="000000"/>
@@ -6055,18 +6989,20 @@
                 <w:i w:val="false"/>
                 <w:b w:val="false"/>
                 <w:u w:val="none"/>
-                <w:sz w:val="21"/>
-                <w:szCs w:val="21"/>
-                <w:color w:val="000000"/>
-              </w:rPr>
-              <w:t xml:space="preserve">"Two matching studies. For each: how many treated units had no real lookalike; did the outcome's baseline balance; do levels and changes agree? Our decision rules are below. Ask me questions before you answer."</w:t>
-            </w:r>
-            <w:r>
-              <w:rPr>
-                <w:rFonts w:ascii="Arial" w:hAnsi="Arial" w:eastAsia="Arial" w:cs="Arial"/>
-                <w:i w:val="false"/>
-                <w:b w:val="false"/>
-                <w:u w:val="none"/>
+                <w:strike w:val="false"/>
+                <w:sz w:val="21"/>
+                <w:szCs w:val="21"/>
+                <w:color w:val="000000"/>
+              </w:rPr>
+              <w:t xml:space="preserve">"Two matching studies of the same businesses. For each: what was left off the list; were the pairs' costs similar before the programme; how far apart are characteristics that were not matched on? Our decision rule is below. Ask me questions before you answer."</w:t>
+            </w:r>
+            <w:r>
+              <w:rPr>
+                <w:rFonts w:ascii="Arial" w:hAnsi="Arial" w:eastAsia="Arial" w:cs="Arial"/>
+                <w:i w:val="false"/>
+                <w:b w:val="false"/>
+                <w:u w:val="none"/>
+                <w:strike w:val="false"/>
                 <w:sz w:val="21"/>
                 <w:szCs w:val="21"/>
                 <w:color w:val="000000"/>
@@ -6079,6 +7015,7 @@
                 <w:i w:val="false"/>
                 <w:b w:val="false"/>
                 <w:u w:val="none"/>
+                <w:strike w:val="false"/>
                 <w:sz w:val="21"/>
                 <w:szCs w:val="21"/>
                 <w:color w:val="000000"/>
@@ -6114,6 +7051,7 @@
           <w:i w:val="false"/>
           <w:b w:val="false"/>
           <w:u w:val="none"/>
+          <w:strike w:val="false"/>
           <w:sz w:val="18"/>
           <w:szCs w:val="18"/>
           <w:color w:val="545860"/>
@@ -6140,6 +7078,7 @@
           <w:i w:val="false"/>
           <w:b w:val="true"/>
           <w:u w:val="none"/>
+          <w:strike w:val="false"/>
           <w:sz w:val="36"/>
           <w:szCs w:val="36"/>
           <w:color w:val="063360"/>
@@ -6166,6 +7105,7 @@
           <w:i w:val="true"/>
           <w:b w:val="false"/>
           <w:u w:val="none"/>
+          <w:strike w:val="false"/>
           <w:sz w:val="18"/>
           <w:szCs w:val="18"/>
           <w:color w:val="215A9E"/>
@@ -6207,7 +7147,6 @@
           </w:tcPr>
           <w:p>
             <w:pPr>
-              <w:pStyle w:val="Normal"/>
               <w:jc w:val="left"/>
               <w:pBdr>
                 <w:bottom w:val="none" w:sz="0" w:space="0" w:color="000000"/>
@@ -6217,6 +7156,16 @@
               </w:pBdr>
               <w:spacing w:after="200" w:before="200" w:line="240"/>
               <w:ind w:left="200" w:right="200" w:firstLine="0" w:firstLineChars="0"/>
+              <w:rPr>
+                <w:rFonts w:ascii="Arial" w:hAnsi="Arial" w:eastAsia="Arial" w:cs="Arial"/>
+                <w:i w:val="false"/>
+                <w:b w:val="false"/>
+                <w:u w:val="none"/>
+                <w:strike w:val="false"/>
+                <w:sz w:val="21"/>
+                <w:szCs w:val="21"/>
+                <w:color w:val="000000"/>
+              </w:rPr>
             </w:pPr>
             <w:r>
               <w:rPr>
@@ -6224,6 +7173,7 @@
                 <w:i w:val="false"/>
                 <w:b w:val="true"/>
                 <w:u w:val="none"/>
+                <w:strike w:val="false"/>
                 <w:sz w:val="22"/>
                 <w:szCs w:val="22"/>
                 <w:color w:val="063360"/>
@@ -6236,6 +7186,7 @@
                 <w:i w:val="false"/>
                 <w:b w:val="false"/>
                 <w:u w:val="none"/>
+                <w:strike w:val="false"/>
                 <w:sz w:val="21"/>
                 <w:szCs w:val="21"/>
                 <w:color w:val="000000"/>
@@ -6248,6 +7199,7 @@
                 <w:i w:val="false"/>
                 <w:b w:val="false"/>
                 <w:u w:val="none"/>
+                <w:strike w:val="false"/>
                 <w:sz w:val="21"/>
                 <w:szCs w:val="21"/>
                 <w:color w:val="000000"/>
@@ -6260,6 +7212,7 @@
                 <w:i w:val="false"/>
                 <w:b w:val="false"/>
                 <w:u w:val="none"/>
+                <w:strike w:val="false"/>
                 <w:sz w:val="21"/>
                 <w:szCs w:val="21"/>
                 <w:color w:val="000000"/>
@@ -6272,18 +7225,20 @@
                 <w:i w:val="false"/>
                 <w:b w:val="false"/>
                 <w:u w:val="none"/>
-                <w:sz w:val="21"/>
-                <w:szCs w:val="21"/>
-                <w:color w:val="000000"/>
-              </w:rPr>
-              <w:t xml:space="preserve">2. How many treated units had no close match, and what happened to those units?</w:t>
-            </w:r>
-            <w:r>
-              <w:rPr>
-                <w:rFonts w:ascii="Arial" w:hAnsi="Arial" w:eastAsia="Arial" w:cs="Arial"/>
-                <w:i w:val="false"/>
-                <w:b w:val="false"/>
-                <w:u w:val="none"/>
+                <w:strike w:val="false"/>
+                <w:sz w:val="21"/>
+                <w:szCs w:val="21"/>
+                <w:color w:val="000000"/>
+              </w:rPr>
+              <w:t xml:space="preserve">2. How many treated units had no close match, and how often was each twin reused?</w:t>
+            </w:r>
+            <w:r>
+              <w:rPr>
+                <w:rFonts w:ascii="Arial" w:hAnsi="Arial" w:eastAsia="Arial" w:cs="Arial"/>
+                <w:i w:val="false"/>
+                <w:b w:val="false"/>
+                <w:u w:val="none"/>
+                <w:strike w:val="false"/>
                 <w:sz w:val="21"/>
                 <w:szCs w:val="21"/>
                 <w:color w:val="000000"/>
@@ -6296,6 +7251,7 @@
                 <w:i w:val="false"/>
                 <w:b w:val="false"/>
                 <w:u w:val="none"/>
+                <w:strike w:val="false"/>
                 <w:sz w:val="21"/>
                 <w:szCs w:val="21"/>
                 <w:color w:val="000000"/>
@@ -6308,6 +7264,7 @@
                 <w:i w:val="false"/>
                 <w:b w:val="false"/>
                 <w:u w:val="none"/>
+                <w:strike w:val="false"/>
                 <w:sz w:val="21"/>
                 <w:szCs w:val="21"/>
                 <w:color w:val="000000"/>
@@ -6320,18 +7277,20 @@
                 <w:i w:val="false"/>
                 <w:b w:val="false"/>
                 <w:u w:val="none"/>
-                <w:sz w:val="21"/>
-                <w:szCs w:val="21"/>
-                <w:color w:val="000000"/>
-              </w:rPr>
-              <w:t xml:space="preserve">4. Does the answer hold if you change what you matched on, or compare changes instead of levels?</w:t>
-            </w:r>
-            <w:r>
-              <w:rPr>
-                <w:rFonts w:ascii="Arial" w:hAnsi="Arial" w:eastAsia="Arial" w:cs="Arial"/>
-                <w:i w:val="false"/>
-                <w:b w:val="false"/>
-                <w:u w:val="none"/>
+                <w:strike w:val="false"/>
+                <w:sz w:val="21"/>
+                <w:szCs w:val="21"/>
+                <w:color w:val="000000"/>
+              </w:rPr>
+              <w:t xml:space="preserve">4. Does the answer hold if you change what you matched on?</w:t>
+            </w:r>
+            <w:r>
+              <w:rPr>
+                <w:rFonts w:ascii="Arial" w:hAnsi="Arial" w:eastAsia="Arial" w:cs="Arial"/>
+                <w:i w:val="false"/>
+                <w:b w:val="false"/>
+                <w:u w:val="none"/>
+                <w:strike w:val="false"/>
                 <w:sz w:val="21"/>
                 <w:szCs w:val="21"/>
                 <w:color w:val="000000"/>
@@ -6344,6 +7303,7 @@
                 <w:i w:val="false"/>
                 <w:b w:val="false"/>
                 <w:u w:val="none"/>
+                <w:strike w:val="false"/>
                 <w:sz w:val="21"/>
                 <w:szCs w:val="21"/>
                 <w:color w:val="000000"/>
@@ -6356,6 +7316,7 @@
                 <w:i w:val="false"/>
                 <w:b w:val="false"/>
                 <w:u w:val="none"/>
+                <w:strike w:val="false"/>
                 <w:sz w:val="21"/>
                 <w:szCs w:val="21"/>
                 <w:color w:val="000000"/>
@@ -6368,6 +7329,7 @@
                 <w:i w:val="false"/>
                 <w:b w:val="false"/>
                 <w:u w:val="none"/>
+                <w:strike w:val="false"/>
                 <w:sz w:val="21"/>
                 <w:szCs w:val="21"/>
                 <w:color w:val="000000"/>
@@ -6380,6 +7342,7 @@
                 <w:i w:val="false"/>
                 <w:b w:val="false"/>
                 <w:u w:val="none"/>
+                <w:strike w:val="false"/>
                 <w:sz w:val="21"/>
                 <w:szCs w:val="21"/>
                 <w:color w:val="000000"/>
@@ -6392,6 +7355,7 @@
                 <w:i w:val="false"/>
                 <w:b w:val="false"/>
                 <w:u w:val="none"/>
+                <w:strike w:val="false"/>
                 <w:sz w:val="21"/>
                 <w:szCs w:val="21"/>
                 <w:color w:val="000000"/>
@@ -6404,6 +7368,7 @@
                 <w:i w:val="false"/>
                 <w:b w:val="false"/>
                 <w:u w:val="none"/>
+                <w:strike w:val="false"/>
                 <w:sz w:val="21"/>
                 <w:szCs w:val="21"/>
                 <w:color w:val="000000"/>
@@ -6431,7 +7396,6 @@
           </w:tcPr>
           <w:p>
             <w:pPr>
-              <w:pStyle w:val="Normal"/>
               <w:jc w:val="left"/>
               <w:pBdr>
                 <w:bottom w:val="none" w:sz="0" w:space="0" w:color="000000"/>
@@ -6441,6 +7405,16 @@
               </w:pBdr>
               <w:spacing w:after="200" w:before="200" w:line="240"/>
               <w:ind w:left="200" w:right="200" w:firstLine="0" w:firstLineChars="0"/>
+              <w:rPr>
+                <w:rFonts w:ascii="Arial" w:hAnsi="Arial" w:eastAsia="Arial" w:cs="Arial"/>
+                <w:i w:val="false"/>
+                <w:b w:val="false"/>
+                <w:u w:val="none"/>
+                <w:strike w:val="false"/>
+                <w:sz w:val="21"/>
+                <w:szCs w:val="21"/>
+                <w:color w:val="000000"/>
+              </w:rPr>
             </w:pPr>
             <w:r>
               <w:rPr>
@@ -6448,6 +7422,7 @@
                 <w:i w:val="false"/>
                 <w:b w:val="true"/>
                 <w:u w:val="none"/>
+                <w:strike w:val="false"/>
                 <w:sz w:val="22"/>
                 <w:szCs w:val="22"/>
                 <w:color w:val="063360"/>
@@ -6460,6 +7435,7 @@
                 <w:i w:val="false"/>
                 <w:b w:val="false"/>
                 <w:u w:val="none"/>
+                <w:strike w:val="false"/>
                 <w:sz w:val="21"/>
                 <w:szCs w:val="21"/>
                 <w:color w:val="000000"/>
@@ -6472,6 +7448,7 @@
                 <w:i w:val="false"/>
                 <w:b w:val="false"/>
                 <w:u w:val="none"/>
+                <w:strike w:val="false"/>
                 <w:sz w:val="21"/>
                 <w:szCs w:val="21"/>
                 <w:color w:val="000000"/>
@@ -6484,6 +7461,7 @@
                 <w:i w:val="false"/>
                 <w:b w:val="false"/>
                 <w:u w:val="none"/>
+                <w:strike w:val="false"/>
                 <w:sz w:val="21"/>
                 <w:szCs w:val="21"/>
                 <w:color w:val="000000"/>
@@ -6496,18 +7474,20 @@
                 <w:i w:val="false"/>
                 <w:b w:val="false"/>
                 <w:u w:val="none"/>
-                <w:sz w:val="21"/>
-                <w:szCs w:val="21"/>
-                <w:color w:val="000000"/>
-              </w:rPr>
-              <w:t xml:space="preserve">2. How many treated units had no close match, and what happened to those units?</w:t>
-            </w:r>
-            <w:r>
-              <w:rPr>
-                <w:rFonts w:ascii="Arial" w:hAnsi="Arial" w:eastAsia="Arial" w:cs="Arial"/>
-                <w:i w:val="false"/>
-                <w:b w:val="false"/>
-                <w:u w:val="none"/>
+                <w:strike w:val="false"/>
+                <w:sz w:val="21"/>
+                <w:szCs w:val="21"/>
+                <w:color w:val="000000"/>
+              </w:rPr>
+              <w:t xml:space="preserve">2. How many treated units had no close match, and how often was each twin reused?</w:t>
+            </w:r>
+            <w:r>
+              <w:rPr>
+                <w:rFonts w:ascii="Arial" w:hAnsi="Arial" w:eastAsia="Arial" w:cs="Arial"/>
+                <w:i w:val="false"/>
+                <w:b w:val="false"/>
+                <w:u w:val="none"/>
+                <w:strike w:val="false"/>
                 <w:sz w:val="21"/>
                 <w:szCs w:val="21"/>
                 <w:color w:val="000000"/>
@@ -6520,6 +7500,7 @@
                 <w:i w:val="false"/>
                 <w:b w:val="false"/>
                 <w:u w:val="none"/>
+                <w:strike w:val="false"/>
                 <w:sz w:val="21"/>
                 <w:szCs w:val="21"/>
                 <w:color w:val="000000"/>
@@ -6532,6 +7513,7 @@
                 <w:i w:val="false"/>
                 <w:b w:val="false"/>
                 <w:u w:val="none"/>
+                <w:strike w:val="false"/>
                 <w:sz w:val="21"/>
                 <w:szCs w:val="21"/>
                 <w:color w:val="000000"/>
@@ -6544,18 +7526,20 @@
                 <w:i w:val="false"/>
                 <w:b w:val="false"/>
                 <w:u w:val="none"/>
-                <w:sz w:val="21"/>
-                <w:szCs w:val="21"/>
-                <w:color w:val="000000"/>
-              </w:rPr>
-              <w:t xml:space="preserve">4. Does the answer hold if you change what you matched on, or compare changes instead of levels?</w:t>
-            </w:r>
-            <w:r>
-              <w:rPr>
-                <w:rFonts w:ascii="Arial" w:hAnsi="Arial" w:eastAsia="Arial" w:cs="Arial"/>
-                <w:i w:val="false"/>
-                <w:b w:val="false"/>
-                <w:u w:val="none"/>
+                <w:strike w:val="false"/>
+                <w:sz w:val="21"/>
+                <w:szCs w:val="21"/>
+                <w:color w:val="000000"/>
+              </w:rPr>
+              <w:t xml:space="preserve">4. Does the answer hold if you change what you matched on?</w:t>
+            </w:r>
+            <w:r>
+              <w:rPr>
+                <w:rFonts w:ascii="Arial" w:hAnsi="Arial" w:eastAsia="Arial" w:cs="Arial"/>
+                <w:i w:val="false"/>
+                <w:b w:val="false"/>
+                <w:u w:val="none"/>
+                <w:strike w:val="false"/>
                 <w:sz w:val="21"/>
                 <w:szCs w:val="21"/>
                 <w:color w:val="000000"/>
@@ -6568,6 +7552,7 @@
                 <w:i w:val="false"/>
                 <w:b w:val="false"/>
                 <w:u w:val="none"/>
+                <w:strike w:val="false"/>
                 <w:sz w:val="21"/>
                 <w:szCs w:val="21"/>
                 <w:color w:val="000000"/>
@@ -6580,6 +7565,7 @@
                 <w:i w:val="false"/>
                 <w:b w:val="false"/>
                 <w:u w:val="none"/>
+                <w:strike w:val="false"/>
                 <w:sz w:val="21"/>
                 <w:szCs w:val="21"/>
                 <w:color w:val="000000"/>
@@ -6592,6 +7578,7 @@
                 <w:i w:val="false"/>
                 <w:b w:val="false"/>
                 <w:u w:val="none"/>
+                <w:strike w:val="false"/>
                 <w:sz w:val="21"/>
                 <w:szCs w:val="21"/>
                 <w:color w:val="000000"/>
@@ -6604,6 +7591,7 @@
                 <w:i w:val="false"/>
                 <w:b w:val="false"/>
                 <w:u w:val="none"/>
+                <w:strike w:val="false"/>
                 <w:sz w:val="21"/>
                 <w:szCs w:val="21"/>
                 <w:color w:val="000000"/>
@@ -6616,6 +7604,7 @@
                 <w:i w:val="false"/>
                 <w:b w:val="false"/>
                 <w:u w:val="none"/>
+                <w:strike w:val="false"/>
                 <w:sz w:val="21"/>
                 <w:szCs w:val="21"/>
                 <w:color w:val="000000"/>
@@ -6628,6 +7617,7 @@
                 <w:i w:val="false"/>
                 <w:b w:val="false"/>
                 <w:u w:val="none"/>
+                <w:strike w:val="false"/>
                 <w:sz w:val="21"/>
                 <w:szCs w:val="21"/>
                 <w:color w:val="000000"/>
@@ -6661,7 +7651,6 @@
           </w:tcPr>
           <w:p>
             <w:pPr>
-              <w:pStyle w:val="Normal"/>
               <w:jc w:val="left"/>
               <w:pBdr>
                 <w:bottom w:val="none" w:sz="0" w:space="0" w:color="000000"/>
@@ -6671,6 +7660,16 @@
               </w:pBdr>
               <w:spacing w:after="200" w:before="200" w:line="240"/>
               <w:ind w:left="200" w:right="200" w:firstLine="0" w:firstLineChars="0"/>
+              <w:rPr>
+                <w:rFonts w:ascii="Arial" w:hAnsi="Arial" w:eastAsia="Arial" w:cs="Arial"/>
+                <w:i w:val="false"/>
+                <w:b w:val="false"/>
+                <w:u w:val="none"/>
+                <w:strike w:val="false"/>
+                <w:sz w:val="21"/>
+                <w:szCs w:val="21"/>
+                <w:color w:val="000000"/>
+              </w:rPr>
             </w:pPr>
             <w:r>
               <w:rPr>
@@ -6678,6 +7677,7 @@
                 <w:i w:val="false"/>
                 <w:b w:val="true"/>
                 <w:u w:val="none"/>
+                <w:strike w:val="false"/>
                 <w:sz w:val="22"/>
                 <w:szCs w:val="22"/>
                 <w:color w:val="063360"/>
@@ -6690,6 +7690,7 @@
                 <w:i w:val="false"/>
                 <w:b w:val="false"/>
                 <w:u w:val="none"/>
+                <w:strike w:val="false"/>
                 <w:sz w:val="21"/>
                 <w:szCs w:val="21"/>
                 <w:color w:val="000000"/>
@@ -6702,6 +7703,7 @@
                 <w:i w:val="false"/>
                 <w:b w:val="false"/>
                 <w:u w:val="none"/>
+                <w:strike w:val="false"/>
                 <w:sz w:val="21"/>
                 <w:szCs w:val="21"/>
                 <w:color w:val="000000"/>
@@ -6714,6 +7716,7 @@
                 <w:i w:val="false"/>
                 <w:b w:val="false"/>
                 <w:u w:val="none"/>
+                <w:strike w:val="false"/>
                 <w:sz w:val="21"/>
                 <w:szCs w:val="21"/>
                 <w:color w:val="000000"/>
@@ -6726,18 +7729,20 @@
                 <w:i w:val="false"/>
                 <w:b w:val="false"/>
                 <w:u w:val="none"/>
-                <w:sz w:val="21"/>
-                <w:szCs w:val="21"/>
-                <w:color w:val="000000"/>
-              </w:rPr>
-              <w:t xml:space="preserve">2. How many treated units had no close match, and what happened to those units?</w:t>
-            </w:r>
-            <w:r>
-              <w:rPr>
-                <w:rFonts w:ascii="Arial" w:hAnsi="Arial" w:eastAsia="Arial" w:cs="Arial"/>
-                <w:i w:val="false"/>
-                <w:b w:val="false"/>
-                <w:u w:val="none"/>
+                <w:strike w:val="false"/>
+                <w:sz w:val="21"/>
+                <w:szCs w:val="21"/>
+                <w:color w:val="000000"/>
+              </w:rPr>
+              <w:t xml:space="preserve">2. How many treated units had no close match, and how often was each twin reused?</w:t>
+            </w:r>
+            <w:r>
+              <w:rPr>
+                <w:rFonts w:ascii="Arial" w:hAnsi="Arial" w:eastAsia="Arial" w:cs="Arial"/>
+                <w:i w:val="false"/>
+                <w:b w:val="false"/>
+                <w:u w:val="none"/>
+                <w:strike w:val="false"/>
                 <w:sz w:val="21"/>
                 <w:szCs w:val="21"/>
                 <w:color w:val="000000"/>
@@ -6750,6 +7755,7 @@
                 <w:i w:val="false"/>
                 <w:b w:val="false"/>
                 <w:u w:val="none"/>
+                <w:strike w:val="false"/>
                 <w:sz w:val="21"/>
                 <w:szCs w:val="21"/>
                 <w:color w:val="000000"/>
@@ -6762,6 +7768,7 @@
                 <w:i w:val="false"/>
                 <w:b w:val="false"/>
                 <w:u w:val="none"/>
+                <w:strike w:val="false"/>
                 <w:sz w:val="21"/>
                 <w:szCs w:val="21"/>
                 <w:color w:val="000000"/>
@@ -6774,18 +7781,20 @@
                 <w:i w:val="false"/>
                 <w:b w:val="false"/>
                 <w:u w:val="none"/>
-                <w:sz w:val="21"/>
-                <w:szCs w:val="21"/>
-                <w:color w:val="000000"/>
-              </w:rPr>
-              <w:t xml:space="preserve">4. Does the answer hold if you change what you matched on, or compare changes instead of levels?</w:t>
-            </w:r>
-            <w:r>
-              <w:rPr>
-                <w:rFonts w:ascii="Arial" w:hAnsi="Arial" w:eastAsia="Arial" w:cs="Arial"/>
-                <w:i w:val="false"/>
-                <w:b w:val="false"/>
-                <w:u w:val="none"/>
+                <w:strike w:val="false"/>
+                <w:sz w:val="21"/>
+                <w:szCs w:val="21"/>
+                <w:color w:val="000000"/>
+              </w:rPr>
+              <w:t xml:space="preserve">4. Does the answer hold if you change what you matched on?</w:t>
+            </w:r>
+            <w:r>
+              <w:rPr>
+                <w:rFonts w:ascii="Arial" w:hAnsi="Arial" w:eastAsia="Arial" w:cs="Arial"/>
+                <w:i w:val="false"/>
+                <w:b w:val="false"/>
+                <w:u w:val="none"/>
+                <w:strike w:val="false"/>
                 <w:sz w:val="21"/>
                 <w:szCs w:val="21"/>
                 <w:color w:val="000000"/>
@@ -6798,6 +7807,7 @@
                 <w:i w:val="false"/>
                 <w:b w:val="false"/>
                 <w:u w:val="none"/>
+                <w:strike w:val="false"/>
                 <w:sz w:val="21"/>
                 <w:szCs w:val="21"/>
                 <w:color w:val="000000"/>
@@ -6810,6 +7820,7 @@
                 <w:i w:val="false"/>
                 <w:b w:val="false"/>
                 <w:u w:val="none"/>
+                <w:strike w:val="false"/>
                 <w:sz w:val="21"/>
                 <w:szCs w:val="21"/>
                 <w:color w:val="000000"/>
@@ -6822,6 +7833,7 @@
                 <w:i w:val="false"/>
                 <w:b w:val="false"/>
                 <w:u w:val="none"/>
+                <w:strike w:val="false"/>
                 <w:sz w:val="21"/>
                 <w:szCs w:val="21"/>
                 <w:color w:val="000000"/>
@@ -6834,6 +7846,7 @@
                 <w:i w:val="false"/>
                 <w:b w:val="false"/>
                 <w:u w:val="none"/>
+                <w:strike w:val="false"/>
                 <w:sz w:val="21"/>
                 <w:szCs w:val="21"/>
                 <w:color w:val="000000"/>
@@ -6846,6 +7859,7 @@
                 <w:i w:val="false"/>
                 <w:b w:val="false"/>
                 <w:u w:val="none"/>
+                <w:strike w:val="false"/>
                 <w:sz w:val="21"/>
                 <w:szCs w:val="21"/>
                 <w:color w:val="000000"/>
@@ -6858,6 +7872,7 @@
                 <w:i w:val="false"/>
                 <w:b w:val="false"/>
                 <w:u w:val="none"/>
+                <w:strike w:val="false"/>
                 <w:sz w:val="21"/>
                 <w:szCs w:val="21"/>
                 <w:color w:val="000000"/>
@@ -6885,7 +7900,6 @@
           </w:tcPr>
           <w:p>
             <w:pPr>
-              <w:pStyle w:val="Normal"/>
               <w:jc w:val="left"/>
               <w:pBdr>
                 <w:bottom w:val="none" w:sz="0" w:space="0" w:color="000000"/>
@@ -6895,6 +7909,16 @@
               </w:pBdr>
               <w:spacing w:after="200" w:before="200" w:line="240"/>
               <w:ind w:left="200" w:right="200" w:firstLine="0" w:firstLineChars="0"/>
+              <w:rPr>
+                <w:rFonts w:ascii="Arial" w:hAnsi="Arial" w:eastAsia="Arial" w:cs="Arial"/>
+                <w:i w:val="false"/>
+                <w:b w:val="false"/>
+                <w:u w:val="none"/>
+                <w:strike w:val="false"/>
+                <w:sz w:val="21"/>
+                <w:szCs w:val="21"/>
+                <w:color w:val="000000"/>
+              </w:rPr>
             </w:pPr>
             <w:r>
               <w:rPr>
@@ -6902,6 +7926,7 @@
                 <w:i w:val="false"/>
                 <w:b w:val="true"/>
                 <w:u w:val="none"/>
+                <w:strike w:val="false"/>
                 <w:sz w:val="22"/>
                 <w:szCs w:val="22"/>
                 <w:color w:val="063360"/>
@@ -6914,6 +7939,7 @@
                 <w:i w:val="false"/>
                 <w:b w:val="false"/>
                 <w:u w:val="none"/>
+                <w:strike w:val="false"/>
                 <w:sz w:val="21"/>
                 <w:szCs w:val="21"/>
                 <w:color w:val="000000"/>
@@ -6926,6 +7952,7 @@
                 <w:i w:val="false"/>
                 <w:b w:val="false"/>
                 <w:u w:val="none"/>
+                <w:strike w:val="false"/>
                 <w:sz w:val="21"/>
                 <w:szCs w:val="21"/>
                 <w:color w:val="000000"/>
@@ -6938,6 +7965,7 @@
                 <w:i w:val="false"/>
                 <w:b w:val="false"/>
                 <w:u w:val="none"/>
+                <w:strike w:val="false"/>
                 <w:sz w:val="21"/>
                 <w:szCs w:val="21"/>
                 <w:color w:val="000000"/>
@@ -6950,18 +7978,20 @@
                 <w:i w:val="false"/>
                 <w:b w:val="false"/>
                 <w:u w:val="none"/>
-                <w:sz w:val="21"/>
-                <w:szCs w:val="21"/>
-                <w:color w:val="000000"/>
-              </w:rPr>
-              <w:t xml:space="preserve">2. How many treated units had no close match, and what happened to those units?</w:t>
-            </w:r>
-            <w:r>
-              <w:rPr>
-                <w:rFonts w:ascii="Arial" w:hAnsi="Arial" w:eastAsia="Arial" w:cs="Arial"/>
-                <w:i w:val="false"/>
-                <w:b w:val="false"/>
-                <w:u w:val="none"/>
+                <w:strike w:val="false"/>
+                <w:sz w:val="21"/>
+                <w:szCs w:val="21"/>
+                <w:color w:val="000000"/>
+              </w:rPr>
+              <w:t xml:space="preserve">2. How many treated units had no close match, and how often was each twin reused?</w:t>
+            </w:r>
+            <w:r>
+              <w:rPr>
+                <w:rFonts w:ascii="Arial" w:hAnsi="Arial" w:eastAsia="Arial" w:cs="Arial"/>
+                <w:i w:val="false"/>
+                <w:b w:val="false"/>
+                <w:u w:val="none"/>
+                <w:strike w:val="false"/>
                 <w:sz w:val="21"/>
                 <w:szCs w:val="21"/>
                 <w:color w:val="000000"/>
@@ -6974,6 +8004,7 @@
                 <w:i w:val="false"/>
                 <w:b w:val="false"/>
                 <w:u w:val="none"/>
+                <w:strike w:val="false"/>
                 <w:sz w:val="21"/>
                 <w:szCs w:val="21"/>
                 <w:color w:val="000000"/>
@@ -6986,6 +8017,7 @@
                 <w:i w:val="false"/>
                 <w:b w:val="false"/>
                 <w:u w:val="none"/>
+                <w:strike w:val="false"/>
                 <w:sz w:val="21"/>
                 <w:szCs w:val="21"/>
                 <w:color w:val="000000"/>
@@ -6998,18 +8030,20 @@
                 <w:i w:val="false"/>
                 <w:b w:val="false"/>
                 <w:u w:val="none"/>
-                <w:sz w:val="21"/>
-                <w:szCs w:val="21"/>
-                <w:color w:val="000000"/>
-              </w:rPr>
-              <w:t xml:space="preserve">4. Does the answer hold if you change what you matched on, or compare changes instead of levels?</w:t>
-            </w:r>
-            <w:r>
-              <w:rPr>
-                <w:rFonts w:ascii="Arial" w:hAnsi="Arial" w:eastAsia="Arial" w:cs="Arial"/>
-                <w:i w:val="false"/>
-                <w:b w:val="false"/>
-                <w:u w:val="none"/>
+                <w:strike w:val="false"/>
+                <w:sz w:val="21"/>
+                <w:szCs w:val="21"/>
+                <w:color w:val="000000"/>
+              </w:rPr>
+              <w:t xml:space="preserve">4. Does the answer hold if you change what you matched on?</w:t>
+            </w:r>
+            <w:r>
+              <w:rPr>
+                <w:rFonts w:ascii="Arial" w:hAnsi="Arial" w:eastAsia="Arial" w:cs="Arial"/>
+                <w:i w:val="false"/>
+                <w:b w:val="false"/>
+                <w:u w:val="none"/>
+                <w:strike w:val="false"/>
                 <w:sz w:val="21"/>
                 <w:szCs w:val="21"/>
                 <w:color w:val="000000"/>
@@ -7022,6 +8056,7 @@
                 <w:i w:val="false"/>
                 <w:b w:val="false"/>
                 <w:u w:val="none"/>
+                <w:strike w:val="false"/>
                 <w:sz w:val="21"/>
                 <w:szCs w:val="21"/>
                 <w:color w:val="000000"/>
@@ -7034,6 +8069,7 @@
                 <w:i w:val="false"/>
                 <w:b w:val="false"/>
                 <w:u w:val="none"/>
+                <w:strike w:val="false"/>
                 <w:sz w:val="21"/>
                 <w:szCs w:val="21"/>
                 <w:color w:val="000000"/>
@@ -7046,6 +8082,7 @@
                 <w:i w:val="false"/>
                 <w:b w:val="false"/>
                 <w:u w:val="none"/>
+                <w:strike w:val="false"/>
                 <w:sz w:val="21"/>
                 <w:szCs w:val="21"/>
                 <w:color w:val="000000"/>
@@ -7058,6 +8095,7 @@
                 <w:i w:val="false"/>
                 <w:b w:val="false"/>
                 <w:u w:val="none"/>
+                <w:strike w:val="false"/>
                 <w:sz w:val="21"/>
                 <w:szCs w:val="21"/>
                 <w:color w:val="000000"/>
@@ -7070,6 +8108,7 @@
                 <w:i w:val="false"/>
                 <w:b w:val="false"/>
                 <w:u w:val="none"/>
+                <w:strike w:val="false"/>
                 <w:sz w:val="21"/>
                 <w:szCs w:val="21"/>
                 <w:color w:val="000000"/>
@@ -7082,6 +8121,7 @@
                 <w:i w:val="false"/>
                 <w:b w:val="false"/>
                 <w:u w:val="none"/>
+                <w:strike w:val="false"/>
                 <w:sz w:val="21"/>
                 <w:szCs w:val="21"/>
                 <w:color w:val="000000"/>
@@ -7115,7 +8155,6 @@
           </w:tcPr>
           <w:p>
             <w:pPr>
-              <w:pStyle w:val="Normal"/>
               <w:jc w:val="left"/>
               <w:pBdr>
                 <w:bottom w:val="none" w:sz="0" w:space="0" w:color="000000"/>
@@ -7125,6 +8164,16 @@
               </w:pBdr>
               <w:spacing w:after="200" w:before="200" w:line="240"/>
               <w:ind w:left="200" w:right="200" w:firstLine="0" w:firstLineChars="0"/>
+              <w:rPr>
+                <w:rFonts w:ascii="Arial" w:hAnsi="Arial" w:eastAsia="Arial" w:cs="Arial"/>
+                <w:i w:val="false"/>
+                <w:b w:val="false"/>
+                <w:u w:val="none"/>
+                <w:strike w:val="false"/>
+                <w:sz w:val="21"/>
+                <w:szCs w:val="21"/>
+                <w:color w:val="000000"/>
+              </w:rPr>
             </w:pPr>
             <w:r>
               <w:rPr>
@@ -7132,6 +8181,7 @@
                 <w:i w:val="false"/>
                 <w:b w:val="true"/>
                 <w:u w:val="none"/>
+                <w:strike w:val="false"/>
                 <w:sz w:val="22"/>
                 <w:szCs w:val="22"/>
                 <w:color w:val="063360"/>
@@ -7144,6 +8194,7 @@
                 <w:i w:val="false"/>
                 <w:b w:val="false"/>
                 <w:u w:val="none"/>
+                <w:strike w:val="false"/>
                 <w:sz w:val="21"/>
                 <w:szCs w:val="21"/>
                 <w:color w:val="000000"/>
@@ -7156,6 +8207,7 @@
                 <w:i w:val="false"/>
                 <w:b w:val="false"/>
                 <w:u w:val="none"/>
+                <w:strike w:val="false"/>
                 <w:sz w:val="21"/>
                 <w:szCs w:val="21"/>
                 <w:color w:val="000000"/>
@@ -7168,6 +8220,7 @@
                 <w:i w:val="false"/>
                 <w:b w:val="false"/>
                 <w:u w:val="none"/>
+                <w:strike w:val="false"/>
                 <w:sz w:val="21"/>
                 <w:szCs w:val="21"/>
                 <w:color w:val="000000"/>
@@ -7180,18 +8233,20 @@
                 <w:i w:val="false"/>
                 <w:b w:val="false"/>
                 <w:u w:val="none"/>
-                <w:sz w:val="21"/>
-                <w:szCs w:val="21"/>
-                <w:color w:val="000000"/>
-              </w:rPr>
-              <w:t xml:space="preserve">2. How many treated units had no close match, and what happened to those units?</w:t>
-            </w:r>
-            <w:r>
-              <w:rPr>
-                <w:rFonts w:ascii="Arial" w:hAnsi="Arial" w:eastAsia="Arial" w:cs="Arial"/>
-                <w:i w:val="false"/>
-                <w:b w:val="false"/>
-                <w:u w:val="none"/>
+                <w:strike w:val="false"/>
+                <w:sz w:val="21"/>
+                <w:szCs w:val="21"/>
+                <w:color w:val="000000"/>
+              </w:rPr>
+              <w:t xml:space="preserve">2. How many treated units had no close match, and how often was each twin reused?</w:t>
+            </w:r>
+            <w:r>
+              <w:rPr>
+                <w:rFonts w:ascii="Arial" w:hAnsi="Arial" w:eastAsia="Arial" w:cs="Arial"/>
+                <w:i w:val="false"/>
+                <w:b w:val="false"/>
+                <w:u w:val="none"/>
+                <w:strike w:val="false"/>
                 <w:sz w:val="21"/>
                 <w:szCs w:val="21"/>
                 <w:color w:val="000000"/>
@@ -7204,6 +8259,7 @@
                 <w:i w:val="false"/>
                 <w:b w:val="false"/>
                 <w:u w:val="none"/>
+                <w:strike w:val="false"/>
                 <w:sz w:val="21"/>
                 <w:szCs w:val="21"/>
                 <w:color w:val="000000"/>
@@ -7216,6 +8272,7 @@
                 <w:i w:val="false"/>
                 <w:b w:val="false"/>
                 <w:u w:val="none"/>
+                <w:strike w:val="false"/>
                 <w:sz w:val="21"/>
                 <w:szCs w:val="21"/>
                 <w:color w:val="000000"/>
@@ -7228,18 +8285,20 @@
                 <w:i w:val="false"/>
                 <w:b w:val="false"/>
                 <w:u w:val="none"/>
-                <w:sz w:val="21"/>
-                <w:szCs w:val="21"/>
-                <w:color w:val="000000"/>
-              </w:rPr>
-              <w:t xml:space="preserve">4. Does the answer hold if you change what you matched on, or compare changes instead of levels?</w:t>
-            </w:r>
-            <w:r>
-              <w:rPr>
-                <w:rFonts w:ascii="Arial" w:hAnsi="Arial" w:eastAsia="Arial" w:cs="Arial"/>
-                <w:i w:val="false"/>
-                <w:b w:val="false"/>
-                <w:u w:val="none"/>
+                <w:strike w:val="false"/>
+                <w:sz w:val="21"/>
+                <w:szCs w:val="21"/>
+                <w:color w:val="000000"/>
+              </w:rPr>
+              <w:t xml:space="preserve">4. Does the answer hold if you change what you matched on?</w:t>
+            </w:r>
+            <w:r>
+              <w:rPr>
+                <w:rFonts w:ascii="Arial" w:hAnsi="Arial" w:eastAsia="Arial" w:cs="Arial"/>
+                <w:i w:val="false"/>
+                <w:b w:val="false"/>
+                <w:u w:val="none"/>
+                <w:strike w:val="false"/>
                 <w:sz w:val="21"/>
                 <w:szCs w:val="21"/>
                 <w:color w:val="000000"/>
@@ -7252,6 +8311,7 @@
                 <w:i w:val="false"/>
                 <w:b w:val="false"/>
                 <w:u w:val="none"/>
+                <w:strike w:val="false"/>
                 <w:sz w:val="21"/>
                 <w:szCs w:val="21"/>
                 <w:color w:val="000000"/>
@@ -7264,6 +8324,7 @@
                 <w:i w:val="false"/>
                 <w:b w:val="false"/>
                 <w:u w:val="none"/>
+                <w:strike w:val="false"/>
                 <w:sz w:val="21"/>
                 <w:szCs w:val="21"/>
                 <w:color w:val="000000"/>
@@ -7276,6 +8337,7 @@
                 <w:i w:val="false"/>
                 <w:b w:val="false"/>
                 <w:u w:val="none"/>
+                <w:strike w:val="false"/>
                 <w:sz w:val="21"/>
                 <w:szCs w:val="21"/>
                 <w:color w:val="000000"/>
@@ -7288,6 +8350,7 @@
                 <w:i w:val="false"/>
                 <w:b w:val="false"/>
                 <w:u w:val="none"/>
+                <w:strike w:val="false"/>
                 <w:sz w:val="21"/>
                 <w:szCs w:val="21"/>
                 <w:color w:val="000000"/>
@@ -7300,6 +8363,7 @@
                 <w:i w:val="false"/>
                 <w:b w:val="false"/>
                 <w:u w:val="none"/>
+                <w:strike w:val="false"/>
                 <w:sz w:val="21"/>
                 <w:szCs w:val="21"/>
                 <w:color w:val="000000"/>
@@ -7312,6 +8376,7 @@
                 <w:i w:val="false"/>
                 <w:b w:val="false"/>
                 <w:u w:val="none"/>
+                <w:strike w:val="false"/>
                 <w:sz w:val="21"/>
                 <w:szCs w:val="21"/>
                 <w:color w:val="000000"/>
@@ -7339,7 +8404,6 @@
           </w:tcPr>
           <w:p>
             <w:pPr>
-              <w:pStyle w:val="Normal"/>
               <w:jc w:val="left"/>
               <w:pBdr>
                 <w:bottom w:val="none" w:sz="0" w:space="0" w:color="000000"/>
@@ -7349,6 +8413,16 @@
               </w:pBdr>
               <w:spacing w:after="200" w:before="200" w:line="240"/>
               <w:ind w:left="200" w:right="200" w:firstLine="0" w:firstLineChars="0"/>
+              <w:rPr>
+                <w:rFonts w:ascii="Arial" w:hAnsi="Arial" w:eastAsia="Arial" w:cs="Arial"/>
+                <w:i w:val="false"/>
+                <w:b w:val="false"/>
+                <w:u w:val="none"/>
+                <w:strike w:val="false"/>
+                <w:sz w:val="21"/>
+                <w:szCs w:val="21"/>
+                <w:color w:val="000000"/>
+              </w:rPr>
             </w:pPr>
             <w:r>
               <w:rPr>
@@ -7356,6 +8430,7 @@
                 <w:i w:val="false"/>
                 <w:b w:val="true"/>
                 <w:u w:val="none"/>
+                <w:strike w:val="false"/>
                 <w:sz w:val="22"/>
                 <w:szCs w:val="22"/>
                 <w:color w:val="063360"/>
@@ -7368,6 +8443,7 @@
                 <w:i w:val="false"/>
                 <w:b w:val="false"/>
                 <w:u w:val="none"/>
+                <w:strike w:val="false"/>
                 <w:sz w:val="21"/>
                 <w:szCs w:val="21"/>
                 <w:color w:val="000000"/>
@@ -7380,6 +8456,7 @@
                 <w:i w:val="false"/>
                 <w:b w:val="false"/>
                 <w:u w:val="none"/>
+                <w:strike w:val="false"/>
                 <w:sz w:val="21"/>
                 <w:szCs w:val="21"/>
                 <w:color w:val="000000"/>
@@ -7392,6 +8469,7 @@
                 <w:i w:val="false"/>
                 <w:b w:val="false"/>
                 <w:u w:val="none"/>
+                <w:strike w:val="false"/>
                 <w:sz w:val="21"/>
                 <w:szCs w:val="21"/>
                 <w:color w:val="000000"/>
@@ -7404,18 +8482,20 @@
                 <w:i w:val="false"/>
                 <w:b w:val="false"/>
                 <w:u w:val="none"/>
-                <w:sz w:val="21"/>
-                <w:szCs w:val="21"/>
-                <w:color w:val="000000"/>
-              </w:rPr>
-              <w:t xml:space="preserve">2. How many treated units had no close match, and what happened to those units?</w:t>
-            </w:r>
-            <w:r>
-              <w:rPr>
-                <w:rFonts w:ascii="Arial" w:hAnsi="Arial" w:eastAsia="Arial" w:cs="Arial"/>
-                <w:i w:val="false"/>
-                <w:b w:val="false"/>
-                <w:u w:val="none"/>
+                <w:strike w:val="false"/>
+                <w:sz w:val="21"/>
+                <w:szCs w:val="21"/>
+                <w:color w:val="000000"/>
+              </w:rPr>
+              <w:t xml:space="preserve">2. How many treated units had no close match, and how often was each twin reused?</w:t>
+            </w:r>
+            <w:r>
+              <w:rPr>
+                <w:rFonts w:ascii="Arial" w:hAnsi="Arial" w:eastAsia="Arial" w:cs="Arial"/>
+                <w:i w:val="false"/>
+                <w:b w:val="false"/>
+                <w:u w:val="none"/>
+                <w:strike w:val="false"/>
                 <w:sz w:val="21"/>
                 <w:szCs w:val="21"/>
                 <w:color w:val="000000"/>
@@ -7428,6 +8508,7 @@
                 <w:i w:val="false"/>
                 <w:b w:val="false"/>
                 <w:u w:val="none"/>
+                <w:strike w:val="false"/>
                 <w:sz w:val="21"/>
                 <w:szCs w:val="21"/>
                 <w:color w:val="000000"/>
@@ -7440,6 +8521,7 @@
                 <w:i w:val="false"/>
                 <w:b w:val="false"/>
                 <w:u w:val="none"/>
+                <w:strike w:val="false"/>
                 <w:sz w:val="21"/>
                 <w:szCs w:val="21"/>
                 <w:color w:val="000000"/>
@@ -7452,18 +8534,20 @@
                 <w:i w:val="false"/>
                 <w:b w:val="false"/>
                 <w:u w:val="none"/>
-                <w:sz w:val="21"/>
-                <w:szCs w:val="21"/>
-                <w:color w:val="000000"/>
-              </w:rPr>
-              <w:t xml:space="preserve">4. Does the answer hold if you change what you matched on, or compare changes instead of levels?</w:t>
-            </w:r>
-            <w:r>
-              <w:rPr>
-                <w:rFonts w:ascii="Arial" w:hAnsi="Arial" w:eastAsia="Arial" w:cs="Arial"/>
-                <w:i w:val="false"/>
-                <w:b w:val="false"/>
-                <w:u w:val="none"/>
+                <w:strike w:val="false"/>
+                <w:sz w:val="21"/>
+                <w:szCs w:val="21"/>
+                <w:color w:val="000000"/>
+              </w:rPr>
+              <w:t xml:space="preserve">4. Does the answer hold if you change what you matched on?</w:t>
+            </w:r>
+            <w:r>
+              <w:rPr>
+                <w:rFonts w:ascii="Arial" w:hAnsi="Arial" w:eastAsia="Arial" w:cs="Arial"/>
+                <w:i w:val="false"/>
+                <w:b w:val="false"/>
+                <w:u w:val="none"/>
+                <w:strike w:val="false"/>
                 <w:sz w:val="21"/>
                 <w:szCs w:val="21"/>
                 <w:color w:val="000000"/>
@@ -7476,6 +8560,7 @@
                 <w:i w:val="false"/>
                 <w:b w:val="false"/>
                 <w:u w:val="none"/>
+                <w:strike w:val="false"/>
                 <w:sz w:val="21"/>
                 <w:szCs w:val="21"/>
                 <w:color w:val="000000"/>
@@ -7488,6 +8573,7 @@
                 <w:i w:val="false"/>
                 <w:b w:val="false"/>
                 <w:u w:val="none"/>
+                <w:strike w:val="false"/>
                 <w:sz w:val="21"/>
                 <w:szCs w:val="21"/>
                 <w:color w:val="000000"/>
@@ -7500,6 +8586,7 @@
                 <w:i w:val="false"/>
                 <w:b w:val="false"/>
                 <w:u w:val="none"/>
+                <w:strike w:val="false"/>
                 <w:sz w:val="21"/>
                 <w:szCs w:val="21"/>
                 <w:color w:val="000000"/>
@@ -7512,6 +8599,7 @@
                 <w:i w:val="false"/>
                 <w:b w:val="false"/>
                 <w:u w:val="none"/>
+                <w:strike w:val="false"/>
                 <w:sz w:val="21"/>
                 <w:szCs w:val="21"/>
                 <w:color w:val="000000"/>
@@ -7524,6 +8612,7 @@
                 <w:i w:val="false"/>
                 <w:b w:val="false"/>
                 <w:u w:val="none"/>
+                <w:strike w:val="false"/>
                 <w:sz w:val="21"/>
                 <w:szCs w:val="21"/>
                 <w:color w:val="000000"/>
@@ -7536,6 +8625,7 @@
                 <w:i w:val="false"/>
                 <w:b w:val="false"/>
                 <w:u w:val="none"/>
+                <w:strike w:val="false"/>
                 <w:sz w:val="21"/>
                 <w:szCs w:val="21"/>
                 <w:color w:val="000000"/>
@@ -7571,6 +8661,7 @@
           <w:i w:val="false"/>
           <w:b w:val="false"/>
           <w:u w:val="none"/>
+          <w:strike w:val="false"/>
           <w:sz w:val="18"/>
           <w:szCs w:val="18"/>
           <w:color w:val="545860"/>
@@ -7597,6 +8688,7 @@
           <w:i w:val="false"/>
           <w:b w:val="true"/>
           <w:u w:val="none"/>
+          <w:strike w:val="false"/>
           <w:sz w:val="36"/>
           <w:szCs w:val="36"/>
           <w:color w:val="063360"/>
@@ -7623,6 +8715,7 @@
           <w:i w:val="true"/>
           <w:b w:val="false"/>
           <w:u w:val="none"/>
+          <w:strike w:val="false"/>
           <w:sz w:val="18"/>
           <w:szCs w:val="18"/>
           <w:color w:val="215A9E"/>
@@ -7649,6 +8742,7 @@
           <w:i w:val="false"/>
           <w:b w:val="true"/>
           <w:u w:val="none"/>
+          <w:strike w:val="false"/>
           <w:sz w:val="26"/>
           <w:szCs w:val="26"/>
           <w:color w:val="215A9E"/>
@@ -7675,6 +8769,7 @@
           <w:i w:val="false"/>
           <w:b w:val="false"/>
           <w:u w:val="none"/>
+          <w:strike w:val="false"/>
           <w:sz w:val="22"/>
           <w:szCs w:val="22"/>
           <w:color w:val="000000"/>
@@ -7701,11 +8796,12 @@
           <w:i w:val="false"/>
           <w:b w:val="false"/>
           <w:u w:val="none"/>
+          <w:strike w:val="false"/>
           <w:sz w:val="22"/>
           <w:szCs w:val="22"/>
           <w:color w:val="000000"/>
         </w:rPr>
-        <w:t xml:space="preserve">Three ways to run it; decide on the day. (1) Worksheet: each group works through the sheet together and reports one answer. (2) Cards on the table: each group lays out its seven profile cards and pairs them physically, then fills in the sheet. (3) Walking version: take one set of cards and give one card to a volunteer from each of seven groups; the eighth group checks the matches. A, B and C walk to the person they think is their twin; their own groups explain the match. Business 4 is left standing alone: ask the room what happens to it in the analysis (it is set aside, the common-support idea that returns in Case 2). Few people walk, and each group reports through its volunteer.</w:t>
+        <w:t xml:space="preserve">Three ways to run it; decide on the day. (1) Worksheet: each group works through the sheet together and reports one answer. (2) Cards on the table: each group lays out its seven profile cards and pairs them physically, then fills in the sheet. (3) Walking version: take one set of cards and give one card to a volunteer from each of seven groups; the eighth group checks the matches. A, B and C walk to the person they think is their twin; their own groups explain the match. Business 4 is left standing alone: ask the room what happens to it in the analysis (it is set aside, the overlap idea that returns in Section 2). Few people walk, and each group reports through its volunteer.</w:t>
       </w:r>
     </w:p>
     <w:p>
@@ -7727,11 +8823,12 @@
           <w:i w:val="false"/>
           <w:b w:val="true"/>
           <w:u w:val="none"/>
+          <w:strike w:val="false"/>
           <w:sz w:val="26"/>
           <w:szCs w:val="26"/>
           <w:color w:val="215A9E"/>
         </w:rPr>
-        <w:t xml:space="preserve">Which case would you trust?</w:t>
+        <w:t xml:space="preserve">Which evaluator would you trust?</w:t>
       </w:r>
     </w:p>
     <w:p>
@@ -7753,11 +8850,12 @@
           <w:i w:val="false"/>
           <w:b w:val="false"/>
           <w:u w:val="none"/>
+          <w:strike w:val="false"/>
           <w:sz w:val="22"/>
           <w:szCs w:val="22"/>
           <w:color w:val="000000"/>
         </w:rPr>
-        <w:t xml:space="preserve">Case 1 is the more trustworthy study, and it cannot show it clears the rule: it estimates 998 AED saved, and the least generous end is 911. Case 2 gives the more attractive answer and carries the unquantified risk: 13 camera segments (3%) have no real lookalike, 395 segments share 171 twins, and the outcome's own baseline is out of balance (0.20). Levels say 0.96 avoided, changes say 2.10; the interval for changes runs down to 1.32, short of 2.0. Rows 1 and 4 separate the two cases, and neither appears in a typical results table.</w:t>
+        <w:t xml:space="preserve">A is the more trustworthy study, and it cannot show it clears the rule: it estimates -1,031 AED, and the least generous end is 854. B gives the more attractive answer (-1,342 AED, least generous end 1,263) because it left out manager age, which went with the efficiency score that decided who took part: B's pairs have managers 17 years apart and costs already 540 AED apart before the programme. The lottery in the pilot district found -1,014, close to A. Rows 4 and 5 separate the two studies, and neither appears in a typical results table.</w:t>
       </w:r>
     </w:p>
     <w:p>
@@ -7779,11 +8877,12 @@
           <w:i w:val="false"/>
           <w:b w:val="false"/>
           <w:u w:val="none"/>
+          <w:strike w:val="false"/>
           <w:sz w:val="22"/>
           <w:szCs w:val="22"/>
           <w:color w:val="000000"/>
         </w:rPr>
-        <w:t xml:space="preserve">For the question to Case 2's evaluator, the sharpest is: did the outcome's own baseline balance, and did you compare levels or changes?</w:t>
+        <w:t xml:space="preserve">For the question to evaluator B, the sharpest is: what decided who took part, and is all of it on your list? A close second: were the pairs' costs similar before the programme?</w:t>
       </w:r>
     </w:p>
     <w:p>
@@ -7805,11 +8904,12 @@
           <w:i w:val="false"/>
           <w:b w:val="false"/>
           <w:u w:val="none"/>
+          <w:strike w:val="false"/>
           <w:sz w:val="22"/>
           <w:szCs w:val="22"/>
           <w:color w:val="000000"/>
         </w:rPr>
-        <w:t xml:space="preserve">Question 3: both changes estimates clear their rule, Case 2's by 5% and Case 1's by 1%. The bigger margin does not rescue Case 2: its least generous end is short of the rule and its pairs did not start level.</w:t>
+        <w:t xml:space="preserve">Question 3: B's interval clears the rule only because B's pairs differ in something B did not measure. A clean-looking interval does not rescue a comparison that is not like with like.</w:t>
       </w:r>
     </w:p>
     <w:p>
@@ -7831,11 +8931,12 @@
           <w:i w:val="false"/>
           <w:b w:val="false"/>
           <w:u w:val="none"/>
+          <w:strike w:val="false"/>
           <w:sz w:val="22"/>
           <w:szCs w:val="22"/>
           <w:color w:val="000000"/>
         </w:rPr>
-        <w:t xml:space="preserve">Suggested verdicts. Case 1: act with conditions (a sound study whose interval straddles the rule; ask whether the answer holds on a different list). Case 2: send back (ask what happens without the segments that have no lookalike, and for the outcome's baseline).</w:t>
+        <w:t xml:space="preserve">Suggested verdicts. A: act with conditions (a sound study whose interval straddles the rule; ask whether the answer holds on a different list). B: send back (ask for manager age, or for the pairs' costs before the programme).</w:t>
       </w:r>
     </w:p>
     <w:p>
@@ -7857,6 +8958,7 @@
           <w:i w:val="false"/>
           <w:b w:val="true"/>
           <w:u w:val="none"/>
+          <w:strike w:val="false"/>
           <w:sz w:val="26"/>
           <w:szCs w:val="26"/>
           <w:color w:val="215A9E"/>
@@ -7883,18 +8985,19 @@
           <w:i w:val="false"/>
           <w:b w:val="false"/>
           <w:u w:val="none"/>
+          <w:strike w:val="false"/>
           <w:sz w:val="22"/>
           <w:szCs w:val="22"/>
           <w:color w:val="000000"/>
         </w:rPr>
-        <w:t xml:space="preserve">Case 1 is reported accurately, including the interval that straddles the rule. Three false assurances in Case 2: "similarly strong, every segment matched" hides the 13 segments with no real lookalike; "comfortably exceeding" holds only for the changes estimate, the levels estimate does not clear 2.0 and the interval dips to 1.32; "should be scaled" rests on the first two and is stated most confidently. The model had the details in front of it and still went with the headline. Check its summary against the table you gave it.</w:t>
+        <w:t xml:space="preserve">A is reported accurately, including the interval that straddles the rule. Three false assurances about B: "near-perfect balance on every characteristic" holds only for the three it matched on, and the pairs' managers are 17 years apart; "comfortably exceeding" ignores that the pairs were already 540 AED apart before the programme; "should be scaled" rests on the first two and is stated most confidently. The model had the details in front of it and still went with the headline. Check its summary against the table you gave it.</w:t>
       </w:r>
     </w:p>
-    <w:sectPr w:officer="true">
-      <w:pgMar w:header="720" w:bottom="1008" w:top="1008" w:right="1152" w:left="1152" w:footer="720" w:gutter="720"/>
+    <w:sectPr>
+      <w:pgMar w:header="708" w:bottom="1008" w:top="1008" w:right="1152" w:left="1152" w:footer="708" w:gutter="0"/>
       <w:pgSz w:h="16838" w:w="11906" w:orient="portrait"/>
+      <w:type w:val="continuous"/>
       <w:cols/>
-      <w:type w:val="continuous"/>
     </w:sectPr>
   </w:body>
 </w:document>

--- a/Module_2_Oct_2026_v2/Oct13_session3_materials.docx
+++ b/Module_2_Oct_2026_v2/Oct13_session3_materials.docx
@@ -98,7 +98,7 @@
           <w:szCs w:val="18"/>
           <w:color w:val="545860"/>
         </w:rPr>
-        <w:t xml:space="preserve">Fictional GreenWaste case | invented figures</w:t>
+        <w:t xml:space="preserve">GreenWaste is a fictional training case.</w:t>
       </w:r>
     </w:p>
     <w:p>
@@ -2044,7 +2044,7 @@
           <w:szCs w:val="18"/>
           <w:color w:val="545860"/>
         </w:rPr>
-        <w:t xml:space="preserve">Fictional GreenWaste case | invented figures</w:t>
+        <w:t xml:space="preserve">GreenWaste is a fictional training case.</w:t>
       </w:r>
     </w:p>
     <w:p>
@@ -2338,7 +2338,7 @@
           <w:szCs w:val="18"/>
           <w:color w:val="545860"/>
         </w:rPr>
-        <w:t xml:space="preserve">Fictional GreenWaste case | invented figures</w:t>
+        <w:t xml:space="preserve">GreenWaste is a fictional training case.</w:t>
       </w:r>
     </w:p>
     <w:p>
@@ -2632,7 +2632,7 @@
           <w:szCs w:val="18"/>
           <w:color w:val="545860"/>
         </w:rPr>
-        <w:t xml:space="preserve">Fictional GreenWaste case | invented figures</w:t>
+        <w:t xml:space="preserve">GreenWaste is a fictional training case.</w:t>
       </w:r>
     </w:p>
     <w:p>
@@ -2926,7 +2926,7 @@
           <w:szCs w:val="18"/>
           <w:color w:val="545860"/>
         </w:rPr>
-        <w:t xml:space="preserve">Fictional GreenWaste case | invented figures</w:t>
+        <w:t xml:space="preserve">GreenWaste is a fictional training case.</w:t>
       </w:r>
     </w:p>
     <w:p>
@@ -3220,7 +3220,7 @@
           <w:szCs w:val="18"/>
           <w:color w:val="545860"/>
         </w:rPr>
-        <w:t xml:space="preserve">Fictional GreenWaste case | invented figures</w:t>
+        <w:t xml:space="preserve">GreenWaste is a fictional training case.</w:t>
       </w:r>
     </w:p>
     <w:p>
@@ -3514,7 +3514,7 @@
           <w:szCs w:val="18"/>
           <w:color w:val="545860"/>
         </w:rPr>
-        <w:t xml:space="preserve">Fictional GreenWaste case | invented figures</w:t>
+        <w:t xml:space="preserve">GreenWaste is a fictional training case.</w:t>
       </w:r>
     </w:p>
     <w:p>
@@ -3808,7 +3808,7 @@
           <w:szCs w:val="18"/>
           <w:color w:val="545860"/>
         </w:rPr>
-        <w:t xml:space="preserve">Fictional GreenWaste case | invented figures</w:t>
+        <w:t xml:space="preserve">GreenWaste is a fictional training case.</w:t>
       </w:r>
     </w:p>
     <w:p>
